--- a/data/outputs/v2/Physics/SS3.1_Radioactivity_and_Stability_of_Isotopes/Physics_Radioactivity_and_Stability_of_Isotopes_CBE_LessonSequence.docx
+++ b/data/outputs/v2/Physics/SS3.1_Radioactivity_and_Stability_of_Isotopes/Physics_Radioactivity_and_Stability_of_Isotopes_CBE_LessonSequence.docx
@@ -3489,32 +3489,32 @@
         <w:tc>
           <w:tcPr>
             <w:tcW w:type="dxa" w:w="1520"/>
-            <w:shd w:fill="F2F2F2" w:color="auto" w:val="clear"/>
-            <w:tcMar>
-              <w:top w:type="dxa" w:w="60"/>
-              <w:left w:type="dxa" w:w="120"/>
-              <w:bottom w:type="dxa" w:w="60"/>
-              <w:right w:type="dxa" w:w="120"/>
-            </w:tcMar>
-            <w:vAlign w:val="top"/>
-          </w:tcPr>
-          <w:p>
-            <w:pPr>
-              <w:spacing w:after="40" w:before="0"/>
-              <w:jc w:val="left"/>
-            </w:pPr>
-            <w:r>
-              <w:rPr>
-                <w:rFonts w:ascii="Arial" w:cs="Arial" w:eastAsia="Arial" w:hAnsi="Arial"/>
-                <w:b/>
-                <w:bCs/>
-                <w:i w:val="false"/>
-                <w:iCs w:val="false"/>
-                <w:color w:val="000000"/>
-                <w:sz w:val="18"/>
-                <w:szCs w:val="18"/>
-              </w:rPr>
-              <w:t xml:space="preserve">Phase 1 — PREDICT: What Is the Rock Doing?</w:t>
+            <w:shd w:fill="EAD1F5" w:color="auto" w:val="clear"/>
+            <w:tcMar>
+              <w:top w:type="dxa" w:w="60"/>
+              <w:left w:type="dxa" w:w="120"/>
+              <w:bottom w:type="dxa" w:w="60"/>
+              <w:right w:type="dxa" w:w="120"/>
+            </w:tcMar>
+            <w:vAlign w:val="top"/>
+          </w:tcPr>
+          <w:p>
+            <w:pPr>
+              <w:spacing w:after="40" w:before="0"/>
+              <w:jc w:val="left"/>
+            </w:pPr>
+            <w:r>
+              <w:rPr>
+                <w:rFonts w:ascii="Arial" w:cs="Arial" w:eastAsia="Arial" w:hAnsi="Arial"/>
+                <w:b/>
+                <w:bCs/>
+                <w:i w:val="false"/>
+                <w:iCs w:val="false"/>
+                <w:color w:val="000000"/>
+                <w:sz w:val="18"/>
+                <w:szCs w:val="18"/>
+              </w:rPr>
+              <w:t xml:space="preserve">Predict Phase</w:t>
             </w:r>
           </w:p>
           <w:p>
@@ -3537,7 +3537,7 @@
             <w:pPr>
               <w:spacing w:after="20" w:before="0"/>
             </w:pPr>
-            <w:hyperlink w:history="1" r:id="rIdlbnizpmojmdpbw57gwjgt">
+            <w:hyperlink w:history="1" r:id="rIdjax1pubf2hqup0mouzr_2">
               <w:r>
                 <w:rPr>
                   <w:rFonts w:ascii="Arial" w:cs="Arial" w:eastAsia="Arial" w:hAnsi="Arial"/>
@@ -3570,7 +3570,7 @@
               <w:spacing w:after="10" w:before="0"/>
               <w:ind w:left="120"/>
             </w:pPr>
-            <w:hyperlink w:history="1" r:id="rId6b_tl9qh_3wiv2cro8qm8">
+            <w:hyperlink w:history="1" r:id="rIdbcjhykw6zilyrzn5pqgim">
               <w:r>
                 <w:rPr>
                   <w:rFonts w:ascii="Arial" w:cs="Arial" w:eastAsia="Arial" w:hAnsi="Arial"/>
@@ -3615,7 +3615,7 @@
             <w:pPr>
               <w:spacing w:after="20" w:before="0"/>
             </w:pPr>
-            <w:hyperlink w:history="1" r:id="rId-nobp4-dimlk_vxohvuyq">
+            <w:hyperlink w:history="1" r:id="rId44b9200asa0dnel-_7pui">
               <w:r>
                 <w:rPr>
                   <w:rFonts w:ascii="Arial" w:cs="Arial" w:eastAsia="Arial" w:hAnsi="Arial"/>
@@ -3648,7 +3648,7 @@
               <w:spacing w:after="10" w:before="0"/>
               <w:ind w:left="120"/>
             </w:pPr>
-            <w:hyperlink w:history="1" r:id="rIdspfaf5vmsn_yosi_p5lxt">
+            <w:hyperlink w:history="1" r:id="rId_vz4wkfuuqqgfr8pzytgt">
               <w:r>
                 <w:rPr>
                   <w:rFonts w:ascii="Arial" w:cs="Arial" w:eastAsia="Arial" w:hAnsi="Arial"/>
@@ -3795,32 +3795,32 @@
         <w:tc>
           <w:tcPr>
             <w:tcW w:type="dxa" w:w="1520"/>
-            <w:shd w:fill="F2F2F2" w:color="auto" w:val="clear"/>
-            <w:tcMar>
-              <w:top w:type="dxa" w:w="60"/>
-              <w:left w:type="dxa" w:w="120"/>
-              <w:bottom w:type="dxa" w:w="60"/>
-              <w:right w:type="dxa" w:w="120"/>
-            </w:tcMar>
-            <w:vAlign w:val="top"/>
-          </w:tcPr>
-          <w:p>
-            <w:pPr>
-              <w:spacing w:after="40" w:before="0"/>
-              <w:jc w:val="left"/>
-            </w:pPr>
-            <w:r>
-              <w:rPr>
-                <w:rFonts w:ascii="Arial" w:cs="Arial" w:eastAsia="Arial" w:hAnsi="Arial"/>
-                <w:b/>
-                <w:bCs/>
-                <w:i w:val="false"/>
-                <w:iCs w:val="false"/>
-                <w:color w:val="000000"/>
-                <w:sz w:val="18"/>
-                <w:szCs w:val="18"/>
-              </w:rPr>
-              <w:t xml:space="preserve">Phase 2 — OBSERVE: Building the Nuclear Vocabulary to Read the Evidence</w:t>
+            <w:shd w:fill="D9EEF1" w:color="auto" w:val="clear"/>
+            <w:tcMar>
+              <w:top w:type="dxa" w:w="60"/>
+              <w:left w:type="dxa" w:w="120"/>
+              <w:bottom w:type="dxa" w:w="60"/>
+              <w:right w:type="dxa" w:w="120"/>
+            </w:tcMar>
+            <w:vAlign w:val="top"/>
+          </w:tcPr>
+          <w:p>
+            <w:pPr>
+              <w:spacing w:after="40" w:before="0"/>
+              <w:jc w:val="left"/>
+            </w:pPr>
+            <w:r>
+              <w:rPr>
+                <w:rFonts w:ascii="Arial" w:cs="Arial" w:eastAsia="Arial" w:hAnsi="Arial"/>
+                <w:b/>
+                <w:bCs/>
+                <w:i w:val="false"/>
+                <w:iCs w:val="false"/>
+                <w:color w:val="000000"/>
+                <w:sz w:val="18"/>
+                <w:szCs w:val="18"/>
+              </w:rPr>
+              <w:t xml:space="preserve">Observe Phase</w:t>
             </w:r>
           </w:p>
           <w:p>
@@ -3843,7 +3843,7 @@
             <w:pPr>
               <w:spacing w:after="20" w:before="0"/>
             </w:pPr>
-            <w:hyperlink w:history="1" r:id="rIdpgqbqdys820stoaquonfz">
+            <w:hyperlink w:history="1" r:id="rIdow5jzneruzlqx_jvgyycc">
               <w:r>
                 <w:rPr>
                   <w:rFonts w:ascii="Arial" w:cs="Arial" w:eastAsia="Arial" w:hAnsi="Arial"/>
@@ -3876,7 +3876,7 @@
               <w:spacing w:after="10" w:before="0"/>
               <w:ind w:left="120"/>
             </w:pPr>
-            <w:hyperlink w:history="1" r:id="rIdfyxeteujhy4x_yywzysct">
+            <w:hyperlink w:history="1" r:id="rId0hkuwhcbba32cmm3vx84x">
               <w:r>
                 <w:rPr>
                   <w:rFonts w:ascii="Arial" w:cs="Arial" w:eastAsia="Arial" w:hAnsi="Arial"/>
@@ -3921,7 +3921,7 @@
             <w:pPr>
               <w:spacing w:after="20" w:before="0"/>
             </w:pPr>
-            <w:hyperlink w:history="1" r:id="rIdlb2q7zgk9rkyzrdjqxoc7">
+            <w:hyperlink w:history="1" r:id="rIdar2joa35leyoy9cdpnl3-">
               <w:r>
                 <w:rPr>
                   <w:rFonts w:ascii="Arial" w:cs="Arial" w:eastAsia="Arial" w:hAnsi="Arial"/>
@@ -3954,7 +3954,7 @@
               <w:spacing w:after="10" w:before="0"/>
               <w:ind w:left="120"/>
             </w:pPr>
-            <w:hyperlink w:history="1" r:id="rIdxsglxss10_6ti7pnhtyed">
+            <w:hyperlink w:history="1" r:id="rIdzif0incrqoetoncwevv3y">
               <w:r>
                 <w:rPr>
                   <w:rFonts w:ascii="Arial" w:cs="Arial" w:eastAsia="Arial" w:hAnsi="Arial"/>
@@ -4101,32 +4101,32 @@
         <w:tc>
           <w:tcPr>
             <w:tcW w:type="dxa" w:w="1520"/>
-            <w:shd w:fill="F2F2F2" w:color="auto" w:val="clear"/>
-            <w:tcMar>
-              <w:top w:type="dxa" w:w="60"/>
-              <w:left w:type="dxa" w:w="120"/>
-              <w:bottom w:type="dxa" w:w="60"/>
-              <w:right w:type="dxa" w:w="120"/>
-            </w:tcMar>
-            <w:vAlign w:val="top"/>
-          </w:tcPr>
-          <w:p>
-            <w:pPr>
-              <w:spacing w:after="40" w:before="0"/>
-              <w:jc w:val="left"/>
-            </w:pPr>
-            <w:r>
-              <w:rPr>
-                <w:rFonts w:ascii="Arial" w:cs="Arial" w:eastAsia="Arial" w:hAnsi="Arial"/>
-                <w:b/>
-                <w:bCs/>
-                <w:i w:val="false"/>
-                <w:iCs w:val="false"/>
-                <w:color w:val="000000"/>
-                <w:sz w:val="18"/>
-                <w:szCs w:val="18"/>
-              </w:rPr>
-              <w:t xml:space="preserve">Phase 3 — EXPLAIN: Connecting Nuclear Structure to the Phenomenon</w:t>
+            <w:shd w:fill="E2EFDA" w:color="auto" w:val="clear"/>
+            <w:tcMar>
+              <w:top w:type="dxa" w:w="60"/>
+              <w:left w:type="dxa" w:w="120"/>
+              <w:bottom w:type="dxa" w:w="60"/>
+              <w:right w:type="dxa" w:w="120"/>
+            </w:tcMar>
+            <w:vAlign w:val="top"/>
+          </w:tcPr>
+          <w:p>
+            <w:pPr>
+              <w:spacing w:after="40" w:before="0"/>
+              <w:jc w:val="left"/>
+            </w:pPr>
+            <w:r>
+              <w:rPr>
+                <w:rFonts w:ascii="Arial" w:cs="Arial" w:eastAsia="Arial" w:hAnsi="Arial"/>
+                <w:b/>
+                <w:bCs/>
+                <w:i w:val="false"/>
+                <w:iCs w:val="false"/>
+                <w:color w:val="000000"/>
+                <w:sz w:val="18"/>
+                <w:szCs w:val="18"/>
+              </w:rPr>
+              <w:t xml:space="preserve">Explain Phase</w:t>
             </w:r>
           </w:p>
           <w:p>
@@ -4149,7 +4149,7 @@
             <w:pPr>
               <w:spacing w:after="20" w:before="0"/>
             </w:pPr>
-            <w:hyperlink w:history="1" r:id="rIdlkzhuse3_bd9eua8h-qil">
+            <w:hyperlink w:history="1" r:id="rIdl_ee5dizp4y3yq0xgmonx">
               <w:r>
                 <w:rPr>
                   <w:rFonts w:ascii="Arial" w:cs="Arial" w:eastAsia="Arial" w:hAnsi="Arial"/>
@@ -4182,7 +4182,7 @@
               <w:spacing w:after="10" w:before="0"/>
               <w:ind w:left="120"/>
             </w:pPr>
-            <w:hyperlink w:history="1" r:id="rIdccaspoh5xaui-sr2wtvcx">
+            <w:hyperlink w:history="1" r:id="rId5rscaievzp8uzyrceon7a">
               <w:r>
                 <w:rPr>
                   <w:rFonts w:ascii="Arial" w:cs="Arial" w:eastAsia="Arial" w:hAnsi="Arial"/>
@@ -4227,7 +4227,7 @@
             <w:pPr>
               <w:spacing w:after="20" w:before="0"/>
             </w:pPr>
-            <w:hyperlink w:history="1" r:id="rIdag0ctopzwyca9se2gkw7s">
+            <w:hyperlink w:history="1" r:id="rIdjwoiuhfxg1t1tupjfonid">
               <w:r>
                 <w:rPr>
                   <w:rFonts w:ascii="Arial" w:cs="Arial" w:eastAsia="Arial" w:hAnsi="Arial"/>
@@ -4260,7 +4260,7 @@
               <w:spacing w:after="10" w:before="0"/>
               <w:ind w:left="120"/>
             </w:pPr>
-            <w:hyperlink w:history="1" r:id="rId0s48kphk-e7wfnoxkvv3-">
+            <w:hyperlink w:history="1" r:id="rIdupt7b_8rfbh4cijw41djz">
               <w:r>
                 <w:rPr>
                   <w:rFonts w:ascii="Arial" w:cs="Arial" w:eastAsia="Arial" w:hAnsi="Arial"/>
@@ -4407,32 +4407,32 @@
         <w:tc>
           <w:tcPr>
             <w:tcW w:type="dxa" w:w="1520"/>
-            <w:shd w:fill="F2F2F2" w:color="auto" w:val="clear"/>
-            <w:tcMar>
-              <w:top w:type="dxa" w:w="60"/>
-              <w:left w:type="dxa" w:w="120"/>
-              <w:bottom w:type="dxa" w:w="60"/>
-              <w:right w:type="dxa" w:w="120"/>
-            </w:tcMar>
-            <w:vAlign w:val="top"/>
-          </w:tcPr>
-          <w:p>
-            <w:pPr>
-              <w:spacing w:after="40" w:before="0"/>
-              <w:jc w:val="left"/>
-            </w:pPr>
-            <w:r>
-              <w:rPr>
-                <w:rFonts w:ascii="Arial" w:cs="Arial" w:eastAsia="Arial" w:hAnsi="Arial"/>
-                <w:b/>
-                <w:bCs/>
-                <w:i w:val="false"/>
-                <w:iCs w:val="false"/>
-                <w:color w:val="000000"/>
-                <w:sz w:val="18"/>
-                <w:szCs w:val="18"/>
-              </w:rPr>
-              <w:t xml:space="preserve">Phase 4 — DRIVING QUESTION BOARD (DQB): Opening the Class Investigation</w:t>
+            <w:shd w:fill="FCE4D6" w:color="auto" w:val="clear"/>
+            <w:tcMar>
+              <w:top w:type="dxa" w:w="60"/>
+              <w:left w:type="dxa" w:w="120"/>
+              <w:bottom w:type="dxa" w:w="60"/>
+              <w:right w:type="dxa" w:w="120"/>
+            </w:tcMar>
+            <w:vAlign w:val="top"/>
+          </w:tcPr>
+          <w:p>
+            <w:pPr>
+              <w:spacing w:after="40" w:before="0"/>
+              <w:jc w:val="left"/>
+            </w:pPr>
+            <w:r>
+              <w:rPr>
+                <w:rFonts w:ascii="Arial" w:cs="Arial" w:eastAsia="Arial" w:hAnsi="Arial"/>
+                <w:b/>
+                <w:bCs/>
+                <w:i w:val="false"/>
+                <w:iCs w:val="false"/>
+                <w:color w:val="000000"/>
+                <w:sz w:val="18"/>
+                <w:szCs w:val="18"/>
+              </w:rPr>
+              <w:t xml:space="preserve">Driving Question Board (DQB) Creation</w:t>
             </w:r>
           </w:p>
           <w:p>
@@ -4455,7 +4455,7 @@
             <w:pPr>
               <w:spacing w:after="20" w:before="0"/>
             </w:pPr>
-            <w:hyperlink w:history="1" r:id="rId-zci6fpp-3ysnk-kq6tav">
+            <w:hyperlink w:history="1" r:id="rIdyuehbpazhjqudsnppaelv">
               <w:r>
                 <w:rPr>
                   <w:rFonts w:ascii="Arial" w:cs="Arial" w:eastAsia="Arial" w:hAnsi="Arial"/>
@@ -4488,7 +4488,7 @@
               <w:spacing w:after="10" w:before="0"/>
               <w:ind w:left="120"/>
             </w:pPr>
-            <w:hyperlink w:history="1" r:id="rIdigv4w-wsma_md6psf6gjo">
+            <w:hyperlink w:history="1" r:id="rIdct7x6j2y2zwii-xgvsgpu">
               <w:r>
                 <w:rPr>
                   <w:rFonts w:ascii="Arial" w:cs="Arial" w:eastAsia="Arial" w:hAnsi="Arial"/>
@@ -4533,7 +4533,7 @@
             <w:pPr>
               <w:spacing w:after="20" w:before="0"/>
             </w:pPr>
-            <w:hyperlink w:history="1" r:id="rIdqwizpwvokfyomd-oeqc0b">
+            <w:hyperlink w:history="1" r:id="rIdj1rts2lpmhadyr9ykroyt">
               <w:r>
                 <w:rPr>
                   <w:rFonts w:ascii="Arial" w:cs="Arial" w:eastAsia="Arial" w:hAnsi="Arial"/>
@@ -4566,7 +4566,7 @@
               <w:spacing w:after="10" w:before="0"/>
               <w:ind w:left="120"/>
             </w:pPr>
-            <w:hyperlink w:history="1" r:id="rIdgg2zplrkiz2tj0-q1as34">
+            <w:hyperlink w:history="1" r:id="rIdypnqf0a6ubqlolg0-csyk">
               <w:r>
                 <w:rPr>
                   <w:rFonts w:ascii="Arial" w:cs="Arial" w:eastAsia="Arial" w:hAnsi="Arial"/>
@@ -4713,32 +4713,32 @@
         <w:tc>
           <w:tcPr>
             <w:tcW w:type="dxa" w:w="1520"/>
-            <w:shd w:fill="F2F2F2" w:color="auto" w:val="clear"/>
-            <w:tcMar>
-              <w:top w:type="dxa" w:w="60"/>
-              <w:left w:type="dxa" w:w="120"/>
-              <w:bottom w:type="dxa" w:w="60"/>
-              <w:right w:type="dxa" w:w="120"/>
-            </w:tcMar>
-            <w:vAlign w:val="top"/>
-          </w:tcPr>
-          <w:p>
-            <w:pPr>
-              <w:spacing w:after="40" w:before="0"/>
-              <w:jc w:val="left"/>
-            </w:pPr>
-            <w:r>
-              <w:rPr>
-                <w:rFonts w:ascii="Arial" w:cs="Arial" w:eastAsia="Arial" w:hAnsi="Arial"/>
-                <w:b/>
-                <w:bCs/>
-                <w:i w:val="false"/>
-                <w:iCs w:val="false"/>
-                <w:color w:val="000000"/>
-                <w:sz w:val="18"/>
-                <w:szCs w:val="18"/>
-              </w:rPr>
-              <w:t xml:space="preserve">Phase 5 — MODEL BUILDING: Drawing the Nucleus and Its Instability</w:t>
+            <w:shd w:fill="D5E8F0" w:color="auto" w:val="clear"/>
+            <w:tcMar>
+              <w:top w:type="dxa" w:w="60"/>
+              <w:left w:type="dxa" w:w="120"/>
+              <w:bottom w:type="dxa" w:w="60"/>
+              <w:right w:type="dxa" w:w="120"/>
+            </w:tcMar>
+            <w:vAlign w:val="top"/>
+          </w:tcPr>
+          <w:p>
+            <w:pPr>
+              <w:spacing w:after="40" w:before="0"/>
+              <w:jc w:val="left"/>
+            </w:pPr>
+            <w:r>
+              <w:rPr>
+                <w:rFonts w:ascii="Arial" w:cs="Arial" w:eastAsia="Arial" w:hAnsi="Arial"/>
+                <w:b/>
+                <w:bCs/>
+                <w:i w:val="false"/>
+                <w:iCs w:val="false"/>
+                <w:color w:val="000000"/>
+                <w:sz w:val="18"/>
+                <w:szCs w:val="18"/>
+              </w:rPr>
+              <w:t xml:space="preserve">Model Building Phase</w:t>
             </w:r>
           </w:p>
           <w:p>
@@ -4761,7 +4761,7 @@
             <w:pPr>
               <w:spacing w:after="20" w:before="0"/>
             </w:pPr>
-            <w:hyperlink w:history="1" r:id="rIdpkk2lmmc6dn9rzjexr6dl">
+            <w:hyperlink w:history="1" r:id="rIdk1af3ymp5atqrt2rrx6qb">
               <w:r>
                 <w:rPr>
                   <w:rFonts w:ascii="Arial" w:cs="Arial" w:eastAsia="Arial" w:hAnsi="Arial"/>
@@ -4794,7 +4794,7 @@
               <w:spacing w:after="10" w:before="0"/>
               <w:ind w:left="120"/>
             </w:pPr>
-            <w:hyperlink w:history="1" r:id="rIdqcesmxu85nsepls0_o7yc">
+            <w:hyperlink w:history="1" r:id="rIdsuc1dyodo8klj1rtqlym-">
               <w:r>
                 <w:rPr>
                   <w:rFonts w:ascii="Arial" w:cs="Arial" w:eastAsia="Arial" w:hAnsi="Arial"/>
@@ -4839,7 +4839,7 @@
             <w:pPr>
               <w:spacing w:after="20" w:before="0"/>
             </w:pPr>
-            <w:hyperlink w:history="1" r:id="rIdxve5jzauqenybcmvqufvc">
+            <w:hyperlink w:history="1" r:id="rId48lezl2pv8i5jlfxyfjum">
               <w:r>
                 <w:rPr>
                   <w:rFonts w:ascii="Arial" w:cs="Arial" w:eastAsia="Arial" w:hAnsi="Arial"/>
@@ -4872,7 +4872,7 @@
               <w:spacing w:after="10" w:before="0"/>
               <w:ind w:left="120"/>
             </w:pPr>
-            <w:hyperlink w:history="1" r:id="rIdwdn4h01llz2rluohjlk-p">
+            <w:hyperlink w:history="1" r:id="rIdpp3l1tlt8y37whpaw_rcu">
               <w:r>
                 <w:rPr>
                   <w:rFonts w:ascii="Arial" w:cs="Arial" w:eastAsia="Arial" w:hAnsi="Arial"/>
@@ -6425,32 +6425,32 @@
         <w:tc>
           <w:tcPr>
             <w:tcW w:type="dxa" w:w="1520"/>
-            <w:shd w:fill="F2F2F2" w:color="auto" w:val="clear"/>
-            <w:tcMar>
-              <w:top w:type="dxa" w:w="60"/>
-              <w:left w:type="dxa" w:w="120"/>
-              <w:bottom w:type="dxa" w:w="60"/>
-              <w:right w:type="dxa" w:w="120"/>
-            </w:tcMar>
-            <w:vAlign w:val="top"/>
-          </w:tcPr>
-          <w:p>
-            <w:pPr>
-              <w:spacing w:after="40" w:before="0"/>
-              <w:jc w:val="left"/>
-            </w:pPr>
-            <w:r>
-              <w:rPr>
-                <w:rFonts w:ascii="Arial" w:cs="Arial" w:eastAsia="Arial" w:hAnsi="Arial"/>
-                <w:b/>
-                <w:bCs/>
-                <w:i w:val="false"/>
-                <w:iCs w:val="false"/>
-                <w:color w:val="000000"/>
-                <w:sz w:val="18"/>
-                <w:szCs w:val="18"/>
-              </w:rPr>
-              <w:t xml:space="preserve">Phase 1 — Predict (15 minutes)</w:t>
+            <w:shd w:fill="EAD1F5" w:color="auto" w:val="clear"/>
+            <w:tcMar>
+              <w:top w:type="dxa" w:w="60"/>
+              <w:left w:type="dxa" w:w="120"/>
+              <w:bottom w:type="dxa" w:w="60"/>
+              <w:right w:type="dxa" w:w="120"/>
+            </w:tcMar>
+            <w:vAlign w:val="top"/>
+          </w:tcPr>
+          <w:p>
+            <w:pPr>
+              <w:spacing w:after="40" w:before="0"/>
+              <w:jc w:val="left"/>
+            </w:pPr>
+            <w:r>
+              <w:rPr>
+                <w:rFonts w:ascii="Arial" w:cs="Arial" w:eastAsia="Arial" w:hAnsi="Arial"/>
+                <w:b/>
+                <w:bCs/>
+                <w:i w:val="false"/>
+                <w:iCs w:val="false"/>
+                <w:color w:val="000000"/>
+                <w:sz w:val="18"/>
+                <w:szCs w:val="18"/>
+              </w:rPr>
+              <w:t xml:space="preserve">Predict Phase</w:t>
             </w:r>
           </w:p>
           <w:p>
@@ -6473,7 +6473,7 @@
             <w:pPr>
               <w:spacing w:after="20" w:before="0"/>
             </w:pPr>
-            <w:hyperlink w:history="1" r:id="rIdkta73trl5yzkkd4vcp3zz">
+            <w:hyperlink w:history="1" r:id="rIdf8nchgdf2nflrnm4hlfkv">
               <w:r>
                 <w:rPr>
                   <w:rFonts w:ascii="Arial" w:cs="Arial" w:eastAsia="Arial" w:hAnsi="Arial"/>
@@ -6506,7 +6506,7 @@
               <w:spacing w:after="10" w:before="0"/>
               <w:ind w:left="120"/>
             </w:pPr>
-            <w:hyperlink w:history="1" r:id="rIdepawpggupz3xwpcrzsxdd">
+            <w:hyperlink w:history="1" r:id="rId7a6-96qdgx7xaus0cwpw4">
               <w:r>
                 <w:rPr>
                   <w:rFonts w:ascii="Arial" w:cs="Arial" w:eastAsia="Arial" w:hAnsi="Arial"/>
@@ -6551,7 +6551,7 @@
             <w:pPr>
               <w:spacing w:after="20" w:before="0"/>
             </w:pPr>
-            <w:hyperlink w:history="1" r:id="rIdnrreavo5xwrnkawmctkiu">
+            <w:hyperlink w:history="1" r:id="rIdbbxp9aascncc7nwbu_p34">
               <w:r>
                 <w:rPr>
                   <w:rFonts w:ascii="Arial" w:cs="Arial" w:eastAsia="Arial" w:hAnsi="Arial"/>
@@ -6584,7 +6584,7 @@
               <w:spacing w:after="10" w:before="0"/>
               <w:ind w:left="120"/>
             </w:pPr>
-            <w:hyperlink w:history="1" r:id="rIdutk8khtn1evsieko3dxus">
+            <w:hyperlink w:history="1" r:id="rIdaemuisxgwvkv8__rf-wa4">
               <w:r>
                 <w:rPr>
                   <w:rFonts w:ascii="Arial" w:cs="Arial" w:eastAsia="Arial" w:hAnsi="Arial"/>
@@ -6731,32 +6731,32 @@
         <w:tc>
           <w:tcPr>
             <w:tcW w:type="dxa" w:w="1520"/>
-            <w:shd w:fill="F2F2F2" w:color="auto" w:val="clear"/>
-            <w:tcMar>
-              <w:top w:type="dxa" w:w="60"/>
-              <w:left w:type="dxa" w:w="120"/>
-              <w:bottom w:type="dxa" w:w="60"/>
-              <w:right w:type="dxa" w:w="120"/>
-            </w:tcMar>
-            <w:vAlign w:val="top"/>
-          </w:tcPr>
-          <w:p>
-            <w:pPr>
-              <w:spacing w:after="40" w:before="0"/>
-              <w:jc w:val="left"/>
-            </w:pPr>
-            <w:r>
-              <w:rPr>
-                <w:rFonts w:ascii="Arial" w:cs="Arial" w:eastAsia="Arial" w:hAnsi="Arial"/>
-                <w:b/>
-                <w:bCs/>
-                <w:i w:val="false"/>
-                <w:iCs w:val="false"/>
-                <w:color w:val="000000"/>
-                <w:sz w:val="18"/>
-                <w:szCs w:val="18"/>
-              </w:rPr>
-              <w:t xml:space="preserve">Phase 2 — Observe (20 minutes)</w:t>
+            <w:shd w:fill="D9EEF1" w:color="auto" w:val="clear"/>
+            <w:tcMar>
+              <w:top w:type="dxa" w:w="60"/>
+              <w:left w:type="dxa" w:w="120"/>
+              <w:bottom w:type="dxa" w:w="60"/>
+              <w:right w:type="dxa" w:w="120"/>
+            </w:tcMar>
+            <w:vAlign w:val="top"/>
+          </w:tcPr>
+          <w:p>
+            <w:pPr>
+              <w:spacing w:after="40" w:before="0"/>
+              <w:jc w:val="left"/>
+            </w:pPr>
+            <w:r>
+              <w:rPr>
+                <w:rFonts w:ascii="Arial" w:cs="Arial" w:eastAsia="Arial" w:hAnsi="Arial"/>
+                <w:b/>
+                <w:bCs/>
+                <w:i w:val="false"/>
+                <w:iCs w:val="false"/>
+                <w:color w:val="000000"/>
+                <w:sz w:val="18"/>
+                <w:szCs w:val="18"/>
+              </w:rPr>
+              <w:t xml:space="preserve">Observe Phase</w:t>
             </w:r>
           </w:p>
           <w:p>
@@ -6779,7 +6779,7 @@
             <w:pPr>
               <w:spacing w:after="20" w:before="0"/>
             </w:pPr>
-            <w:hyperlink w:history="1" r:id="rId9coyd9usvxyndcxg-lph_">
+            <w:hyperlink w:history="1" r:id="rIdm0kc-s7z2i8kfr6ikkf4c">
               <w:r>
                 <w:rPr>
                   <w:rFonts w:ascii="Arial" w:cs="Arial" w:eastAsia="Arial" w:hAnsi="Arial"/>
@@ -6812,7 +6812,7 @@
               <w:spacing w:after="10" w:before="0"/>
               <w:ind w:left="120"/>
             </w:pPr>
-            <w:hyperlink w:history="1" r:id="rIdjtb-lciwkr_4ehfovwvix">
+            <w:hyperlink w:history="1" r:id="rId_vl8ixuf91wsg4dvahnzd">
               <w:r>
                 <w:rPr>
                   <w:rFonts w:ascii="Arial" w:cs="Arial" w:eastAsia="Arial" w:hAnsi="Arial"/>
@@ -6857,7 +6857,7 @@
             <w:pPr>
               <w:spacing w:after="20" w:before="0"/>
             </w:pPr>
-            <w:hyperlink w:history="1" r:id="rIdxs3o7xffq1f8ogqxtbvl1">
+            <w:hyperlink w:history="1" r:id="rIdkse5voz7x0jicxqmrfth0">
               <w:r>
                 <w:rPr>
                   <w:rFonts w:ascii="Arial" w:cs="Arial" w:eastAsia="Arial" w:hAnsi="Arial"/>
@@ -6890,7 +6890,7 @@
               <w:spacing w:after="10" w:before="0"/>
               <w:ind w:left="120"/>
             </w:pPr>
-            <w:hyperlink w:history="1" r:id="rIdscm-xiymgrsj6rggduqo0">
+            <w:hyperlink w:history="1" r:id="rId2vro1cc0jeihkcdc8vaqo">
               <w:r>
                 <w:rPr>
                   <w:rFonts w:ascii="Arial" w:cs="Arial" w:eastAsia="Arial" w:hAnsi="Arial"/>
@@ -7037,32 +7037,32 @@
         <w:tc>
           <w:tcPr>
             <w:tcW w:type="dxa" w:w="1520"/>
-            <w:shd w:fill="F2F2F2" w:color="auto" w:val="clear"/>
-            <w:tcMar>
-              <w:top w:type="dxa" w:w="60"/>
-              <w:left w:type="dxa" w:w="120"/>
-              <w:bottom w:type="dxa" w:w="60"/>
-              <w:right w:type="dxa" w:w="120"/>
-            </w:tcMar>
-            <w:vAlign w:val="top"/>
-          </w:tcPr>
-          <w:p>
-            <w:pPr>
-              <w:spacing w:after="40" w:before="0"/>
-              <w:jc w:val="left"/>
-            </w:pPr>
-            <w:r>
-              <w:rPr>
-                <w:rFonts w:ascii="Arial" w:cs="Arial" w:eastAsia="Arial" w:hAnsi="Arial"/>
-                <w:b/>
-                <w:bCs/>
-                <w:i w:val="false"/>
-                <w:iCs w:val="false"/>
-                <w:color w:val="000000"/>
-                <w:sz w:val="18"/>
-                <w:szCs w:val="18"/>
-              </w:rPr>
-              <w:t xml:space="preserve">Phase 3 — Explain (20 minutes)</w:t>
+            <w:shd w:fill="E2EFDA" w:color="auto" w:val="clear"/>
+            <w:tcMar>
+              <w:top w:type="dxa" w:w="60"/>
+              <w:left w:type="dxa" w:w="120"/>
+              <w:bottom w:type="dxa" w:w="60"/>
+              <w:right w:type="dxa" w:w="120"/>
+            </w:tcMar>
+            <w:vAlign w:val="top"/>
+          </w:tcPr>
+          <w:p>
+            <w:pPr>
+              <w:spacing w:after="40" w:before="0"/>
+              <w:jc w:val="left"/>
+            </w:pPr>
+            <w:r>
+              <w:rPr>
+                <w:rFonts w:ascii="Arial" w:cs="Arial" w:eastAsia="Arial" w:hAnsi="Arial"/>
+                <w:b/>
+                <w:bCs/>
+                <w:i w:val="false"/>
+                <w:iCs w:val="false"/>
+                <w:color w:val="000000"/>
+                <w:sz w:val="18"/>
+                <w:szCs w:val="18"/>
+              </w:rPr>
+              <w:t xml:space="preserve">Explain Phase</w:t>
             </w:r>
           </w:p>
           <w:p>
@@ -7085,7 +7085,7 @@
             <w:pPr>
               <w:spacing w:after="20" w:before="0"/>
             </w:pPr>
-            <w:hyperlink w:history="1" r:id="rIdizsjijpwzx7kylzr08zv9">
+            <w:hyperlink w:history="1" r:id="rId3mq3dd5sagyvllwnd4wqm">
               <w:r>
                 <w:rPr>
                   <w:rFonts w:ascii="Arial" w:cs="Arial" w:eastAsia="Arial" w:hAnsi="Arial"/>
@@ -7118,7 +7118,7 @@
               <w:spacing w:after="10" w:before="0"/>
               <w:ind w:left="120"/>
             </w:pPr>
-            <w:hyperlink w:history="1" r:id="rIdluzurlhrpou01cyhccktm">
+            <w:hyperlink w:history="1" r:id="rIdxrzch3qsgrubxycqyxumd">
               <w:r>
                 <w:rPr>
                   <w:rFonts w:ascii="Arial" w:cs="Arial" w:eastAsia="Arial" w:hAnsi="Arial"/>
@@ -7163,7 +7163,7 @@
             <w:pPr>
               <w:spacing w:after="20" w:before="0"/>
             </w:pPr>
-            <w:hyperlink w:history="1" r:id="rId-kdkmb6q109yh5kkjdzwp">
+            <w:hyperlink w:history="1" r:id="rIdbtfqi5la9g0b3el1d4zt2">
               <w:r>
                 <w:rPr>
                   <w:rFonts w:ascii="Arial" w:cs="Arial" w:eastAsia="Arial" w:hAnsi="Arial"/>
@@ -7196,7 +7196,7 @@
               <w:spacing w:after="10" w:before="0"/>
               <w:ind w:left="120"/>
             </w:pPr>
-            <w:hyperlink w:history="1" r:id="rId8akj-t9yatyjqiiyv-afl">
+            <w:hyperlink w:history="1" r:id="rIdkbqondleocutmhsczf-ng">
               <w:r>
                 <w:rPr>
                   <w:rFonts w:ascii="Arial" w:cs="Arial" w:eastAsia="Arial" w:hAnsi="Arial"/>
@@ -7343,32 +7343,32 @@
         <w:tc>
           <w:tcPr>
             <w:tcW w:type="dxa" w:w="1520"/>
-            <w:shd w:fill="F2F2F2" w:color="auto" w:val="clear"/>
-            <w:tcMar>
-              <w:top w:type="dxa" w:w="60"/>
-              <w:left w:type="dxa" w:w="120"/>
-              <w:bottom w:type="dxa" w:w="60"/>
-              <w:right w:type="dxa" w:w="120"/>
-            </w:tcMar>
-            <w:vAlign w:val="top"/>
-          </w:tcPr>
-          <w:p>
-            <w:pPr>
-              <w:spacing w:after="40" w:before="0"/>
-              <w:jc w:val="left"/>
-            </w:pPr>
-            <w:r>
-              <w:rPr>
-                <w:rFonts w:ascii="Arial" w:cs="Arial" w:eastAsia="Arial" w:hAnsi="Arial"/>
-                <w:b/>
-                <w:bCs/>
-                <w:i w:val="false"/>
-                <w:iCs w:val="false"/>
-                <w:color w:val="000000"/>
-                <w:sz w:val="18"/>
-                <w:szCs w:val="18"/>
-              </w:rPr>
-              <w:t xml:space="preserve">Phase 4 — Driving Question Board (DQB) Update (10 minutes)</w:t>
+            <w:shd w:fill="FCE4D6" w:color="auto" w:val="clear"/>
+            <w:tcMar>
+              <w:top w:type="dxa" w:w="60"/>
+              <w:left w:type="dxa" w:w="120"/>
+              <w:bottom w:type="dxa" w:w="60"/>
+              <w:right w:type="dxa" w:w="120"/>
+            </w:tcMar>
+            <w:vAlign w:val="top"/>
+          </w:tcPr>
+          <w:p>
+            <w:pPr>
+              <w:spacing w:after="40" w:before="0"/>
+              <w:jc w:val="left"/>
+            </w:pPr>
+            <w:r>
+              <w:rPr>
+                <w:rFonts w:ascii="Arial" w:cs="Arial" w:eastAsia="Arial" w:hAnsi="Arial"/>
+                <w:b/>
+                <w:bCs/>
+                <w:i w:val="false"/>
+                <w:iCs w:val="false"/>
+                <w:color w:val="000000"/>
+                <w:sz w:val="18"/>
+                <w:szCs w:val="18"/>
+              </w:rPr>
+              <w:t xml:space="preserve">Driving Question Board (DQB) Creation</w:t>
             </w:r>
           </w:p>
           <w:p>
@@ -7391,7 +7391,7 @@
             <w:pPr>
               <w:spacing w:after="20" w:before="0"/>
             </w:pPr>
-            <w:hyperlink w:history="1" r:id="rIdpz17uigo5p8l4vc2py0nk">
+            <w:hyperlink w:history="1" r:id="rId2tbqb5eo4tp2zsjdrdafo">
               <w:r>
                 <w:rPr>
                   <w:rFonts w:ascii="Arial" w:cs="Arial" w:eastAsia="Arial" w:hAnsi="Arial"/>
@@ -7424,7 +7424,7 @@
               <w:spacing w:after="10" w:before="0"/>
               <w:ind w:left="120"/>
             </w:pPr>
-            <w:hyperlink w:history="1" r:id="rIdbzvrvwyquhychl2yrikh7">
+            <w:hyperlink w:history="1" r:id="rIdxi1fhx9hnhqi7jelituoj">
               <w:r>
                 <w:rPr>
                   <w:rFonts w:ascii="Arial" w:cs="Arial" w:eastAsia="Arial" w:hAnsi="Arial"/>
@@ -7469,7 +7469,7 @@
             <w:pPr>
               <w:spacing w:after="20" w:before="0"/>
             </w:pPr>
-            <w:hyperlink w:history="1" r:id="rIdxyyj46xtmctabvowvr1gu">
+            <w:hyperlink w:history="1" r:id="rId6xffb4bm3xuno72amkwun">
               <w:r>
                 <w:rPr>
                   <w:rFonts w:ascii="Arial" w:cs="Arial" w:eastAsia="Arial" w:hAnsi="Arial"/>
@@ -7502,7 +7502,7 @@
               <w:spacing w:after="10" w:before="0"/>
               <w:ind w:left="120"/>
             </w:pPr>
-            <w:hyperlink w:history="1" r:id="rIdq5cxwau605_kq_hnttmx-">
+            <w:hyperlink w:history="1" r:id="rIdgkihyhhzt7wuk0vaz7gj3">
               <w:r>
                 <w:rPr>
                   <w:rFonts w:ascii="Arial" w:cs="Arial" w:eastAsia="Arial" w:hAnsi="Arial"/>
@@ -7649,32 +7649,32 @@
         <w:tc>
           <w:tcPr>
             <w:tcW w:type="dxa" w:w="1520"/>
-            <w:shd w:fill="F2F2F2" w:color="auto" w:val="clear"/>
-            <w:tcMar>
-              <w:top w:type="dxa" w:w="60"/>
-              <w:left w:type="dxa" w:w="120"/>
-              <w:bottom w:type="dxa" w:w="60"/>
-              <w:right w:type="dxa" w:w="120"/>
-            </w:tcMar>
-            <w:vAlign w:val="top"/>
-          </w:tcPr>
-          <w:p>
-            <w:pPr>
-              <w:spacing w:after="40" w:before="0"/>
-              <w:jc w:val="left"/>
-            </w:pPr>
-            <w:r>
-              <w:rPr>
-                <w:rFonts w:ascii="Arial" w:cs="Arial" w:eastAsia="Arial" w:hAnsi="Arial"/>
-                <w:b/>
-                <w:bCs/>
-                <w:i w:val="false"/>
-                <w:iCs w:val="false"/>
-                <w:color w:val="000000"/>
-                <w:sz w:val="18"/>
-                <w:szCs w:val="18"/>
-              </w:rPr>
-              <w:t xml:space="preserve">Phase 5 — Model Building (15 minutes)</w:t>
+            <w:shd w:fill="D5E8F0" w:color="auto" w:val="clear"/>
+            <w:tcMar>
+              <w:top w:type="dxa" w:w="60"/>
+              <w:left w:type="dxa" w:w="120"/>
+              <w:bottom w:type="dxa" w:w="60"/>
+              <w:right w:type="dxa" w:w="120"/>
+            </w:tcMar>
+            <w:vAlign w:val="top"/>
+          </w:tcPr>
+          <w:p>
+            <w:pPr>
+              <w:spacing w:after="40" w:before="0"/>
+              <w:jc w:val="left"/>
+            </w:pPr>
+            <w:r>
+              <w:rPr>
+                <w:rFonts w:ascii="Arial" w:cs="Arial" w:eastAsia="Arial" w:hAnsi="Arial"/>
+                <w:b/>
+                <w:bCs/>
+                <w:i w:val="false"/>
+                <w:iCs w:val="false"/>
+                <w:color w:val="000000"/>
+                <w:sz w:val="18"/>
+                <w:szCs w:val="18"/>
+              </w:rPr>
+              <w:t xml:space="preserve">Model Building Phase</w:t>
             </w:r>
           </w:p>
           <w:p>
@@ -7697,7 +7697,7 @@
             <w:pPr>
               <w:spacing w:after="20" w:before="0"/>
             </w:pPr>
-            <w:hyperlink w:history="1" r:id="rIdmtjwkpbxx5btibql7ymgs">
+            <w:hyperlink w:history="1" r:id="rIdoulx6tjnbw_8mxxybmkoo">
               <w:r>
                 <w:rPr>
                   <w:rFonts w:ascii="Arial" w:cs="Arial" w:eastAsia="Arial" w:hAnsi="Arial"/>
@@ -7730,7 +7730,7 @@
               <w:spacing w:after="10" w:before="0"/>
               <w:ind w:left="120"/>
             </w:pPr>
-            <w:hyperlink w:history="1" r:id="rIdt7w-t1uqdgv1v9hooae2a">
+            <w:hyperlink w:history="1" r:id="rIdhblt6w0jgelywvjywuge1">
               <w:r>
                 <w:rPr>
                   <w:rFonts w:ascii="Arial" w:cs="Arial" w:eastAsia="Arial" w:hAnsi="Arial"/>
@@ -7775,7 +7775,7 @@
             <w:pPr>
               <w:spacing w:after="20" w:before="0"/>
             </w:pPr>
-            <w:hyperlink w:history="1" r:id="rIdl70c1cl7yvkffubj_kjim">
+            <w:hyperlink w:history="1" r:id="rIdycs-c-9sqxtao3tpje7wq">
               <w:r>
                 <w:rPr>
                   <w:rFonts w:ascii="Arial" w:cs="Arial" w:eastAsia="Arial" w:hAnsi="Arial"/>
@@ -7808,7 +7808,7 @@
               <w:spacing w:after="10" w:before="0"/>
               <w:ind w:left="120"/>
             </w:pPr>
-            <w:hyperlink w:history="1" r:id="rIdv5h9snl2zhu2ncklne1tt">
+            <w:hyperlink w:history="1" r:id="rId8ry60_owrrnbqruxjkrfq">
               <w:r>
                 <w:rPr>
                   <w:rFonts w:ascii="Arial" w:cs="Arial" w:eastAsia="Arial" w:hAnsi="Arial"/>
@@ -9247,32 +9247,32 @@
         <w:tc>
           <w:tcPr>
             <w:tcW w:type="dxa" w:w="1520"/>
-            <w:shd w:fill="F2F2F2" w:color="auto" w:val="clear"/>
-            <w:tcMar>
-              <w:top w:type="dxa" w:w="60"/>
-              <w:left w:type="dxa" w:w="120"/>
-              <w:bottom w:type="dxa" w:w="60"/>
-              <w:right w:type="dxa" w:w="120"/>
-            </w:tcMar>
-            <w:vAlign w:val="top"/>
-          </w:tcPr>
-          <w:p>
-            <w:pPr>
-              <w:spacing w:after="40" w:before="0"/>
-              <w:jc w:val="left"/>
-            </w:pPr>
-            <w:r>
-              <w:rPr>
-                <w:rFonts w:ascii="Arial" w:cs="Arial" w:eastAsia="Arial" w:hAnsi="Arial"/>
-                <w:b/>
-                <w:bCs/>
-                <w:i w:val="false"/>
-                <w:iCs w:val="false"/>
-                <w:color w:val="000000"/>
-                <w:sz w:val="18"/>
-                <w:szCs w:val="18"/>
-              </w:rPr>
-              <w:t xml:space="preserve">Phase 1 — Predict</w:t>
+            <w:shd w:fill="EAD1F5" w:color="auto" w:val="clear"/>
+            <w:tcMar>
+              <w:top w:type="dxa" w:w="60"/>
+              <w:left w:type="dxa" w:w="120"/>
+              <w:bottom w:type="dxa" w:w="60"/>
+              <w:right w:type="dxa" w:w="120"/>
+            </w:tcMar>
+            <w:vAlign w:val="top"/>
+          </w:tcPr>
+          <w:p>
+            <w:pPr>
+              <w:spacing w:after="40" w:before="0"/>
+              <w:jc w:val="left"/>
+            </w:pPr>
+            <w:r>
+              <w:rPr>
+                <w:rFonts w:ascii="Arial" w:cs="Arial" w:eastAsia="Arial" w:hAnsi="Arial"/>
+                <w:b/>
+                <w:bCs/>
+                <w:i w:val="false"/>
+                <w:iCs w:val="false"/>
+                <w:color w:val="000000"/>
+                <w:sz w:val="18"/>
+                <w:szCs w:val="18"/>
+              </w:rPr>
+              <w:t xml:space="preserve">Predict Phase</w:t>
             </w:r>
           </w:p>
           <w:p>
@@ -9295,7 +9295,7 @@
             <w:pPr>
               <w:spacing w:after="20" w:before="0"/>
             </w:pPr>
-            <w:hyperlink w:history="1" r:id="rIdtiw8ssd7gsrolgokzl8ax">
+            <w:hyperlink w:history="1" r:id="rIdmxsxm_uhg3icitcmb12ar">
               <w:r>
                 <w:rPr>
                   <w:rFonts w:ascii="Arial" w:cs="Arial" w:eastAsia="Arial" w:hAnsi="Arial"/>
@@ -9328,7 +9328,7 @@
               <w:spacing w:after="10" w:before="0"/>
               <w:ind w:left="120"/>
             </w:pPr>
-            <w:hyperlink w:history="1" r:id="rIdqbllqcbexgfpefdjooeha">
+            <w:hyperlink w:history="1" r:id="rIddj7yeba0xxmdsa2nevit7">
               <w:r>
                 <w:rPr>
                   <w:rFonts w:ascii="Arial" w:cs="Arial" w:eastAsia="Arial" w:hAnsi="Arial"/>
@@ -9373,7 +9373,7 @@
             <w:pPr>
               <w:spacing w:after="20" w:before="0"/>
             </w:pPr>
-            <w:hyperlink w:history="1" r:id="rIdqzmc52zerwiyzgoxz-1lg">
+            <w:hyperlink w:history="1" r:id="rId_p58ym5m38gwvisn0hgsh">
               <w:r>
                 <w:rPr>
                   <w:rFonts w:ascii="Arial" w:cs="Arial" w:eastAsia="Arial" w:hAnsi="Arial"/>
@@ -9406,7 +9406,7 @@
               <w:spacing w:after="10" w:before="0"/>
               <w:ind w:left="120"/>
             </w:pPr>
-            <w:hyperlink w:history="1" r:id="rIdr0gh55fmcggy7fgooixbe">
+            <w:hyperlink w:history="1" r:id="rIdqxge5yjvlb1bahxjywxgh">
               <w:r>
                 <w:rPr>
                   <w:rFonts w:ascii="Arial" w:cs="Arial" w:eastAsia="Arial" w:hAnsi="Arial"/>
@@ -9667,32 +9667,32 @@
         <w:tc>
           <w:tcPr>
             <w:tcW w:type="dxa" w:w="1520"/>
-            <w:shd w:fill="F2F2F2" w:color="auto" w:val="clear"/>
-            <w:tcMar>
-              <w:top w:type="dxa" w:w="60"/>
-              <w:left w:type="dxa" w:w="120"/>
-              <w:bottom w:type="dxa" w:w="60"/>
-              <w:right w:type="dxa" w:w="120"/>
-            </w:tcMar>
-            <w:vAlign w:val="top"/>
-          </w:tcPr>
-          <w:p>
-            <w:pPr>
-              <w:spacing w:after="40" w:before="0"/>
-              <w:jc w:val="left"/>
-            </w:pPr>
-            <w:r>
-              <w:rPr>
-                <w:rFonts w:ascii="Arial" w:cs="Arial" w:eastAsia="Arial" w:hAnsi="Arial"/>
-                <w:b/>
-                <w:bCs/>
-                <w:i w:val="false"/>
-                <w:iCs w:val="false"/>
-                <w:color w:val="000000"/>
-                <w:sz w:val="18"/>
-                <w:szCs w:val="18"/>
-              </w:rPr>
-              <w:t xml:space="preserve">Phase 2 — Observe</w:t>
+            <w:shd w:fill="D9EEF1" w:color="auto" w:val="clear"/>
+            <w:tcMar>
+              <w:top w:type="dxa" w:w="60"/>
+              <w:left w:type="dxa" w:w="120"/>
+              <w:bottom w:type="dxa" w:w="60"/>
+              <w:right w:type="dxa" w:w="120"/>
+            </w:tcMar>
+            <w:vAlign w:val="top"/>
+          </w:tcPr>
+          <w:p>
+            <w:pPr>
+              <w:spacing w:after="40" w:before="0"/>
+              <w:jc w:val="left"/>
+            </w:pPr>
+            <w:r>
+              <w:rPr>
+                <w:rFonts w:ascii="Arial" w:cs="Arial" w:eastAsia="Arial" w:hAnsi="Arial"/>
+                <w:b/>
+                <w:bCs/>
+                <w:i w:val="false"/>
+                <w:iCs w:val="false"/>
+                <w:color w:val="000000"/>
+                <w:sz w:val="18"/>
+                <w:szCs w:val="18"/>
+              </w:rPr>
+              <w:t xml:space="preserve">Observe Phase</w:t>
             </w:r>
           </w:p>
           <w:p>
@@ -9715,7 +9715,7 @@
             <w:pPr>
               <w:spacing w:after="20" w:before="0"/>
             </w:pPr>
-            <w:hyperlink w:history="1" r:id="rIdvgdubnxiumda1zykayh9n">
+            <w:hyperlink w:history="1" r:id="rIdxlrcvktzco9pt2bymhz-p">
               <w:r>
                 <w:rPr>
                   <w:rFonts w:ascii="Arial" w:cs="Arial" w:eastAsia="Arial" w:hAnsi="Arial"/>
@@ -9748,7 +9748,7 @@
               <w:spacing w:after="10" w:before="0"/>
               <w:ind w:left="120"/>
             </w:pPr>
-            <w:hyperlink w:history="1" r:id="rIdtexotrwf2kyftqu_34cta">
+            <w:hyperlink w:history="1" r:id="rIdu_2suwfvucqnegeorgr2y">
               <w:r>
                 <w:rPr>
                   <w:rFonts w:ascii="Arial" w:cs="Arial" w:eastAsia="Arial" w:hAnsi="Arial"/>
@@ -9793,7 +9793,7 @@
             <w:pPr>
               <w:spacing w:after="20" w:before="0"/>
             </w:pPr>
-            <w:hyperlink w:history="1" r:id="rIdfcxazjbohef5bb3hdz2hv">
+            <w:hyperlink w:history="1" r:id="rId8icdospg4ipbiqp3kjbka">
               <w:r>
                 <w:rPr>
                   <w:rFonts w:ascii="Arial" w:cs="Arial" w:eastAsia="Arial" w:hAnsi="Arial"/>
@@ -9826,7 +9826,7 @@
               <w:spacing w:after="10" w:before="0"/>
               <w:ind w:left="120"/>
             </w:pPr>
-            <w:hyperlink w:history="1" r:id="rId2a41zovgihdqgcvvxlmuh">
+            <w:hyperlink w:history="1" r:id="rIdho0na6o9aytg2r0wlmxiw">
               <w:r>
                 <w:rPr>
                   <w:rFonts w:ascii="Arial" w:cs="Arial" w:eastAsia="Arial" w:hAnsi="Arial"/>
@@ -10277,32 +10277,32 @@
         <w:tc>
           <w:tcPr>
             <w:tcW w:type="dxa" w:w="1520"/>
-            <w:shd w:fill="F2F2F2" w:color="auto" w:val="clear"/>
-            <w:tcMar>
-              <w:top w:type="dxa" w:w="60"/>
-              <w:left w:type="dxa" w:w="120"/>
-              <w:bottom w:type="dxa" w:w="60"/>
-              <w:right w:type="dxa" w:w="120"/>
-            </w:tcMar>
-            <w:vAlign w:val="top"/>
-          </w:tcPr>
-          <w:p>
-            <w:pPr>
-              <w:spacing w:after="40" w:before="0"/>
-              <w:jc w:val="left"/>
-            </w:pPr>
-            <w:r>
-              <w:rPr>
-                <w:rFonts w:ascii="Arial" w:cs="Arial" w:eastAsia="Arial" w:hAnsi="Arial"/>
-                <w:b/>
-                <w:bCs/>
-                <w:i w:val="false"/>
-                <w:iCs w:val="false"/>
-                <w:color w:val="000000"/>
-                <w:sz w:val="18"/>
-                <w:szCs w:val="18"/>
-              </w:rPr>
-              <w:t xml:space="preserve">Phase 3 — Explain</w:t>
+            <w:shd w:fill="E2EFDA" w:color="auto" w:val="clear"/>
+            <w:tcMar>
+              <w:top w:type="dxa" w:w="60"/>
+              <w:left w:type="dxa" w:w="120"/>
+              <w:bottom w:type="dxa" w:w="60"/>
+              <w:right w:type="dxa" w:w="120"/>
+            </w:tcMar>
+            <w:vAlign w:val="top"/>
+          </w:tcPr>
+          <w:p>
+            <w:pPr>
+              <w:spacing w:after="40" w:before="0"/>
+              <w:jc w:val="left"/>
+            </w:pPr>
+            <w:r>
+              <w:rPr>
+                <w:rFonts w:ascii="Arial" w:cs="Arial" w:eastAsia="Arial" w:hAnsi="Arial"/>
+                <w:b/>
+                <w:bCs/>
+                <w:i w:val="false"/>
+                <w:iCs w:val="false"/>
+                <w:color w:val="000000"/>
+                <w:sz w:val="18"/>
+                <w:szCs w:val="18"/>
+              </w:rPr>
+              <w:t xml:space="preserve">Explain Phase</w:t>
             </w:r>
           </w:p>
           <w:p>
@@ -10325,7 +10325,7 @@
             <w:pPr>
               <w:spacing w:after="20" w:before="0"/>
             </w:pPr>
-            <w:hyperlink w:history="1" r:id="rId4lj0kakinywq19u_avf6u">
+            <w:hyperlink w:history="1" r:id="rIdyexkb_-xrk5fqopvckoxa">
               <w:r>
                 <w:rPr>
                   <w:rFonts w:ascii="Arial" w:cs="Arial" w:eastAsia="Arial" w:hAnsi="Arial"/>
@@ -10358,7 +10358,7 @@
               <w:spacing w:after="10" w:before="0"/>
               <w:ind w:left="120"/>
             </w:pPr>
-            <w:hyperlink w:history="1" r:id="rIdcvkfkegrdgsxrln0v9ztq">
+            <w:hyperlink w:history="1" r:id="rId0dyzhoaapp3u-bfywhklw">
               <w:r>
                 <w:rPr>
                   <w:rFonts w:ascii="Arial" w:cs="Arial" w:eastAsia="Arial" w:hAnsi="Arial"/>
@@ -10403,7 +10403,7 @@
             <w:pPr>
               <w:spacing w:after="20" w:before="0"/>
             </w:pPr>
-            <w:hyperlink w:history="1" r:id="rIdihqqmz_t4uaqwjai-rfg1">
+            <w:hyperlink w:history="1" r:id="rId3vxdt-75gean3ftxww63e">
               <w:r>
                 <w:rPr>
                   <w:rFonts w:ascii="Arial" w:cs="Arial" w:eastAsia="Arial" w:hAnsi="Arial"/>
@@ -10436,7 +10436,7 @@
               <w:spacing w:after="10" w:before="0"/>
               <w:ind w:left="120"/>
             </w:pPr>
-            <w:hyperlink w:history="1" r:id="rIdounlwezsflpx4anxgghxd">
+            <w:hyperlink w:history="1" r:id="rId_zqjy3c3vm1w5ftvj8nx2">
               <w:r>
                 <w:rPr>
                   <w:rFonts w:ascii="Arial" w:cs="Arial" w:eastAsia="Arial" w:hAnsi="Arial"/>
@@ -10754,32 +10754,32 @@
         <w:tc>
           <w:tcPr>
             <w:tcW w:type="dxa" w:w="1520"/>
-            <w:shd w:fill="F2F2F2" w:color="auto" w:val="clear"/>
-            <w:tcMar>
-              <w:top w:type="dxa" w:w="60"/>
-              <w:left w:type="dxa" w:w="120"/>
-              <w:bottom w:type="dxa" w:w="60"/>
-              <w:right w:type="dxa" w:w="120"/>
-            </w:tcMar>
-            <w:vAlign w:val="top"/>
-          </w:tcPr>
-          <w:p>
-            <w:pPr>
-              <w:spacing w:after="40" w:before="0"/>
-              <w:jc w:val="left"/>
-            </w:pPr>
-            <w:r>
-              <w:rPr>
-                <w:rFonts w:ascii="Arial" w:cs="Arial" w:eastAsia="Arial" w:hAnsi="Arial"/>
-                <w:b/>
-                <w:bCs/>
-                <w:i w:val="false"/>
-                <w:iCs w:val="false"/>
-                <w:color w:val="000000"/>
-                <w:sz w:val="18"/>
-                <w:szCs w:val="18"/>
-              </w:rPr>
-              <w:t xml:space="preserve">Phase 4 — Driving Question Board (DQB) Update</w:t>
+            <w:shd w:fill="FCE4D6" w:color="auto" w:val="clear"/>
+            <w:tcMar>
+              <w:top w:type="dxa" w:w="60"/>
+              <w:left w:type="dxa" w:w="120"/>
+              <w:bottom w:type="dxa" w:w="60"/>
+              <w:right w:type="dxa" w:w="120"/>
+            </w:tcMar>
+            <w:vAlign w:val="top"/>
+          </w:tcPr>
+          <w:p>
+            <w:pPr>
+              <w:spacing w:after="40" w:before="0"/>
+              <w:jc w:val="left"/>
+            </w:pPr>
+            <w:r>
+              <w:rPr>
+                <w:rFonts w:ascii="Arial" w:cs="Arial" w:eastAsia="Arial" w:hAnsi="Arial"/>
+                <w:b/>
+                <w:bCs/>
+                <w:i w:val="false"/>
+                <w:iCs w:val="false"/>
+                <w:color w:val="000000"/>
+                <w:sz w:val="18"/>
+                <w:szCs w:val="18"/>
+              </w:rPr>
+              <w:t xml:space="preserve">Driving Question Board (DQB) Creation</w:t>
             </w:r>
           </w:p>
           <w:p>
@@ -10802,7 +10802,7 @@
             <w:pPr>
               <w:spacing w:after="20" w:before="0"/>
             </w:pPr>
-            <w:hyperlink w:history="1" r:id="rIda05sjqb8ufpew_fcg_vnv">
+            <w:hyperlink w:history="1" r:id="rIdqum3vdqnmzxsz-gm-k6uk">
               <w:r>
                 <w:rPr>
                   <w:rFonts w:ascii="Arial" w:cs="Arial" w:eastAsia="Arial" w:hAnsi="Arial"/>
@@ -10835,7 +10835,7 @@
               <w:spacing w:after="10" w:before="0"/>
               <w:ind w:left="120"/>
             </w:pPr>
-            <w:hyperlink w:history="1" r:id="rId4m8l1kv-xyvjrg1pnr12n">
+            <w:hyperlink w:history="1" r:id="rIdjdda8fhiqmig7ld1-tzns">
               <w:r>
                 <w:rPr>
                   <w:rFonts w:ascii="Arial" w:cs="Arial" w:eastAsia="Arial" w:hAnsi="Arial"/>
@@ -10880,7 +10880,7 @@
             <w:pPr>
               <w:spacing w:after="20" w:before="0"/>
             </w:pPr>
-            <w:hyperlink w:history="1" r:id="rIdxlmu_bignm3mdv00dbepw">
+            <w:hyperlink w:history="1" r:id="rIdqyyol12k5ywznzaoftli7">
               <w:r>
                 <w:rPr>
                   <w:rFonts w:ascii="Arial" w:cs="Arial" w:eastAsia="Arial" w:hAnsi="Arial"/>
@@ -10913,7 +10913,7 @@
               <w:spacing w:after="10" w:before="0"/>
               <w:ind w:left="120"/>
             </w:pPr>
-            <w:hyperlink w:history="1" r:id="rIdjoovrbwiuzqza8ap6do0p">
+            <w:hyperlink w:history="1" r:id="rId4z3zg-xphfser9ytpva-5">
               <w:r>
                 <w:rPr>
                   <w:rFonts w:ascii="Arial" w:cs="Arial" w:eastAsia="Arial" w:hAnsi="Arial"/>
@@ -11231,32 +11231,32 @@
         <w:tc>
           <w:tcPr>
             <w:tcW w:type="dxa" w:w="1520"/>
-            <w:shd w:fill="F2F2F2" w:color="auto" w:val="clear"/>
-            <w:tcMar>
-              <w:top w:type="dxa" w:w="60"/>
-              <w:left w:type="dxa" w:w="120"/>
-              <w:bottom w:type="dxa" w:w="60"/>
-              <w:right w:type="dxa" w:w="120"/>
-            </w:tcMar>
-            <w:vAlign w:val="top"/>
-          </w:tcPr>
-          <w:p>
-            <w:pPr>
-              <w:spacing w:after="40" w:before="0"/>
-              <w:jc w:val="left"/>
-            </w:pPr>
-            <w:r>
-              <w:rPr>
-                <w:rFonts w:ascii="Arial" w:cs="Arial" w:eastAsia="Arial" w:hAnsi="Arial"/>
-                <w:b/>
-                <w:bCs/>
-                <w:i w:val="false"/>
-                <w:iCs w:val="false"/>
-                <w:color w:val="000000"/>
-                <w:sz w:val="18"/>
-                <w:szCs w:val="18"/>
-              </w:rPr>
-              <w:t xml:space="preserve">Phase 5 — Model Building</w:t>
+            <w:shd w:fill="D5E8F0" w:color="auto" w:val="clear"/>
+            <w:tcMar>
+              <w:top w:type="dxa" w:w="60"/>
+              <w:left w:type="dxa" w:w="120"/>
+              <w:bottom w:type="dxa" w:w="60"/>
+              <w:right w:type="dxa" w:w="120"/>
+            </w:tcMar>
+            <w:vAlign w:val="top"/>
+          </w:tcPr>
+          <w:p>
+            <w:pPr>
+              <w:spacing w:after="40" w:before="0"/>
+              <w:jc w:val="left"/>
+            </w:pPr>
+            <w:r>
+              <w:rPr>
+                <w:rFonts w:ascii="Arial" w:cs="Arial" w:eastAsia="Arial" w:hAnsi="Arial"/>
+                <w:b/>
+                <w:bCs/>
+                <w:i w:val="false"/>
+                <w:iCs w:val="false"/>
+                <w:color w:val="000000"/>
+                <w:sz w:val="18"/>
+                <w:szCs w:val="18"/>
+              </w:rPr>
+              <w:t xml:space="preserve">Model Building Phase</w:t>
             </w:r>
           </w:p>
           <w:p>
@@ -11279,7 +11279,7 @@
             <w:pPr>
               <w:spacing w:after="20" w:before="0"/>
             </w:pPr>
-            <w:hyperlink w:history="1" r:id="rIdx4mr8_megem15_6tqljcx">
+            <w:hyperlink w:history="1" r:id="rIdsfqds8jiuiwyfnjd84kfd">
               <w:r>
                 <w:rPr>
                   <w:rFonts w:ascii="Arial" w:cs="Arial" w:eastAsia="Arial" w:hAnsi="Arial"/>
@@ -11312,7 +11312,7 @@
               <w:spacing w:after="10" w:before="0"/>
               <w:ind w:left="120"/>
             </w:pPr>
-            <w:hyperlink w:history="1" r:id="rId96c-wbhpfzfqh8a_n-tii">
+            <w:hyperlink w:history="1" r:id="rIdqixiniqu-pxyulc9em4qg">
               <w:r>
                 <w:rPr>
                   <w:rFonts w:ascii="Arial" w:cs="Arial" w:eastAsia="Arial" w:hAnsi="Arial"/>
@@ -11357,7 +11357,7 @@
             <w:pPr>
               <w:spacing w:after="20" w:before="0"/>
             </w:pPr>
-            <w:hyperlink w:history="1" r:id="rIdqvrhvfj0rpn5lk1ry5gqv">
+            <w:hyperlink w:history="1" r:id="rIdprh_h_kszxncrfn3ix50y">
               <w:r>
                 <w:rPr>
                   <w:rFonts w:ascii="Arial" w:cs="Arial" w:eastAsia="Arial" w:hAnsi="Arial"/>
@@ -11390,7 +11390,7 @@
               <w:spacing w:after="10" w:before="0"/>
               <w:ind w:left="120"/>
             </w:pPr>
-            <w:hyperlink w:history="1" r:id="rIdysly-mdph-cm_dugjq46v">
+            <w:hyperlink w:history="1" r:id="rIdzzsapnk8ceeoahcdt6tqs">
               <w:r>
                 <w:rPr>
                   <w:rFonts w:ascii="Arial" w:cs="Arial" w:eastAsia="Arial" w:hAnsi="Arial"/>
@@ -12960,7 +12960,25 @@
             </w:tcMar>
             <w:vAlign w:val="top"/>
           </w:tcPr>
-          <w:p/>
+          <w:p>
+            <w:pPr>
+              <w:spacing w:after="40" w:before="0"/>
+              <w:jc w:val="left"/>
+            </w:pPr>
+            <w:r>
+              <w:rPr>
+                <w:rFonts w:ascii="Arial" w:cs="Arial" w:eastAsia="Arial" w:hAnsi="Arial"/>
+                <w:b w:val="false"/>
+                <w:bCs w:val="false"/>
+                <w:i w:val="false"/>
+                <w:iCs w:val="false"/>
+                <w:color w:val="000000"/>
+                <w:sz w:val="18"/>
+                <w:szCs w:val="18"/>
+              </w:rPr>
+              <w:t xml:space="preserve">No radioactive materials are used. Dice are safe for all learners. If a PhET simulation is used on devices, ensure screens are positioned so all group members can observe without crowding. Remind learners that the decay equation and half-life values they use today describe real isotopes whose radiation requires the shielding and distance rules discussed in Lesson 3.</w:t>
+            </w:r>
+          </w:p>
         </w:tc>
       </w:tr>
     </w:tbl>
@@ -13334,7 +13352,7 @@
             <w:pPr>
               <w:spacing w:after="20" w:before="0"/>
             </w:pPr>
-            <w:hyperlink w:history="1" r:id="rIdtbj4g0vcgwl1hidxj-upf">
+            <w:hyperlink w:history="1" r:id="rId1ddy2svivlznag8ksna3n">
               <w:r>
                 <w:rPr>
                   <w:rFonts w:ascii="Arial" w:cs="Arial" w:eastAsia="Arial" w:hAnsi="Arial"/>
@@ -13367,7 +13385,7 @@
               <w:spacing w:after="10" w:before="0"/>
               <w:ind w:left="120"/>
             </w:pPr>
-            <w:hyperlink w:history="1" r:id="rId8il2x3zy_v5iolg7frtqu">
+            <w:hyperlink w:history="1" r:id="rIdfb6gwxz04jxzasrkikgmz">
               <w:r>
                 <w:rPr>
                   <w:rFonts w:ascii="Arial" w:cs="Arial" w:eastAsia="Arial" w:hAnsi="Arial"/>
@@ -13412,7 +13430,7 @@
             <w:pPr>
               <w:spacing w:after="20" w:before="0"/>
             </w:pPr>
-            <w:hyperlink w:history="1" r:id="rIdjyy0ncf1pggvmxmf26ao1">
+            <w:hyperlink w:history="1" r:id="rIdmz6u-ebegl2k9u_khdclg">
               <w:r>
                 <w:rPr>
                   <w:rFonts w:ascii="Arial" w:cs="Arial" w:eastAsia="Arial" w:hAnsi="Arial"/>
@@ -13445,7 +13463,7 @@
               <w:spacing w:after="10" w:before="0"/>
               <w:ind w:left="120"/>
             </w:pPr>
-            <w:hyperlink w:history="1" r:id="rIdwkje0txaouxuiqo2gjvoa">
+            <w:hyperlink w:history="1" r:id="rIdkrugrkef0tblw6mu45zj0">
               <w:r>
                 <w:rPr>
                   <w:rFonts w:ascii="Arial" w:cs="Arial" w:eastAsia="Arial" w:hAnsi="Arial"/>
@@ -13640,7 +13658,7 @@
             <w:pPr>
               <w:spacing w:after="20" w:before="0"/>
             </w:pPr>
-            <w:hyperlink w:history="1" r:id="rId-6gn22s3h1okryega-k4y">
+            <w:hyperlink w:history="1" r:id="rId1ilvwki6rhs8yfjqzhc6v">
               <w:r>
                 <w:rPr>
                   <w:rFonts w:ascii="Arial" w:cs="Arial" w:eastAsia="Arial" w:hAnsi="Arial"/>
@@ -13673,7 +13691,7 @@
               <w:spacing w:after="10" w:before="0"/>
               <w:ind w:left="120"/>
             </w:pPr>
-            <w:hyperlink w:history="1" r:id="rId5hux3-zx1gnvkee1za5xr">
+            <w:hyperlink w:history="1" r:id="rId3fkx_dndobxdoxlx4umen">
               <w:r>
                 <w:rPr>
                   <w:rFonts w:ascii="Arial" w:cs="Arial" w:eastAsia="Arial" w:hAnsi="Arial"/>
@@ -13718,7 +13736,7 @@
             <w:pPr>
               <w:spacing w:after="20" w:before="0"/>
             </w:pPr>
-            <w:hyperlink w:history="1" r:id="rIdj4t41m7oi_qrwywus-x3l">
+            <w:hyperlink w:history="1" r:id="rIdnkw-ivc1m7vygttzcxoag">
               <w:r>
                 <w:rPr>
                   <w:rFonts w:ascii="Arial" w:cs="Arial" w:eastAsia="Arial" w:hAnsi="Arial"/>
@@ -13751,7 +13769,7 @@
               <w:spacing w:after="10" w:before="0"/>
               <w:ind w:left="120"/>
             </w:pPr>
-            <w:hyperlink w:history="1" r:id="rIdkortgbvrqftw6lj4xm15k">
+            <w:hyperlink w:history="1" r:id="rIdjdp58rhkkj4ixp4kur4so">
               <w:r>
                 <w:rPr>
                   <w:rFonts w:ascii="Arial" w:cs="Arial" w:eastAsia="Arial" w:hAnsi="Arial"/>
@@ -13946,7 +13964,7 @@
             <w:pPr>
               <w:spacing w:after="20" w:before="0"/>
             </w:pPr>
-            <w:hyperlink w:history="1" r:id="rIdxcao3gdyztyugwe9rnixn">
+            <w:hyperlink w:history="1" r:id="rIduwnevr6gmsyy9l6u4fuin">
               <w:r>
                 <w:rPr>
                   <w:rFonts w:ascii="Arial" w:cs="Arial" w:eastAsia="Arial" w:hAnsi="Arial"/>
@@ -13979,7 +13997,7 @@
               <w:spacing w:after="10" w:before="0"/>
               <w:ind w:left="120"/>
             </w:pPr>
-            <w:hyperlink w:history="1" r:id="rIdtmnwhegvjjdie36_kgoqi">
+            <w:hyperlink w:history="1" r:id="rId_gc53imbirqjow-nlqos2">
               <w:r>
                 <w:rPr>
                   <w:rFonts w:ascii="Arial" w:cs="Arial" w:eastAsia="Arial" w:hAnsi="Arial"/>
@@ -14024,7 +14042,7 @@
             <w:pPr>
               <w:spacing w:after="20" w:before="0"/>
             </w:pPr>
-            <w:hyperlink w:history="1" r:id="rIdaowpbqxkpbk60qe1-gwj9">
+            <w:hyperlink w:history="1" r:id="rIds-dg8llvtrp7fhblyl0jc">
               <w:r>
                 <w:rPr>
                   <w:rFonts w:ascii="Arial" w:cs="Arial" w:eastAsia="Arial" w:hAnsi="Arial"/>
@@ -14057,7 +14075,7 @@
               <w:spacing w:after="10" w:before="0"/>
               <w:ind w:left="120"/>
             </w:pPr>
-            <w:hyperlink w:history="1" r:id="rIdmjr6lsxzaak3cl4xufq_w">
+            <w:hyperlink w:history="1" r:id="rIdlrvlqqo2ulrleh6j2hj_r">
               <w:r>
                 <w:rPr>
                   <w:rFonts w:ascii="Arial" w:cs="Arial" w:eastAsia="Arial" w:hAnsi="Arial"/>
@@ -14252,7 +14270,7 @@
             <w:pPr>
               <w:spacing w:after="20" w:before="0"/>
             </w:pPr>
-            <w:hyperlink w:history="1" r:id="rIda1p7k9gy8_d-b5pk1w4bm">
+            <w:hyperlink w:history="1" r:id="rIdrbift_s1uhwfyy3efhamg">
               <w:r>
                 <w:rPr>
                   <w:rFonts w:ascii="Arial" w:cs="Arial" w:eastAsia="Arial" w:hAnsi="Arial"/>
@@ -14285,7 +14303,7 @@
               <w:spacing w:after="10" w:before="0"/>
               <w:ind w:left="120"/>
             </w:pPr>
-            <w:hyperlink w:history="1" r:id="rId1jv-qisvj3sz01myjcrva">
+            <w:hyperlink w:history="1" r:id="rIdhw-fxqwbtcn4bbtv-jhj3">
               <w:r>
                 <w:rPr>
                   <w:rFonts w:ascii="Arial" w:cs="Arial" w:eastAsia="Arial" w:hAnsi="Arial"/>
@@ -14330,7 +14348,7 @@
             <w:pPr>
               <w:spacing w:after="20" w:before="0"/>
             </w:pPr>
-            <w:hyperlink w:history="1" r:id="rId8ksrkyeqkvgba2eeebstz">
+            <w:hyperlink w:history="1" r:id="rIdqkogayfvb6dhotoae7b-3">
               <w:r>
                 <w:rPr>
                   <w:rFonts w:ascii="Arial" w:cs="Arial" w:eastAsia="Arial" w:hAnsi="Arial"/>
@@ -14363,7 +14381,7 @@
               <w:spacing w:after="10" w:before="0"/>
               <w:ind w:left="120"/>
             </w:pPr>
-            <w:hyperlink w:history="1" r:id="rIdzrab7iux4gvzkbzfypba6">
+            <w:hyperlink w:history="1" r:id="rIdg2r_spz_-3tknkcvflsg4">
               <w:r>
                 <w:rPr>
                   <w:rFonts w:ascii="Arial" w:cs="Arial" w:eastAsia="Arial" w:hAnsi="Arial"/>
@@ -14558,7 +14576,7 @@
             <w:pPr>
               <w:spacing w:after="20" w:before="0"/>
             </w:pPr>
-            <w:hyperlink w:history="1" r:id="rIds9kk-cxlduyelstbgc-md">
+            <w:hyperlink w:history="1" r:id="rIdx5vql9qrobybjmcapneyn">
               <w:r>
                 <w:rPr>
                   <w:rFonts w:ascii="Arial" w:cs="Arial" w:eastAsia="Arial" w:hAnsi="Arial"/>
@@ -14591,7 +14609,7 @@
               <w:spacing w:after="10" w:before="0"/>
               <w:ind w:left="120"/>
             </w:pPr>
-            <w:hyperlink w:history="1" r:id="rIdaqlxu5kac-5pqaucev5f-">
+            <w:hyperlink w:history="1" r:id="rIdm_rxnefrxmwhvm4mr8tvm">
               <w:r>
                 <w:rPr>
                   <w:rFonts w:ascii="Arial" w:cs="Arial" w:eastAsia="Arial" w:hAnsi="Arial"/>
@@ -14636,7 +14654,7 @@
             <w:pPr>
               <w:spacing w:after="20" w:before="0"/>
             </w:pPr>
-            <w:hyperlink w:history="1" r:id="rIdqnzzhdciympy-gvh8wrth">
+            <w:hyperlink w:history="1" r:id="rIdd9zvossa4o4lns9uybz_i">
               <w:r>
                 <w:rPr>
                   <w:rFonts w:ascii="Arial" w:cs="Arial" w:eastAsia="Arial" w:hAnsi="Arial"/>
@@ -14669,7 +14687,7 @@
               <w:spacing w:after="10" w:before="0"/>
               <w:ind w:left="120"/>
             </w:pPr>
-            <w:hyperlink w:history="1" r:id="rId52ucgf2lwoaj1nf1uz1jd">
+            <w:hyperlink w:history="1" r:id="rIdcvo5njmrgpq-6hfkgmsi1">
               <w:r>
                 <w:rPr>
                   <w:rFonts w:ascii="Arial" w:cs="Arial" w:eastAsia="Arial" w:hAnsi="Arial"/>
@@ -16108,32 +16126,32 @@
         <w:tc>
           <w:tcPr>
             <w:tcW w:type="dxa" w:w="1520"/>
-            <w:shd w:fill="F2F2F2" w:color="auto" w:val="clear"/>
-            <w:tcMar>
-              <w:top w:type="dxa" w:w="60"/>
-              <w:left w:type="dxa" w:w="120"/>
-              <w:bottom w:type="dxa" w:w="60"/>
-              <w:right w:type="dxa" w:w="120"/>
-            </w:tcMar>
-            <w:vAlign w:val="top"/>
-          </w:tcPr>
-          <w:p>
-            <w:pPr>
-              <w:spacing w:after="40" w:before="0"/>
-              <w:jc w:val="left"/>
-            </w:pPr>
-            <w:r>
-              <w:rPr>
-                <w:rFonts w:ascii="Arial" w:cs="Arial" w:eastAsia="Arial" w:hAnsi="Arial"/>
-                <w:b/>
-                <w:bCs/>
-                <w:i w:val="false"/>
-                <w:iCs w:val="false"/>
-                <w:color w:val="000000"/>
-                <w:sz w:val="18"/>
-                <w:szCs w:val="18"/>
-              </w:rPr>
-              <w:t xml:space="preserve">Phase 1 — Predict</w:t>
+            <w:shd w:fill="EAD1F5" w:color="auto" w:val="clear"/>
+            <w:tcMar>
+              <w:top w:type="dxa" w:w="60"/>
+              <w:left w:type="dxa" w:w="120"/>
+              <w:bottom w:type="dxa" w:w="60"/>
+              <w:right w:type="dxa" w:w="120"/>
+            </w:tcMar>
+            <w:vAlign w:val="top"/>
+          </w:tcPr>
+          <w:p>
+            <w:pPr>
+              <w:spacing w:after="40" w:before="0"/>
+              <w:jc w:val="left"/>
+            </w:pPr>
+            <w:r>
+              <w:rPr>
+                <w:rFonts w:ascii="Arial" w:cs="Arial" w:eastAsia="Arial" w:hAnsi="Arial"/>
+                <w:b/>
+                <w:bCs/>
+                <w:i w:val="false"/>
+                <w:iCs w:val="false"/>
+                <w:color w:val="000000"/>
+                <w:sz w:val="18"/>
+                <w:szCs w:val="18"/>
+              </w:rPr>
+              <w:t xml:space="preserve">Predict Phase</w:t>
             </w:r>
           </w:p>
           <w:p>
@@ -16156,7 +16174,7 @@
             <w:pPr>
               <w:spacing w:after="20" w:before="0"/>
             </w:pPr>
-            <w:hyperlink w:history="1" r:id="rIdbirhixxtsibe6deyoishs">
+            <w:hyperlink w:history="1" r:id="rIdxgkzgytbm6a1zdl0ypvsa">
               <w:r>
                 <w:rPr>
                   <w:rFonts w:ascii="Arial" w:cs="Arial" w:eastAsia="Arial" w:hAnsi="Arial"/>
@@ -16189,7 +16207,7 @@
               <w:spacing w:after="10" w:before="0"/>
               <w:ind w:left="120"/>
             </w:pPr>
-            <w:hyperlink w:history="1" r:id="rIdfdqmmjoeu4rdwpx2eevkx">
+            <w:hyperlink w:history="1" r:id="rIdgoz-8qvfcyadq6cet_2to">
               <w:r>
                 <w:rPr>
                   <w:rFonts w:ascii="Arial" w:cs="Arial" w:eastAsia="Arial" w:hAnsi="Arial"/>
@@ -16234,7 +16252,7 @@
             <w:pPr>
               <w:spacing w:after="20" w:before="0"/>
             </w:pPr>
-            <w:hyperlink w:history="1" r:id="rId7vlumuhgk_0wzyrvjzjr0">
+            <w:hyperlink w:history="1" r:id="rIdu78e3exbczq2xi12i71ec">
               <w:r>
                 <w:rPr>
                   <w:rFonts w:ascii="Arial" w:cs="Arial" w:eastAsia="Arial" w:hAnsi="Arial"/>
@@ -16267,7 +16285,7 @@
               <w:spacing w:after="10" w:before="0"/>
               <w:ind w:left="120"/>
             </w:pPr>
-            <w:hyperlink w:history="1" r:id="rIdobwnc7quzbhkdgx5id6_k">
+            <w:hyperlink w:history="1" r:id="rId-oulmc-y_dufcx5j47-sm">
               <w:r>
                 <w:rPr>
                   <w:rFonts w:ascii="Arial" w:cs="Arial" w:eastAsia="Arial" w:hAnsi="Arial"/>
@@ -16414,32 +16432,32 @@
         <w:tc>
           <w:tcPr>
             <w:tcW w:type="dxa" w:w="1520"/>
-            <w:shd w:fill="F2F2F2" w:color="auto" w:val="clear"/>
-            <w:tcMar>
-              <w:top w:type="dxa" w:w="60"/>
-              <w:left w:type="dxa" w:w="120"/>
-              <w:bottom w:type="dxa" w:w="60"/>
-              <w:right w:type="dxa" w:w="120"/>
-            </w:tcMar>
-            <w:vAlign w:val="top"/>
-          </w:tcPr>
-          <w:p>
-            <w:pPr>
-              <w:spacing w:after="40" w:before="0"/>
-              <w:jc w:val="left"/>
-            </w:pPr>
-            <w:r>
-              <w:rPr>
-                <w:rFonts w:ascii="Arial" w:cs="Arial" w:eastAsia="Arial" w:hAnsi="Arial"/>
-                <w:b/>
-                <w:bCs/>
-                <w:i w:val="false"/>
-                <w:iCs w:val="false"/>
-                <w:color w:val="000000"/>
-                <w:sz w:val="18"/>
-                <w:szCs w:val="18"/>
-              </w:rPr>
-              <w:t xml:space="preserve">Phase 2 — Observe</w:t>
+            <w:shd w:fill="D9EEF1" w:color="auto" w:val="clear"/>
+            <w:tcMar>
+              <w:top w:type="dxa" w:w="60"/>
+              <w:left w:type="dxa" w:w="120"/>
+              <w:bottom w:type="dxa" w:w="60"/>
+              <w:right w:type="dxa" w:w="120"/>
+            </w:tcMar>
+            <w:vAlign w:val="top"/>
+          </w:tcPr>
+          <w:p>
+            <w:pPr>
+              <w:spacing w:after="40" w:before="0"/>
+              <w:jc w:val="left"/>
+            </w:pPr>
+            <w:r>
+              <w:rPr>
+                <w:rFonts w:ascii="Arial" w:cs="Arial" w:eastAsia="Arial" w:hAnsi="Arial"/>
+                <w:b/>
+                <w:bCs/>
+                <w:i w:val="false"/>
+                <w:iCs w:val="false"/>
+                <w:color w:val="000000"/>
+                <w:sz w:val="18"/>
+                <w:szCs w:val="18"/>
+              </w:rPr>
+              <w:t xml:space="preserve">Observe Phase</w:t>
             </w:r>
           </w:p>
           <w:p>
@@ -16462,7 +16480,7 @@
             <w:pPr>
               <w:spacing w:after="20" w:before="0"/>
             </w:pPr>
-            <w:hyperlink w:history="1" r:id="rIdubmfnq92relqqty4mksiv">
+            <w:hyperlink w:history="1" r:id="rIdgu-8mn0enkaq1rf1zkhoc">
               <w:r>
                 <w:rPr>
                   <w:rFonts w:ascii="Arial" w:cs="Arial" w:eastAsia="Arial" w:hAnsi="Arial"/>
@@ -16495,7 +16513,7 @@
               <w:spacing w:after="10" w:before="0"/>
               <w:ind w:left="120"/>
             </w:pPr>
-            <w:hyperlink w:history="1" r:id="rIdywhtpksxjkwert1fusofo">
+            <w:hyperlink w:history="1" r:id="rIdcvlm7d610buj6g6jnxwiw">
               <w:r>
                 <w:rPr>
                   <w:rFonts w:ascii="Arial" w:cs="Arial" w:eastAsia="Arial" w:hAnsi="Arial"/>
@@ -16540,7 +16558,7 @@
             <w:pPr>
               <w:spacing w:after="20" w:before="0"/>
             </w:pPr>
-            <w:hyperlink w:history="1" r:id="rIdsfijlibzo8h3qmxymwme5">
+            <w:hyperlink w:history="1" r:id="rIdtvz2s6kqh6cttuf8_z9dl">
               <w:r>
                 <w:rPr>
                   <w:rFonts w:ascii="Arial" w:cs="Arial" w:eastAsia="Arial" w:hAnsi="Arial"/>
@@ -16573,7 +16591,7 @@
               <w:spacing w:after="10" w:before="0"/>
               <w:ind w:left="120"/>
             </w:pPr>
-            <w:hyperlink w:history="1" r:id="rIdymptctlppuzfapiw8myrs">
+            <w:hyperlink w:history="1" r:id="rIdb1hhr9a1zuvijstaviejj">
               <w:r>
                 <w:rPr>
                   <w:rFonts w:ascii="Arial" w:cs="Arial" w:eastAsia="Arial" w:hAnsi="Arial"/>
@@ -16720,32 +16738,32 @@
         <w:tc>
           <w:tcPr>
             <w:tcW w:type="dxa" w:w="1520"/>
-            <w:shd w:fill="F2F2F2" w:color="auto" w:val="clear"/>
-            <w:tcMar>
-              <w:top w:type="dxa" w:w="60"/>
-              <w:left w:type="dxa" w:w="120"/>
-              <w:bottom w:type="dxa" w:w="60"/>
-              <w:right w:type="dxa" w:w="120"/>
-            </w:tcMar>
-            <w:vAlign w:val="top"/>
-          </w:tcPr>
-          <w:p>
-            <w:pPr>
-              <w:spacing w:after="40" w:before="0"/>
-              <w:jc w:val="left"/>
-            </w:pPr>
-            <w:r>
-              <w:rPr>
-                <w:rFonts w:ascii="Arial" w:cs="Arial" w:eastAsia="Arial" w:hAnsi="Arial"/>
-                <w:b/>
-                <w:bCs/>
-                <w:i w:val="false"/>
-                <w:iCs w:val="false"/>
-                <w:color w:val="000000"/>
-                <w:sz w:val="18"/>
-                <w:szCs w:val="18"/>
-              </w:rPr>
-              <w:t xml:space="preserve">Phase 3 — Explain</w:t>
+            <w:shd w:fill="E2EFDA" w:color="auto" w:val="clear"/>
+            <w:tcMar>
+              <w:top w:type="dxa" w:w="60"/>
+              <w:left w:type="dxa" w:w="120"/>
+              <w:bottom w:type="dxa" w:w="60"/>
+              <w:right w:type="dxa" w:w="120"/>
+            </w:tcMar>
+            <w:vAlign w:val="top"/>
+          </w:tcPr>
+          <w:p>
+            <w:pPr>
+              <w:spacing w:after="40" w:before="0"/>
+              <w:jc w:val="left"/>
+            </w:pPr>
+            <w:r>
+              <w:rPr>
+                <w:rFonts w:ascii="Arial" w:cs="Arial" w:eastAsia="Arial" w:hAnsi="Arial"/>
+                <w:b/>
+                <w:bCs/>
+                <w:i w:val="false"/>
+                <w:iCs w:val="false"/>
+                <w:color w:val="000000"/>
+                <w:sz w:val="18"/>
+                <w:szCs w:val="18"/>
+              </w:rPr>
+              <w:t xml:space="preserve">Explain Phase</w:t>
             </w:r>
           </w:p>
           <w:p>
@@ -16768,7 +16786,7 @@
             <w:pPr>
               <w:spacing w:after="20" w:before="0"/>
             </w:pPr>
-            <w:hyperlink w:history="1" r:id="rId7dktcquswb8eujqrojp2h">
+            <w:hyperlink w:history="1" r:id="rIdxqmqhlhkihbsn9bixhknc">
               <w:r>
                 <w:rPr>
                   <w:rFonts w:ascii="Arial" w:cs="Arial" w:eastAsia="Arial" w:hAnsi="Arial"/>
@@ -16801,7 +16819,7 @@
               <w:spacing w:after="10" w:before="0"/>
               <w:ind w:left="120"/>
             </w:pPr>
-            <w:hyperlink w:history="1" r:id="rIdor_kpfgxfo77ysmk4akha">
+            <w:hyperlink w:history="1" r:id="rIdcemtdry8nj6myjp8bqpyw">
               <w:r>
                 <w:rPr>
                   <w:rFonts w:ascii="Arial" w:cs="Arial" w:eastAsia="Arial" w:hAnsi="Arial"/>
@@ -16846,7 +16864,7 @@
             <w:pPr>
               <w:spacing w:after="20" w:before="0"/>
             </w:pPr>
-            <w:hyperlink w:history="1" r:id="rIdw7xede3p_tydt2tqhj7ge">
+            <w:hyperlink w:history="1" r:id="rId2yznhvdaxchokfyancsfm">
               <w:r>
                 <w:rPr>
                   <w:rFonts w:ascii="Arial" w:cs="Arial" w:eastAsia="Arial" w:hAnsi="Arial"/>
@@ -16879,7 +16897,7 @@
               <w:spacing w:after="10" w:before="0"/>
               <w:ind w:left="120"/>
             </w:pPr>
-            <w:hyperlink w:history="1" r:id="rId1hqy1iyqr0qvk0i9j2wml">
+            <w:hyperlink w:history="1" r:id="rId0kapg81jzyyiin1orbl_z">
               <w:r>
                 <w:rPr>
                   <w:rFonts w:ascii="Arial" w:cs="Arial" w:eastAsia="Arial" w:hAnsi="Arial"/>
@@ -17026,32 +17044,32 @@
         <w:tc>
           <w:tcPr>
             <w:tcW w:type="dxa" w:w="1520"/>
-            <w:shd w:fill="F2F2F2" w:color="auto" w:val="clear"/>
-            <w:tcMar>
-              <w:top w:type="dxa" w:w="60"/>
-              <w:left w:type="dxa" w:w="120"/>
-              <w:bottom w:type="dxa" w:w="60"/>
-              <w:right w:type="dxa" w:w="120"/>
-            </w:tcMar>
-            <w:vAlign w:val="top"/>
-          </w:tcPr>
-          <w:p>
-            <w:pPr>
-              <w:spacing w:after="40" w:before="0"/>
-              <w:jc w:val="left"/>
-            </w:pPr>
-            <w:r>
-              <w:rPr>
-                <w:rFonts w:ascii="Arial" w:cs="Arial" w:eastAsia="Arial" w:hAnsi="Arial"/>
-                <w:b/>
-                <w:bCs/>
-                <w:i w:val="false"/>
-                <w:iCs w:val="false"/>
-                <w:color w:val="000000"/>
-                <w:sz w:val="18"/>
-                <w:szCs w:val="18"/>
-              </w:rPr>
-              <w:t xml:space="preserve">Phase 4 — Driving Question Board (DQB) Update</w:t>
+            <w:shd w:fill="FCE4D6" w:color="auto" w:val="clear"/>
+            <w:tcMar>
+              <w:top w:type="dxa" w:w="60"/>
+              <w:left w:type="dxa" w:w="120"/>
+              <w:bottom w:type="dxa" w:w="60"/>
+              <w:right w:type="dxa" w:w="120"/>
+            </w:tcMar>
+            <w:vAlign w:val="top"/>
+          </w:tcPr>
+          <w:p>
+            <w:pPr>
+              <w:spacing w:after="40" w:before="0"/>
+              <w:jc w:val="left"/>
+            </w:pPr>
+            <w:r>
+              <w:rPr>
+                <w:rFonts w:ascii="Arial" w:cs="Arial" w:eastAsia="Arial" w:hAnsi="Arial"/>
+                <w:b/>
+                <w:bCs/>
+                <w:i w:val="false"/>
+                <w:iCs w:val="false"/>
+                <w:color w:val="000000"/>
+                <w:sz w:val="18"/>
+                <w:szCs w:val="18"/>
+              </w:rPr>
+              <w:t xml:space="preserve">Driving Question Board (DQB) Creation</w:t>
             </w:r>
           </w:p>
           <w:p>
@@ -17074,7 +17092,7 @@
             <w:pPr>
               <w:spacing w:after="20" w:before="0"/>
             </w:pPr>
-            <w:hyperlink w:history="1" r:id="rIdqpgw8qvawfrwbeqof27mm">
+            <w:hyperlink w:history="1" r:id="rIdfmrddnglz5qslxy39nbh-">
               <w:r>
                 <w:rPr>
                   <w:rFonts w:ascii="Arial" w:cs="Arial" w:eastAsia="Arial" w:hAnsi="Arial"/>
@@ -17107,7 +17125,7 @@
               <w:spacing w:after="10" w:before="0"/>
               <w:ind w:left="120"/>
             </w:pPr>
-            <w:hyperlink w:history="1" r:id="rIdgfewpuekosjpfekhse3nq">
+            <w:hyperlink w:history="1" r:id="rIdovy9wfh0h2geert0hb6qj">
               <w:r>
                 <w:rPr>
                   <w:rFonts w:ascii="Arial" w:cs="Arial" w:eastAsia="Arial" w:hAnsi="Arial"/>
@@ -17152,7 +17170,7 @@
             <w:pPr>
               <w:spacing w:after="20" w:before="0"/>
             </w:pPr>
-            <w:hyperlink w:history="1" r:id="rIdd-tblto6uyjkoov9xwk2b">
+            <w:hyperlink w:history="1" r:id="rIdoyvu6jwp3lmlyty-hhkt_">
               <w:r>
                 <w:rPr>
                   <w:rFonts w:ascii="Arial" w:cs="Arial" w:eastAsia="Arial" w:hAnsi="Arial"/>
@@ -17185,7 +17203,7 @@
               <w:spacing w:after="10" w:before="0"/>
               <w:ind w:left="120"/>
             </w:pPr>
-            <w:hyperlink w:history="1" r:id="rId3jizr-nzqnkicczzewuv6">
+            <w:hyperlink w:history="1" r:id="rIditjxiqs_tcji92wlkn0-3">
               <w:r>
                 <w:rPr>
                   <w:rFonts w:ascii="Arial" w:cs="Arial" w:eastAsia="Arial" w:hAnsi="Arial"/>
@@ -17332,32 +17350,32 @@
         <w:tc>
           <w:tcPr>
             <w:tcW w:type="dxa" w:w="1520"/>
-            <w:shd w:fill="F2F2F2" w:color="auto" w:val="clear"/>
-            <w:tcMar>
-              <w:top w:type="dxa" w:w="60"/>
-              <w:left w:type="dxa" w:w="120"/>
-              <w:bottom w:type="dxa" w:w="60"/>
-              <w:right w:type="dxa" w:w="120"/>
-            </w:tcMar>
-            <w:vAlign w:val="top"/>
-          </w:tcPr>
-          <w:p>
-            <w:pPr>
-              <w:spacing w:after="40" w:before="0"/>
-              <w:jc w:val="left"/>
-            </w:pPr>
-            <w:r>
-              <w:rPr>
-                <w:rFonts w:ascii="Arial" w:cs="Arial" w:eastAsia="Arial" w:hAnsi="Arial"/>
-                <w:b/>
-                <w:bCs/>
-                <w:i w:val="false"/>
-                <w:iCs w:val="false"/>
-                <w:color w:val="000000"/>
-                <w:sz w:val="18"/>
-                <w:szCs w:val="18"/>
-              </w:rPr>
-              <w:t xml:space="preserve">Phase 5 — Model Building</w:t>
+            <w:shd w:fill="D5E8F0" w:color="auto" w:val="clear"/>
+            <w:tcMar>
+              <w:top w:type="dxa" w:w="60"/>
+              <w:left w:type="dxa" w:w="120"/>
+              <w:bottom w:type="dxa" w:w="60"/>
+              <w:right w:type="dxa" w:w="120"/>
+            </w:tcMar>
+            <w:vAlign w:val="top"/>
+          </w:tcPr>
+          <w:p>
+            <w:pPr>
+              <w:spacing w:after="40" w:before="0"/>
+              <w:jc w:val="left"/>
+            </w:pPr>
+            <w:r>
+              <w:rPr>
+                <w:rFonts w:ascii="Arial" w:cs="Arial" w:eastAsia="Arial" w:hAnsi="Arial"/>
+                <w:b/>
+                <w:bCs/>
+                <w:i w:val="false"/>
+                <w:iCs w:val="false"/>
+                <w:color w:val="000000"/>
+                <w:sz w:val="18"/>
+                <w:szCs w:val="18"/>
+              </w:rPr>
+              <w:t xml:space="preserve">Model Building Phase</w:t>
             </w:r>
           </w:p>
           <w:p>
@@ -17380,7 +17398,7 @@
             <w:pPr>
               <w:spacing w:after="20" w:before="0"/>
             </w:pPr>
-            <w:hyperlink w:history="1" r:id="rIddf-1r3v6iodntzq8emxaw">
+            <w:hyperlink w:history="1" r:id="rIdtnrxogc_jneu9aa3rp2f6">
               <w:r>
                 <w:rPr>
                   <w:rFonts w:ascii="Arial" w:cs="Arial" w:eastAsia="Arial" w:hAnsi="Arial"/>
@@ -17413,7 +17431,7 @@
               <w:spacing w:after="10" w:before="0"/>
               <w:ind w:left="120"/>
             </w:pPr>
-            <w:hyperlink w:history="1" r:id="rIdghin39thop3kibtnw6wea">
+            <w:hyperlink w:history="1" r:id="rIdblj38yer0ea8hcovd8uwb">
               <w:r>
                 <w:rPr>
                   <w:rFonts w:ascii="Arial" w:cs="Arial" w:eastAsia="Arial" w:hAnsi="Arial"/>
@@ -17458,7 +17476,7 @@
             <w:pPr>
               <w:spacing w:after="20" w:before="0"/>
             </w:pPr>
-            <w:hyperlink w:history="1" r:id="rId5v20s5_mmhfbyd2hsl1vm">
+            <w:hyperlink w:history="1" r:id="rIdvgnd_uztoeewvfsgftehv">
               <w:r>
                 <w:rPr>
                   <w:rFonts w:ascii="Arial" w:cs="Arial" w:eastAsia="Arial" w:hAnsi="Arial"/>
@@ -17491,7 +17509,7 @@
               <w:spacing w:after="10" w:before="0"/>
               <w:ind w:left="120"/>
             </w:pPr>
-            <w:hyperlink w:history="1" r:id="rIdb3d_nhimje435ndiv4umn">
+            <w:hyperlink w:history="1" r:id="rIdlq9yx8puyabonmk8fxdur">
               <w:r>
                 <w:rPr>
                   <w:rFonts w:ascii="Arial" w:cs="Arial" w:eastAsia="Arial" w:hAnsi="Arial"/>
@@ -19063,32 +19081,32 @@
         <w:tc>
           <w:tcPr>
             <w:tcW w:type="dxa" w:w="1520"/>
-            <w:shd w:fill="F2F2F2" w:color="auto" w:val="clear"/>
-            <w:tcMar>
-              <w:top w:type="dxa" w:w="60"/>
-              <w:left w:type="dxa" w:w="120"/>
-              <w:bottom w:type="dxa" w:w="60"/>
-              <w:right w:type="dxa" w:w="120"/>
-            </w:tcMar>
-            <w:vAlign w:val="top"/>
-          </w:tcPr>
-          <w:p>
-            <w:pPr>
-              <w:spacing w:after="40" w:before="0"/>
-              <w:jc w:val="left"/>
-            </w:pPr>
-            <w:r>
-              <w:rPr>
-                <w:rFonts w:ascii="Arial" w:cs="Arial" w:eastAsia="Arial" w:hAnsi="Arial"/>
-                <w:b/>
-                <w:bCs/>
-                <w:i w:val="false"/>
-                <w:iCs w:val="false"/>
-                <w:color w:val="000000"/>
-                <w:sz w:val="18"/>
-                <w:szCs w:val="18"/>
-              </w:rPr>
-              <w:t xml:space="preserve">Phase 1 — Predict</w:t>
+            <w:shd w:fill="EAD1F5" w:color="auto" w:val="clear"/>
+            <w:tcMar>
+              <w:top w:type="dxa" w:w="60"/>
+              <w:left w:type="dxa" w:w="120"/>
+              <w:bottom w:type="dxa" w:w="60"/>
+              <w:right w:type="dxa" w:w="120"/>
+            </w:tcMar>
+            <w:vAlign w:val="top"/>
+          </w:tcPr>
+          <w:p>
+            <w:pPr>
+              <w:spacing w:after="40" w:before="0"/>
+              <w:jc w:val="left"/>
+            </w:pPr>
+            <w:r>
+              <w:rPr>
+                <w:rFonts w:ascii="Arial" w:cs="Arial" w:eastAsia="Arial" w:hAnsi="Arial"/>
+                <w:b/>
+                <w:bCs/>
+                <w:i w:val="false"/>
+                <w:iCs w:val="false"/>
+                <w:color w:val="000000"/>
+                <w:sz w:val="18"/>
+                <w:szCs w:val="18"/>
+              </w:rPr>
+              <w:t xml:space="preserve">Predict Phase</w:t>
             </w:r>
           </w:p>
           <w:p>
@@ -19111,7 +19129,7 @@
             <w:pPr>
               <w:spacing w:after="20" w:before="0"/>
             </w:pPr>
-            <w:hyperlink w:history="1" r:id="rIdsqbz3nyhzocyry2flhxmg">
+            <w:hyperlink w:history="1" r:id="rIdgyubze_jh6fxznbdlguun">
               <w:r>
                 <w:rPr>
                   <w:rFonts w:ascii="Arial" w:cs="Arial" w:eastAsia="Arial" w:hAnsi="Arial"/>
@@ -19144,7 +19162,7 @@
               <w:spacing w:after="10" w:before="0"/>
               <w:ind w:left="120"/>
             </w:pPr>
-            <w:hyperlink w:history="1" r:id="rIdxzropqaem9czg-zqc5utv">
+            <w:hyperlink w:history="1" r:id="rIdzsb_px7v9-wmemee4jxs6">
               <w:r>
                 <w:rPr>
                   <w:rFonts w:ascii="Arial" w:cs="Arial" w:eastAsia="Arial" w:hAnsi="Arial"/>
@@ -19189,7 +19207,7 @@
             <w:pPr>
               <w:spacing w:after="20" w:before="0"/>
             </w:pPr>
-            <w:hyperlink w:history="1" r:id="rId29q6uotxzngi1ltrjjxi_">
+            <w:hyperlink w:history="1" r:id="rIdvfnms4rtchdkpz6f5l4uf">
               <w:r>
                 <w:rPr>
                   <w:rFonts w:ascii="Arial" w:cs="Arial" w:eastAsia="Arial" w:hAnsi="Arial"/>
@@ -19222,7 +19240,7 @@
               <w:spacing w:after="10" w:before="0"/>
               <w:ind w:left="120"/>
             </w:pPr>
-            <w:hyperlink w:history="1" r:id="rId5u35xndxz5on1fsjgknn-">
+            <w:hyperlink w:history="1" r:id="rIdc3u6hwb3pfsumnjudr6s1">
               <w:r>
                 <w:rPr>
                   <w:rFonts w:ascii="Arial" w:cs="Arial" w:eastAsia="Arial" w:hAnsi="Arial"/>
@@ -19445,32 +19463,32 @@
         <w:tc>
           <w:tcPr>
             <w:tcW w:type="dxa" w:w="1520"/>
-            <w:shd w:fill="F2F2F2" w:color="auto" w:val="clear"/>
-            <w:tcMar>
-              <w:top w:type="dxa" w:w="60"/>
-              <w:left w:type="dxa" w:w="120"/>
-              <w:bottom w:type="dxa" w:w="60"/>
-              <w:right w:type="dxa" w:w="120"/>
-            </w:tcMar>
-            <w:vAlign w:val="top"/>
-          </w:tcPr>
-          <w:p>
-            <w:pPr>
-              <w:spacing w:after="40" w:before="0"/>
-              <w:jc w:val="left"/>
-            </w:pPr>
-            <w:r>
-              <w:rPr>
-                <w:rFonts w:ascii="Arial" w:cs="Arial" w:eastAsia="Arial" w:hAnsi="Arial"/>
-                <w:b/>
-                <w:bCs/>
-                <w:i w:val="false"/>
-                <w:iCs w:val="false"/>
-                <w:color w:val="000000"/>
-                <w:sz w:val="18"/>
-                <w:szCs w:val="18"/>
-              </w:rPr>
-              <w:t xml:space="preserve">Phase 2 — Observe</w:t>
+            <w:shd w:fill="D9EEF1" w:color="auto" w:val="clear"/>
+            <w:tcMar>
+              <w:top w:type="dxa" w:w="60"/>
+              <w:left w:type="dxa" w:w="120"/>
+              <w:bottom w:type="dxa" w:w="60"/>
+              <w:right w:type="dxa" w:w="120"/>
+            </w:tcMar>
+            <w:vAlign w:val="top"/>
+          </w:tcPr>
+          <w:p>
+            <w:pPr>
+              <w:spacing w:after="40" w:before="0"/>
+              <w:jc w:val="left"/>
+            </w:pPr>
+            <w:r>
+              <w:rPr>
+                <w:rFonts w:ascii="Arial" w:cs="Arial" w:eastAsia="Arial" w:hAnsi="Arial"/>
+                <w:b/>
+                <w:bCs/>
+                <w:i w:val="false"/>
+                <w:iCs w:val="false"/>
+                <w:color w:val="000000"/>
+                <w:sz w:val="18"/>
+                <w:szCs w:val="18"/>
+              </w:rPr>
+              <w:t xml:space="preserve">Observe Phase</w:t>
             </w:r>
           </w:p>
           <w:p>
@@ -19493,7 +19511,7 @@
             <w:pPr>
               <w:spacing w:after="20" w:before="0"/>
             </w:pPr>
-            <w:hyperlink w:history="1" r:id="rIdj4l6wqhp8iikko5a3rq6x">
+            <w:hyperlink w:history="1" r:id="rIddyide2ja7e6stne1srw07">
               <w:r>
                 <w:rPr>
                   <w:rFonts w:ascii="Arial" w:cs="Arial" w:eastAsia="Arial" w:hAnsi="Arial"/>
@@ -19526,7 +19544,7 @@
               <w:spacing w:after="10" w:before="0"/>
               <w:ind w:left="120"/>
             </w:pPr>
-            <w:hyperlink w:history="1" r:id="rIdmvcwmwfzeklbwvhikbl-a">
+            <w:hyperlink w:history="1" r:id="rIdo77mmsaoxamxhdqpeca1l">
               <w:r>
                 <w:rPr>
                   <w:rFonts w:ascii="Arial" w:cs="Arial" w:eastAsia="Arial" w:hAnsi="Arial"/>
@@ -19571,7 +19589,7 @@
             <w:pPr>
               <w:spacing w:after="20" w:before="0"/>
             </w:pPr>
-            <w:hyperlink w:history="1" r:id="rIdlphyonz4vrr-kzuvi42kx">
+            <w:hyperlink w:history="1" r:id="rIdsd8hg5t7izbubxqpobbwk">
               <w:r>
                 <w:rPr>
                   <w:rFonts w:ascii="Arial" w:cs="Arial" w:eastAsia="Arial" w:hAnsi="Arial"/>
@@ -19604,7 +19622,7 @@
               <w:spacing w:after="10" w:before="0"/>
               <w:ind w:left="120"/>
             </w:pPr>
-            <w:hyperlink w:history="1" r:id="rIdl7kh0yrmoulbladmc0rjx">
+            <w:hyperlink w:history="1" r:id="rIdclawrophmyavrescaa1qq">
               <w:r>
                 <w:rPr>
                   <w:rFonts w:ascii="Arial" w:cs="Arial" w:eastAsia="Arial" w:hAnsi="Arial"/>
@@ -20074,32 +20092,32 @@
         <w:tc>
           <w:tcPr>
             <w:tcW w:type="dxa" w:w="1520"/>
-            <w:shd w:fill="F2F2F2" w:color="auto" w:val="clear"/>
-            <w:tcMar>
-              <w:top w:type="dxa" w:w="60"/>
-              <w:left w:type="dxa" w:w="120"/>
-              <w:bottom w:type="dxa" w:w="60"/>
-              <w:right w:type="dxa" w:w="120"/>
-            </w:tcMar>
-            <w:vAlign w:val="top"/>
-          </w:tcPr>
-          <w:p>
-            <w:pPr>
-              <w:spacing w:after="40" w:before="0"/>
-              <w:jc w:val="left"/>
-            </w:pPr>
-            <w:r>
-              <w:rPr>
-                <w:rFonts w:ascii="Arial" w:cs="Arial" w:eastAsia="Arial" w:hAnsi="Arial"/>
-                <w:b/>
-                <w:bCs/>
-                <w:i w:val="false"/>
-                <w:iCs w:val="false"/>
-                <w:color w:val="000000"/>
-                <w:sz w:val="18"/>
-                <w:szCs w:val="18"/>
-              </w:rPr>
-              <w:t xml:space="preserve">Phase 3 — Explain</w:t>
+            <w:shd w:fill="E2EFDA" w:color="auto" w:val="clear"/>
+            <w:tcMar>
+              <w:top w:type="dxa" w:w="60"/>
+              <w:left w:type="dxa" w:w="120"/>
+              <w:bottom w:type="dxa" w:w="60"/>
+              <w:right w:type="dxa" w:w="120"/>
+            </w:tcMar>
+            <w:vAlign w:val="top"/>
+          </w:tcPr>
+          <w:p>
+            <w:pPr>
+              <w:spacing w:after="40" w:before="0"/>
+              <w:jc w:val="left"/>
+            </w:pPr>
+            <w:r>
+              <w:rPr>
+                <w:rFonts w:ascii="Arial" w:cs="Arial" w:eastAsia="Arial" w:hAnsi="Arial"/>
+                <w:b/>
+                <w:bCs/>
+                <w:i w:val="false"/>
+                <w:iCs w:val="false"/>
+                <w:color w:val="000000"/>
+                <w:sz w:val="18"/>
+                <w:szCs w:val="18"/>
+              </w:rPr>
+              <w:t xml:space="preserve">Explain Phase</w:t>
             </w:r>
           </w:p>
           <w:p>
@@ -20122,7 +20140,7 @@
             <w:pPr>
               <w:spacing w:after="20" w:before="0"/>
             </w:pPr>
-            <w:hyperlink w:history="1" r:id="rIdljt6vafwxm1bjy_8qbfnn">
+            <w:hyperlink w:history="1" r:id="rId8hjr9kwlzklmc4h9sqtck">
               <w:r>
                 <w:rPr>
                   <w:rFonts w:ascii="Arial" w:cs="Arial" w:eastAsia="Arial" w:hAnsi="Arial"/>
@@ -20155,7 +20173,7 @@
               <w:spacing w:after="10" w:before="0"/>
               <w:ind w:left="120"/>
             </w:pPr>
-            <w:hyperlink w:history="1" r:id="rId2wag2pser_1ldscjbhlzl">
+            <w:hyperlink w:history="1" r:id="rIdkiitolavxwhvszpmh9wkd">
               <w:r>
                 <w:rPr>
                   <w:rFonts w:ascii="Arial" w:cs="Arial" w:eastAsia="Arial" w:hAnsi="Arial"/>
@@ -20200,7 +20218,7 @@
             <w:pPr>
               <w:spacing w:after="20" w:before="0"/>
             </w:pPr>
-            <w:hyperlink w:history="1" r:id="rIdhwwq1jkuoadat9e92sze7">
+            <w:hyperlink w:history="1" r:id="rId2hgkr2kwyn9rvtef8owis">
               <w:r>
                 <w:rPr>
                   <w:rFonts w:ascii="Arial" w:cs="Arial" w:eastAsia="Arial" w:hAnsi="Arial"/>
@@ -20233,7 +20251,7 @@
               <w:spacing w:after="10" w:before="0"/>
               <w:ind w:left="120"/>
             </w:pPr>
-            <w:hyperlink w:history="1" r:id="rIdxd62satdefur4_5rtpdei">
+            <w:hyperlink w:history="1" r:id="rIdt2y82mxq5vcfrcz2dnd4w">
               <w:r>
                 <w:rPr>
                   <w:rFonts w:ascii="Arial" w:cs="Arial" w:eastAsia="Arial" w:hAnsi="Arial"/>
@@ -20722,32 +20740,32 @@
         <w:tc>
           <w:tcPr>
             <w:tcW w:type="dxa" w:w="1520"/>
-            <w:shd w:fill="F2F2F2" w:color="auto" w:val="clear"/>
-            <w:tcMar>
-              <w:top w:type="dxa" w:w="60"/>
-              <w:left w:type="dxa" w:w="120"/>
-              <w:bottom w:type="dxa" w:w="60"/>
-              <w:right w:type="dxa" w:w="120"/>
-            </w:tcMar>
-            <w:vAlign w:val="top"/>
-          </w:tcPr>
-          <w:p>
-            <w:pPr>
-              <w:spacing w:after="40" w:before="0"/>
-              <w:jc w:val="left"/>
-            </w:pPr>
-            <w:r>
-              <w:rPr>
-                <w:rFonts w:ascii="Arial" w:cs="Arial" w:eastAsia="Arial" w:hAnsi="Arial"/>
-                <w:b/>
-                <w:bCs/>
-                <w:i w:val="false"/>
-                <w:iCs w:val="false"/>
-                <w:color w:val="000000"/>
-                <w:sz w:val="18"/>
-                <w:szCs w:val="18"/>
-              </w:rPr>
-              <w:t xml:space="preserve">Phase 4 — Driving Question Board (DQB) Update</w:t>
+            <w:shd w:fill="FCE4D6" w:color="auto" w:val="clear"/>
+            <w:tcMar>
+              <w:top w:type="dxa" w:w="60"/>
+              <w:left w:type="dxa" w:w="120"/>
+              <w:bottom w:type="dxa" w:w="60"/>
+              <w:right w:type="dxa" w:w="120"/>
+            </w:tcMar>
+            <w:vAlign w:val="top"/>
+          </w:tcPr>
+          <w:p>
+            <w:pPr>
+              <w:spacing w:after="40" w:before="0"/>
+              <w:jc w:val="left"/>
+            </w:pPr>
+            <w:r>
+              <w:rPr>
+                <w:rFonts w:ascii="Arial" w:cs="Arial" w:eastAsia="Arial" w:hAnsi="Arial"/>
+                <w:b/>
+                <w:bCs/>
+                <w:i w:val="false"/>
+                <w:iCs w:val="false"/>
+                <w:color w:val="000000"/>
+                <w:sz w:val="18"/>
+                <w:szCs w:val="18"/>
+              </w:rPr>
+              <w:t xml:space="preserve">Driving Question Board (DQB) Creation</w:t>
             </w:r>
           </w:p>
           <w:p>
@@ -20770,7 +20788,7 @@
             <w:pPr>
               <w:spacing w:after="20" w:before="0"/>
             </w:pPr>
-            <w:hyperlink w:history="1" r:id="rIdn-cvc9fws7oygg0ttzxrl">
+            <w:hyperlink w:history="1" r:id="rIdj6bvgs4ynu4hgpibsa07g">
               <w:r>
                 <w:rPr>
                   <w:rFonts w:ascii="Arial" w:cs="Arial" w:eastAsia="Arial" w:hAnsi="Arial"/>
@@ -20803,7 +20821,7 @@
               <w:spacing w:after="10" w:before="0"/>
               <w:ind w:left="120"/>
             </w:pPr>
-            <w:hyperlink w:history="1" r:id="rIdtpbgaufj1hwyag8zszqwd">
+            <w:hyperlink w:history="1" r:id="rId6osesb1rpn4mz7_upgy4l">
               <w:r>
                 <w:rPr>
                   <w:rFonts w:ascii="Arial" w:cs="Arial" w:eastAsia="Arial" w:hAnsi="Arial"/>
@@ -20848,7 +20866,7 @@
             <w:pPr>
               <w:spacing w:after="20" w:before="0"/>
             </w:pPr>
-            <w:hyperlink w:history="1" r:id="rIdx1thfze1_8tc7tfztwmwt">
+            <w:hyperlink w:history="1" r:id="rIdbmxfn_agssqkem1mr7-t3">
               <w:r>
                 <w:rPr>
                   <w:rFonts w:ascii="Arial" w:cs="Arial" w:eastAsia="Arial" w:hAnsi="Arial"/>
@@ -20881,7 +20899,7 @@
               <w:spacing w:after="10" w:before="0"/>
               <w:ind w:left="120"/>
             </w:pPr>
-            <w:hyperlink w:history="1" r:id="rIdgyhis648mppr0mrwdxl03">
+            <w:hyperlink w:history="1" r:id="rId98jnycvhoeysd462wn7tr">
               <w:r>
                 <w:rPr>
                   <w:rFonts w:ascii="Arial" w:cs="Arial" w:eastAsia="Arial" w:hAnsi="Arial"/>
@@ -21085,32 +21103,32 @@
         <w:tc>
           <w:tcPr>
             <w:tcW w:type="dxa" w:w="1520"/>
-            <w:shd w:fill="F2F2F2" w:color="auto" w:val="clear"/>
-            <w:tcMar>
-              <w:top w:type="dxa" w:w="60"/>
-              <w:left w:type="dxa" w:w="120"/>
-              <w:bottom w:type="dxa" w:w="60"/>
-              <w:right w:type="dxa" w:w="120"/>
-            </w:tcMar>
-            <w:vAlign w:val="top"/>
-          </w:tcPr>
-          <w:p>
-            <w:pPr>
-              <w:spacing w:after="40" w:before="0"/>
-              <w:jc w:val="left"/>
-            </w:pPr>
-            <w:r>
-              <w:rPr>
-                <w:rFonts w:ascii="Arial" w:cs="Arial" w:eastAsia="Arial" w:hAnsi="Arial"/>
-                <w:b/>
-                <w:bCs/>
-                <w:i w:val="false"/>
-                <w:iCs w:val="false"/>
-                <w:color w:val="000000"/>
-                <w:sz w:val="18"/>
-                <w:szCs w:val="18"/>
-              </w:rPr>
-              <w:t xml:space="preserve">Phase 5 — Model Building</w:t>
+            <w:shd w:fill="D5E8F0" w:color="auto" w:val="clear"/>
+            <w:tcMar>
+              <w:top w:type="dxa" w:w="60"/>
+              <w:left w:type="dxa" w:w="120"/>
+              <w:bottom w:type="dxa" w:w="60"/>
+              <w:right w:type="dxa" w:w="120"/>
+            </w:tcMar>
+            <w:vAlign w:val="top"/>
+          </w:tcPr>
+          <w:p>
+            <w:pPr>
+              <w:spacing w:after="40" w:before="0"/>
+              <w:jc w:val="left"/>
+            </w:pPr>
+            <w:r>
+              <w:rPr>
+                <w:rFonts w:ascii="Arial" w:cs="Arial" w:eastAsia="Arial" w:hAnsi="Arial"/>
+                <w:b/>
+                <w:bCs/>
+                <w:i w:val="false"/>
+                <w:iCs w:val="false"/>
+                <w:color w:val="000000"/>
+                <w:sz w:val="18"/>
+                <w:szCs w:val="18"/>
+              </w:rPr>
+              <w:t xml:space="preserve">Model Building Phase</w:t>
             </w:r>
           </w:p>
           <w:p>
@@ -21133,7 +21151,7 @@
             <w:pPr>
               <w:spacing w:after="20" w:before="0"/>
             </w:pPr>
-            <w:hyperlink w:history="1" r:id="rIdoycu2l5zdojsrkk0offdl">
+            <w:hyperlink w:history="1" r:id="rId9nrv-q-gkt2fsjpy4xla_">
               <w:r>
                 <w:rPr>
                   <w:rFonts w:ascii="Arial" w:cs="Arial" w:eastAsia="Arial" w:hAnsi="Arial"/>
@@ -21166,7 +21184,7 @@
               <w:spacing w:after="10" w:before="0"/>
               <w:ind w:left="120"/>
             </w:pPr>
-            <w:hyperlink w:history="1" r:id="rIddsiytg_9frew5zk4n5aeu">
+            <w:hyperlink w:history="1" r:id="rIdp2540gdwpg9bsdgplyxu6">
               <w:r>
                 <w:rPr>
                   <w:rFonts w:ascii="Arial" w:cs="Arial" w:eastAsia="Arial" w:hAnsi="Arial"/>
@@ -21211,7 +21229,7 @@
             <w:pPr>
               <w:spacing w:after="20" w:before="0"/>
             </w:pPr>
-            <w:hyperlink w:history="1" r:id="rIdlwxqajjvpah-7rr5sc59h">
+            <w:hyperlink w:history="1" r:id="rIdb8uzoya9jtl7dhjro7lsb">
               <w:r>
                 <w:rPr>
                   <w:rFonts w:ascii="Arial" w:cs="Arial" w:eastAsia="Arial" w:hAnsi="Arial"/>
@@ -21244,7 +21262,7 @@
               <w:spacing w:after="10" w:before="0"/>
               <w:ind w:left="120"/>
             </w:pPr>
-            <w:hyperlink w:history="1" r:id="rIdyarh9f1a4vnxg81cij1lp">
+            <w:hyperlink w:history="1" r:id="rIdq2nmalgchqrilkbp0isre">
               <w:r>
                 <w:rPr>
                   <w:rFonts w:ascii="Arial" w:cs="Arial" w:eastAsia="Arial" w:hAnsi="Arial"/>
@@ -22797,32 +22815,32 @@
         <w:tc>
           <w:tcPr>
             <w:tcW w:type="dxa" w:w="1520"/>
-            <w:shd w:fill="F2F2F2" w:color="auto" w:val="clear"/>
-            <w:tcMar>
-              <w:top w:type="dxa" w:w="60"/>
-              <w:left w:type="dxa" w:w="120"/>
-              <w:bottom w:type="dxa" w:w="60"/>
-              <w:right w:type="dxa" w:w="120"/>
-            </w:tcMar>
-            <w:vAlign w:val="top"/>
-          </w:tcPr>
-          <w:p>
-            <w:pPr>
-              <w:spacing w:after="40" w:before="0"/>
-              <w:jc w:val="left"/>
-            </w:pPr>
-            <w:r>
-              <w:rPr>
-                <w:rFonts w:ascii="Arial" w:cs="Arial" w:eastAsia="Arial" w:hAnsi="Arial"/>
-                <w:b/>
-                <w:bCs/>
-                <w:i w:val="false"/>
-                <w:iCs w:val="false"/>
-                <w:color w:val="000000"/>
-                <w:sz w:val="18"/>
-                <w:szCs w:val="18"/>
-              </w:rPr>
-              <w:t xml:space="preserve">Phase 1 — Predict: Return to the Rock (10 minutes)</w:t>
+            <w:shd w:fill="EAD1F5" w:color="auto" w:val="clear"/>
+            <w:tcMar>
+              <w:top w:type="dxa" w:w="60"/>
+              <w:left w:type="dxa" w:w="120"/>
+              <w:bottom w:type="dxa" w:w="60"/>
+              <w:right w:type="dxa" w:w="120"/>
+            </w:tcMar>
+            <w:vAlign w:val="top"/>
+          </w:tcPr>
+          <w:p>
+            <w:pPr>
+              <w:spacing w:after="40" w:before="0"/>
+              <w:jc w:val="left"/>
+            </w:pPr>
+            <w:r>
+              <w:rPr>
+                <w:rFonts w:ascii="Arial" w:cs="Arial" w:eastAsia="Arial" w:hAnsi="Arial"/>
+                <w:b/>
+                <w:bCs/>
+                <w:i w:val="false"/>
+                <w:iCs w:val="false"/>
+                <w:color w:val="000000"/>
+                <w:sz w:val="18"/>
+                <w:szCs w:val="18"/>
+              </w:rPr>
+              <w:t xml:space="preserve">Predict Phase</w:t>
             </w:r>
           </w:p>
           <w:p>
@@ -22845,7 +22863,7 @@
             <w:pPr>
               <w:spacing w:after="20" w:before="0"/>
             </w:pPr>
-            <w:hyperlink w:history="1" r:id="rIdwrzntldguyl2as96jmfyo">
+            <w:hyperlink w:history="1" r:id="rIddfehjzfqk9f_ay1ywvk9c">
               <w:r>
                 <w:rPr>
                   <w:rFonts w:ascii="Arial" w:cs="Arial" w:eastAsia="Arial" w:hAnsi="Arial"/>
@@ -22878,7 +22896,7 @@
               <w:spacing w:after="10" w:before="0"/>
               <w:ind w:left="120"/>
             </w:pPr>
-            <w:hyperlink w:history="1" r:id="rIdxk905xpy2zi_uvpcj8gz_">
+            <w:hyperlink w:history="1" r:id="rIdkyz2ubtmefagt5u9sqxfs">
               <w:r>
                 <w:rPr>
                   <w:rFonts w:ascii="Arial" w:cs="Arial" w:eastAsia="Arial" w:hAnsi="Arial"/>
@@ -22923,7 +22941,7 @@
             <w:pPr>
               <w:spacing w:after="20" w:before="0"/>
             </w:pPr>
-            <w:hyperlink w:history="1" r:id="rId3pn1qxd5wjaxme40a32t6">
+            <w:hyperlink w:history="1" r:id="rIdbrieco4ynhyh5xvgxtqu7">
               <w:r>
                 <w:rPr>
                   <w:rFonts w:ascii="Arial" w:cs="Arial" w:eastAsia="Arial" w:hAnsi="Arial"/>
@@ -22956,7 +22974,7 @@
               <w:spacing w:after="10" w:before="0"/>
               <w:ind w:left="120"/>
             </w:pPr>
-            <w:hyperlink w:history="1" r:id="rIdqhy0f9vcxjaj1tl3rxc6t">
+            <w:hyperlink w:history="1" r:id="rId7btfjipdkhdwkb73fwcpm">
               <w:r>
                 <w:rPr>
                   <w:rFonts w:ascii="Arial" w:cs="Arial" w:eastAsia="Arial" w:hAnsi="Arial"/>
@@ -23103,32 +23121,32 @@
         <w:tc>
           <w:tcPr>
             <w:tcW w:type="dxa" w:w="1520"/>
-            <w:shd w:fill="F2F2F2" w:color="auto" w:val="clear"/>
-            <w:tcMar>
-              <w:top w:type="dxa" w:w="60"/>
-              <w:left w:type="dxa" w:w="120"/>
-              <w:bottom w:type="dxa" w:w="60"/>
-              <w:right w:type="dxa" w:w="120"/>
-            </w:tcMar>
-            <w:vAlign w:val="top"/>
-          </w:tcPr>
-          <w:p>
-            <w:pPr>
-              <w:spacing w:after="40" w:before="0"/>
-              <w:jc w:val="left"/>
-            </w:pPr>
-            <w:r>
-              <w:rPr>
-                <w:rFonts w:ascii="Arial" w:cs="Arial" w:eastAsia="Arial" w:hAnsi="Arial"/>
-                <w:b/>
-                <w:bCs/>
-                <w:i w:val="false"/>
-                <w:iCs w:val="false"/>
-                <w:color w:val="000000"/>
-                <w:sz w:val="18"/>
-                <w:szCs w:val="18"/>
-              </w:rPr>
-              <w:t xml:space="preserve">Phase 2 — Observe: Applications Carousel — Radioactivity at Work in Kenya (20 minutes)</w:t>
+            <w:shd w:fill="D9EEF1" w:color="auto" w:val="clear"/>
+            <w:tcMar>
+              <w:top w:type="dxa" w:w="60"/>
+              <w:left w:type="dxa" w:w="120"/>
+              <w:bottom w:type="dxa" w:w="60"/>
+              <w:right w:type="dxa" w:w="120"/>
+            </w:tcMar>
+            <w:vAlign w:val="top"/>
+          </w:tcPr>
+          <w:p>
+            <w:pPr>
+              <w:spacing w:after="40" w:before="0"/>
+              <w:jc w:val="left"/>
+            </w:pPr>
+            <w:r>
+              <w:rPr>
+                <w:rFonts w:ascii="Arial" w:cs="Arial" w:eastAsia="Arial" w:hAnsi="Arial"/>
+                <w:b/>
+                <w:bCs/>
+                <w:i w:val="false"/>
+                <w:iCs w:val="false"/>
+                <w:color w:val="000000"/>
+                <w:sz w:val="18"/>
+                <w:szCs w:val="18"/>
+              </w:rPr>
+              <w:t xml:space="preserve">Observe Phase</w:t>
             </w:r>
           </w:p>
           <w:p>
@@ -23151,7 +23169,7 @@
             <w:pPr>
               <w:spacing w:after="20" w:before="0"/>
             </w:pPr>
-            <w:hyperlink w:history="1" r:id="rId1qsqqizehcgezwng6lowz">
+            <w:hyperlink w:history="1" r:id="rIdkupy8nsdydfzb_nflym-a">
               <w:r>
                 <w:rPr>
                   <w:rFonts w:ascii="Arial" w:cs="Arial" w:eastAsia="Arial" w:hAnsi="Arial"/>
@@ -23184,7 +23202,7 @@
               <w:spacing w:after="10" w:before="0"/>
               <w:ind w:left="120"/>
             </w:pPr>
-            <w:hyperlink w:history="1" r:id="rIdgmjw4a1nsfz6kdfwvul7f">
+            <w:hyperlink w:history="1" r:id="rId47mdgnx-q9rfozprylfpl">
               <w:r>
                 <w:rPr>
                   <w:rFonts w:ascii="Arial" w:cs="Arial" w:eastAsia="Arial" w:hAnsi="Arial"/>
@@ -23229,7 +23247,7 @@
             <w:pPr>
               <w:spacing w:after="20" w:before="0"/>
             </w:pPr>
-            <w:hyperlink w:history="1" r:id="rIdinpdaqbjavhked4dtrbjd">
+            <w:hyperlink w:history="1" r:id="rId_jf7uokdqi7sgye4sg2dc">
               <w:r>
                 <w:rPr>
                   <w:rFonts w:ascii="Arial" w:cs="Arial" w:eastAsia="Arial" w:hAnsi="Arial"/>
@@ -23262,7 +23280,7 @@
               <w:spacing w:after="10" w:before="0"/>
               <w:ind w:left="120"/>
             </w:pPr>
-            <w:hyperlink w:history="1" r:id="rId4jbhdvdsdne6q-yt3tj9g">
+            <w:hyperlink w:history="1" r:id="rIdv3mxm-udnv8ysuwif9dhw">
               <w:r>
                 <w:rPr>
                   <w:rFonts w:ascii="Arial" w:cs="Arial" w:eastAsia="Arial" w:hAnsi="Arial"/>
@@ -23409,32 +23427,32 @@
         <w:tc>
           <w:tcPr>
             <w:tcW w:type="dxa" w:w="1520"/>
-            <w:shd w:fill="F2F2F2" w:color="auto" w:val="clear"/>
-            <w:tcMar>
-              <w:top w:type="dxa" w:w="60"/>
-              <w:left w:type="dxa" w:w="120"/>
-              <w:bottom w:type="dxa" w:w="60"/>
-              <w:right w:type="dxa" w:w="120"/>
-            </w:tcMar>
-            <w:vAlign w:val="top"/>
-          </w:tcPr>
-          <w:p>
-            <w:pPr>
-              <w:spacing w:after="40" w:before="0"/>
-              <w:jc w:val="left"/>
-            </w:pPr>
-            <w:r>
-              <w:rPr>
-                <w:rFonts w:ascii="Arial" w:cs="Arial" w:eastAsia="Arial" w:hAnsi="Arial"/>
-                <w:b/>
-                <w:bCs/>
-                <w:i w:val="false"/>
-                <w:iCs w:val="false"/>
-                <w:color w:val="000000"/>
-                <w:sz w:val="18"/>
-                <w:szCs w:val="18"/>
-              </w:rPr>
-              <w:t xml:space="preserve">Phase 3 — Explain: Radiation Safety Design + Final Explanation Construction (20 minutes)</w:t>
+            <w:shd w:fill="E2EFDA" w:color="auto" w:val="clear"/>
+            <w:tcMar>
+              <w:top w:type="dxa" w:w="60"/>
+              <w:left w:type="dxa" w:w="120"/>
+              <w:bottom w:type="dxa" w:w="60"/>
+              <w:right w:type="dxa" w:w="120"/>
+            </w:tcMar>
+            <w:vAlign w:val="top"/>
+          </w:tcPr>
+          <w:p>
+            <w:pPr>
+              <w:spacing w:after="40" w:before="0"/>
+              <w:jc w:val="left"/>
+            </w:pPr>
+            <w:r>
+              <w:rPr>
+                <w:rFonts w:ascii="Arial" w:cs="Arial" w:eastAsia="Arial" w:hAnsi="Arial"/>
+                <w:b/>
+                <w:bCs/>
+                <w:i w:val="false"/>
+                <w:iCs w:val="false"/>
+                <w:color w:val="000000"/>
+                <w:sz w:val="18"/>
+                <w:szCs w:val="18"/>
+              </w:rPr>
+              <w:t xml:space="preserve">Explain Phase</w:t>
             </w:r>
           </w:p>
           <w:p>
@@ -23457,7 +23475,7 @@
             <w:pPr>
               <w:spacing w:after="20" w:before="0"/>
             </w:pPr>
-            <w:hyperlink w:history="1" r:id="rIdkxpz68crdxudwvg6umch4">
+            <w:hyperlink w:history="1" r:id="rIdxsuqk6qpf073t3bilhvfy">
               <w:r>
                 <w:rPr>
                   <w:rFonts w:ascii="Arial" w:cs="Arial" w:eastAsia="Arial" w:hAnsi="Arial"/>
@@ -23490,7 +23508,7 @@
               <w:spacing w:after="10" w:before="0"/>
               <w:ind w:left="120"/>
             </w:pPr>
-            <w:hyperlink w:history="1" r:id="rIdjjjhp-vljcmk4i3ofupeb">
+            <w:hyperlink w:history="1" r:id="rIdmbbunvl_ehv4pulsx_7nk">
               <w:r>
                 <w:rPr>
                   <w:rFonts w:ascii="Arial" w:cs="Arial" w:eastAsia="Arial" w:hAnsi="Arial"/>
@@ -23535,7 +23553,7 @@
             <w:pPr>
               <w:spacing w:after="20" w:before="0"/>
             </w:pPr>
-            <w:hyperlink w:history="1" r:id="rId6qtmkvhutsrooxw3tdle1">
+            <w:hyperlink w:history="1" r:id="rIds7qb67wmh61xlpoxbvfd3">
               <w:r>
                 <w:rPr>
                   <w:rFonts w:ascii="Arial" w:cs="Arial" w:eastAsia="Arial" w:hAnsi="Arial"/>
@@ -23568,7 +23586,7 @@
               <w:spacing w:after="10" w:before="0"/>
               <w:ind w:left="120"/>
             </w:pPr>
-            <w:hyperlink w:history="1" r:id="rIdjmsoxtfz4qr0bop8cwfzk">
+            <w:hyperlink w:history="1" r:id="rIduwnufhiq0fskqfr17okle">
               <w:r>
                 <w:rPr>
                   <w:rFonts w:ascii="Arial" w:cs="Arial" w:eastAsia="Arial" w:hAnsi="Arial"/>
@@ -23715,32 +23733,32 @@
         <w:tc>
           <w:tcPr>
             <w:tcW w:type="dxa" w:w="1520"/>
-            <w:shd w:fill="F2F2F2" w:color="auto" w:val="clear"/>
-            <w:tcMar>
-              <w:top w:type="dxa" w:w="60"/>
-              <w:left w:type="dxa" w:w="120"/>
-              <w:bottom w:type="dxa" w:w="60"/>
-              <w:right w:type="dxa" w:w="120"/>
-            </w:tcMar>
-            <w:vAlign w:val="top"/>
-          </w:tcPr>
-          <w:p>
-            <w:pPr>
-              <w:spacing w:after="40" w:before="0"/>
-              <w:jc w:val="left"/>
-            </w:pPr>
-            <w:r>
-              <w:rPr>
-                <w:rFonts w:ascii="Arial" w:cs="Arial" w:eastAsia="Arial" w:hAnsi="Arial"/>
-                <w:b/>
-                <w:bCs/>
-                <w:i w:val="false"/>
-                <w:iCs w:val="false"/>
-                <w:color w:val="000000"/>
-                <w:sz w:val="18"/>
-                <w:szCs w:val="18"/>
-              </w:rPr>
-              <w:t xml:space="preserve">Phase 4 — Driving Question Board (DQB) Closure: Answering the Driving Question (15 minutes)</w:t>
+            <w:shd w:fill="FCE4D6" w:color="auto" w:val="clear"/>
+            <w:tcMar>
+              <w:top w:type="dxa" w:w="60"/>
+              <w:left w:type="dxa" w:w="120"/>
+              <w:bottom w:type="dxa" w:w="60"/>
+              <w:right w:type="dxa" w:w="120"/>
+            </w:tcMar>
+            <w:vAlign w:val="top"/>
+          </w:tcPr>
+          <w:p>
+            <w:pPr>
+              <w:spacing w:after="40" w:before="0"/>
+              <w:jc w:val="left"/>
+            </w:pPr>
+            <w:r>
+              <w:rPr>
+                <w:rFonts w:ascii="Arial" w:cs="Arial" w:eastAsia="Arial" w:hAnsi="Arial"/>
+                <w:b/>
+                <w:bCs/>
+                <w:i w:val="false"/>
+                <w:iCs w:val="false"/>
+                <w:color w:val="000000"/>
+                <w:sz w:val="18"/>
+                <w:szCs w:val="18"/>
+              </w:rPr>
+              <w:t xml:space="preserve">Driving Question Board (DQB) Creation</w:t>
             </w:r>
           </w:p>
           <w:p>
@@ -23763,7 +23781,7 @@
             <w:pPr>
               <w:spacing w:after="20" w:before="0"/>
             </w:pPr>
-            <w:hyperlink w:history="1" r:id="rId3nvcgpjqi5setkamqjsmj">
+            <w:hyperlink w:history="1" r:id="rIdoxnaif5y0xiiqriqp7fqa">
               <w:r>
                 <w:rPr>
                   <w:rFonts w:ascii="Arial" w:cs="Arial" w:eastAsia="Arial" w:hAnsi="Arial"/>
@@ -23796,7 +23814,7 @@
               <w:spacing w:after="10" w:before="0"/>
               <w:ind w:left="120"/>
             </w:pPr>
-            <w:hyperlink w:history="1" r:id="rIdtw3kjl6ds4mmlusb3jxsh">
+            <w:hyperlink w:history="1" r:id="rIdhbfbckza_swkgkfqtksq1">
               <w:r>
                 <w:rPr>
                   <w:rFonts w:ascii="Arial" w:cs="Arial" w:eastAsia="Arial" w:hAnsi="Arial"/>
@@ -23841,7 +23859,7 @@
             <w:pPr>
               <w:spacing w:after="20" w:before="0"/>
             </w:pPr>
-            <w:hyperlink w:history="1" r:id="rIdffvxpp7lecyccakublhp5">
+            <w:hyperlink w:history="1" r:id="rId11gbr6a_npftfos9ztk0u">
               <w:r>
                 <w:rPr>
                   <w:rFonts w:ascii="Arial" w:cs="Arial" w:eastAsia="Arial" w:hAnsi="Arial"/>
@@ -23874,7 +23892,7 @@
               <w:spacing w:after="10" w:before="0"/>
               <w:ind w:left="120"/>
             </w:pPr>
-            <w:hyperlink w:history="1" r:id="rIdggafmh-ir-5qfq_448cal">
+            <w:hyperlink w:history="1" r:id="rIdaurchiyiklhg1cstgdro2">
               <w:r>
                 <w:rPr>
                   <w:rFonts w:ascii="Arial" w:cs="Arial" w:eastAsia="Arial" w:hAnsi="Arial"/>
@@ -24021,32 +24039,32 @@
         <w:tc>
           <w:tcPr>
             <w:tcW w:type="dxa" w:w="1520"/>
-            <w:shd w:fill="F2F2F2" w:color="auto" w:val="clear"/>
-            <w:tcMar>
-              <w:top w:type="dxa" w:w="60"/>
-              <w:left w:type="dxa" w:w="120"/>
-              <w:bottom w:type="dxa" w:w="60"/>
-              <w:right w:type="dxa" w:w="120"/>
-            </w:tcMar>
-            <w:vAlign w:val="top"/>
-          </w:tcPr>
-          <w:p>
-            <w:pPr>
-              <w:spacing w:after="40" w:before="0"/>
-              <w:jc w:val="left"/>
-            </w:pPr>
-            <w:r>
-              <w:rPr>
-                <w:rFonts w:ascii="Arial" w:cs="Arial" w:eastAsia="Arial" w:hAnsi="Arial"/>
-                <w:b/>
-                <w:bCs/>
-                <w:i w:val="false"/>
-                <w:iCs w:val="false"/>
-                <w:color w:val="000000"/>
-                <w:sz w:val="18"/>
-                <w:szCs w:val="18"/>
-              </w:rPr>
-              <w:t xml:space="preserve">Phase 5 — Model Building + Unit Review: Letter to a Year 9 Student (15 minutes)</w:t>
+            <w:shd w:fill="D5E8F0" w:color="auto" w:val="clear"/>
+            <w:tcMar>
+              <w:top w:type="dxa" w:w="60"/>
+              <w:left w:type="dxa" w:w="120"/>
+              <w:bottom w:type="dxa" w:w="60"/>
+              <w:right w:type="dxa" w:w="120"/>
+            </w:tcMar>
+            <w:vAlign w:val="top"/>
+          </w:tcPr>
+          <w:p>
+            <w:pPr>
+              <w:spacing w:after="40" w:before="0"/>
+              <w:jc w:val="left"/>
+            </w:pPr>
+            <w:r>
+              <w:rPr>
+                <w:rFonts w:ascii="Arial" w:cs="Arial" w:eastAsia="Arial" w:hAnsi="Arial"/>
+                <w:b/>
+                <w:bCs/>
+                <w:i w:val="false"/>
+                <w:iCs w:val="false"/>
+                <w:color w:val="000000"/>
+                <w:sz w:val="18"/>
+                <w:szCs w:val="18"/>
+              </w:rPr>
+              <w:t xml:space="preserve">Model Building Phase</w:t>
             </w:r>
           </w:p>
           <w:p>
@@ -24069,7 +24087,7 @@
             <w:pPr>
               <w:spacing w:after="20" w:before="0"/>
             </w:pPr>
-            <w:hyperlink w:history="1" r:id="rIdcszyg_8e20o2z0nmpkmke">
+            <w:hyperlink w:history="1" r:id="rId0ztyzjrqkef2ehnqujqwv">
               <w:r>
                 <w:rPr>
                   <w:rFonts w:ascii="Arial" w:cs="Arial" w:eastAsia="Arial" w:hAnsi="Arial"/>
@@ -24102,7 +24120,7 @@
               <w:spacing w:after="10" w:before="0"/>
               <w:ind w:left="120"/>
             </w:pPr>
-            <w:hyperlink w:history="1" r:id="rIdsujks8e342gxtqquanurt">
+            <w:hyperlink w:history="1" r:id="rIdy9gzttpb7zhn0_v3ensas">
               <w:r>
                 <w:rPr>
                   <w:rFonts w:ascii="Arial" w:cs="Arial" w:eastAsia="Arial" w:hAnsi="Arial"/>
@@ -24147,7 +24165,7 @@
             <w:pPr>
               <w:spacing w:after="20" w:before="0"/>
             </w:pPr>
-            <w:hyperlink w:history="1" r:id="rIdri16qy3bk37hg6cbgwx6m">
+            <w:hyperlink w:history="1" r:id="rId4bnobv1gurdekyiwdkosw">
               <w:r>
                 <w:rPr>
                   <w:rFonts w:ascii="Arial" w:cs="Arial" w:eastAsia="Arial" w:hAnsi="Arial"/>
@@ -24180,7 +24198,7 @@
               <w:spacing w:after="10" w:before="0"/>
               <w:ind w:left="120"/>
             </w:pPr>
-            <w:hyperlink w:history="1" r:id="rIdunou9a8k9vmn2eotsktnn">
+            <w:hyperlink w:history="1" r:id="rIdotra2ykdl4n4agvwvnzyd">
               <w:r>
                 <w:rPr>
                   <w:rFonts w:ascii="Arial" w:cs="Arial" w:eastAsia="Arial" w:hAnsi="Arial"/>

--- a/data/outputs/v2/Physics/SS3.1_Radioactivity_and_Stability_of_Isotopes/Physics_Radioactivity_and_Stability_of_Isotopes_CBE_LessonSequence.docx
+++ b/data/outputs/v2/Physics/SS3.1_Radioactivity_and_Stability_of_Isotopes/Physics_Radioactivity_and_Stability_of_Isotopes_CBE_LessonSequence.docx
@@ -3537,7 +3537,7 @@
             <w:pPr>
               <w:spacing w:after="20" w:before="0"/>
             </w:pPr>
-            <w:hyperlink w:history="1" r:id="rIdjax1pubf2hqup0mouzr_2">
+            <w:hyperlink w:history="1" r:id="rId6ehcphnfdvfw47g_1dz1n">
               <w:r>
                 <w:rPr>
                   <w:rFonts w:ascii="Arial" w:cs="Arial" w:eastAsia="Arial" w:hAnsi="Arial"/>
@@ -3570,7 +3570,7 @@
               <w:spacing w:after="10" w:before="0"/>
               <w:ind w:left="120"/>
             </w:pPr>
-            <w:hyperlink w:history="1" r:id="rIdbcjhykw6zilyrzn5pqgim">
+            <w:hyperlink w:history="1" r:id="rIdraar_ghkqwtizvfnzysmh">
               <w:r>
                 <w:rPr>
                   <w:rFonts w:ascii="Arial" w:cs="Arial" w:eastAsia="Arial" w:hAnsi="Arial"/>
@@ -3615,7 +3615,7 @@
             <w:pPr>
               <w:spacing w:after="20" w:before="0"/>
             </w:pPr>
-            <w:hyperlink w:history="1" r:id="rId44b9200asa0dnel-_7pui">
+            <w:hyperlink w:history="1" r:id="rIdgiwikl6ohau0ilo2pxiwf">
               <w:r>
                 <w:rPr>
                   <w:rFonts w:ascii="Arial" w:cs="Arial" w:eastAsia="Arial" w:hAnsi="Arial"/>
@@ -3648,7 +3648,7 @@
               <w:spacing w:after="10" w:before="0"/>
               <w:ind w:left="120"/>
             </w:pPr>
-            <w:hyperlink w:history="1" r:id="rId_vz4wkfuuqqgfr8pzytgt">
+            <w:hyperlink w:history="1" r:id="rIdwn-pgvqk-ax0s95rrar7r">
               <w:r>
                 <w:rPr>
                   <w:rFonts w:ascii="Arial" w:cs="Arial" w:eastAsia="Arial" w:hAnsi="Arial"/>
@@ -3843,7 +3843,7 @@
             <w:pPr>
               <w:spacing w:after="20" w:before="0"/>
             </w:pPr>
-            <w:hyperlink w:history="1" r:id="rIdow5jzneruzlqx_jvgyycc">
+            <w:hyperlink w:history="1" r:id="rIdjj9ioqmheqt0z4tnxgv1j">
               <w:r>
                 <w:rPr>
                   <w:rFonts w:ascii="Arial" w:cs="Arial" w:eastAsia="Arial" w:hAnsi="Arial"/>
@@ -3876,7 +3876,7 @@
               <w:spacing w:after="10" w:before="0"/>
               <w:ind w:left="120"/>
             </w:pPr>
-            <w:hyperlink w:history="1" r:id="rId0hkuwhcbba32cmm3vx84x">
+            <w:hyperlink w:history="1" r:id="rIdk0djogv5bxnga5ielu-n5">
               <w:r>
                 <w:rPr>
                   <w:rFonts w:ascii="Arial" w:cs="Arial" w:eastAsia="Arial" w:hAnsi="Arial"/>
@@ -3921,7 +3921,7 @@
             <w:pPr>
               <w:spacing w:after="20" w:before="0"/>
             </w:pPr>
-            <w:hyperlink w:history="1" r:id="rIdar2joa35leyoy9cdpnl3-">
+            <w:hyperlink w:history="1" r:id="rIdulnatoa2efyytcedufont">
               <w:r>
                 <w:rPr>
                   <w:rFonts w:ascii="Arial" w:cs="Arial" w:eastAsia="Arial" w:hAnsi="Arial"/>
@@ -3954,7 +3954,7 @@
               <w:spacing w:after="10" w:before="0"/>
               <w:ind w:left="120"/>
             </w:pPr>
-            <w:hyperlink w:history="1" r:id="rIdzif0incrqoetoncwevv3y">
+            <w:hyperlink w:history="1" r:id="rId8tktfi-gduaq9q0kx-xs0">
               <w:r>
                 <w:rPr>
                   <w:rFonts w:ascii="Arial" w:cs="Arial" w:eastAsia="Arial" w:hAnsi="Arial"/>
@@ -4149,7 +4149,7 @@
             <w:pPr>
               <w:spacing w:after="20" w:before="0"/>
             </w:pPr>
-            <w:hyperlink w:history="1" r:id="rIdl_ee5dizp4y3yq0xgmonx">
+            <w:hyperlink w:history="1" r:id="rIdnr-kdrhopblonufpxvnp0">
               <w:r>
                 <w:rPr>
                   <w:rFonts w:ascii="Arial" w:cs="Arial" w:eastAsia="Arial" w:hAnsi="Arial"/>
@@ -4182,7 +4182,7 @@
               <w:spacing w:after="10" w:before="0"/>
               <w:ind w:left="120"/>
             </w:pPr>
-            <w:hyperlink w:history="1" r:id="rId5rscaievzp8uzyrceon7a">
+            <w:hyperlink w:history="1" r:id="rId0prxp44gbkzbcd20hpsaa">
               <w:r>
                 <w:rPr>
                   <w:rFonts w:ascii="Arial" w:cs="Arial" w:eastAsia="Arial" w:hAnsi="Arial"/>
@@ -4227,7 +4227,7 @@
             <w:pPr>
               <w:spacing w:after="20" w:before="0"/>
             </w:pPr>
-            <w:hyperlink w:history="1" r:id="rIdjwoiuhfxg1t1tupjfonid">
+            <w:hyperlink w:history="1" r:id="rId_vqabiqdheett1vc45acn">
               <w:r>
                 <w:rPr>
                   <w:rFonts w:ascii="Arial" w:cs="Arial" w:eastAsia="Arial" w:hAnsi="Arial"/>
@@ -4260,7 +4260,7 @@
               <w:spacing w:after="10" w:before="0"/>
               <w:ind w:left="120"/>
             </w:pPr>
-            <w:hyperlink w:history="1" r:id="rIdupt7b_8rfbh4cijw41djz">
+            <w:hyperlink w:history="1" r:id="rIdvnf5nztokjddbxewft3us">
               <w:r>
                 <w:rPr>
                   <w:rFonts w:ascii="Arial" w:cs="Arial" w:eastAsia="Arial" w:hAnsi="Arial"/>
@@ -4455,7 +4455,7 @@
             <w:pPr>
               <w:spacing w:after="20" w:before="0"/>
             </w:pPr>
-            <w:hyperlink w:history="1" r:id="rIdyuehbpazhjqudsnppaelv">
+            <w:hyperlink w:history="1" r:id="rIdfqvwryztwzhrcmuuj_kkc">
               <w:r>
                 <w:rPr>
                   <w:rFonts w:ascii="Arial" w:cs="Arial" w:eastAsia="Arial" w:hAnsi="Arial"/>
@@ -4488,7 +4488,7 @@
               <w:spacing w:after="10" w:before="0"/>
               <w:ind w:left="120"/>
             </w:pPr>
-            <w:hyperlink w:history="1" r:id="rIdct7x6j2y2zwii-xgvsgpu">
+            <w:hyperlink w:history="1" r:id="rId0xpuwdbuzqlvfkcv1jmr7">
               <w:r>
                 <w:rPr>
                   <w:rFonts w:ascii="Arial" w:cs="Arial" w:eastAsia="Arial" w:hAnsi="Arial"/>
@@ -4533,7 +4533,7 @@
             <w:pPr>
               <w:spacing w:after="20" w:before="0"/>
             </w:pPr>
-            <w:hyperlink w:history="1" r:id="rIdj1rts2lpmhadyr9ykroyt">
+            <w:hyperlink w:history="1" r:id="rId80jd_mvxhv8mzeqveww4r">
               <w:r>
                 <w:rPr>
                   <w:rFonts w:ascii="Arial" w:cs="Arial" w:eastAsia="Arial" w:hAnsi="Arial"/>
@@ -4566,7 +4566,7 @@
               <w:spacing w:after="10" w:before="0"/>
               <w:ind w:left="120"/>
             </w:pPr>
-            <w:hyperlink w:history="1" r:id="rIdypnqf0a6ubqlolg0-csyk">
+            <w:hyperlink w:history="1" r:id="rIdwgyqepdmxs8arkpzkb0cl">
               <w:r>
                 <w:rPr>
                   <w:rFonts w:ascii="Arial" w:cs="Arial" w:eastAsia="Arial" w:hAnsi="Arial"/>
@@ -4761,7 +4761,7 @@
             <w:pPr>
               <w:spacing w:after="20" w:before="0"/>
             </w:pPr>
-            <w:hyperlink w:history="1" r:id="rIdk1af3ymp5atqrt2rrx6qb">
+            <w:hyperlink w:history="1" r:id="rIdqtetim9d29g2nsvdrrqwu">
               <w:r>
                 <w:rPr>
                   <w:rFonts w:ascii="Arial" w:cs="Arial" w:eastAsia="Arial" w:hAnsi="Arial"/>
@@ -4794,7 +4794,7 @@
               <w:spacing w:after="10" w:before="0"/>
               <w:ind w:left="120"/>
             </w:pPr>
-            <w:hyperlink w:history="1" r:id="rIdsuc1dyodo8klj1rtqlym-">
+            <w:hyperlink w:history="1" r:id="rIdgjgbq0fo8cqzq0oubxup9">
               <w:r>
                 <w:rPr>
                   <w:rFonts w:ascii="Arial" w:cs="Arial" w:eastAsia="Arial" w:hAnsi="Arial"/>
@@ -4839,7 +4839,7 @@
             <w:pPr>
               <w:spacing w:after="20" w:before="0"/>
             </w:pPr>
-            <w:hyperlink w:history="1" r:id="rId48lezl2pv8i5jlfxyfjum">
+            <w:hyperlink w:history="1" r:id="rIdpepap-w7uy6pogyp5pvw4">
               <w:r>
                 <w:rPr>
                   <w:rFonts w:ascii="Arial" w:cs="Arial" w:eastAsia="Arial" w:hAnsi="Arial"/>
@@ -4872,7 +4872,7 @@
               <w:spacing w:after="10" w:before="0"/>
               <w:ind w:left="120"/>
             </w:pPr>
-            <w:hyperlink w:history="1" r:id="rIdpp3l1tlt8y37whpaw_rcu">
+            <w:hyperlink w:history="1" r:id="rIdyprnkadu0kczrqtred5w1">
               <w:r>
                 <w:rPr>
                   <w:rFonts w:ascii="Arial" w:cs="Arial" w:eastAsia="Arial" w:hAnsi="Arial"/>
@@ -6473,7 +6473,7 @@
             <w:pPr>
               <w:spacing w:after="20" w:before="0"/>
             </w:pPr>
-            <w:hyperlink w:history="1" r:id="rIdf8nchgdf2nflrnm4hlfkv">
+            <w:hyperlink w:history="1" r:id="rIdxg61jsbkalxpmrtcldjo3">
               <w:r>
                 <w:rPr>
                   <w:rFonts w:ascii="Arial" w:cs="Arial" w:eastAsia="Arial" w:hAnsi="Arial"/>
@@ -6506,7 +6506,7 @@
               <w:spacing w:after="10" w:before="0"/>
               <w:ind w:left="120"/>
             </w:pPr>
-            <w:hyperlink w:history="1" r:id="rId7a6-96qdgx7xaus0cwpw4">
+            <w:hyperlink w:history="1" r:id="rIdimzxxxsa0dauecv5xtl-t">
               <w:r>
                 <w:rPr>
                   <w:rFonts w:ascii="Arial" w:cs="Arial" w:eastAsia="Arial" w:hAnsi="Arial"/>
@@ -6551,7 +6551,7 @@
             <w:pPr>
               <w:spacing w:after="20" w:before="0"/>
             </w:pPr>
-            <w:hyperlink w:history="1" r:id="rIdbbxp9aascncc7nwbu_p34">
+            <w:hyperlink w:history="1" r:id="rIdwqduofb8tnd-wcpzvtihq">
               <w:r>
                 <w:rPr>
                   <w:rFonts w:ascii="Arial" w:cs="Arial" w:eastAsia="Arial" w:hAnsi="Arial"/>
@@ -6584,7 +6584,7 @@
               <w:spacing w:after="10" w:before="0"/>
               <w:ind w:left="120"/>
             </w:pPr>
-            <w:hyperlink w:history="1" r:id="rIdaemuisxgwvkv8__rf-wa4">
+            <w:hyperlink w:history="1" r:id="rId2-awb5taytejptqrxk95t">
               <w:r>
                 <w:rPr>
                   <w:rFonts w:ascii="Arial" w:cs="Arial" w:eastAsia="Arial" w:hAnsi="Arial"/>
@@ -6779,7 +6779,7 @@
             <w:pPr>
               <w:spacing w:after="20" w:before="0"/>
             </w:pPr>
-            <w:hyperlink w:history="1" r:id="rIdm0kc-s7z2i8kfr6ikkf4c">
+            <w:hyperlink w:history="1" r:id="rIdyvfg_cmwop0awvdeqkmpy">
               <w:r>
                 <w:rPr>
                   <w:rFonts w:ascii="Arial" w:cs="Arial" w:eastAsia="Arial" w:hAnsi="Arial"/>
@@ -6812,7 +6812,7 @@
               <w:spacing w:after="10" w:before="0"/>
               <w:ind w:left="120"/>
             </w:pPr>
-            <w:hyperlink w:history="1" r:id="rId_vl8ixuf91wsg4dvahnzd">
+            <w:hyperlink w:history="1" r:id="rIdffdtxb1k3m9vggevwrnek">
               <w:r>
                 <w:rPr>
                   <w:rFonts w:ascii="Arial" w:cs="Arial" w:eastAsia="Arial" w:hAnsi="Arial"/>
@@ -6857,7 +6857,7 @@
             <w:pPr>
               <w:spacing w:after="20" w:before="0"/>
             </w:pPr>
-            <w:hyperlink w:history="1" r:id="rIdkse5voz7x0jicxqmrfth0">
+            <w:hyperlink w:history="1" r:id="rIdzatbnwy3t4mxf-upv-fl3">
               <w:r>
                 <w:rPr>
                   <w:rFonts w:ascii="Arial" w:cs="Arial" w:eastAsia="Arial" w:hAnsi="Arial"/>
@@ -6890,7 +6890,7 @@
               <w:spacing w:after="10" w:before="0"/>
               <w:ind w:left="120"/>
             </w:pPr>
-            <w:hyperlink w:history="1" r:id="rId2vro1cc0jeihkcdc8vaqo">
+            <w:hyperlink w:history="1" r:id="rIdnlof0dzfjxiezshzcpwo1">
               <w:r>
                 <w:rPr>
                   <w:rFonts w:ascii="Arial" w:cs="Arial" w:eastAsia="Arial" w:hAnsi="Arial"/>
@@ -7085,7 +7085,7 @@
             <w:pPr>
               <w:spacing w:after="20" w:before="0"/>
             </w:pPr>
-            <w:hyperlink w:history="1" r:id="rId3mq3dd5sagyvllwnd4wqm">
+            <w:hyperlink w:history="1" r:id="rIdz37sboak8dnpsiyndbxik">
               <w:r>
                 <w:rPr>
                   <w:rFonts w:ascii="Arial" w:cs="Arial" w:eastAsia="Arial" w:hAnsi="Arial"/>
@@ -7118,7 +7118,7 @@
               <w:spacing w:after="10" w:before="0"/>
               <w:ind w:left="120"/>
             </w:pPr>
-            <w:hyperlink w:history="1" r:id="rIdxrzch3qsgrubxycqyxumd">
+            <w:hyperlink w:history="1" r:id="rIddou4jscovirsjcv_b-dhy">
               <w:r>
                 <w:rPr>
                   <w:rFonts w:ascii="Arial" w:cs="Arial" w:eastAsia="Arial" w:hAnsi="Arial"/>
@@ -7163,7 +7163,7 @@
             <w:pPr>
               <w:spacing w:after="20" w:before="0"/>
             </w:pPr>
-            <w:hyperlink w:history="1" r:id="rIdbtfqi5la9g0b3el1d4zt2">
+            <w:hyperlink w:history="1" r:id="rIdxcgohmzj909vkgyqfdpt9">
               <w:r>
                 <w:rPr>
                   <w:rFonts w:ascii="Arial" w:cs="Arial" w:eastAsia="Arial" w:hAnsi="Arial"/>
@@ -7196,7 +7196,7 @@
               <w:spacing w:after="10" w:before="0"/>
               <w:ind w:left="120"/>
             </w:pPr>
-            <w:hyperlink w:history="1" r:id="rIdkbqondleocutmhsczf-ng">
+            <w:hyperlink w:history="1" r:id="rIdzsocjtyzrmxirsp2q9fe6">
               <w:r>
                 <w:rPr>
                   <w:rFonts w:ascii="Arial" w:cs="Arial" w:eastAsia="Arial" w:hAnsi="Arial"/>
@@ -7391,7 +7391,7 @@
             <w:pPr>
               <w:spacing w:after="20" w:before="0"/>
             </w:pPr>
-            <w:hyperlink w:history="1" r:id="rId2tbqb5eo4tp2zsjdrdafo">
+            <w:hyperlink w:history="1" r:id="rIdc-xevcxm1wnprq_fe6-bo">
               <w:r>
                 <w:rPr>
                   <w:rFonts w:ascii="Arial" w:cs="Arial" w:eastAsia="Arial" w:hAnsi="Arial"/>
@@ -7424,7 +7424,7 @@
               <w:spacing w:after="10" w:before="0"/>
               <w:ind w:left="120"/>
             </w:pPr>
-            <w:hyperlink w:history="1" r:id="rIdxi1fhx9hnhqi7jelituoj">
+            <w:hyperlink w:history="1" r:id="rIdxjxfx1zkcfrpqa5innqxz">
               <w:r>
                 <w:rPr>
                   <w:rFonts w:ascii="Arial" w:cs="Arial" w:eastAsia="Arial" w:hAnsi="Arial"/>
@@ -7469,7 +7469,7 @@
             <w:pPr>
               <w:spacing w:after="20" w:before="0"/>
             </w:pPr>
-            <w:hyperlink w:history="1" r:id="rId6xffb4bm3xuno72amkwun">
+            <w:hyperlink w:history="1" r:id="rIdrtogpsalgfjcg04_py82a">
               <w:r>
                 <w:rPr>
                   <w:rFonts w:ascii="Arial" w:cs="Arial" w:eastAsia="Arial" w:hAnsi="Arial"/>
@@ -7502,7 +7502,7 @@
               <w:spacing w:after="10" w:before="0"/>
               <w:ind w:left="120"/>
             </w:pPr>
-            <w:hyperlink w:history="1" r:id="rIdgkihyhhzt7wuk0vaz7gj3">
+            <w:hyperlink w:history="1" r:id="rIdc-fcz1rjwrdpx69trqx4s">
               <w:r>
                 <w:rPr>
                   <w:rFonts w:ascii="Arial" w:cs="Arial" w:eastAsia="Arial" w:hAnsi="Arial"/>
@@ -7697,7 +7697,7 @@
             <w:pPr>
               <w:spacing w:after="20" w:before="0"/>
             </w:pPr>
-            <w:hyperlink w:history="1" r:id="rIdoulx6tjnbw_8mxxybmkoo">
+            <w:hyperlink w:history="1" r:id="rId3jery6ko4qjn6wr7lm-fe">
               <w:r>
                 <w:rPr>
                   <w:rFonts w:ascii="Arial" w:cs="Arial" w:eastAsia="Arial" w:hAnsi="Arial"/>
@@ -7730,7 +7730,7 @@
               <w:spacing w:after="10" w:before="0"/>
               <w:ind w:left="120"/>
             </w:pPr>
-            <w:hyperlink w:history="1" r:id="rIdhblt6w0jgelywvjywuge1">
+            <w:hyperlink w:history="1" r:id="rIdufunye6orhwoaempweewu">
               <w:r>
                 <w:rPr>
                   <w:rFonts w:ascii="Arial" w:cs="Arial" w:eastAsia="Arial" w:hAnsi="Arial"/>
@@ -7775,7 +7775,7 @@
             <w:pPr>
               <w:spacing w:after="20" w:before="0"/>
             </w:pPr>
-            <w:hyperlink w:history="1" r:id="rIdycs-c-9sqxtao3tpje7wq">
+            <w:hyperlink w:history="1" r:id="rIduffblrmu9pfehy3zgjntv">
               <w:r>
                 <w:rPr>
                   <w:rFonts w:ascii="Arial" w:cs="Arial" w:eastAsia="Arial" w:hAnsi="Arial"/>
@@ -7808,7 +7808,7 @@
               <w:spacing w:after="10" w:before="0"/>
               <w:ind w:left="120"/>
             </w:pPr>
-            <w:hyperlink w:history="1" r:id="rId8ry60_owrrnbqruxjkrfq">
+            <w:hyperlink w:history="1" r:id="rIdfmlnme7dan7vvxk60fpj3">
               <w:r>
                 <w:rPr>
                   <w:rFonts w:ascii="Arial" w:cs="Arial" w:eastAsia="Arial" w:hAnsi="Arial"/>
@@ -9295,7 +9295,7 @@
             <w:pPr>
               <w:spacing w:after="20" w:before="0"/>
             </w:pPr>
-            <w:hyperlink w:history="1" r:id="rIdmxsxm_uhg3icitcmb12ar">
+            <w:hyperlink w:history="1" r:id="rIdjajlyzgh24zrkthae591v">
               <w:r>
                 <w:rPr>
                   <w:rFonts w:ascii="Arial" w:cs="Arial" w:eastAsia="Arial" w:hAnsi="Arial"/>
@@ -9328,7 +9328,7 @@
               <w:spacing w:after="10" w:before="0"/>
               <w:ind w:left="120"/>
             </w:pPr>
-            <w:hyperlink w:history="1" r:id="rIddj7yeba0xxmdsa2nevit7">
+            <w:hyperlink w:history="1" r:id="rIdd2bx57mxv5jthm7dtkfre">
               <w:r>
                 <w:rPr>
                   <w:rFonts w:ascii="Arial" w:cs="Arial" w:eastAsia="Arial" w:hAnsi="Arial"/>
@@ -9373,7 +9373,7 @@
             <w:pPr>
               <w:spacing w:after="20" w:before="0"/>
             </w:pPr>
-            <w:hyperlink w:history="1" r:id="rId_p58ym5m38gwvisn0hgsh">
+            <w:hyperlink w:history="1" r:id="rIdi9d46xki9cjuzouuzu4gf">
               <w:r>
                 <w:rPr>
                   <w:rFonts w:ascii="Arial" w:cs="Arial" w:eastAsia="Arial" w:hAnsi="Arial"/>
@@ -9406,7 +9406,7 @@
               <w:spacing w:after="10" w:before="0"/>
               <w:ind w:left="120"/>
             </w:pPr>
-            <w:hyperlink w:history="1" r:id="rIdqxge5yjvlb1bahxjywxgh">
+            <w:hyperlink w:history="1" r:id="rIduvfywhjnbphqtioogsxb5">
               <w:r>
                 <w:rPr>
                   <w:rFonts w:ascii="Arial" w:cs="Arial" w:eastAsia="Arial" w:hAnsi="Arial"/>
@@ -9715,7 +9715,7 @@
             <w:pPr>
               <w:spacing w:after="20" w:before="0"/>
             </w:pPr>
-            <w:hyperlink w:history="1" r:id="rIdxlrcvktzco9pt2bymhz-p">
+            <w:hyperlink w:history="1" r:id="rId3glhnnmokcr3zliyx4yhc">
               <w:r>
                 <w:rPr>
                   <w:rFonts w:ascii="Arial" w:cs="Arial" w:eastAsia="Arial" w:hAnsi="Arial"/>
@@ -9748,7 +9748,7 @@
               <w:spacing w:after="10" w:before="0"/>
               <w:ind w:left="120"/>
             </w:pPr>
-            <w:hyperlink w:history="1" r:id="rIdu_2suwfvucqnegeorgr2y">
+            <w:hyperlink w:history="1" r:id="rIdfswaolcuwo8esokegzxyi">
               <w:r>
                 <w:rPr>
                   <w:rFonts w:ascii="Arial" w:cs="Arial" w:eastAsia="Arial" w:hAnsi="Arial"/>
@@ -9793,7 +9793,7 @@
             <w:pPr>
               <w:spacing w:after="20" w:before="0"/>
             </w:pPr>
-            <w:hyperlink w:history="1" r:id="rId8icdospg4ipbiqp3kjbka">
+            <w:hyperlink w:history="1" r:id="rId6h3j_8tnpljaqriv61eo9">
               <w:r>
                 <w:rPr>
                   <w:rFonts w:ascii="Arial" w:cs="Arial" w:eastAsia="Arial" w:hAnsi="Arial"/>
@@ -9826,7 +9826,7 @@
               <w:spacing w:after="10" w:before="0"/>
               <w:ind w:left="120"/>
             </w:pPr>
-            <w:hyperlink w:history="1" r:id="rIdho0na6o9aytg2r0wlmxiw">
+            <w:hyperlink w:history="1" r:id="rIdhhbahfitgzwb_2zrox24h">
               <w:r>
                 <w:rPr>
                   <w:rFonts w:ascii="Arial" w:cs="Arial" w:eastAsia="Arial" w:hAnsi="Arial"/>
@@ -10325,7 +10325,7 @@
             <w:pPr>
               <w:spacing w:after="20" w:before="0"/>
             </w:pPr>
-            <w:hyperlink w:history="1" r:id="rIdyexkb_-xrk5fqopvckoxa">
+            <w:hyperlink w:history="1" r:id="rIddgsyvosiis0wybzfidynf">
               <w:r>
                 <w:rPr>
                   <w:rFonts w:ascii="Arial" w:cs="Arial" w:eastAsia="Arial" w:hAnsi="Arial"/>
@@ -10358,7 +10358,7 @@
               <w:spacing w:after="10" w:before="0"/>
               <w:ind w:left="120"/>
             </w:pPr>
-            <w:hyperlink w:history="1" r:id="rId0dyzhoaapp3u-bfywhklw">
+            <w:hyperlink w:history="1" r:id="rIdyonld5os4llntn4y_xtro">
               <w:r>
                 <w:rPr>
                   <w:rFonts w:ascii="Arial" w:cs="Arial" w:eastAsia="Arial" w:hAnsi="Arial"/>
@@ -10403,7 +10403,7 @@
             <w:pPr>
               <w:spacing w:after="20" w:before="0"/>
             </w:pPr>
-            <w:hyperlink w:history="1" r:id="rId3vxdt-75gean3ftxww63e">
+            <w:hyperlink w:history="1" r:id="rId_leedlst6llkg1ycscg2g">
               <w:r>
                 <w:rPr>
                   <w:rFonts w:ascii="Arial" w:cs="Arial" w:eastAsia="Arial" w:hAnsi="Arial"/>
@@ -10436,7 +10436,7 @@
               <w:spacing w:after="10" w:before="0"/>
               <w:ind w:left="120"/>
             </w:pPr>
-            <w:hyperlink w:history="1" r:id="rId_zqjy3c3vm1w5ftvj8nx2">
+            <w:hyperlink w:history="1" r:id="rIdimpz7vakwtb41h3fuakee">
               <w:r>
                 <w:rPr>
                   <w:rFonts w:ascii="Arial" w:cs="Arial" w:eastAsia="Arial" w:hAnsi="Arial"/>
@@ -10802,7 +10802,7 @@
             <w:pPr>
               <w:spacing w:after="20" w:before="0"/>
             </w:pPr>
-            <w:hyperlink w:history="1" r:id="rIdqum3vdqnmzxsz-gm-k6uk">
+            <w:hyperlink w:history="1" r:id="rIdljlr8izpkundyepgrevll">
               <w:r>
                 <w:rPr>
                   <w:rFonts w:ascii="Arial" w:cs="Arial" w:eastAsia="Arial" w:hAnsi="Arial"/>
@@ -10835,7 +10835,7 @@
               <w:spacing w:after="10" w:before="0"/>
               <w:ind w:left="120"/>
             </w:pPr>
-            <w:hyperlink w:history="1" r:id="rIdjdda8fhiqmig7ld1-tzns">
+            <w:hyperlink w:history="1" r:id="rIdpt7itse72y5npzvqxoyvy">
               <w:r>
                 <w:rPr>
                   <w:rFonts w:ascii="Arial" w:cs="Arial" w:eastAsia="Arial" w:hAnsi="Arial"/>
@@ -10880,7 +10880,7 @@
             <w:pPr>
               <w:spacing w:after="20" w:before="0"/>
             </w:pPr>
-            <w:hyperlink w:history="1" r:id="rIdqyyol12k5ywznzaoftli7">
+            <w:hyperlink w:history="1" r:id="rIddvpvlr0-wt93lvmvq2z0g">
               <w:r>
                 <w:rPr>
                   <w:rFonts w:ascii="Arial" w:cs="Arial" w:eastAsia="Arial" w:hAnsi="Arial"/>
@@ -10913,7 +10913,7 @@
               <w:spacing w:after="10" w:before="0"/>
               <w:ind w:left="120"/>
             </w:pPr>
-            <w:hyperlink w:history="1" r:id="rId4z3zg-xphfser9ytpva-5">
+            <w:hyperlink w:history="1" r:id="rIdcyobmjnciqg62ft0egghl">
               <w:r>
                 <w:rPr>
                   <w:rFonts w:ascii="Arial" w:cs="Arial" w:eastAsia="Arial" w:hAnsi="Arial"/>
@@ -11279,7 +11279,7 @@
             <w:pPr>
               <w:spacing w:after="20" w:before="0"/>
             </w:pPr>
-            <w:hyperlink w:history="1" r:id="rIdsfqds8jiuiwyfnjd84kfd">
+            <w:hyperlink w:history="1" r:id="rIdtpqrn1zscxekn6u2qkcda">
               <w:r>
                 <w:rPr>
                   <w:rFonts w:ascii="Arial" w:cs="Arial" w:eastAsia="Arial" w:hAnsi="Arial"/>
@@ -11312,7 +11312,7 @@
               <w:spacing w:after="10" w:before="0"/>
               <w:ind w:left="120"/>
             </w:pPr>
-            <w:hyperlink w:history="1" r:id="rIdqixiniqu-pxyulc9em4qg">
+            <w:hyperlink w:history="1" r:id="rIdlxkcp1bwzpswqj8fgfz0h">
               <w:r>
                 <w:rPr>
                   <w:rFonts w:ascii="Arial" w:cs="Arial" w:eastAsia="Arial" w:hAnsi="Arial"/>
@@ -11357,7 +11357,7 @@
             <w:pPr>
               <w:spacing w:after="20" w:before="0"/>
             </w:pPr>
-            <w:hyperlink w:history="1" r:id="rIdprh_h_kszxncrfn3ix50y">
+            <w:hyperlink w:history="1" r:id="rIdbxalut8zidq5moodnpvip">
               <w:r>
                 <w:rPr>
                   <w:rFonts w:ascii="Arial" w:cs="Arial" w:eastAsia="Arial" w:hAnsi="Arial"/>
@@ -11390,7 +11390,7 @@
               <w:spacing w:after="10" w:before="0"/>
               <w:ind w:left="120"/>
             </w:pPr>
-            <w:hyperlink w:history="1" r:id="rIdzzsapnk8ceeoahcdt6tqs">
+            <w:hyperlink w:history="1" r:id="rIdgs7kzjw4tq3bavcoexbwm">
               <w:r>
                 <w:rPr>
                   <w:rFonts w:ascii="Arial" w:cs="Arial" w:eastAsia="Arial" w:hAnsi="Arial"/>
@@ -13352,7 +13352,7 @@
             <w:pPr>
               <w:spacing w:after="20" w:before="0"/>
             </w:pPr>
-            <w:hyperlink w:history="1" r:id="rId1ddy2svivlznag8ksna3n">
+            <w:hyperlink w:history="1" r:id="rIdt_fjfn7mocr3btshghepn">
               <w:r>
                 <w:rPr>
                   <w:rFonts w:ascii="Arial" w:cs="Arial" w:eastAsia="Arial" w:hAnsi="Arial"/>
@@ -13385,7 +13385,7 @@
               <w:spacing w:after="10" w:before="0"/>
               <w:ind w:left="120"/>
             </w:pPr>
-            <w:hyperlink w:history="1" r:id="rIdfb6gwxz04jxzasrkikgmz">
+            <w:hyperlink w:history="1" r:id="rId13oijbta-z-czlbjc9acg">
               <w:r>
                 <w:rPr>
                   <w:rFonts w:ascii="Arial" w:cs="Arial" w:eastAsia="Arial" w:hAnsi="Arial"/>
@@ -13430,7 +13430,7 @@
             <w:pPr>
               <w:spacing w:after="20" w:before="0"/>
             </w:pPr>
-            <w:hyperlink w:history="1" r:id="rIdmz6u-ebegl2k9u_khdclg">
+            <w:hyperlink w:history="1" r:id="rId8pxwx1t_gfgz_xfhcrtdm">
               <w:r>
                 <w:rPr>
                   <w:rFonts w:ascii="Arial" w:cs="Arial" w:eastAsia="Arial" w:hAnsi="Arial"/>
@@ -13463,7 +13463,7 @@
               <w:spacing w:after="10" w:before="0"/>
               <w:ind w:left="120"/>
             </w:pPr>
-            <w:hyperlink w:history="1" r:id="rIdkrugrkef0tblw6mu45zj0">
+            <w:hyperlink w:history="1" r:id="rIdrrcxvwo9g2eibybdtiwda">
               <w:r>
                 <w:rPr>
                   <w:rFonts w:ascii="Arial" w:cs="Arial" w:eastAsia="Arial" w:hAnsi="Arial"/>
@@ -13658,7 +13658,7 @@
             <w:pPr>
               <w:spacing w:after="20" w:before="0"/>
             </w:pPr>
-            <w:hyperlink w:history="1" r:id="rId1ilvwki6rhs8yfjqzhc6v">
+            <w:hyperlink w:history="1" r:id="rIdszecnrqeovvy2utgqri9m">
               <w:r>
                 <w:rPr>
                   <w:rFonts w:ascii="Arial" w:cs="Arial" w:eastAsia="Arial" w:hAnsi="Arial"/>
@@ -13691,7 +13691,7 @@
               <w:spacing w:after="10" w:before="0"/>
               <w:ind w:left="120"/>
             </w:pPr>
-            <w:hyperlink w:history="1" r:id="rId3fkx_dndobxdoxlx4umen">
+            <w:hyperlink w:history="1" r:id="rIdt995hwvptav6dnugqmyjg">
               <w:r>
                 <w:rPr>
                   <w:rFonts w:ascii="Arial" w:cs="Arial" w:eastAsia="Arial" w:hAnsi="Arial"/>
@@ -13736,7 +13736,7 @@
             <w:pPr>
               <w:spacing w:after="20" w:before="0"/>
             </w:pPr>
-            <w:hyperlink w:history="1" r:id="rIdnkw-ivc1m7vygttzcxoag">
+            <w:hyperlink w:history="1" r:id="rIdpvvs6fsyduklq0oso736b">
               <w:r>
                 <w:rPr>
                   <w:rFonts w:ascii="Arial" w:cs="Arial" w:eastAsia="Arial" w:hAnsi="Arial"/>
@@ -13769,7 +13769,7 @@
               <w:spacing w:after="10" w:before="0"/>
               <w:ind w:left="120"/>
             </w:pPr>
-            <w:hyperlink w:history="1" r:id="rIdjdp58rhkkj4ixp4kur4so">
+            <w:hyperlink w:history="1" r:id="rIdb06f3tk_3cq4y7taaww8c">
               <w:r>
                 <w:rPr>
                   <w:rFonts w:ascii="Arial" w:cs="Arial" w:eastAsia="Arial" w:hAnsi="Arial"/>
@@ -13964,7 +13964,7 @@
             <w:pPr>
               <w:spacing w:after="20" w:before="0"/>
             </w:pPr>
-            <w:hyperlink w:history="1" r:id="rIduwnevr6gmsyy9l6u4fuin">
+            <w:hyperlink w:history="1" r:id="rIdofqxnh6fttij9uzcv1gzw">
               <w:r>
                 <w:rPr>
                   <w:rFonts w:ascii="Arial" w:cs="Arial" w:eastAsia="Arial" w:hAnsi="Arial"/>
@@ -13997,7 +13997,7 @@
               <w:spacing w:after="10" w:before="0"/>
               <w:ind w:left="120"/>
             </w:pPr>
-            <w:hyperlink w:history="1" r:id="rId_gc53imbirqjow-nlqos2">
+            <w:hyperlink w:history="1" r:id="rIdaqzohfbb1pis2mmtswqqq">
               <w:r>
                 <w:rPr>
                   <w:rFonts w:ascii="Arial" w:cs="Arial" w:eastAsia="Arial" w:hAnsi="Arial"/>
@@ -14042,7 +14042,7 @@
             <w:pPr>
               <w:spacing w:after="20" w:before="0"/>
             </w:pPr>
-            <w:hyperlink w:history="1" r:id="rIds-dg8llvtrp7fhblyl0jc">
+            <w:hyperlink w:history="1" r:id="rIdqrsrpefaeetyufh4kwi54">
               <w:r>
                 <w:rPr>
                   <w:rFonts w:ascii="Arial" w:cs="Arial" w:eastAsia="Arial" w:hAnsi="Arial"/>
@@ -14075,7 +14075,7 @@
               <w:spacing w:after="10" w:before="0"/>
               <w:ind w:left="120"/>
             </w:pPr>
-            <w:hyperlink w:history="1" r:id="rIdlrvlqqo2ulrleh6j2hj_r">
+            <w:hyperlink w:history="1" r:id="rId-vhyjb8riry7usbg7zbwu">
               <w:r>
                 <w:rPr>
                   <w:rFonts w:ascii="Arial" w:cs="Arial" w:eastAsia="Arial" w:hAnsi="Arial"/>
@@ -14270,7 +14270,7 @@
             <w:pPr>
               <w:spacing w:after="20" w:before="0"/>
             </w:pPr>
-            <w:hyperlink w:history="1" r:id="rIdrbift_s1uhwfyy3efhamg">
+            <w:hyperlink w:history="1" r:id="rIdidmuiprauscz_q56nndey">
               <w:r>
                 <w:rPr>
                   <w:rFonts w:ascii="Arial" w:cs="Arial" w:eastAsia="Arial" w:hAnsi="Arial"/>
@@ -14303,7 +14303,7 @@
               <w:spacing w:after="10" w:before="0"/>
               <w:ind w:left="120"/>
             </w:pPr>
-            <w:hyperlink w:history="1" r:id="rIdhw-fxqwbtcn4bbtv-jhj3">
+            <w:hyperlink w:history="1" r:id="rIdyqtmmyyadz2prpetlg5pg">
               <w:r>
                 <w:rPr>
                   <w:rFonts w:ascii="Arial" w:cs="Arial" w:eastAsia="Arial" w:hAnsi="Arial"/>
@@ -14348,7 +14348,7 @@
             <w:pPr>
               <w:spacing w:after="20" w:before="0"/>
             </w:pPr>
-            <w:hyperlink w:history="1" r:id="rIdqkogayfvb6dhotoae7b-3">
+            <w:hyperlink w:history="1" r:id="rId2l9thbto50tdgspn_fpjz">
               <w:r>
                 <w:rPr>
                   <w:rFonts w:ascii="Arial" w:cs="Arial" w:eastAsia="Arial" w:hAnsi="Arial"/>
@@ -14381,7 +14381,7 @@
               <w:spacing w:after="10" w:before="0"/>
               <w:ind w:left="120"/>
             </w:pPr>
-            <w:hyperlink w:history="1" r:id="rIdg2r_spz_-3tknkcvflsg4">
+            <w:hyperlink w:history="1" r:id="rIdvrzyhed4r1mtyhxoglkzt">
               <w:r>
                 <w:rPr>
                   <w:rFonts w:ascii="Arial" w:cs="Arial" w:eastAsia="Arial" w:hAnsi="Arial"/>
@@ -14576,7 +14576,7 @@
             <w:pPr>
               <w:spacing w:after="20" w:before="0"/>
             </w:pPr>
-            <w:hyperlink w:history="1" r:id="rIdx5vql9qrobybjmcapneyn">
+            <w:hyperlink w:history="1" r:id="rId5zqn5v0_z_3vkybcyuwmy">
               <w:r>
                 <w:rPr>
                   <w:rFonts w:ascii="Arial" w:cs="Arial" w:eastAsia="Arial" w:hAnsi="Arial"/>
@@ -14609,7 +14609,7 @@
               <w:spacing w:after="10" w:before="0"/>
               <w:ind w:left="120"/>
             </w:pPr>
-            <w:hyperlink w:history="1" r:id="rIdm_rxnefrxmwhvm4mr8tvm">
+            <w:hyperlink w:history="1" r:id="rIdbuwsq8j3ppdh2njh0yy2z">
               <w:r>
                 <w:rPr>
                   <w:rFonts w:ascii="Arial" w:cs="Arial" w:eastAsia="Arial" w:hAnsi="Arial"/>
@@ -14654,7 +14654,7 @@
             <w:pPr>
               <w:spacing w:after="20" w:before="0"/>
             </w:pPr>
-            <w:hyperlink w:history="1" r:id="rIdd9zvossa4o4lns9uybz_i">
+            <w:hyperlink w:history="1" r:id="rIdsve-bhni2gq8ljapmopws">
               <w:r>
                 <w:rPr>
                   <w:rFonts w:ascii="Arial" w:cs="Arial" w:eastAsia="Arial" w:hAnsi="Arial"/>
@@ -14687,7 +14687,7 @@
               <w:spacing w:after="10" w:before="0"/>
               <w:ind w:left="120"/>
             </w:pPr>
-            <w:hyperlink w:history="1" r:id="rIdcvo5njmrgpq-6hfkgmsi1">
+            <w:hyperlink w:history="1" r:id="rId2ecou6hc9maeim1e6veiu">
               <w:r>
                 <w:rPr>
                   <w:rFonts w:ascii="Arial" w:cs="Arial" w:eastAsia="Arial" w:hAnsi="Arial"/>
@@ -16174,7 +16174,7 @@
             <w:pPr>
               <w:spacing w:after="20" w:before="0"/>
             </w:pPr>
-            <w:hyperlink w:history="1" r:id="rIdxgkzgytbm6a1zdl0ypvsa">
+            <w:hyperlink w:history="1" r:id="rId5lx5mj2dvrwulnh_chkjs">
               <w:r>
                 <w:rPr>
                   <w:rFonts w:ascii="Arial" w:cs="Arial" w:eastAsia="Arial" w:hAnsi="Arial"/>
@@ -16207,7 +16207,7 @@
               <w:spacing w:after="10" w:before="0"/>
               <w:ind w:left="120"/>
             </w:pPr>
-            <w:hyperlink w:history="1" r:id="rIdgoz-8qvfcyadq6cet_2to">
+            <w:hyperlink w:history="1" r:id="rIdstdzheto3ogo8pt09be_4">
               <w:r>
                 <w:rPr>
                   <w:rFonts w:ascii="Arial" w:cs="Arial" w:eastAsia="Arial" w:hAnsi="Arial"/>
@@ -16252,7 +16252,7 @@
             <w:pPr>
               <w:spacing w:after="20" w:before="0"/>
             </w:pPr>
-            <w:hyperlink w:history="1" r:id="rIdu78e3exbczq2xi12i71ec">
+            <w:hyperlink w:history="1" r:id="rIdygvt5lim_6ad_o__zdghv">
               <w:r>
                 <w:rPr>
                   <w:rFonts w:ascii="Arial" w:cs="Arial" w:eastAsia="Arial" w:hAnsi="Arial"/>
@@ -16285,7 +16285,7 @@
               <w:spacing w:after="10" w:before="0"/>
               <w:ind w:left="120"/>
             </w:pPr>
-            <w:hyperlink w:history="1" r:id="rId-oulmc-y_dufcx5j47-sm">
+            <w:hyperlink w:history="1" r:id="rIdemrxc5xtqkwihsldmmxmr">
               <w:r>
                 <w:rPr>
                   <w:rFonts w:ascii="Arial" w:cs="Arial" w:eastAsia="Arial" w:hAnsi="Arial"/>
@@ -16480,7 +16480,7 @@
             <w:pPr>
               <w:spacing w:after="20" w:before="0"/>
             </w:pPr>
-            <w:hyperlink w:history="1" r:id="rIdgu-8mn0enkaq1rf1zkhoc">
+            <w:hyperlink w:history="1" r:id="rIdxfarya0o56fn7y2dz5py2">
               <w:r>
                 <w:rPr>
                   <w:rFonts w:ascii="Arial" w:cs="Arial" w:eastAsia="Arial" w:hAnsi="Arial"/>
@@ -16513,7 +16513,7 @@
               <w:spacing w:after="10" w:before="0"/>
               <w:ind w:left="120"/>
             </w:pPr>
-            <w:hyperlink w:history="1" r:id="rIdcvlm7d610buj6g6jnxwiw">
+            <w:hyperlink w:history="1" r:id="rIdvhclx_vennkznmwsufsbm">
               <w:r>
                 <w:rPr>
                   <w:rFonts w:ascii="Arial" w:cs="Arial" w:eastAsia="Arial" w:hAnsi="Arial"/>
@@ -16558,7 +16558,7 @@
             <w:pPr>
               <w:spacing w:after="20" w:before="0"/>
             </w:pPr>
-            <w:hyperlink w:history="1" r:id="rIdtvz2s6kqh6cttuf8_z9dl">
+            <w:hyperlink w:history="1" r:id="rIdtrjpy1asw6h80xkdfvhdn">
               <w:r>
                 <w:rPr>
                   <w:rFonts w:ascii="Arial" w:cs="Arial" w:eastAsia="Arial" w:hAnsi="Arial"/>
@@ -16591,7 +16591,7 @@
               <w:spacing w:after="10" w:before="0"/>
               <w:ind w:left="120"/>
             </w:pPr>
-            <w:hyperlink w:history="1" r:id="rIdb1hhr9a1zuvijstaviejj">
+            <w:hyperlink w:history="1" r:id="rIddrriv-txei7ido_hoo22e">
               <w:r>
                 <w:rPr>
                   <w:rFonts w:ascii="Arial" w:cs="Arial" w:eastAsia="Arial" w:hAnsi="Arial"/>
@@ -16786,7 +16786,7 @@
             <w:pPr>
               <w:spacing w:after="20" w:before="0"/>
             </w:pPr>
-            <w:hyperlink w:history="1" r:id="rIdxqmqhlhkihbsn9bixhknc">
+            <w:hyperlink w:history="1" r:id="rIdrvy1cqxl5fajk4pcnzrzw">
               <w:r>
                 <w:rPr>
                   <w:rFonts w:ascii="Arial" w:cs="Arial" w:eastAsia="Arial" w:hAnsi="Arial"/>
@@ -16819,7 +16819,7 @@
               <w:spacing w:after="10" w:before="0"/>
               <w:ind w:left="120"/>
             </w:pPr>
-            <w:hyperlink w:history="1" r:id="rIdcemtdry8nj6myjp8bqpyw">
+            <w:hyperlink w:history="1" r:id="rIdi3vbbmc7_gyohoilogcd5">
               <w:r>
                 <w:rPr>
                   <w:rFonts w:ascii="Arial" w:cs="Arial" w:eastAsia="Arial" w:hAnsi="Arial"/>
@@ -16864,7 +16864,7 @@
             <w:pPr>
               <w:spacing w:after="20" w:before="0"/>
             </w:pPr>
-            <w:hyperlink w:history="1" r:id="rId2yznhvdaxchokfyancsfm">
+            <w:hyperlink w:history="1" r:id="rIdzxyfintmcforme5mwfmrg">
               <w:r>
                 <w:rPr>
                   <w:rFonts w:ascii="Arial" w:cs="Arial" w:eastAsia="Arial" w:hAnsi="Arial"/>
@@ -16897,7 +16897,7 @@
               <w:spacing w:after="10" w:before="0"/>
               <w:ind w:left="120"/>
             </w:pPr>
-            <w:hyperlink w:history="1" r:id="rId0kapg81jzyyiin1orbl_z">
+            <w:hyperlink w:history="1" r:id="rId45ic1gogbc6djhib0k1ip">
               <w:r>
                 <w:rPr>
                   <w:rFonts w:ascii="Arial" w:cs="Arial" w:eastAsia="Arial" w:hAnsi="Arial"/>
@@ -17092,7 +17092,7 @@
             <w:pPr>
               <w:spacing w:after="20" w:before="0"/>
             </w:pPr>
-            <w:hyperlink w:history="1" r:id="rIdfmrddnglz5qslxy39nbh-">
+            <w:hyperlink w:history="1" r:id="rId2b61beiwlz1raubh4sq_f">
               <w:r>
                 <w:rPr>
                   <w:rFonts w:ascii="Arial" w:cs="Arial" w:eastAsia="Arial" w:hAnsi="Arial"/>
@@ -17125,7 +17125,7 @@
               <w:spacing w:after="10" w:before="0"/>
               <w:ind w:left="120"/>
             </w:pPr>
-            <w:hyperlink w:history="1" r:id="rIdovy9wfh0h2geert0hb6qj">
+            <w:hyperlink w:history="1" r:id="rIdhbp83s2eatxujf42-qi1c">
               <w:r>
                 <w:rPr>
                   <w:rFonts w:ascii="Arial" w:cs="Arial" w:eastAsia="Arial" w:hAnsi="Arial"/>
@@ -17170,7 +17170,7 @@
             <w:pPr>
               <w:spacing w:after="20" w:before="0"/>
             </w:pPr>
-            <w:hyperlink w:history="1" r:id="rIdoyvu6jwp3lmlyty-hhkt_">
+            <w:hyperlink w:history="1" r:id="rIdvopyonk4zhityvjgduo0e">
               <w:r>
                 <w:rPr>
                   <w:rFonts w:ascii="Arial" w:cs="Arial" w:eastAsia="Arial" w:hAnsi="Arial"/>
@@ -17203,7 +17203,7 @@
               <w:spacing w:after="10" w:before="0"/>
               <w:ind w:left="120"/>
             </w:pPr>
-            <w:hyperlink w:history="1" r:id="rIditjxiqs_tcji92wlkn0-3">
+            <w:hyperlink w:history="1" r:id="rId51qez7youlafspzu3iwv9">
               <w:r>
                 <w:rPr>
                   <w:rFonts w:ascii="Arial" w:cs="Arial" w:eastAsia="Arial" w:hAnsi="Arial"/>
@@ -17398,7 +17398,7 @@
             <w:pPr>
               <w:spacing w:after="20" w:before="0"/>
             </w:pPr>
-            <w:hyperlink w:history="1" r:id="rIdtnrxogc_jneu9aa3rp2f6">
+            <w:hyperlink w:history="1" r:id="rIdqnv1xdeb3b-pkuwwwbowt">
               <w:r>
                 <w:rPr>
                   <w:rFonts w:ascii="Arial" w:cs="Arial" w:eastAsia="Arial" w:hAnsi="Arial"/>
@@ -17431,7 +17431,7 @@
               <w:spacing w:after="10" w:before="0"/>
               <w:ind w:left="120"/>
             </w:pPr>
-            <w:hyperlink w:history="1" r:id="rIdblj38yer0ea8hcovd8uwb">
+            <w:hyperlink w:history="1" r:id="rIdk6jrtum9cjuks4zpqmd5o">
               <w:r>
                 <w:rPr>
                   <w:rFonts w:ascii="Arial" w:cs="Arial" w:eastAsia="Arial" w:hAnsi="Arial"/>
@@ -17476,7 +17476,7 @@
             <w:pPr>
               <w:spacing w:after="20" w:before="0"/>
             </w:pPr>
-            <w:hyperlink w:history="1" r:id="rIdvgnd_uztoeewvfsgftehv">
+            <w:hyperlink w:history="1" r:id="rIdiafdzav_8yxhxj8riy_ff">
               <w:r>
                 <w:rPr>
                   <w:rFonts w:ascii="Arial" w:cs="Arial" w:eastAsia="Arial" w:hAnsi="Arial"/>
@@ -17509,7 +17509,7 @@
               <w:spacing w:after="10" w:before="0"/>
               <w:ind w:left="120"/>
             </w:pPr>
-            <w:hyperlink w:history="1" r:id="rIdlq9yx8puyabonmk8fxdur">
+            <w:hyperlink w:history="1" r:id="rIducfbfduvgtmpjeusuaynh">
               <w:r>
                 <w:rPr>
                   <w:rFonts w:ascii="Arial" w:cs="Arial" w:eastAsia="Arial" w:hAnsi="Arial"/>
@@ -19129,7 +19129,7 @@
             <w:pPr>
               <w:spacing w:after="20" w:before="0"/>
             </w:pPr>
-            <w:hyperlink w:history="1" r:id="rIdgyubze_jh6fxznbdlguun">
+            <w:hyperlink w:history="1" r:id="rIdqkaj__f6qrxhzt5asyaau">
               <w:r>
                 <w:rPr>
                   <w:rFonts w:ascii="Arial" w:cs="Arial" w:eastAsia="Arial" w:hAnsi="Arial"/>
@@ -19162,7 +19162,7 @@
               <w:spacing w:after="10" w:before="0"/>
               <w:ind w:left="120"/>
             </w:pPr>
-            <w:hyperlink w:history="1" r:id="rIdzsb_px7v9-wmemee4jxs6">
+            <w:hyperlink w:history="1" r:id="rIdpmxfc5d9o6xsw0yjzachz">
               <w:r>
                 <w:rPr>
                   <w:rFonts w:ascii="Arial" w:cs="Arial" w:eastAsia="Arial" w:hAnsi="Arial"/>
@@ -19207,7 +19207,7 @@
             <w:pPr>
               <w:spacing w:after="20" w:before="0"/>
             </w:pPr>
-            <w:hyperlink w:history="1" r:id="rIdvfnms4rtchdkpz6f5l4uf">
+            <w:hyperlink w:history="1" r:id="rIdd7npnai9njppyax8jklqh">
               <w:r>
                 <w:rPr>
                   <w:rFonts w:ascii="Arial" w:cs="Arial" w:eastAsia="Arial" w:hAnsi="Arial"/>
@@ -19240,7 +19240,7 @@
               <w:spacing w:after="10" w:before="0"/>
               <w:ind w:left="120"/>
             </w:pPr>
-            <w:hyperlink w:history="1" r:id="rIdc3u6hwb3pfsumnjudr6s1">
+            <w:hyperlink w:history="1" r:id="rIdjlyewina71azfaltdst7v">
               <w:r>
                 <w:rPr>
                   <w:rFonts w:ascii="Arial" w:cs="Arial" w:eastAsia="Arial" w:hAnsi="Arial"/>
@@ -19511,7 +19511,7 @@
             <w:pPr>
               <w:spacing w:after="20" w:before="0"/>
             </w:pPr>
-            <w:hyperlink w:history="1" r:id="rIddyide2ja7e6stne1srw07">
+            <w:hyperlink w:history="1" r:id="rId7gpuard_1-y8nvupmkeny">
               <w:r>
                 <w:rPr>
                   <w:rFonts w:ascii="Arial" w:cs="Arial" w:eastAsia="Arial" w:hAnsi="Arial"/>
@@ -19544,7 +19544,7 @@
               <w:spacing w:after="10" w:before="0"/>
               <w:ind w:left="120"/>
             </w:pPr>
-            <w:hyperlink w:history="1" r:id="rIdo77mmsaoxamxhdqpeca1l">
+            <w:hyperlink w:history="1" r:id="rIdee7i4qgnlq-1gqhe5j5tm">
               <w:r>
                 <w:rPr>
                   <w:rFonts w:ascii="Arial" w:cs="Arial" w:eastAsia="Arial" w:hAnsi="Arial"/>
@@ -19589,7 +19589,7 @@
             <w:pPr>
               <w:spacing w:after="20" w:before="0"/>
             </w:pPr>
-            <w:hyperlink w:history="1" r:id="rIdsd8hg5t7izbubxqpobbwk">
+            <w:hyperlink w:history="1" r:id="rIdz3mz-rrwfegniqv1y43ji">
               <w:r>
                 <w:rPr>
                   <w:rFonts w:ascii="Arial" w:cs="Arial" w:eastAsia="Arial" w:hAnsi="Arial"/>
@@ -19622,7 +19622,7 @@
               <w:spacing w:after="10" w:before="0"/>
               <w:ind w:left="120"/>
             </w:pPr>
-            <w:hyperlink w:history="1" r:id="rIdclawrophmyavrescaa1qq">
+            <w:hyperlink w:history="1" r:id="rIdvcel97sxu1dp-nc7seg22">
               <w:r>
                 <w:rPr>
                   <w:rFonts w:ascii="Arial" w:cs="Arial" w:eastAsia="Arial" w:hAnsi="Arial"/>
@@ -20140,7 +20140,7 @@
             <w:pPr>
               <w:spacing w:after="20" w:before="0"/>
             </w:pPr>
-            <w:hyperlink w:history="1" r:id="rId8hjr9kwlzklmc4h9sqtck">
+            <w:hyperlink w:history="1" r:id="rIdbh3iqg-8zps4kxd-s-fcl">
               <w:r>
                 <w:rPr>
                   <w:rFonts w:ascii="Arial" w:cs="Arial" w:eastAsia="Arial" w:hAnsi="Arial"/>
@@ -20173,7 +20173,7 @@
               <w:spacing w:after="10" w:before="0"/>
               <w:ind w:left="120"/>
             </w:pPr>
-            <w:hyperlink w:history="1" r:id="rIdkiitolavxwhvszpmh9wkd">
+            <w:hyperlink w:history="1" r:id="rId7dd0zzd9ka3fx-hgp1ykg">
               <w:r>
                 <w:rPr>
                   <w:rFonts w:ascii="Arial" w:cs="Arial" w:eastAsia="Arial" w:hAnsi="Arial"/>
@@ -20218,7 +20218,7 @@
             <w:pPr>
               <w:spacing w:after="20" w:before="0"/>
             </w:pPr>
-            <w:hyperlink w:history="1" r:id="rId2hgkr2kwyn9rvtef8owis">
+            <w:hyperlink w:history="1" r:id="rIdgxxr7rsuf4b0io9sdhtt5">
               <w:r>
                 <w:rPr>
                   <w:rFonts w:ascii="Arial" w:cs="Arial" w:eastAsia="Arial" w:hAnsi="Arial"/>
@@ -20251,7 +20251,7 @@
               <w:spacing w:after="10" w:before="0"/>
               <w:ind w:left="120"/>
             </w:pPr>
-            <w:hyperlink w:history="1" r:id="rIdt2y82mxq5vcfrcz2dnd4w">
+            <w:hyperlink w:history="1" r:id="rIdukcx2ezf8hyxw767cwe5v">
               <w:r>
                 <w:rPr>
                   <w:rFonts w:ascii="Arial" w:cs="Arial" w:eastAsia="Arial" w:hAnsi="Arial"/>
@@ -20788,7 +20788,7 @@
             <w:pPr>
               <w:spacing w:after="20" w:before="0"/>
             </w:pPr>
-            <w:hyperlink w:history="1" r:id="rIdj6bvgs4ynu4hgpibsa07g">
+            <w:hyperlink w:history="1" r:id="rIdbfhihamlx6or2u-qyf2rz">
               <w:r>
                 <w:rPr>
                   <w:rFonts w:ascii="Arial" w:cs="Arial" w:eastAsia="Arial" w:hAnsi="Arial"/>
@@ -20821,7 +20821,7 @@
               <w:spacing w:after="10" w:before="0"/>
               <w:ind w:left="120"/>
             </w:pPr>
-            <w:hyperlink w:history="1" r:id="rId6osesb1rpn4mz7_upgy4l">
+            <w:hyperlink w:history="1" r:id="rIdcijy4t9welng1ibf-ixsa">
               <w:r>
                 <w:rPr>
                   <w:rFonts w:ascii="Arial" w:cs="Arial" w:eastAsia="Arial" w:hAnsi="Arial"/>
@@ -20866,7 +20866,7 @@
             <w:pPr>
               <w:spacing w:after="20" w:before="0"/>
             </w:pPr>
-            <w:hyperlink w:history="1" r:id="rIdbmxfn_agssqkem1mr7-t3">
+            <w:hyperlink w:history="1" r:id="rIdjg6r5sxxdzr7nf7kpeazm">
               <w:r>
                 <w:rPr>
                   <w:rFonts w:ascii="Arial" w:cs="Arial" w:eastAsia="Arial" w:hAnsi="Arial"/>
@@ -20899,7 +20899,7 @@
               <w:spacing w:after="10" w:before="0"/>
               <w:ind w:left="120"/>
             </w:pPr>
-            <w:hyperlink w:history="1" r:id="rId98jnycvhoeysd462wn7tr">
+            <w:hyperlink w:history="1" r:id="rIdrmnwo1tjlq4ojdqakfzaf">
               <w:r>
                 <w:rPr>
                   <w:rFonts w:ascii="Arial" w:cs="Arial" w:eastAsia="Arial" w:hAnsi="Arial"/>
@@ -21151,7 +21151,7 @@
             <w:pPr>
               <w:spacing w:after="20" w:before="0"/>
             </w:pPr>
-            <w:hyperlink w:history="1" r:id="rId9nrv-q-gkt2fsjpy4xla_">
+            <w:hyperlink w:history="1" r:id="rIdquhusp6b3-xxtbdkqdjki">
               <w:r>
                 <w:rPr>
                   <w:rFonts w:ascii="Arial" w:cs="Arial" w:eastAsia="Arial" w:hAnsi="Arial"/>
@@ -21184,7 +21184,7 @@
               <w:spacing w:after="10" w:before="0"/>
               <w:ind w:left="120"/>
             </w:pPr>
-            <w:hyperlink w:history="1" r:id="rIdp2540gdwpg9bsdgplyxu6">
+            <w:hyperlink w:history="1" r:id="rIdgpx5onyb3aycx_3qzgbuh">
               <w:r>
                 <w:rPr>
                   <w:rFonts w:ascii="Arial" w:cs="Arial" w:eastAsia="Arial" w:hAnsi="Arial"/>
@@ -21229,7 +21229,7 @@
             <w:pPr>
               <w:spacing w:after="20" w:before="0"/>
             </w:pPr>
-            <w:hyperlink w:history="1" r:id="rIdb8uzoya9jtl7dhjro7lsb">
+            <w:hyperlink w:history="1" r:id="rIdpc3ptjlkuppdk6whjrodn">
               <w:r>
                 <w:rPr>
                   <w:rFonts w:ascii="Arial" w:cs="Arial" w:eastAsia="Arial" w:hAnsi="Arial"/>
@@ -21262,7 +21262,7 @@
               <w:spacing w:after="10" w:before="0"/>
               <w:ind w:left="120"/>
             </w:pPr>
-            <w:hyperlink w:history="1" r:id="rIdq2nmalgchqrilkbp0isre">
+            <w:hyperlink w:history="1" r:id="rId2vojnkczucrganovql2j3">
               <w:r>
                 <w:rPr>
                   <w:rFonts w:ascii="Arial" w:cs="Arial" w:eastAsia="Arial" w:hAnsi="Arial"/>
@@ -22863,7 +22863,7 @@
             <w:pPr>
               <w:spacing w:after="20" w:before="0"/>
             </w:pPr>
-            <w:hyperlink w:history="1" r:id="rIddfehjzfqk9f_ay1ywvk9c">
+            <w:hyperlink w:history="1" r:id="rIdfvb_jwrablxnpc64pisha">
               <w:r>
                 <w:rPr>
                   <w:rFonts w:ascii="Arial" w:cs="Arial" w:eastAsia="Arial" w:hAnsi="Arial"/>
@@ -22896,7 +22896,7 @@
               <w:spacing w:after="10" w:before="0"/>
               <w:ind w:left="120"/>
             </w:pPr>
-            <w:hyperlink w:history="1" r:id="rIdkyz2ubtmefagt5u9sqxfs">
+            <w:hyperlink w:history="1" r:id="rIdthw2h0hu-lb8sq-msvxma">
               <w:r>
                 <w:rPr>
                   <w:rFonts w:ascii="Arial" w:cs="Arial" w:eastAsia="Arial" w:hAnsi="Arial"/>
@@ -22941,7 +22941,7 @@
             <w:pPr>
               <w:spacing w:after="20" w:before="0"/>
             </w:pPr>
-            <w:hyperlink w:history="1" r:id="rIdbrieco4ynhyh5xvgxtqu7">
+            <w:hyperlink w:history="1" r:id="rId9vufupplbsexmdcbnqkp9">
               <w:r>
                 <w:rPr>
                   <w:rFonts w:ascii="Arial" w:cs="Arial" w:eastAsia="Arial" w:hAnsi="Arial"/>
@@ -22974,7 +22974,7 @@
               <w:spacing w:after="10" w:before="0"/>
               <w:ind w:left="120"/>
             </w:pPr>
-            <w:hyperlink w:history="1" r:id="rId7btfjipdkhdwkb73fwcpm">
+            <w:hyperlink w:history="1" r:id="rIdhis57vyrzo-tyixgvzyzp">
               <w:r>
                 <w:rPr>
                   <w:rFonts w:ascii="Arial" w:cs="Arial" w:eastAsia="Arial" w:hAnsi="Arial"/>
@@ -23169,7 +23169,7 @@
             <w:pPr>
               <w:spacing w:after="20" w:before="0"/>
             </w:pPr>
-            <w:hyperlink w:history="1" r:id="rIdkupy8nsdydfzb_nflym-a">
+            <w:hyperlink w:history="1" r:id="rIdxde8dwheqy0gw1ux6uob_">
               <w:r>
                 <w:rPr>
                   <w:rFonts w:ascii="Arial" w:cs="Arial" w:eastAsia="Arial" w:hAnsi="Arial"/>
@@ -23202,7 +23202,7 @@
               <w:spacing w:after="10" w:before="0"/>
               <w:ind w:left="120"/>
             </w:pPr>
-            <w:hyperlink w:history="1" r:id="rId47mdgnx-q9rfozprylfpl">
+            <w:hyperlink w:history="1" r:id="rIdhdftqrhtqen_zz6h5knjv">
               <w:r>
                 <w:rPr>
                   <w:rFonts w:ascii="Arial" w:cs="Arial" w:eastAsia="Arial" w:hAnsi="Arial"/>
@@ -23247,7 +23247,7 @@
             <w:pPr>
               <w:spacing w:after="20" w:before="0"/>
             </w:pPr>
-            <w:hyperlink w:history="1" r:id="rId_jf7uokdqi7sgye4sg2dc">
+            <w:hyperlink w:history="1" r:id="rIdjfaptmozppes-8dwje1ck">
               <w:r>
                 <w:rPr>
                   <w:rFonts w:ascii="Arial" w:cs="Arial" w:eastAsia="Arial" w:hAnsi="Arial"/>
@@ -23280,7 +23280,7 @@
               <w:spacing w:after="10" w:before="0"/>
               <w:ind w:left="120"/>
             </w:pPr>
-            <w:hyperlink w:history="1" r:id="rIdv3mxm-udnv8ysuwif9dhw">
+            <w:hyperlink w:history="1" r:id="rIdykm-deo8xtcgby6n-mrx-">
               <w:r>
                 <w:rPr>
                   <w:rFonts w:ascii="Arial" w:cs="Arial" w:eastAsia="Arial" w:hAnsi="Arial"/>
@@ -23475,7 +23475,7 @@
             <w:pPr>
               <w:spacing w:after="20" w:before="0"/>
             </w:pPr>
-            <w:hyperlink w:history="1" r:id="rIdxsuqk6qpf073t3bilhvfy">
+            <w:hyperlink w:history="1" r:id="rIdqms7owwumxtur5ba9f-u9">
               <w:r>
                 <w:rPr>
                   <w:rFonts w:ascii="Arial" w:cs="Arial" w:eastAsia="Arial" w:hAnsi="Arial"/>
@@ -23508,7 +23508,7 @@
               <w:spacing w:after="10" w:before="0"/>
               <w:ind w:left="120"/>
             </w:pPr>
-            <w:hyperlink w:history="1" r:id="rIdmbbunvl_ehv4pulsx_7nk">
+            <w:hyperlink w:history="1" r:id="rId9sv-8czjyuodyymiee7dq">
               <w:r>
                 <w:rPr>
                   <w:rFonts w:ascii="Arial" w:cs="Arial" w:eastAsia="Arial" w:hAnsi="Arial"/>
@@ -23553,7 +23553,7 @@
             <w:pPr>
               <w:spacing w:after="20" w:before="0"/>
             </w:pPr>
-            <w:hyperlink w:history="1" r:id="rIds7qb67wmh61xlpoxbvfd3">
+            <w:hyperlink w:history="1" r:id="rIdgfkvglxexzzl3bfsvquaj">
               <w:r>
                 <w:rPr>
                   <w:rFonts w:ascii="Arial" w:cs="Arial" w:eastAsia="Arial" w:hAnsi="Arial"/>
@@ -23586,7 +23586,7 @@
               <w:spacing w:after="10" w:before="0"/>
               <w:ind w:left="120"/>
             </w:pPr>
-            <w:hyperlink w:history="1" r:id="rIduwnufhiq0fskqfr17okle">
+            <w:hyperlink w:history="1" r:id="rIdslvk5pebwq2so8rpy5oyo">
               <w:r>
                 <w:rPr>
                   <w:rFonts w:ascii="Arial" w:cs="Arial" w:eastAsia="Arial" w:hAnsi="Arial"/>
@@ -23781,7 +23781,7 @@
             <w:pPr>
               <w:spacing w:after="20" w:before="0"/>
             </w:pPr>
-            <w:hyperlink w:history="1" r:id="rIdoxnaif5y0xiiqriqp7fqa">
+            <w:hyperlink w:history="1" r:id="rIdqoflqwvnfvszjysoiaxwj">
               <w:r>
                 <w:rPr>
                   <w:rFonts w:ascii="Arial" w:cs="Arial" w:eastAsia="Arial" w:hAnsi="Arial"/>
@@ -23814,7 +23814,7 @@
               <w:spacing w:after="10" w:before="0"/>
               <w:ind w:left="120"/>
             </w:pPr>
-            <w:hyperlink w:history="1" r:id="rIdhbfbckza_swkgkfqtksq1">
+            <w:hyperlink w:history="1" r:id="rIdnh3khd-n07odez9ujw238">
               <w:r>
                 <w:rPr>
                   <w:rFonts w:ascii="Arial" w:cs="Arial" w:eastAsia="Arial" w:hAnsi="Arial"/>
@@ -23859,7 +23859,7 @@
             <w:pPr>
               <w:spacing w:after="20" w:before="0"/>
             </w:pPr>
-            <w:hyperlink w:history="1" r:id="rId11gbr6a_npftfos9ztk0u">
+            <w:hyperlink w:history="1" r:id="rIdwkmk_zrbhqmhxw-wj3jon">
               <w:r>
                 <w:rPr>
                   <w:rFonts w:ascii="Arial" w:cs="Arial" w:eastAsia="Arial" w:hAnsi="Arial"/>
@@ -23892,7 +23892,7 @@
               <w:spacing w:after="10" w:before="0"/>
               <w:ind w:left="120"/>
             </w:pPr>
-            <w:hyperlink w:history="1" r:id="rIdaurchiyiklhg1cstgdro2">
+            <w:hyperlink w:history="1" r:id="rIdpodv43hpt3mqhcowsry7_">
               <w:r>
                 <w:rPr>
                   <w:rFonts w:ascii="Arial" w:cs="Arial" w:eastAsia="Arial" w:hAnsi="Arial"/>
@@ -24087,7 +24087,7 @@
             <w:pPr>
               <w:spacing w:after="20" w:before="0"/>
             </w:pPr>
-            <w:hyperlink w:history="1" r:id="rId0ztyzjrqkef2ehnqujqwv">
+            <w:hyperlink w:history="1" r:id="rIdmy4uc56lzjc86lncitjv6">
               <w:r>
                 <w:rPr>
                   <w:rFonts w:ascii="Arial" w:cs="Arial" w:eastAsia="Arial" w:hAnsi="Arial"/>
@@ -24120,7 +24120,7 @@
               <w:spacing w:after="10" w:before="0"/>
               <w:ind w:left="120"/>
             </w:pPr>
-            <w:hyperlink w:history="1" r:id="rIdy9gzttpb7zhn0_v3ensas">
+            <w:hyperlink w:history="1" r:id="rIdtgculrxdftpmohckx5p6_">
               <w:r>
                 <w:rPr>
                   <w:rFonts w:ascii="Arial" w:cs="Arial" w:eastAsia="Arial" w:hAnsi="Arial"/>
@@ -24165,7 +24165,7 @@
             <w:pPr>
               <w:spacing w:after="20" w:before="0"/>
             </w:pPr>
-            <w:hyperlink w:history="1" r:id="rId4bnobv1gurdekyiwdkosw">
+            <w:hyperlink w:history="1" r:id="rIdvr0se806pgq5q9rwgyh6v">
               <w:r>
                 <w:rPr>
                   <w:rFonts w:ascii="Arial" w:cs="Arial" w:eastAsia="Arial" w:hAnsi="Arial"/>
@@ -24198,7 +24198,7 @@
               <w:spacing w:after="10" w:before="0"/>
               <w:ind w:left="120"/>
             </w:pPr>
-            <w:hyperlink w:history="1" r:id="rIdotra2ykdl4n4agvwvnzyd">
+            <w:hyperlink w:history="1" r:id="rIdxbymbtt3qymzexesqqtuz">
               <w:r>
                 <w:rPr>
                   <w:rFonts w:ascii="Arial" w:cs="Arial" w:eastAsia="Arial" w:hAnsi="Arial"/>

--- a/data/outputs/v2/Physics/SS3.1_Radioactivity_and_Stability_of_Isotopes/Physics_Radioactivity_and_Stability_of_Isotopes_CBE_LessonSequence.docx
+++ b/data/outputs/v2/Physics/SS3.1_Radioactivity_and_Stability_of_Isotopes/Physics_Radioactivity_and_Stability_of_Isotopes_CBE_LessonSequence.docx
@@ -3537,7 +3537,7 @@
             <w:pPr>
               <w:spacing w:after="20" w:before="0"/>
             </w:pPr>
-            <w:hyperlink w:history="1" r:id="rId6ehcphnfdvfw47g_1dz1n">
+            <w:hyperlink w:history="1" r:id="rIdjoillelgn3natghnyo47z">
               <w:r>
                 <w:rPr>
                   <w:rFonts w:ascii="Arial" w:cs="Arial" w:eastAsia="Arial" w:hAnsi="Arial"/>
@@ -3570,7 +3570,7 @@
               <w:spacing w:after="10" w:before="0"/>
               <w:ind w:left="120"/>
             </w:pPr>
-            <w:hyperlink w:history="1" r:id="rIdraar_ghkqwtizvfnzysmh">
+            <w:hyperlink w:history="1" r:id="rIdeigkl-dvc2d-fyeyrkwxe">
               <w:r>
                 <w:rPr>
                   <w:rFonts w:ascii="Arial" w:cs="Arial" w:eastAsia="Arial" w:hAnsi="Arial"/>
@@ -3615,7 +3615,7 @@
             <w:pPr>
               <w:spacing w:after="20" w:before="0"/>
             </w:pPr>
-            <w:hyperlink w:history="1" r:id="rIdgiwikl6ohau0ilo2pxiwf">
+            <w:hyperlink w:history="1" r:id="rIdqlj_33i0ubhm55lbq6o6b">
               <w:r>
                 <w:rPr>
                   <w:rFonts w:ascii="Arial" w:cs="Arial" w:eastAsia="Arial" w:hAnsi="Arial"/>
@@ -3648,7 +3648,7 @@
               <w:spacing w:after="10" w:before="0"/>
               <w:ind w:left="120"/>
             </w:pPr>
-            <w:hyperlink w:history="1" r:id="rIdwn-pgvqk-ax0s95rrar7r">
+            <w:hyperlink w:history="1" r:id="rIdhqnjczgtwnsptr_d_qx11">
               <w:r>
                 <w:rPr>
                   <w:rFonts w:ascii="Arial" w:cs="Arial" w:eastAsia="Arial" w:hAnsi="Arial"/>
@@ -3843,7 +3843,7 @@
             <w:pPr>
               <w:spacing w:after="20" w:before="0"/>
             </w:pPr>
-            <w:hyperlink w:history="1" r:id="rIdjj9ioqmheqt0z4tnxgv1j">
+            <w:hyperlink w:history="1" r:id="rIdzyvjo2iocmrezd2g3cles">
               <w:r>
                 <w:rPr>
                   <w:rFonts w:ascii="Arial" w:cs="Arial" w:eastAsia="Arial" w:hAnsi="Arial"/>
@@ -3876,7 +3876,7 @@
               <w:spacing w:after="10" w:before="0"/>
               <w:ind w:left="120"/>
             </w:pPr>
-            <w:hyperlink w:history="1" r:id="rIdk0djogv5bxnga5ielu-n5">
+            <w:hyperlink w:history="1" r:id="rIdajgwl2iwiyh1qp5ceeufc">
               <w:r>
                 <w:rPr>
                   <w:rFonts w:ascii="Arial" w:cs="Arial" w:eastAsia="Arial" w:hAnsi="Arial"/>
@@ -3921,7 +3921,7 @@
             <w:pPr>
               <w:spacing w:after="20" w:before="0"/>
             </w:pPr>
-            <w:hyperlink w:history="1" r:id="rIdulnatoa2efyytcedufont">
+            <w:hyperlink w:history="1" r:id="rIdbqxo-tc0ahe4yj2llzxgx">
               <w:r>
                 <w:rPr>
                   <w:rFonts w:ascii="Arial" w:cs="Arial" w:eastAsia="Arial" w:hAnsi="Arial"/>
@@ -3954,7 +3954,7 @@
               <w:spacing w:after="10" w:before="0"/>
               <w:ind w:left="120"/>
             </w:pPr>
-            <w:hyperlink w:history="1" r:id="rId8tktfi-gduaq9q0kx-xs0">
+            <w:hyperlink w:history="1" r:id="rIde5f3wbn8j1qbflg_iuvji">
               <w:r>
                 <w:rPr>
                   <w:rFonts w:ascii="Arial" w:cs="Arial" w:eastAsia="Arial" w:hAnsi="Arial"/>
@@ -4149,7 +4149,7 @@
             <w:pPr>
               <w:spacing w:after="20" w:before="0"/>
             </w:pPr>
-            <w:hyperlink w:history="1" r:id="rIdnr-kdrhopblonufpxvnp0">
+            <w:hyperlink w:history="1" r:id="rIdsdqn28pvx3nt19ovi7nn6">
               <w:r>
                 <w:rPr>
                   <w:rFonts w:ascii="Arial" w:cs="Arial" w:eastAsia="Arial" w:hAnsi="Arial"/>
@@ -4182,7 +4182,7 @@
               <w:spacing w:after="10" w:before="0"/>
               <w:ind w:left="120"/>
             </w:pPr>
-            <w:hyperlink w:history="1" r:id="rId0prxp44gbkzbcd20hpsaa">
+            <w:hyperlink w:history="1" r:id="rIdhcj9g09ihba-arnnjc0ur">
               <w:r>
                 <w:rPr>
                   <w:rFonts w:ascii="Arial" w:cs="Arial" w:eastAsia="Arial" w:hAnsi="Arial"/>
@@ -4227,7 +4227,7 @@
             <w:pPr>
               <w:spacing w:after="20" w:before="0"/>
             </w:pPr>
-            <w:hyperlink w:history="1" r:id="rId_vqabiqdheett1vc45acn">
+            <w:hyperlink w:history="1" r:id="rIdmsuqfxpexks1lelkkrptb">
               <w:r>
                 <w:rPr>
                   <w:rFonts w:ascii="Arial" w:cs="Arial" w:eastAsia="Arial" w:hAnsi="Arial"/>
@@ -4260,7 +4260,7 @@
               <w:spacing w:after="10" w:before="0"/>
               <w:ind w:left="120"/>
             </w:pPr>
-            <w:hyperlink w:history="1" r:id="rIdvnf5nztokjddbxewft3us">
+            <w:hyperlink w:history="1" r:id="rIdvwqfapihtgkgi9_lrwqv_">
               <w:r>
                 <w:rPr>
                   <w:rFonts w:ascii="Arial" w:cs="Arial" w:eastAsia="Arial" w:hAnsi="Arial"/>
@@ -4455,7 +4455,7 @@
             <w:pPr>
               <w:spacing w:after="20" w:before="0"/>
             </w:pPr>
-            <w:hyperlink w:history="1" r:id="rIdfqvwryztwzhrcmuuj_kkc">
+            <w:hyperlink w:history="1" r:id="rIda-8uz-rh7gd85gvs_ctdi">
               <w:r>
                 <w:rPr>
                   <w:rFonts w:ascii="Arial" w:cs="Arial" w:eastAsia="Arial" w:hAnsi="Arial"/>
@@ -4488,7 +4488,7 @@
               <w:spacing w:after="10" w:before="0"/>
               <w:ind w:left="120"/>
             </w:pPr>
-            <w:hyperlink w:history="1" r:id="rId0xpuwdbuzqlvfkcv1jmr7">
+            <w:hyperlink w:history="1" r:id="rId82tnzbxvyqpgp_gm_muik">
               <w:r>
                 <w:rPr>
                   <w:rFonts w:ascii="Arial" w:cs="Arial" w:eastAsia="Arial" w:hAnsi="Arial"/>
@@ -4533,7 +4533,7 @@
             <w:pPr>
               <w:spacing w:after="20" w:before="0"/>
             </w:pPr>
-            <w:hyperlink w:history="1" r:id="rId80jd_mvxhv8mzeqveww4r">
+            <w:hyperlink w:history="1" r:id="rIdn7mnsntpbqdzpu3qsp4ll">
               <w:r>
                 <w:rPr>
                   <w:rFonts w:ascii="Arial" w:cs="Arial" w:eastAsia="Arial" w:hAnsi="Arial"/>
@@ -4566,7 +4566,7 @@
               <w:spacing w:after="10" w:before="0"/>
               <w:ind w:left="120"/>
             </w:pPr>
-            <w:hyperlink w:history="1" r:id="rIdwgyqepdmxs8arkpzkb0cl">
+            <w:hyperlink w:history="1" r:id="rId2389qma3kljhr50htlcuz">
               <w:r>
                 <w:rPr>
                   <w:rFonts w:ascii="Arial" w:cs="Arial" w:eastAsia="Arial" w:hAnsi="Arial"/>
@@ -4761,7 +4761,7 @@
             <w:pPr>
               <w:spacing w:after="20" w:before="0"/>
             </w:pPr>
-            <w:hyperlink w:history="1" r:id="rIdqtetim9d29g2nsvdrrqwu">
+            <w:hyperlink w:history="1" r:id="rId8jxj_sux6fw2x5kthprih">
               <w:r>
                 <w:rPr>
                   <w:rFonts w:ascii="Arial" w:cs="Arial" w:eastAsia="Arial" w:hAnsi="Arial"/>
@@ -4794,7 +4794,7 @@
               <w:spacing w:after="10" w:before="0"/>
               <w:ind w:left="120"/>
             </w:pPr>
-            <w:hyperlink w:history="1" r:id="rIdgjgbq0fo8cqzq0oubxup9">
+            <w:hyperlink w:history="1" r:id="rIdzagnjinco_xmyb8sqxbgm">
               <w:r>
                 <w:rPr>
                   <w:rFonts w:ascii="Arial" w:cs="Arial" w:eastAsia="Arial" w:hAnsi="Arial"/>
@@ -4839,7 +4839,7 @@
             <w:pPr>
               <w:spacing w:after="20" w:before="0"/>
             </w:pPr>
-            <w:hyperlink w:history="1" r:id="rIdpepap-w7uy6pogyp5pvw4">
+            <w:hyperlink w:history="1" r:id="rId1ehaz_rvvafomnbn0wi8m">
               <w:r>
                 <w:rPr>
                   <w:rFonts w:ascii="Arial" w:cs="Arial" w:eastAsia="Arial" w:hAnsi="Arial"/>
@@ -4872,7 +4872,7 @@
               <w:spacing w:after="10" w:before="0"/>
               <w:ind w:left="120"/>
             </w:pPr>
-            <w:hyperlink w:history="1" r:id="rIdyprnkadu0kczrqtred5w1">
+            <w:hyperlink w:history="1" r:id="rIdnvrd0nvhootfqz6hzgdjm">
               <w:r>
                 <w:rPr>
                   <w:rFonts w:ascii="Arial" w:cs="Arial" w:eastAsia="Arial" w:hAnsi="Arial"/>
@@ -6473,7 +6473,7 @@
             <w:pPr>
               <w:spacing w:after="20" w:before="0"/>
             </w:pPr>
-            <w:hyperlink w:history="1" r:id="rIdxg61jsbkalxpmrtcldjo3">
+            <w:hyperlink w:history="1" r:id="rIdfllvzi0akwnoi2ey6qkdi">
               <w:r>
                 <w:rPr>
                   <w:rFonts w:ascii="Arial" w:cs="Arial" w:eastAsia="Arial" w:hAnsi="Arial"/>
@@ -6506,7 +6506,7 @@
               <w:spacing w:after="10" w:before="0"/>
               <w:ind w:left="120"/>
             </w:pPr>
-            <w:hyperlink w:history="1" r:id="rIdimzxxxsa0dauecv5xtl-t">
+            <w:hyperlink w:history="1" r:id="rId_fxvlzd0kl6cpmsqs5f-5">
               <w:r>
                 <w:rPr>
                   <w:rFonts w:ascii="Arial" w:cs="Arial" w:eastAsia="Arial" w:hAnsi="Arial"/>
@@ -6551,7 +6551,7 @@
             <w:pPr>
               <w:spacing w:after="20" w:before="0"/>
             </w:pPr>
-            <w:hyperlink w:history="1" r:id="rIdwqduofb8tnd-wcpzvtihq">
+            <w:hyperlink w:history="1" r:id="rIdmzkzmbgogwvf6dqr5mrll">
               <w:r>
                 <w:rPr>
                   <w:rFonts w:ascii="Arial" w:cs="Arial" w:eastAsia="Arial" w:hAnsi="Arial"/>
@@ -6584,7 +6584,7 @@
               <w:spacing w:after="10" w:before="0"/>
               <w:ind w:left="120"/>
             </w:pPr>
-            <w:hyperlink w:history="1" r:id="rId2-awb5taytejptqrxk95t">
+            <w:hyperlink w:history="1" r:id="rIdih-hzdlo1ghpd6eqzja1q">
               <w:r>
                 <w:rPr>
                   <w:rFonts w:ascii="Arial" w:cs="Arial" w:eastAsia="Arial" w:hAnsi="Arial"/>
@@ -6779,7 +6779,7 @@
             <w:pPr>
               <w:spacing w:after="20" w:before="0"/>
             </w:pPr>
-            <w:hyperlink w:history="1" r:id="rIdyvfg_cmwop0awvdeqkmpy">
+            <w:hyperlink w:history="1" r:id="rId7qlcmr64phqfbz1ihxszi">
               <w:r>
                 <w:rPr>
                   <w:rFonts w:ascii="Arial" w:cs="Arial" w:eastAsia="Arial" w:hAnsi="Arial"/>
@@ -6812,7 +6812,7 @@
               <w:spacing w:after="10" w:before="0"/>
               <w:ind w:left="120"/>
             </w:pPr>
-            <w:hyperlink w:history="1" r:id="rIdffdtxb1k3m9vggevwrnek">
+            <w:hyperlink w:history="1" r:id="rIdwzxb0kwbvcda4aunnef-d">
               <w:r>
                 <w:rPr>
                   <w:rFonts w:ascii="Arial" w:cs="Arial" w:eastAsia="Arial" w:hAnsi="Arial"/>
@@ -6857,7 +6857,7 @@
             <w:pPr>
               <w:spacing w:after="20" w:before="0"/>
             </w:pPr>
-            <w:hyperlink w:history="1" r:id="rIdzatbnwy3t4mxf-upv-fl3">
+            <w:hyperlink w:history="1" r:id="rIduugovokp5svdexe7t4xpg">
               <w:r>
                 <w:rPr>
                   <w:rFonts w:ascii="Arial" w:cs="Arial" w:eastAsia="Arial" w:hAnsi="Arial"/>
@@ -6890,7 +6890,7 @@
               <w:spacing w:after="10" w:before="0"/>
               <w:ind w:left="120"/>
             </w:pPr>
-            <w:hyperlink w:history="1" r:id="rIdnlof0dzfjxiezshzcpwo1">
+            <w:hyperlink w:history="1" r:id="rId36u3qdomlwvejbrhoosxq">
               <w:r>
                 <w:rPr>
                   <w:rFonts w:ascii="Arial" w:cs="Arial" w:eastAsia="Arial" w:hAnsi="Arial"/>
@@ -7085,7 +7085,7 @@
             <w:pPr>
               <w:spacing w:after="20" w:before="0"/>
             </w:pPr>
-            <w:hyperlink w:history="1" r:id="rIdz37sboak8dnpsiyndbxik">
+            <w:hyperlink w:history="1" r:id="rIdlqqaupuwoki9zlai2fpkm">
               <w:r>
                 <w:rPr>
                   <w:rFonts w:ascii="Arial" w:cs="Arial" w:eastAsia="Arial" w:hAnsi="Arial"/>
@@ -7118,7 +7118,7 @@
               <w:spacing w:after="10" w:before="0"/>
               <w:ind w:left="120"/>
             </w:pPr>
-            <w:hyperlink w:history="1" r:id="rIddou4jscovirsjcv_b-dhy">
+            <w:hyperlink w:history="1" r:id="rIdvmrbyhusy3t2uhsdwvx4w">
               <w:r>
                 <w:rPr>
                   <w:rFonts w:ascii="Arial" w:cs="Arial" w:eastAsia="Arial" w:hAnsi="Arial"/>
@@ -7163,7 +7163,7 @@
             <w:pPr>
               <w:spacing w:after="20" w:before="0"/>
             </w:pPr>
-            <w:hyperlink w:history="1" r:id="rIdxcgohmzj909vkgyqfdpt9">
+            <w:hyperlink w:history="1" r:id="rIdimob88jwy4rve9ye1mx2o">
               <w:r>
                 <w:rPr>
                   <w:rFonts w:ascii="Arial" w:cs="Arial" w:eastAsia="Arial" w:hAnsi="Arial"/>
@@ -7196,7 +7196,7 @@
               <w:spacing w:after="10" w:before="0"/>
               <w:ind w:left="120"/>
             </w:pPr>
-            <w:hyperlink w:history="1" r:id="rIdzsocjtyzrmxirsp2q9fe6">
+            <w:hyperlink w:history="1" r:id="rIdqschxokadwcv0z2qepllo">
               <w:r>
                 <w:rPr>
                   <w:rFonts w:ascii="Arial" w:cs="Arial" w:eastAsia="Arial" w:hAnsi="Arial"/>
@@ -7391,7 +7391,7 @@
             <w:pPr>
               <w:spacing w:after="20" w:before="0"/>
             </w:pPr>
-            <w:hyperlink w:history="1" r:id="rIdc-xevcxm1wnprq_fe6-bo">
+            <w:hyperlink w:history="1" r:id="rIds1o87qg61i84rbm3fozsr">
               <w:r>
                 <w:rPr>
                   <w:rFonts w:ascii="Arial" w:cs="Arial" w:eastAsia="Arial" w:hAnsi="Arial"/>
@@ -7424,7 +7424,7 @@
               <w:spacing w:after="10" w:before="0"/>
               <w:ind w:left="120"/>
             </w:pPr>
-            <w:hyperlink w:history="1" r:id="rIdxjxfx1zkcfrpqa5innqxz">
+            <w:hyperlink w:history="1" r:id="rIditmcrmxp0okh8uvl_b_hh">
               <w:r>
                 <w:rPr>
                   <w:rFonts w:ascii="Arial" w:cs="Arial" w:eastAsia="Arial" w:hAnsi="Arial"/>
@@ -7469,7 +7469,7 @@
             <w:pPr>
               <w:spacing w:after="20" w:before="0"/>
             </w:pPr>
-            <w:hyperlink w:history="1" r:id="rIdrtogpsalgfjcg04_py82a">
+            <w:hyperlink w:history="1" r:id="rIduawxcetvqen0j_s4kf9a0">
               <w:r>
                 <w:rPr>
                   <w:rFonts w:ascii="Arial" w:cs="Arial" w:eastAsia="Arial" w:hAnsi="Arial"/>
@@ -7502,7 +7502,7 @@
               <w:spacing w:after="10" w:before="0"/>
               <w:ind w:left="120"/>
             </w:pPr>
-            <w:hyperlink w:history="1" r:id="rIdc-fcz1rjwrdpx69trqx4s">
+            <w:hyperlink w:history="1" r:id="rIdome62q6_ym3eltsqdu1mo">
               <w:r>
                 <w:rPr>
                   <w:rFonts w:ascii="Arial" w:cs="Arial" w:eastAsia="Arial" w:hAnsi="Arial"/>
@@ -7697,7 +7697,7 @@
             <w:pPr>
               <w:spacing w:after="20" w:before="0"/>
             </w:pPr>
-            <w:hyperlink w:history="1" r:id="rId3jery6ko4qjn6wr7lm-fe">
+            <w:hyperlink w:history="1" r:id="rId65sho8yipw88rfsv2nvj1">
               <w:r>
                 <w:rPr>
                   <w:rFonts w:ascii="Arial" w:cs="Arial" w:eastAsia="Arial" w:hAnsi="Arial"/>
@@ -7730,7 +7730,7 @@
               <w:spacing w:after="10" w:before="0"/>
               <w:ind w:left="120"/>
             </w:pPr>
-            <w:hyperlink w:history="1" r:id="rIdufunye6orhwoaempweewu">
+            <w:hyperlink w:history="1" r:id="rIda5c-22a8nqtcmylkijrc3">
               <w:r>
                 <w:rPr>
                   <w:rFonts w:ascii="Arial" w:cs="Arial" w:eastAsia="Arial" w:hAnsi="Arial"/>
@@ -7775,7 +7775,7 @@
             <w:pPr>
               <w:spacing w:after="20" w:before="0"/>
             </w:pPr>
-            <w:hyperlink w:history="1" r:id="rIduffblrmu9pfehy3zgjntv">
+            <w:hyperlink w:history="1" r:id="rIdq7jbq_4oehnlud8hux9jt">
               <w:r>
                 <w:rPr>
                   <w:rFonts w:ascii="Arial" w:cs="Arial" w:eastAsia="Arial" w:hAnsi="Arial"/>
@@ -7808,7 +7808,7 @@
               <w:spacing w:after="10" w:before="0"/>
               <w:ind w:left="120"/>
             </w:pPr>
-            <w:hyperlink w:history="1" r:id="rIdfmlnme7dan7vvxk60fpj3">
+            <w:hyperlink w:history="1" r:id="rIdgltcqceffmagy61bl6d5e">
               <w:r>
                 <w:rPr>
                   <w:rFonts w:ascii="Arial" w:cs="Arial" w:eastAsia="Arial" w:hAnsi="Arial"/>
@@ -9295,7 +9295,7 @@
             <w:pPr>
               <w:spacing w:after="20" w:before="0"/>
             </w:pPr>
-            <w:hyperlink w:history="1" r:id="rIdjajlyzgh24zrkthae591v">
+            <w:hyperlink w:history="1" r:id="rId9vhtznlfhnpbhdgowmyeh">
               <w:r>
                 <w:rPr>
                   <w:rFonts w:ascii="Arial" w:cs="Arial" w:eastAsia="Arial" w:hAnsi="Arial"/>
@@ -9328,7 +9328,7 @@
               <w:spacing w:after="10" w:before="0"/>
               <w:ind w:left="120"/>
             </w:pPr>
-            <w:hyperlink w:history="1" r:id="rIdd2bx57mxv5jthm7dtkfre">
+            <w:hyperlink w:history="1" r:id="rIdlivlqvcjf83l67fqs2lvf">
               <w:r>
                 <w:rPr>
                   <w:rFonts w:ascii="Arial" w:cs="Arial" w:eastAsia="Arial" w:hAnsi="Arial"/>
@@ -9373,7 +9373,7 @@
             <w:pPr>
               <w:spacing w:after="20" w:before="0"/>
             </w:pPr>
-            <w:hyperlink w:history="1" r:id="rIdi9d46xki9cjuzouuzu4gf">
+            <w:hyperlink w:history="1" r:id="rIddkd1a-uhrksn3blbigqwi">
               <w:r>
                 <w:rPr>
                   <w:rFonts w:ascii="Arial" w:cs="Arial" w:eastAsia="Arial" w:hAnsi="Arial"/>
@@ -9406,7 +9406,7 @@
               <w:spacing w:after="10" w:before="0"/>
               <w:ind w:left="120"/>
             </w:pPr>
-            <w:hyperlink w:history="1" r:id="rIduvfywhjnbphqtioogsxb5">
+            <w:hyperlink w:history="1" r:id="rId1ass9vc3qmzpefhpypecc">
               <w:r>
                 <w:rPr>
                   <w:rFonts w:ascii="Arial" w:cs="Arial" w:eastAsia="Arial" w:hAnsi="Arial"/>
@@ -9715,7 +9715,7 @@
             <w:pPr>
               <w:spacing w:after="20" w:before="0"/>
             </w:pPr>
-            <w:hyperlink w:history="1" r:id="rId3glhnnmokcr3zliyx4yhc">
+            <w:hyperlink w:history="1" r:id="rIdn86dnakzpglkp_dpbnjut">
               <w:r>
                 <w:rPr>
                   <w:rFonts w:ascii="Arial" w:cs="Arial" w:eastAsia="Arial" w:hAnsi="Arial"/>
@@ -9748,7 +9748,7 @@
               <w:spacing w:after="10" w:before="0"/>
               <w:ind w:left="120"/>
             </w:pPr>
-            <w:hyperlink w:history="1" r:id="rIdfswaolcuwo8esokegzxyi">
+            <w:hyperlink w:history="1" r:id="rId8plrdccneebbvbvfn2brn">
               <w:r>
                 <w:rPr>
                   <w:rFonts w:ascii="Arial" w:cs="Arial" w:eastAsia="Arial" w:hAnsi="Arial"/>
@@ -9793,7 +9793,7 @@
             <w:pPr>
               <w:spacing w:after="20" w:before="0"/>
             </w:pPr>
-            <w:hyperlink w:history="1" r:id="rId6h3j_8tnpljaqriv61eo9">
+            <w:hyperlink w:history="1" r:id="rIdyu3pwshewkud5qynpu2mk">
               <w:r>
                 <w:rPr>
                   <w:rFonts w:ascii="Arial" w:cs="Arial" w:eastAsia="Arial" w:hAnsi="Arial"/>
@@ -9826,7 +9826,7 @@
               <w:spacing w:after="10" w:before="0"/>
               <w:ind w:left="120"/>
             </w:pPr>
-            <w:hyperlink w:history="1" r:id="rIdhhbahfitgzwb_2zrox24h">
+            <w:hyperlink w:history="1" r:id="rIdxbpdwy3utzece6za--qcy">
               <w:r>
                 <w:rPr>
                   <w:rFonts w:ascii="Arial" w:cs="Arial" w:eastAsia="Arial" w:hAnsi="Arial"/>
@@ -10325,7 +10325,7 @@
             <w:pPr>
               <w:spacing w:after="20" w:before="0"/>
             </w:pPr>
-            <w:hyperlink w:history="1" r:id="rIddgsyvosiis0wybzfidynf">
+            <w:hyperlink w:history="1" r:id="rIdukgqigfgyzq4sa5rsatsy">
               <w:r>
                 <w:rPr>
                   <w:rFonts w:ascii="Arial" w:cs="Arial" w:eastAsia="Arial" w:hAnsi="Arial"/>
@@ -10358,7 +10358,7 @@
               <w:spacing w:after="10" w:before="0"/>
               <w:ind w:left="120"/>
             </w:pPr>
-            <w:hyperlink w:history="1" r:id="rIdyonld5os4llntn4y_xtro">
+            <w:hyperlink w:history="1" r:id="rId43ckrigorho-dtcnemyzf">
               <w:r>
                 <w:rPr>
                   <w:rFonts w:ascii="Arial" w:cs="Arial" w:eastAsia="Arial" w:hAnsi="Arial"/>
@@ -10403,7 +10403,7 @@
             <w:pPr>
               <w:spacing w:after="20" w:before="0"/>
             </w:pPr>
-            <w:hyperlink w:history="1" r:id="rId_leedlst6llkg1ycscg2g">
+            <w:hyperlink w:history="1" r:id="rIdhw67zabebnpxzsxhirdbl">
               <w:r>
                 <w:rPr>
                   <w:rFonts w:ascii="Arial" w:cs="Arial" w:eastAsia="Arial" w:hAnsi="Arial"/>
@@ -10436,7 +10436,7 @@
               <w:spacing w:after="10" w:before="0"/>
               <w:ind w:left="120"/>
             </w:pPr>
-            <w:hyperlink w:history="1" r:id="rIdimpz7vakwtb41h3fuakee">
+            <w:hyperlink w:history="1" r:id="rIdgxqrp_oyb9agpy4ojyudy">
               <w:r>
                 <w:rPr>
                   <w:rFonts w:ascii="Arial" w:cs="Arial" w:eastAsia="Arial" w:hAnsi="Arial"/>
@@ -10802,7 +10802,7 @@
             <w:pPr>
               <w:spacing w:after="20" w:before="0"/>
             </w:pPr>
-            <w:hyperlink w:history="1" r:id="rIdljlr8izpkundyepgrevll">
+            <w:hyperlink w:history="1" r:id="rIdtj1h16_awsyhnhbtwekz8">
               <w:r>
                 <w:rPr>
                   <w:rFonts w:ascii="Arial" w:cs="Arial" w:eastAsia="Arial" w:hAnsi="Arial"/>
@@ -10835,7 +10835,7 @@
               <w:spacing w:after="10" w:before="0"/>
               <w:ind w:left="120"/>
             </w:pPr>
-            <w:hyperlink w:history="1" r:id="rIdpt7itse72y5npzvqxoyvy">
+            <w:hyperlink w:history="1" r:id="rIduhifnfteygw6urssq-hnp">
               <w:r>
                 <w:rPr>
                   <w:rFonts w:ascii="Arial" w:cs="Arial" w:eastAsia="Arial" w:hAnsi="Arial"/>
@@ -10880,7 +10880,7 @@
             <w:pPr>
               <w:spacing w:after="20" w:before="0"/>
             </w:pPr>
-            <w:hyperlink w:history="1" r:id="rIddvpvlr0-wt93lvmvq2z0g">
+            <w:hyperlink w:history="1" r:id="rIdufkjklw6rqgb0tmafluef">
               <w:r>
                 <w:rPr>
                   <w:rFonts w:ascii="Arial" w:cs="Arial" w:eastAsia="Arial" w:hAnsi="Arial"/>
@@ -10913,7 +10913,7 @@
               <w:spacing w:after="10" w:before="0"/>
               <w:ind w:left="120"/>
             </w:pPr>
-            <w:hyperlink w:history="1" r:id="rIdcyobmjnciqg62ft0egghl">
+            <w:hyperlink w:history="1" r:id="rIdpxppee6w2mjmr8c1jb6wp">
               <w:r>
                 <w:rPr>
                   <w:rFonts w:ascii="Arial" w:cs="Arial" w:eastAsia="Arial" w:hAnsi="Arial"/>
@@ -11279,7 +11279,7 @@
             <w:pPr>
               <w:spacing w:after="20" w:before="0"/>
             </w:pPr>
-            <w:hyperlink w:history="1" r:id="rIdtpqrn1zscxekn6u2qkcda">
+            <w:hyperlink w:history="1" r:id="rIdxxtzdyjfekorq3xiwmp62">
               <w:r>
                 <w:rPr>
                   <w:rFonts w:ascii="Arial" w:cs="Arial" w:eastAsia="Arial" w:hAnsi="Arial"/>
@@ -11312,7 +11312,7 @@
               <w:spacing w:after="10" w:before="0"/>
               <w:ind w:left="120"/>
             </w:pPr>
-            <w:hyperlink w:history="1" r:id="rIdlxkcp1bwzpswqj8fgfz0h">
+            <w:hyperlink w:history="1" r:id="rIdosr2kdqcw9ft2dasfqkmu">
               <w:r>
                 <w:rPr>
                   <w:rFonts w:ascii="Arial" w:cs="Arial" w:eastAsia="Arial" w:hAnsi="Arial"/>
@@ -11357,7 +11357,7 @@
             <w:pPr>
               <w:spacing w:after="20" w:before="0"/>
             </w:pPr>
-            <w:hyperlink w:history="1" r:id="rIdbxalut8zidq5moodnpvip">
+            <w:hyperlink w:history="1" r:id="rIdb3k4wwxip1mf5osgfdonx">
               <w:r>
                 <w:rPr>
                   <w:rFonts w:ascii="Arial" w:cs="Arial" w:eastAsia="Arial" w:hAnsi="Arial"/>
@@ -11390,7 +11390,7 @@
               <w:spacing w:after="10" w:before="0"/>
               <w:ind w:left="120"/>
             </w:pPr>
-            <w:hyperlink w:history="1" r:id="rIdgs7kzjw4tq3bavcoexbwm">
+            <w:hyperlink w:history="1" r:id="rIdysrty0ttpon8amkjczuth">
               <w:r>
                 <w:rPr>
                   <w:rFonts w:ascii="Arial" w:cs="Arial" w:eastAsia="Arial" w:hAnsi="Arial"/>
@@ -13352,7 +13352,7 @@
             <w:pPr>
               <w:spacing w:after="20" w:before="0"/>
             </w:pPr>
-            <w:hyperlink w:history="1" r:id="rIdt_fjfn7mocr3btshghepn">
+            <w:hyperlink w:history="1" r:id="rIdbyw6lm-dgdn_zfrbsyujg">
               <w:r>
                 <w:rPr>
                   <w:rFonts w:ascii="Arial" w:cs="Arial" w:eastAsia="Arial" w:hAnsi="Arial"/>
@@ -13385,7 +13385,7 @@
               <w:spacing w:after="10" w:before="0"/>
               <w:ind w:left="120"/>
             </w:pPr>
-            <w:hyperlink w:history="1" r:id="rId13oijbta-z-czlbjc9acg">
+            <w:hyperlink w:history="1" r:id="rId7wxcxtn3ggm5hctfkivhd">
               <w:r>
                 <w:rPr>
                   <w:rFonts w:ascii="Arial" w:cs="Arial" w:eastAsia="Arial" w:hAnsi="Arial"/>
@@ -13430,7 +13430,7 @@
             <w:pPr>
               <w:spacing w:after="20" w:before="0"/>
             </w:pPr>
-            <w:hyperlink w:history="1" r:id="rId8pxwx1t_gfgz_xfhcrtdm">
+            <w:hyperlink w:history="1" r:id="rIdq1eslob5qhiv8geabi0el">
               <w:r>
                 <w:rPr>
                   <w:rFonts w:ascii="Arial" w:cs="Arial" w:eastAsia="Arial" w:hAnsi="Arial"/>
@@ -13463,7 +13463,7 @@
               <w:spacing w:after="10" w:before="0"/>
               <w:ind w:left="120"/>
             </w:pPr>
-            <w:hyperlink w:history="1" r:id="rIdrrcxvwo9g2eibybdtiwda">
+            <w:hyperlink w:history="1" r:id="rIdsngcegvm9pl9ltkrnmncd">
               <w:r>
                 <w:rPr>
                   <w:rFonts w:ascii="Arial" w:cs="Arial" w:eastAsia="Arial" w:hAnsi="Arial"/>
@@ -13658,7 +13658,7 @@
             <w:pPr>
               <w:spacing w:after="20" w:before="0"/>
             </w:pPr>
-            <w:hyperlink w:history="1" r:id="rIdszecnrqeovvy2utgqri9m">
+            <w:hyperlink w:history="1" r:id="rIdl1qtra2olxr3fkzqlucsp">
               <w:r>
                 <w:rPr>
                   <w:rFonts w:ascii="Arial" w:cs="Arial" w:eastAsia="Arial" w:hAnsi="Arial"/>
@@ -13691,7 +13691,7 @@
               <w:spacing w:after="10" w:before="0"/>
               <w:ind w:left="120"/>
             </w:pPr>
-            <w:hyperlink w:history="1" r:id="rIdt995hwvptav6dnugqmyjg">
+            <w:hyperlink w:history="1" r:id="rIdbwlkmhperciwat7rtdoqr">
               <w:r>
                 <w:rPr>
                   <w:rFonts w:ascii="Arial" w:cs="Arial" w:eastAsia="Arial" w:hAnsi="Arial"/>
@@ -13736,7 +13736,7 @@
             <w:pPr>
               <w:spacing w:after="20" w:before="0"/>
             </w:pPr>
-            <w:hyperlink w:history="1" r:id="rIdpvvs6fsyduklq0oso736b">
+            <w:hyperlink w:history="1" r:id="rIdxzakmezhmhsq-ruv3icu5">
               <w:r>
                 <w:rPr>
                   <w:rFonts w:ascii="Arial" w:cs="Arial" w:eastAsia="Arial" w:hAnsi="Arial"/>
@@ -13769,7 +13769,7 @@
               <w:spacing w:after="10" w:before="0"/>
               <w:ind w:left="120"/>
             </w:pPr>
-            <w:hyperlink w:history="1" r:id="rIdb06f3tk_3cq4y7taaww8c">
+            <w:hyperlink w:history="1" r:id="rIdqmw-g9vsjdi4nnhvaisik">
               <w:r>
                 <w:rPr>
                   <w:rFonts w:ascii="Arial" w:cs="Arial" w:eastAsia="Arial" w:hAnsi="Arial"/>
@@ -13964,7 +13964,7 @@
             <w:pPr>
               <w:spacing w:after="20" w:before="0"/>
             </w:pPr>
-            <w:hyperlink w:history="1" r:id="rIdofqxnh6fttij9uzcv1gzw">
+            <w:hyperlink w:history="1" r:id="rIdxtxgevbkz2us_9uhlxb4f">
               <w:r>
                 <w:rPr>
                   <w:rFonts w:ascii="Arial" w:cs="Arial" w:eastAsia="Arial" w:hAnsi="Arial"/>
@@ -13997,7 +13997,7 @@
               <w:spacing w:after="10" w:before="0"/>
               <w:ind w:left="120"/>
             </w:pPr>
-            <w:hyperlink w:history="1" r:id="rIdaqzohfbb1pis2mmtswqqq">
+            <w:hyperlink w:history="1" r:id="rIdpraknug5gfqtkgypetosb">
               <w:r>
                 <w:rPr>
                   <w:rFonts w:ascii="Arial" w:cs="Arial" w:eastAsia="Arial" w:hAnsi="Arial"/>
@@ -14042,7 +14042,7 @@
             <w:pPr>
               <w:spacing w:after="20" w:before="0"/>
             </w:pPr>
-            <w:hyperlink w:history="1" r:id="rIdqrsrpefaeetyufh4kwi54">
+            <w:hyperlink w:history="1" r:id="rIdlpnr8prv5vyp7ph9mkpey">
               <w:r>
                 <w:rPr>
                   <w:rFonts w:ascii="Arial" w:cs="Arial" w:eastAsia="Arial" w:hAnsi="Arial"/>
@@ -14075,7 +14075,7 @@
               <w:spacing w:after="10" w:before="0"/>
               <w:ind w:left="120"/>
             </w:pPr>
-            <w:hyperlink w:history="1" r:id="rId-vhyjb8riry7usbg7zbwu">
+            <w:hyperlink w:history="1" r:id="rIdjdnja13wcepflzaxr1vyt">
               <w:r>
                 <w:rPr>
                   <w:rFonts w:ascii="Arial" w:cs="Arial" w:eastAsia="Arial" w:hAnsi="Arial"/>
@@ -14270,7 +14270,7 @@
             <w:pPr>
               <w:spacing w:after="20" w:before="0"/>
             </w:pPr>
-            <w:hyperlink w:history="1" r:id="rIdidmuiprauscz_q56nndey">
+            <w:hyperlink w:history="1" r:id="rId2bofrutugi47_njm-_fak">
               <w:r>
                 <w:rPr>
                   <w:rFonts w:ascii="Arial" w:cs="Arial" w:eastAsia="Arial" w:hAnsi="Arial"/>
@@ -14303,7 +14303,7 @@
               <w:spacing w:after="10" w:before="0"/>
               <w:ind w:left="120"/>
             </w:pPr>
-            <w:hyperlink w:history="1" r:id="rIdyqtmmyyadz2prpetlg5pg">
+            <w:hyperlink w:history="1" r:id="rIds-wkemvuvg39r18s1kjkv">
               <w:r>
                 <w:rPr>
                   <w:rFonts w:ascii="Arial" w:cs="Arial" w:eastAsia="Arial" w:hAnsi="Arial"/>
@@ -14348,7 +14348,7 @@
             <w:pPr>
               <w:spacing w:after="20" w:before="0"/>
             </w:pPr>
-            <w:hyperlink w:history="1" r:id="rId2l9thbto50tdgspn_fpjz">
+            <w:hyperlink w:history="1" r:id="rId7m-zvdctrw_q3hwiedonw">
               <w:r>
                 <w:rPr>
                   <w:rFonts w:ascii="Arial" w:cs="Arial" w:eastAsia="Arial" w:hAnsi="Arial"/>
@@ -14381,7 +14381,7 @@
               <w:spacing w:after="10" w:before="0"/>
               <w:ind w:left="120"/>
             </w:pPr>
-            <w:hyperlink w:history="1" r:id="rIdvrzyhed4r1mtyhxoglkzt">
+            <w:hyperlink w:history="1" r:id="rId2kgyzp6s1kvcqdkf9wpny">
               <w:r>
                 <w:rPr>
                   <w:rFonts w:ascii="Arial" w:cs="Arial" w:eastAsia="Arial" w:hAnsi="Arial"/>
@@ -14576,7 +14576,7 @@
             <w:pPr>
               <w:spacing w:after="20" w:before="0"/>
             </w:pPr>
-            <w:hyperlink w:history="1" r:id="rId5zqn5v0_z_3vkybcyuwmy">
+            <w:hyperlink w:history="1" r:id="rIdkewczda4tzzmxsektuhbh">
               <w:r>
                 <w:rPr>
                   <w:rFonts w:ascii="Arial" w:cs="Arial" w:eastAsia="Arial" w:hAnsi="Arial"/>
@@ -14609,7 +14609,7 @@
               <w:spacing w:after="10" w:before="0"/>
               <w:ind w:left="120"/>
             </w:pPr>
-            <w:hyperlink w:history="1" r:id="rIdbuwsq8j3ppdh2njh0yy2z">
+            <w:hyperlink w:history="1" r:id="rIdnufz4-kfqhtqjr7lb6df7">
               <w:r>
                 <w:rPr>
                   <w:rFonts w:ascii="Arial" w:cs="Arial" w:eastAsia="Arial" w:hAnsi="Arial"/>
@@ -14654,7 +14654,7 @@
             <w:pPr>
               <w:spacing w:after="20" w:before="0"/>
             </w:pPr>
-            <w:hyperlink w:history="1" r:id="rIdsve-bhni2gq8ljapmopws">
+            <w:hyperlink w:history="1" r:id="rIdjsid492zjzbhsc0amammm">
               <w:r>
                 <w:rPr>
                   <w:rFonts w:ascii="Arial" w:cs="Arial" w:eastAsia="Arial" w:hAnsi="Arial"/>
@@ -14687,7 +14687,7 @@
               <w:spacing w:after="10" w:before="0"/>
               <w:ind w:left="120"/>
             </w:pPr>
-            <w:hyperlink w:history="1" r:id="rId2ecou6hc9maeim1e6veiu">
+            <w:hyperlink w:history="1" r:id="rIdfvol6saya_j4npkilj8rp">
               <w:r>
                 <w:rPr>
                   <w:rFonts w:ascii="Arial" w:cs="Arial" w:eastAsia="Arial" w:hAnsi="Arial"/>
@@ -16174,7 +16174,7 @@
             <w:pPr>
               <w:spacing w:after="20" w:before="0"/>
             </w:pPr>
-            <w:hyperlink w:history="1" r:id="rId5lx5mj2dvrwulnh_chkjs">
+            <w:hyperlink w:history="1" r:id="rId8s1eq3h03studyf0l533s">
               <w:r>
                 <w:rPr>
                   <w:rFonts w:ascii="Arial" w:cs="Arial" w:eastAsia="Arial" w:hAnsi="Arial"/>
@@ -16207,7 +16207,7 @@
               <w:spacing w:after="10" w:before="0"/>
               <w:ind w:left="120"/>
             </w:pPr>
-            <w:hyperlink w:history="1" r:id="rIdstdzheto3ogo8pt09be_4">
+            <w:hyperlink w:history="1" r:id="rIdtt5qixhmm8x1vwclqmqwu">
               <w:r>
                 <w:rPr>
                   <w:rFonts w:ascii="Arial" w:cs="Arial" w:eastAsia="Arial" w:hAnsi="Arial"/>
@@ -16252,7 +16252,7 @@
             <w:pPr>
               <w:spacing w:after="20" w:before="0"/>
             </w:pPr>
-            <w:hyperlink w:history="1" r:id="rIdygvt5lim_6ad_o__zdghv">
+            <w:hyperlink w:history="1" r:id="rId7hz7tyyofsgishmvzqo4j">
               <w:r>
                 <w:rPr>
                   <w:rFonts w:ascii="Arial" w:cs="Arial" w:eastAsia="Arial" w:hAnsi="Arial"/>
@@ -16285,7 +16285,7 @@
               <w:spacing w:after="10" w:before="0"/>
               <w:ind w:left="120"/>
             </w:pPr>
-            <w:hyperlink w:history="1" r:id="rIdemrxc5xtqkwihsldmmxmr">
+            <w:hyperlink w:history="1" r:id="rIdpcxz_2c_i_lmicqn3pfrm">
               <w:r>
                 <w:rPr>
                   <w:rFonts w:ascii="Arial" w:cs="Arial" w:eastAsia="Arial" w:hAnsi="Arial"/>
@@ -16480,7 +16480,7 @@
             <w:pPr>
               <w:spacing w:after="20" w:before="0"/>
             </w:pPr>
-            <w:hyperlink w:history="1" r:id="rIdxfarya0o56fn7y2dz5py2">
+            <w:hyperlink w:history="1" r:id="rIdh2gnoep-xevnlxywdhonu">
               <w:r>
                 <w:rPr>
                   <w:rFonts w:ascii="Arial" w:cs="Arial" w:eastAsia="Arial" w:hAnsi="Arial"/>
@@ -16513,7 +16513,7 @@
               <w:spacing w:after="10" w:before="0"/>
               <w:ind w:left="120"/>
             </w:pPr>
-            <w:hyperlink w:history="1" r:id="rIdvhclx_vennkznmwsufsbm">
+            <w:hyperlink w:history="1" r:id="rIdssofig6r4d22wskdwl9tv">
               <w:r>
                 <w:rPr>
                   <w:rFonts w:ascii="Arial" w:cs="Arial" w:eastAsia="Arial" w:hAnsi="Arial"/>
@@ -16558,7 +16558,7 @@
             <w:pPr>
               <w:spacing w:after="20" w:before="0"/>
             </w:pPr>
-            <w:hyperlink w:history="1" r:id="rIdtrjpy1asw6h80xkdfvhdn">
+            <w:hyperlink w:history="1" r:id="rIdiumsrv5q3fagojmmmqnul">
               <w:r>
                 <w:rPr>
                   <w:rFonts w:ascii="Arial" w:cs="Arial" w:eastAsia="Arial" w:hAnsi="Arial"/>
@@ -16591,7 +16591,7 @@
               <w:spacing w:after="10" w:before="0"/>
               <w:ind w:left="120"/>
             </w:pPr>
-            <w:hyperlink w:history="1" r:id="rIddrriv-txei7ido_hoo22e">
+            <w:hyperlink w:history="1" r:id="rIdhhnr82-3d9v4icswp51ho">
               <w:r>
                 <w:rPr>
                   <w:rFonts w:ascii="Arial" w:cs="Arial" w:eastAsia="Arial" w:hAnsi="Arial"/>
@@ -16786,7 +16786,7 @@
             <w:pPr>
               <w:spacing w:after="20" w:before="0"/>
             </w:pPr>
-            <w:hyperlink w:history="1" r:id="rIdrvy1cqxl5fajk4pcnzrzw">
+            <w:hyperlink w:history="1" r:id="rId9elz9j85-s4poqqnu_wra">
               <w:r>
                 <w:rPr>
                   <w:rFonts w:ascii="Arial" w:cs="Arial" w:eastAsia="Arial" w:hAnsi="Arial"/>
@@ -16819,7 +16819,7 @@
               <w:spacing w:after="10" w:before="0"/>
               <w:ind w:left="120"/>
             </w:pPr>
-            <w:hyperlink w:history="1" r:id="rIdi3vbbmc7_gyohoilogcd5">
+            <w:hyperlink w:history="1" r:id="rIdxis9-iclr6d2l2ygljeeh">
               <w:r>
                 <w:rPr>
                   <w:rFonts w:ascii="Arial" w:cs="Arial" w:eastAsia="Arial" w:hAnsi="Arial"/>
@@ -16864,7 +16864,7 @@
             <w:pPr>
               <w:spacing w:after="20" w:before="0"/>
             </w:pPr>
-            <w:hyperlink w:history="1" r:id="rIdzxyfintmcforme5mwfmrg">
+            <w:hyperlink w:history="1" r:id="rIdh4klk6iur72bphs-oza2v">
               <w:r>
                 <w:rPr>
                   <w:rFonts w:ascii="Arial" w:cs="Arial" w:eastAsia="Arial" w:hAnsi="Arial"/>
@@ -16897,7 +16897,7 @@
               <w:spacing w:after="10" w:before="0"/>
               <w:ind w:left="120"/>
             </w:pPr>
-            <w:hyperlink w:history="1" r:id="rId45ic1gogbc6djhib0k1ip">
+            <w:hyperlink w:history="1" r:id="rIdgtaqtxyz2b2sjcpdwl41u">
               <w:r>
                 <w:rPr>
                   <w:rFonts w:ascii="Arial" w:cs="Arial" w:eastAsia="Arial" w:hAnsi="Arial"/>
@@ -17092,7 +17092,7 @@
             <w:pPr>
               <w:spacing w:after="20" w:before="0"/>
             </w:pPr>
-            <w:hyperlink w:history="1" r:id="rId2b61beiwlz1raubh4sq_f">
+            <w:hyperlink w:history="1" r:id="rIdaje3up3n500ubsxt6jdlg">
               <w:r>
                 <w:rPr>
                   <w:rFonts w:ascii="Arial" w:cs="Arial" w:eastAsia="Arial" w:hAnsi="Arial"/>
@@ -17125,7 +17125,7 @@
               <w:spacing w:after="10" w:before="0"/>
               <w:ind w:left="120"/>
             </w:pPr>
-            <w:hyperlink w:history="1" r:id="rIdhbp83s2eatxujf42-qi1c">
+            <w:hyperlink w:history="1" r:id="rId9fosdc6yznp20edsbgru4">
               <w:r>
                 <w:rPr>
                   <w:rFonts w:ascii="Arial" w:cs="Arial" w:eastAsia="Arial" w:hAnsi="Arial"/>
@@ -17170,7 +17170,7 @@
             <w:pPr>
               <w:spacing w:after="20" w:before="0"/>
             </w:pPr>
-            <w:hyperlink w:history="1" r:id="rIdvopyonk4zhityvjgduo0e">
+            <w:hyperlink w:history="1" r:id="rIdkjonhmdasf6dfjnhgwkv6">
               <w:r>
                 <w:rPr>
                   <w:rFonts w:ascii="Arial" w:cs="Arial" w:eastAsia="Arial" w:hAnsi="Arial"/>
@@ -17203,7 +17203,7 @@
               <w:spacing w:after="10" w:before="0"/>
               <w:ind w:left="120"/>
             </w:pPr>
-            <w:hyperlink w:history="1" r:id="rId51qez7youlafspzu3iwv9">
+            <w:hyperlink w:history="1" r:id="rIdasnfjdpdypknsjve-j5v5">
               <w:r>
                 <w:rPr>
                   <w:rFonts w:ascii="Arial" w:cs="Arial" w:eastAsia="Arial" w:hAnsi="Arial"/>
@@ -17398,7 +17398,7 @@
             <w:pPr>
               <w:spacing w:after="20" w:before="0"/>
             </w:pPr>
-            <w:hyperlink w:history="1" r:id="rIdqnv1xdeb3b-pkuwwwbowt">
+            <w:hyperlink w:history="1" r:id="rIdjlcaycs7pczcqviii5ntq">
               <w:r>
                 <w:rPr>
                   <w:rFonts w:ascii="Arial" w:cs="Arial" w:eastAsia="Arial" w:hAnsi="Arial"/>
@@ -17431,7 +17431,7 @@
               <w:spacing w:after="10" w:before="0"/>
               <w:ind w:left="120"/>
             </w:pPr>
-            <w:hyperlink w:history="1" r:id="rIdk6jrtum9cjuks4zpqmd5o">
+            <w:hyperlink w:history="1" r:id="rIdxyhzn3igfaereml1uequ2">
               <w:r>
                 <w:rPr>
                   <w:rFonts w:ascii="Arial" w:cs="Arial" w:eastAsia="Arial" w:hAnsi="Arial"/>
@@ -17476,7 +17476,7 @@
             <w:pPr>
               <w:spacing w:after="20" w:before="0"/>
             </w:pPr>
-            <w:hyperlink w:history="1" r:id="rIdiafdzav_8yxhxj8riy_ff">
+            <w:hyperlink w:history="1" r:id="rIdknlloligmniy9rrqurgp-">
               <w:r>
                 <w:rPr>
                   <w:rFonts w:ascii="Arial" w:cs="Arial" w:eastAsia="Arial" w:hAnsi="Arial"/>
@@ -17509,7 +17509,7 @@
               <w:spacing w:after="10" w:before="0"/>
               <w:ind w:left="120"/>
             </w:pPr>
-            <w:hyperlink w:history="1" r:id="rIducfbfduvgtmpjeusuaynh">
+            <w:hyperlink w:history="1" r:id="rIdqo7h31nwwb6pnhzlbszyy">
               <w:r>
                 <w:rPr>
                   <w:rFonts w:ascii="Arial" w:cs="Arial" w:eastAsia="Arial" w:hAnsi="Arial"/>
@@ -19129,7 +19129,7 @@
             <w:pPr>
               <w:spacing w:after="20" w:before="0"/>
             </w:pPr>
-            <w:hyperlink w:history="1" r:id="rIdqkaj__f6qrxhzt5asyaau">
+            <w:hyperlink w:history="1" r:id="rIdynhyzknga4ebjsdy7smru">
               <w:r>
                 <w:rPr>
                   <w:rFonts w:ascii="Arial" w:cs="Arial" w:eastAsia="Arial" w:hAnsi="Arial"/>
@@ -19162,7 +19162,7 @@
               <w:spacing w:after="10" w:before="0"/>
               <w:ind w:left="120"/>
             </w:pPr>
-            <w:hyperlink w:history="1" r:id="rIdpmxfc5d9o6xsw0yjzachz">
+            <w:hyperlink w:history="1" r:id="rId_k_po_ostlw-wwzpdkiau">
               <w:r>
                 <w:rPr>
                   <w:rFonts w:ascii="Arial" w:cs="Arial" w:eastAsia="Arial" w:hAnsi="Arial"/>
@@ -19207,7 +19207,7 @@
             <w:pPr>
               <w:spacing w:after="20" w:before="0"/>
             </w:pPr>
-            <w:hyperlink w:history="1" r:id="rIdd7npnai9njppyax8jklqh">
+            <w:hyperlink w:history="1" r:id="rId28he9fnlie9lfgmiygcfn">
               <w:r>
                 <w:rPr>
                   <w:rFonts w:ascii="Arial" w:cs="Arial" w:eastAsia="Arial" w:hAnsi="Arial"/>
@@ -19240,7 +19240,7 @@
               <w:spacing w:after="10" w:before="0"/>
               <w:ind w:left="120"/>
             </w:pPr>
-            <w:hyperlink w:history="1" r:id="rIdjlyewina71azfaltdst7v">
+            <w:hyperlink w:history="1" r:id="rId0kbl8fsvlx7uoejwwrvb4">
               <w:r>
                 <w:rPr>
                   <w:rFonts w:ascii="Arial" w:cs="Arial" w:eastAsia="Arial" w:hAnsi="Arial"/>
@@ -19511,7 +19511,7 @@
             <w:pPr>
               <w:spacing w:after="20" w:before="0"/>
             </w:pPr>
-            <w:hyperlink w:history="1" r:id="rId7gpuard_1-y8nvupmkeny">
+            <w:hyperlink w:history="1" r:id="rIdsqv1peduf3akvsonjd9sm">
               <w:r>
                 <w:rPr>
                   <w:rFonts w:ascii="Arial" w:cs="Arial" w:eastAsia="Arial" w:hAnsi="Arial"/>
@@ -19544,7 +19544,7 @@
               <w:spacing w:after="10" w:before="0"/>
               <w:ind w:left="120"/>
             </w:pPr>
-            <w:hyperlink w:history="1" r:id="rIdee7i4qgnlq-1gqhe5j5tm">
+            <w:hyperlink w:history="1" r:id="rIdfyr-enrlbrhmy9tin7n8a">
               <w:r>
                 <w:rPr>
                   <w:rFonts w:ascii="Arial" w:cs="Arial" w:eastAsia="Arial" w:hAnsi="Arial"/>
@@ -19589,7 +19589,7 @@
             <w:pPr>
               <w:spacing w:after="20" w:before="0"/>
             </w:pPr>
-            <w:hyperlink w:history="1" r:id="rIdz3mz-rrwfegniqv1y43ji">
+            <w:hyperlink w:history="1" r:id="rIdt6ga-q956eiqmly4na9mp">
               <w:r>
                 <w:rPr>
                   <w:rFonts w:ascii="Arial" w:cs="Arial" w:eastAsia="Arial" w:hAnsi="Arial"/>
@@ -19622,7 +19622,7 @@
               <w:spacing w:after="10" w:before="0"/>
               <w:ind w:left="120"/>
             </w:pPr>
-            <w:hyperlink w:history="1" r:id="rIdvcel97sxu1dp-nc7seg22">
+            <w:hyperlink w:history="1" r:id="rId8mmlhktu8vvk4urks8ezk">
               <w:r>
                 <w:rPr>
                   <w:rFonts w:ascii="Arial" w:cs="Arial" w:eastAsia="Arial" w:hAnsi="Arial"/>
@@ -20140,7 +20140,7 @@
             <w:pPr>
               <w:spacing w:after="20" w:before="0"/>
             </w:pPr>
-            <w:hyperlink w:history="1" r:id="rIdbh3iqg-8zps4kxd-s-fcl">
+            <w:hyperlink w:history="1" r:id="rIdx4xtfxh8gpcp7mfw2jsji">
               <w:r>
                 <w:rPr>
                   <w:rFonts w:ascii="Arial" w:cs="Arial" w:eastAsia="Arial" w:hAnsi="Arial"/>
@@ -20173,7 +20173,7 @@
               <w:spacing w:after="10" w:before="0"/>
               <w:ind w:left="120"/>
             </w:pPr>
-            <w:hyperlink w:history="1" r:id="rId7dd0zzd9ka3fx-hgp1ykg">
+            <w:hyperlink w:history="1" r:id="rIdg6ukpayanbihgyatb7-rt">
               <w:r>
                 <w:rPr>
                   <w:rFonts w:ascii="Arial" w:cs="Arial" w:eastAsia="Arial" w:hAnsi="Arial"/>
@@ -20218,7 +20218,7 @@
             <w:pPr>
               <w:spacing w:after="20" w:before="0"/>
             </w:pPr>
-            <w:hyperlink w:history="1" r:id="rIdgxxr7rsuf4b0io9sdhtt5">
+            <w:hyperlink w:history="1" r:id="rId5io_qcipgw5w-qa3fskt0">
               <w:r>
                 <w:rPr>
                   <w:rFonts w:ascii="Arial" w:cs="Arial" w:eastAsia="Arial" w:hAnsi="Arial"/>
@@ -20251,7 +20251,7 @@
               <w:spacing w:after="10" w:before="0"/>
               <w:ind w:left="120"/>
             </w:pPr>
-            <w:hyperlink w:history="1" r:id="rIdukcx2ezf8hyxw767cwe5v">
+            <w:hyperlink w:history="1" r:id="rIdbcj6noemofv2bzgfwp6vn">
               <w:r>
                 <w:rPr>
                   <w:rFonts w:ascii="Arial" w:cs="Arial" w:eastAsia="Arial" w:hAnsi="Arial"/>
@@ -20788,7 +20788,7 @@
             <w:pPr>
               <w:spacing w:after="20" w:before="0"/>
             </w:pPr>
-            <w:hyperlink w:history="1" r:id="rIdbfhihamlx6or2u-qyf2rz">
+            <w:hyperlink w:history="1" r:id="rIdn2fjbqjx8mmu1yzxykwaa">
               <w:r>
                 <w:rPr>
                   <w:rFonts w:ascii="Arial" w:cs="Arial" w:eastAsia="Arial" w:hAnsi="Arial"/>
@@ -20821,7 +20821,7 @@
               <w:spacing w:after="10" w:before="0"/>
               <w:ind w:left="120"/>
             </w:pPr>
-            <w:hyperlink w:history="1" r:id="rIdcijy4t9welng1ibf-ixsa">
+            <w:hyperlink w:history="1" r:id="rId-dncm9sahcrzadnw4unmn">
               <w:r>
                 <w:rPr>
                   <w:rFonts w:ascii="Arial" w:cs="Arial" w:eastAsia="Arial" w:hAnsi="Arial"/>
@@ -20866,7 +20866,7 @@
             <w:pPr>
               <w:spacing w:after="20" w:before="0"/>
             </w:pPr>
-            <w:hyperlink w:history="1" r:id="rIdjg6r5sxxdzr7nf7kpeazm">
+            <w:hyperlink w:history="1" r:id="rId_dqyyzpkr0jp8v1tfy8a7">
               <w:r>
                 <w:rPr>
                   <w:rFonts w:ascii="Arial" w:cs="Arial" w:eastAsia="Arial" w:hAnsi="Arial"/>
@@ -20899,7 +20899,7 @@
               <w:spacing w:after="10" w:before="0"/>
               <w:ind w:left="120"/>
             </w:pPr>
-            <w:hyperlink w:history="1" r:id="rIdrmnwo1tjlq4ojdqakfzaf">
+            <w:hyperlink w:history="1" r:id="rId7psklufdmcf2e9no-k1py">
               <w:r>
                 <w:rPr>
                   <w:rFonts w:ascii="Arial" w:cs="Arial" w:eastAsia="Arial" w:hAnsi="Arial"/>
@@ -21151,7 +21151,7 @@
             <w:pPr>
               <w:spacing w:after="20" w:before="0"/>
             </w:pPr>
-            <w:hyperlink w:history="1" r:id="rIdquhusp6b3-xxtbdkqdjki">
+            <w:hyperlink w:history="1" r:id="rIdfzlz8ocro9sxub5q3dyfh">
               <w:r>
                 <w:rPr>
                   <w:rFonts w:ascii="Arial" w:cs="Arial" w:eastAsia="Arial" w:hAnsi="Arial"/>
@@ -21184,7 +21184,7 @@
               <w:spacing w:after="10" w:before="0"/>
               <w:ind w:left="120"/>
             </w:pPr>
-            <w:hyperlink w:history="1" r:id="rIdgpx5onyb3aycx_3qzgbuh">
+            <w:hyperlink w:history="1" r:id="rIdiiheqnis0dzgvrursamav">
               <w:r>
                 <w:rPr>
                   <w:rFonts w:ascii="Arial" w:cs="Arial" w:eastAsia="Arial" w:hAnsi="Arial"/>
@@ -21229,7 +21229,7 @@
             <w:pPr>
               <w:spacing w:after="20" w:before="0"/>
             </w:pPr>
-            <w:hyperlink w:history="1" r:id="rIdpc3ptjlkuppdk6whjrodn">
+            <w:hyperlink w:history="1" r:id="rIdpvsibbestk-ms5f000rnv">
               <w:r>
                 <w:rPr>
                   <w:rFonts w:ascii="Arial" w:cs="Arial" w:eastAsia="Arial" w:hAnsi="Arial"/>
@@ -21262,7 +21262,7 @@
               <w:spacing w:after="10" w:before="0"/>
               <w:ind w:left="120"/>
             </w:pPr>
-            <w:hyperlink w:history="1" r:id="rId2vojnkczucrganovql2j3">
+            <w:hyperlink w:history="1" r:id="rId7_sqnbf1q7povbiajmw9d">
               <w:r>
                 <w:rPr>
                   <w:rFonts w:ascii="Arial" w:cs="Arial" w:eastAsia="Arial" w:hAnsi="Arial"/>
@@ -22863,7 +22863,7 @@
             <w:pPr>
               <w:spacing w:after="20" w:before="0"/>
             </w:pPr>
-            <w:hyperlink w:history="1" r:id="rIdfvb_jwrablxnpc64pisha">
+            <w:hyperlink w:history="1" r:id="rId3ss-i6ifdnwxfan9wuddu">
               <w:r>
                 <w:rPr>
                   <w:rFonts w:ascii="Arial" w:cs="Arial" w:eastAsia="Arial" w:hAnsi="Arial"/>
@@ -22896,7 +22896,7 @@
               <w:spacing w:after="10" w:before="0"/>
               <w:ind w:left="120"/>
             </w:pPr>
-            <w:hyperlink w:history="1" r:id="rIdthw2h0hu-lb8sq-msvxma">
+            <w:hyperlink w:history="1" r:id="rIdtstlcran-nbe7niftkkjt">
               <w:r>
                 <w:rPr>
                   <w:rFonts w:ascii="Arial" w:cs="Arial" w:eastAsia="Arial" w:hAnsi="Arial"/>
@@ -22941,7 +22941,7 @@
             <w:pPr>
               <w:spacing w:after="20" w:before="0"/>
             </w:pPr>
-            <w:hyperlink w:history="1" r:id="rId9vufupplbsexmdcbnqkp9">
+            <w:hyperlink w:history="1" r:id="rIdpwva0b4cjwo9nvxl4mqvy">
               <w:r>
                 <w:rPr>
                   <w:rFonts w:ascii="Arial" w:cs="Arial" w:eastAsia="Arial" w:hAnsi="Arial"/>
@@ -22974,7 +22974,7 @@
               <w:spacing w:after="10" w:before="0"/>
               <w:ind w:left="120"/>
             </w:pPr>
-            <w:hyperlink w:history="1" r:id="rIdhis57vyrzo-tyixgvzyzp">
+            <w:hyperlink w:history="1" r:id="rIdyoej7ufe2uoaszgpkrtnx">
               <w:r>
                 <w:rPr>
                   <w:rFonts w:ascii="Arial" w:cs="Arial" w:eastAsia="Arial" w:hAnsi="Arial"/>
@@ -23169,7 +23169,7 @@
             <w:pPr>
               <w:spacing w:after="20" w:before="0"/>
             </w:pPr>
-            <w:hyperlink w:history="1" r:id="rIdxde8dwheqy0gw1ux6uob_">
+            <w:hyperlink w:history="1" r:id="rIdblnkg8ulircymsqszn2u0">
               <w:r>
                 <w:rPr>
                   <w:rFonts w:ascii="Arial" w:cs="Arial" w:eastAsia="Arial" w:hAnsi="Arial"/>
@@ -23202,7 +23202,7 @@
               <w:spacing w:after="10" w:before="0"/>
               <w:ind w:left="120"/>
             </w:pPr>
-            <w:hyperlink w:history="1" r:id="rIdhdftqrhtqen_zz6h5knjv">
+            <w:hyperlink w:history="1" r:id="rIduefdxo1hoxzfzjqrmb2yt">
               <w:r>
                 <w:rPr>
                   <w:rFonts w:ascii="Arial" w:cs="Arial" w:eastAsia="Arial" w:hAnsi="Arial"/>
@@ -23247,7 +23247,7 @@
             <w:pPr>
               <w:spacing w:after="20" w:before="0"/>
             </w:pPr>
-            <w:hyperlink w:history="1" r:id="rIdjfaptmozppes-8dwje1ck">
+            <w:hyperlink w:history="1" r:id="rId6mlfhdu_j3sggr8parkv5">
               <w:r>
                 <w:rPr>
                   <w:rFonts w:ascii="Arial" w:cs="Arial" w:eastAsia="Arial" w:hAnsi="Arial"/>
@@ -23280,7 +23280,7 @@
               <w:spacing w:after="10" w:before="0"/>
               <w:ind w:left="120"/>
             </w:pPr>
-            <w:hyperlink w:history="1" r:id="rIdykm-deo8xtcgby6n-mrx-">
+            <w:hyperlink w:history="1" r:id="rIdeud8udgts3e1vf9chhocn">
               <w:r>
                 <w:rPr>
                   <w:rFonts w:ascii="Arial" w:cs="Arial" w:eastAsia="Arial" w:hAnsi="Arial"/>
@@ -23475,7 +23475,7 @@
             <w:pPr>
               <w:spacing w:after="20" w:before="0"/>
             </w:pPr>
-            <w:hyperlink w:history="1" r:id="rIdqms7owwumxtur5ba9f-u9">
+            <w:hyperlink w:history="1" r:id="rId9_r6skmdtleyb1wnadfyv">
               <w:r>
                 <w:rPr>
                   <w:rFonts w:ascii="Arial" w:cs="Arial" w:eastAsia="Arial" w:hAnsi="Arial"/>
@@ -23508,7 +23508,7 @@
               <w:spacing w:after="10" w:before="0"/>
               <w:ind w:left="120"/>
             </w:pPr>
-            <w:hyperlink w:history="1" r:id="rId9sv-8czjyuodyymiee7dq">
+            <w:hyperlink w:history="1" r:id="rId8emueycniqutuo2_zluhl">
               <w:r>
                 <w:rPr>
                   <w:rFonts w:ascii="Arial" w:cs="Arial" w:eastAsia="Arial" w:hAnsi="Arial"/>
@@ -23553,7 +23553,7 @@
             <w:pPr>
               <w:spacing w:after="20" w:before="0"/>
             </w:pPr>
-            <w:hyperlink w:history="1" r:id="rIdgfkvglxexzzl3bfsvquaj">
+            <w:hyperlink w:history="1" r:id="rIdcul-fg4sxwonsshts7mvt">
               <w:r>
                 <w:rPr>
                   <w:rFonts w:ascii="Arial" w:cs="Arial" w:eastAsia="Arial" w:hAnsi="Arial"/>
@@ -23586,7 +23586,7 @@
               <w:spacing w:after="10" w:before="0"/>
               <w:ind w:left="120"/>
             </w:pPr>
-            <w:hyperlink w:history="1" r:id="rIdslvk5pebwq2so8rpy5oyo">
+            <w:hyperlink w:history="1" r:id="rIdhv2dsxjlvras_21jetwrh">
               <w:r>
                 <w:rPr>
                   <w:rFonts w:ascii="Arial" w:cs="Arial" w:eastAsia="Arial" w:hAnsi="Arial"/>
@@ -23781,7 +23781,7 @@
             <w:pPr>
               <w:spacing w:after="20" w:before="0"/>
             </w:pPr>
-            <w:hyperlink w:history="1" r:id="rIdqoflqwvnfvszjysoiaxwj">
+            <w:hyperlink w:history="1" r:id="rIdrgo-n76ag9herhaajv2of">
               <w:r>
                 <w:rPr>
                   <w:rFonts w:ascii="Arial" w:cs="Arial" w:eastAsia="Arial" w:hAnsi="Arial"/>
@@ -23814,7 +23814,7 @@
               <w:spacing w:after="10" w:before="0"/>
               <w:ind w:left="120"/>
             </w:pPr>
-            <w:hyperlink w:history="1" r:id="rIdnh3khd-n07odez9ujw238">
+            <w:hyperlink w:history="1" r:id="rIdgqifswtbjvc5ekedt74rj">
               <w:r>
                 <w:rPr>
                   <w:rFonts w:ascii="Arial" w:cs="Arial" w:eastAsia="Arial" w:hAnsi="Arial"/>
@@ -23859,7 +23859,7 @@
             <w:pPr>
               <w:spacing w:after="20" w:before="0"/>
             </w:pPr>
-            <w:hyperlink w:history="1" r:id="rIdwkmk_zrbhqmhxw-wj3jon">
+            <w:hyperlink w:history="1" r:id="rIdphqsndlzjgj0kgvb0z_g5">
               <w:r>
                 <w:rPr>
                   <w:rFonts w:ascii="Arial" w:cs="Arial" w:eastAsia="Arial" w:hAnsi="Arial"/>
@@ -23892,7 +23892,7 @@
               <w:spacing w:after="10" w:before="0"/>
               <w:ind w:left="120"/>
             </w:pPr>
-            <w:hyperlink w:history="1" r:id="rIdpodv43hpt3mqhcowsry7_">
+            <w:hyperlink w:history="1" r:id="rIdfuyzd9ckgewzgy2frlt3s">
               <w:r>
                 <w:rPr>
                   <w:rFonts w:ascii="Arial" w:cs="Arial" w:eastAsia="Arial" w:hAnsi="Arial"/>
@@ -24087,7 +24087,7 @@
             <w:pPr>
               <w:spacing w:after="20" w:before="0"/>
             </w:pPr>
-            <w:hyperlink w:history="1" r:id="rIdmy4uc56lzjc86lncitjv6">
+            <w:hyperlink w:history="1" r:id="rIdeyfzw9ourgeem6funszi2">
               <w:r>
                 <w:rPr>
                   <w:rFonts w:ascii="Arial" w:cs="Arial" w:eastAsia="Arial" w:hAnsi="Arial"/>
@@ -24120,7 +24120,7 @@
               <w:spacing w:after="10" w:before="0"/>
               <w:ind w:left="120"/>
             </w:pPr>
-            <w:hyperlink w:history="1" r:id="rIdtgculrxdftpmohckx5p6_">
+            <w:hyperlink w:history="1" r:id="rIdkishul874yhkfqxfeqh7f">
               <w:r>
                 <w:rPr>
                   <w:rFonts w:ascii="Arial" w:cs="Arial" w:eastAsia="Arial" w:hAnsi="Arial"/>
@@ -24165,7 +24165,7 @@
             <w:pPr>
               <w:spacing w:after="20" w:before="0"/>
             </w:pPr>
-            <w:hyperlink w:history="1" r:id="rIdvr0se806pgq5q9rwgyh6v">
+            <w:hyperlink w:history="1" r:id="rIdn5qb3wqppsvzoi8ng8esq">
               <w:r>
                 <w:rPr>
                   <w:rFonts w:ascii="Arial" w:cs="Arial" w:eastAsia="Arial" w:hAnsi="Arial"/>
@@ -24198,7 +24198,7 @@
               <w:spacing w:after="10" w:before="0"/>
               <w:ind w:left="120"/>
             </w:pPr>
-            <w:hyperlink w:history="1" r:id="rIdxbymbtt3qymzexesqqtuz">
+            <w:hyperlink w:history="1" r:id="rIdajlsjc06pj_-5mr1jays0">
               <w:r>
                 <w:rPr>
                   <w:rFonts w:ascii="Arial" w:cs="Arial" w:eastAsia="Arial" w:hAnsi="Arial"/>

--- a/data/outputs/v2/Physics/SS3.1_Radioactivity_and_Stability_of_Isotopes/Physics_Radioactivity_and_Stability_of_Isotopes_CBE_LessonSequence.docx
+++ b/data/outputs/v2/Physics/SS3.1_Radioactivity_and_Stability_of_Isotopes/Physics_Radioactivity_and_Stability_of_Isotopes_CBE_LessonSequence.docx
@@ -3537,7 +3537,7 @@
             <w:pPr>
               <w:spacing w:after="20" w:before="0"/>
             </w:pPr>
-            <w:hyperlink w:history="1" r:id="rIdjoillelgn3natghnyo47z">
+            <w:hyperlink w:history="1" r:id="rIdpunifdp2gkee4ou6hmw-r">
               <w:r>
                 <w:rPr>
                   <w:rFonts w:ascii="Arial" w:cs="Arial" w:eastAsia="Arial" w:hAnsi="Arial"/>
@@ -3570,7 +3570,7 @@
               <w:spacing w:after="10" w:before="0"/>
               <w:ind w:left="120"/>
             </w:pPr>
-            <w:hyperlink w:history="1" r:id="rIdeigkl-dvc2d-fyeyrkwxe">
+            <w:hyperlink w:history="1" r:id="rIdsdhmwydna7hqx9pyodn1q">
               <w:r>
                 <w:rPr>
                   <w:rFonts w:ascii="Arial" w:cs="Arial" w:eastAsia="Arial" w:hAnsi="Arial"/>
@@ -3615,7 +3615,7 @@
             <w:pPr>
               <w:spacing w:after="20" w:before="0"/>
             </w:pPr>
-            <w:hyperlink w:history="1" r:id="rIdqlj_33i0ubhm55lbq6o6b">
+            <w:hyperlink w:history="1" r:id="rIdyy1g9bbtvpqomd2hmgj4v">
               <w:r>
                 <w:rPr>
                   <w:rFonts w:ascii="Arial" w:cs="Arial" w:eastAsia="Arial" w:hAnsi="Arial"/>
@@ -3648,7 +3648,7 @@
               <w:spacing w:after="10" w:before="0"/>
               <w:ind w:left="120"/>
             </w:pPr>
-            <w:hyperlink w:history="1" r:id="rIdhqnjczgtwnsptr_d_qx11">
+            <w:hyperlink w:history="1" r:id="rIdyygyhptm3qole0fl0lqvw">
               <w:r>
                 <w:rPr>
                   <w:rFonts w:ascii="Arial" w:cs="Arial" w:eastAsia="Arial" w:hAnsi="Arial"/>
@@ -3843,7 +3843,7 @@
             <w:pPr>
               <w:spacing w:after="20" w:before="0"/>
             </w:pPr>
-            <w:hyperlink w:history="1" r:id="rIdzyvjo2iocmrezd2g3cles">
+            <w:hyperlink w:history="1" r:id="rIdyvy8mpp4haqquvhwxcwvi">
               <w:r>
                 <w:rPr>
                   <w:rFonts w:ascii="Arial" w:cs="Arial" w:eastAsia="Arial" w:hAnsi="Arial"/>
@@ -3876,7 +3876,7 @@
               <w:spacing w:after="10" w:before="0"/>
               <w:ind w:left="120"/>
             </w:pPr>
-            <w:hyperlink w:history="1" r:id="rIdajgwl2iwiyh1qp5ceeufc">
+            <w:hyperlink w:history="1" r:id="rIdc6-2qitghsbg3alovpye1">
               <w:r>
                 <w:rPr>
                   <w:rFonts w:ascii="Arial" w:cs="Arial" w:eastAsia="Arial" w:hAnsi="Arial"/>
@@ -3921,7 +3921,7 @@
             <w:pPr>
               <w:spacing w:after="20" w:before="0"/>
             </w:pPr>
-            <w:hyperlink w:history="1" r:id="rIdbqxo-tc0ahe4yj2llzxgx">
+            <w:hyperlink w:history="1" r:id="rIdoxdk-fipeg6t6qyew03k2">
               <w:r>
                 <w:rPr>
                   <w:rFonts w:ascii="Arial" w:cs="Arial" w:eastAsia="Arial" w:hAnsi="Arial"/>
@@ -3954,7 +3954,7 @@
               <w:spacing w:after="10" w:before="0"/>
               <w:ind w:left="120"/>
             </w:pPr>
-            <w:hyperlink w:history="1" r:id="rIde5f3wbn8j1qbflg_iuvji">
+            <w:hyperlink w:history="1" r:id="rIdn3yg0pwwyliqr67fa_akl">
               <w:r>
                 <w:rPr>
                   <w:rFonts w:ascii="Arial" w:cs="Arial" w:eastAsia="Arial" w:hAnsi="Arial"/>
@@ -4149,7 +4149,7 @@
             <w:pPr>
               <w:spacing w:after="20" w:before="0"/>
             </w:pPr>
-            <w:hyperlink w:history="1" r:id="rIdsdqn28pvx3nt19ovi7nn6">
+            <w:hyperlink w:history="1" r:id="rIdducwx6eqg7jbvkiyigna5">
               <w:r>
                 <w:rPr>
                   <w:rFonts w:ascii="Arial" w:cs="Arial" w:eastAsia="Arial" w:hAnsi="Arial"/>
@@ -4182,7 +4182,7 @@
               <w:spacing w:after="10" w:before="0"/>
               <w:ind w:left="120"/>
             </w:pPr>
-            <w:hyperlink w:history="1" r:id="rIdhcj9g09ihba-arnnjc0ur">
+            <w:hyperlink w:history="1" r:id="rIdzf44r9h7tmd2xjb1qp65h">
               <w:r>
                 <w:rPr>
                   <w:rFonts w:ascii="Arial" w:cs="Arial" w:eastAsia="Arial" w:hAnsi="Arial"/>
@@ -4227,7 +4227,7 @@
             <w:pPr>
               <w:spacing w:after="20" w:before="0"/>
             </w:pPr>
-            <w:hyperlink w:history="1" r:id="rIdmsuqfxpexks1lelkkrptb">
+            <w:hyperlink w:history="1" r:id="rIddvgouituyqvqsldfx75u4">
               <w:r>
                 <w:rPr>
                   <w:rFonts w:ascii="Arial" w:cs="Arial" w:eastAsia="Arial" w:hAnsi="Arial"/>
@@ -4260,7 +4260,7 @@
               <w:spacing w:after="10" w:before="0"/>
               <w:ind w:left="120"/>
             </w:pPr>
-            <w:hyperlink w:history="1" r:id="rIdvwqfapihtgkgi9_lrwqv_">
+            <w:hyperlink w:history="1" r:id="rIdzk5eitdy9efe82epkgw1l">
               <w:r>
                 <w:rPr>
                   <w:rFonts w:ascii="Arial" w:cs="Arial" w:eastAsia="Arial" w:hAnsi="Arial"/>
@@ -4455,7 +4455,7 @@
             <w:pPr>
               <w:spacing w:after="20" w:before="0"/>
             </w:pPr>
-            <w:hyperlink w:history="1" r:id="rIda-8uz-rh7gd85gvs_ctdi">
+            <w:hyperlink w:history="1" r:id="rIdjcdraulntnchfm8ghj9wz">
               <w:r>
                 <w:rPr>
                   <w:rFonts w:ascii="Arial" w:cs="Arial" w:eastAsia="Arial" w:hAnsi="Arial"/>
@@ -4488,7 +4488,7 @@
               <w:spacing w:after="10" w:before="0"/>
               <w:ind w:left="120"/>
             </w:pPr>
-            <w:hyperlink w:history="1" r:id="rId82tnzbxvyqpgp_gm_muik">
+            <w:hyperlink w:history="1" r:id="rIdknl0ezhixrglvepvxbz3p">
               <w:r>
                 <w:rPr>
                   <w:rFonts w:ascii="Arial" w:cs="Arial" w:eastAsia="Arial" w:hAnsi="Arial"/>
@@ -4533,7 +4533,7 @@
             <w:pPr>
               <w:spacing w:after="20" w:before="0"/>
             </w:pPr>
-            <w:hyperlink w:history="1" r:id="rIdn7mnsntpbqdzpu3qsp4ll">
+            <w:hyperlink w:history="1" r:id="rIdcmzynngpbqn3wgpnmkqkw">
               <w:r>
                 <w:rPr>
                   <w:rFonts w:ascii="Arial" w:cs="Arial" w:eastAsia="Arial" w:hAnsi="Arial"/>
@@ -4566,7 +4566,7 @@
               <w:spacing w:after="10" w:before="0"/>
               <w:ind w:left="120"/>
             </w:pPr>
-            <w:hyperlink w:history="1" r:id="rId2389qma3kljhr50htlcuz">
+            <w:hyperlink w:history="1" r:id="rIdq5gtkpayhtrqhqxzyfla-">
               <w:r>
                 <w:rPr>
                   <w:rFonts w:ascii="Arial" w:cs="Arial" w:eastAsia="Arial" w:hAnsi="Arial"/>
@@ -4761,7 +4761,7 @@
             <w:pPr>
               <w:spacing w:after="20" w:before="0"/>
             </w:pPr>
-            <w:hyperlink w:history="1" r:id="rId8jxj_sux6fw2x5kthprih">
+            <w:hyperlink w:history="1" r:id="rIdgi7kywekly4tlr5bpahjx">
               <w:r>
                 <w:rPr>
                   <w:rFonts w:ascii="Arial" w:cs="Arial" w:eastAsia="Arial" w:hAnsi="Arial"/>
@@ -4794,7 +4794,7 @@
               <w:spacing w:after="10" w:before="0"/>
               <w:ind w:left="120"/>
             </w:pPr>
-            <w:hyperlink w:history="1" r:id="rIdzagnjinco_xmyb8sqxbgm">
+            <w:hyperlink w:history="1" r:id="rIdz6_6xrhspgfl_pbutvb6s">
               <w:r>
                 <w:rPr>
                   <w:rFonts w:ascii="Arial" w:cs="Arial" w:eastAsia="Arial" w:hAnsi="Arial"/>
@@ -4839,7 +4839,7 @@
             <w:pPr>
               <w:spacing w:after="20" w:before="0"/>
             </w:pPr>
-            <w:hyperlink w:history="1" r:id="rId1ehaz_rvvafomnbn0wi8m">
+            <w:hyperlink w:history="1" r:id="rIdstfo5i4rmadldnwt4na6y">
               <w:r>
                 <w:rPr>
                   <w:rFonts w:ascii="Arial" w:cs="Arial" w:eastAsia="Arial" w:hAnsi="Arial"/>
@@ -4872,7 +4872,7 @@
               <w:spacing w:after="10" w:before="0"/>
               <w:ind w:left="120"/>
             </w:pPr>
-            <w:hyperlink w:history="1" r:id="rIdnvrd0nvhootfqz6hzgdjm">
+            <w:hyperlink w:history="1" r:id="rIdlmpw06jc5-j7xfizg4imk">
               <w:r>
                 <w:rPr>
                   <w:rFonts w:ascii="Arial" w:cs="Arial" w:eastAsia="Arial" w:hAnsi="Arial"/>
@@ -6473,7 +6473,7 @@
             <w:pPr>
               <w:spacing w:after="20" w:before="0"/>
             </w:pPr>
-            <w:hyperlink w:history="1" r:id="rIdfllvzi0akwnoi2ey6qkdi">
+            <w:hyperlink w:history="1" r:id="rIdoyygwg38iwoukgcq1_su8">
               <w:r>
                 <w:rPr>
                   <w:rFonts w:ascii="Arial" w:cs="Arial" w:eastAsia="Arial" w:hAnsi="Arial"/>
@@ -6506,7 +6506,7 @@
               <w:spacing w:after="10" w:before="0"/>
               <w:ind w:left="120"/>
             </w:pPr>
-            <w:hyperlink w:history="1" r:id="rId_fxvlzd0kl6cpmsqs5f-5">
+            <w:hyperlink w:history="1" r:id="rIdypqlxylmg5ffduonai5vt">
               <w:r>
                 <w:rPr>
                   <w:rFonts w:ascii="Arial" w:cs="Arial" w:eastAsia="Arial" w:hAnsi="Arial"/>
@@ -6551,7 +6551,7 @@
             <w:pPr>
               <w:spacing w:after="20" w:before="0"/>
             </w:pPr>
-            <w:hyperlink w:history="1" r:id="rIdmzkzmbgogwvf6dqr5mrll">
+            <w:hyperlink w:history="1" r:id="rIdsnqklbuxnctzaajvdkbqx">
               <w:r>
                 <w:rPr>
                   <w:rFonts w:ascii="Arial" w:cs="Arial" w:eastAsia="Arial" w:hAnsi="Arial"/>
@@ -6584,7 +6584,7 @@
               <w:spacing w:after="10" w:before="0"/>
               <w:ind w:left="120"/>
             </w:pPr>
-            <w:hyperlink w:history="1" r:id="rIdih-hzdlo1ghpd6eqzja1q">
+            <w:hyperlink w:history="1" r:id="rIdwg_ja5k52l8aso2kdtzbo">
               <w:r>
                 <w:rPr>
                   <w:rFonts w:ascii="Arial" w:cs="Arial" w:eastAsia="Arial" w:hAnsi="Arial"/>
@@ -6779,7 +6779,7 @@
             <w:pPr>
               <w:spacing w:after="20" w:before="0"/>
             </w:pPr>
-            <w:hyperlink w:history="1" r:id="rId7qlcmr64phqfbz1ihxszi">
+            <w:hyperlink w:history="1" r:id="rIdsqoyjw0zun32ikqtovalu">
               <w:r>
                 <w:rPr>
                   <w:rFonts w:ascii="Arial" w:cs="Arial" w:eastAsia="Arial" w:hAnsi="Arial"/>
@@ -6812,7 +6812,7 @@
               <w:spacing w:after="10" w:before="0"/>
               <w:ind w:left="120"/>
             </w:pPr>
-            <w:hyperlink w:history="1" r:id="rIdwzxb0kwbvcda4aunnef-d">
+            <w:hyperlink w:history="1" r:id="rIdm5j8wjjv2byxqsp5ezhfq">
               <w:r>
                 <w:rPr>
                   <w:rFonts w:ascii="Arial" w:cs="Arial" w:eastAsia="Arial" w:hAnsi="Arial"/>
@@ -6857,7 +6857,7 @@
             <w:pPr>
               <w:spacing w:after="20" w:before="0"/>
             </w:pPr>
-            <w:hyperlink w:history="1" r:id="rIduugovokp5svdexe7t4xpg">
+            <w:hyperlink w:history="1" r:id="rIddxsnh_xaceqgrzlegfkxh">
               <w:r>
                 <w:rPr>
                   <w:rFonts w:ascii="Arial" w:cs="Arial" w:eastAsia="Arial" w:hAnsi="Arial"/>
@@ -6890,7 +6890,7 @@
               <w:spacing w:after="10" w:before="0"/>
               <w:ind w:left="120"/>
             </w:pPr>
-            <w:hyperlink w:history="1" r:id="rId36u3qdomlwvejbrhoosxq">
+            <w:hyperlink w:history="1" r:id="rIdyznh63ylsgj1znnfl3fcg">
               <w:r>
                 <w:rPr>
                   <w:rFonts w:ascii="Arial" w:cs="Arial" w:eastAsia="Arial" w:hAnsi="Arial"/>
@@ -7085,7 +7085,7 @@
             <w:pPr>
               <w:spacing w:after="20" w:before="0"/>
             </w:pPr>
-            <w:hyperlink w:history="1" r:id="rIdlqqaupuwoki9zlai2fpkm">
+            <w:hyperlink w:history="1" r:id="rIdmj6xmrwqgd_vdahfgymvg">
               <w:r>
                 <w:rPr>
                   <w:rFonts w:ascii="Arial" w:cs="Arial" w:eastAsia="Arial" w:hAnsi="Arial"/>
@@ -7118,7 +7118,7 @@
               <w:spacing w:after="10" w:before="0"/>
               <w:ind w:left="120"/>
             </w:pPr>
-            <w:hyperlink w:history="1" r:id="rIdvmrbyhusy3t2uhsdwvx4w">
+            <w:hyperlink w:history="1" r:id="rIdtkpqhpqnnxoj8jivokol2">
               <w:r>
                 <w:rPr>
                   <w:rFonts w:ascii="Arial" w:cs="Arial" w:eastAsia="Arial" w:hAnsi="Arial"/>
@@ -7163,7 +7163,7 @@
             <w:pPr>
               <w:spacing w:after="20" w:before="0"/>
             </w:pPr>
-            <w:hyperlink w:history="1" r:id="rIdimob88jwy4rve9ye1mx2o">
+            <w:hyperlink w:history="1" r:id="rIdycfc4mzuhenuvthe0wliy">
               <w:r>
                 <w:rPr>
                   <w:rFonts w:ascii="Arial" w:cs="Arial" w:eastAsia="Arial" w:hAnsi="Arial"/>
@@ -7196,7 +7196,7 @@
               <w:spacing w:after="10" w:before="0"/>
               <w:ind w:left="120"/>
             </w:pPr>
-            <w:hyperlink w:history="1" r:id="rIdqschxokadwcv0z2qepllo">
+            <w:hyperlink w:history="1" r:id="rId_u621hhdbiu8refyxjlpu">
               <w:r>
                 <w:rPr>
                   <w:rFonts w:ascii="Arial" w:cs="Arial" w:eastAsia="Arial" w:hAnsi="Arial"/>
@@ -7391,7 +7391,7 @@
             <w:pPr>
               <w:spacing w:after="20" w:before="0"/>
             </w:pPr>
-            <w:hyperlink w:history="1" r:id="rIds1o87qg61i84rbm3fozsr">
+            <w:hyperlink w:history="1" r:id="rIdshcaz5vf1fyju0gefvkhr">
               <w:r>
                 <w:rPr>
                   <w:rFonts w:ascii="Arial" w:cs="Arial" w:eastAsia="Arial" w:hAnsi="Arial"/>
@@ -7424,7 +7424,7 @@
               <w:spacing w:after="10" w:before="0"/>
               <w:ind w:left="120"/>
             </w:pPr>
-            <w:hyperlink w:history="1" r:id="rIditmcrmxp0okh8uvl_b_hh">
+            <w:hyperlink w:history="1" r:id="rIdw-tw96k5vb8easzx9jrt2">
               <w:r>
                 <w:rPr>
                   <w:rFonts w:ascii="Arial" w:cs="Arial" w:eastAsia="Arial" w:hAnsi="Arial"/>
@@ -7469,7 +7469,7 @@
             <w:pPr>
               <w:spacing w:after="20" w:before="0"/>
             </w:pPr>
-            <w:hyperlink w:history="1" r:id="rIduawxcetvqen0j_s4kf9a0">
+            <w:hyperlink w:history="1" r:id="rIdcg0us5p-rnsd70umfru_j">
               <w:r>
                 <w:rPr>
                   <w:rFonts w:ascii="Arial" w:cs="Arial" w:eastAsia="Arial" w:hAnsi="Arial"/>
@@ -7502,7 +7502,7 @@
               <w:spacing w:after="10" w:before="0"/>
               <w:ind w:left="120"/>
             </w:pPr>
-            <w:hyperlink w:history="1" r:id="rIdome62q6_ym3eltsqdu1mo">
+            <w:hyperlink w:history="1" r:id="rIdszamtvfjwfjubdovsaj9h">
               <w:r>
                 <w:rPr>
                   <w:rFonts w:ascii="Arial" w:cs="Arial" w:eastAsia="Arial" w:hAnsi="Arial"/>
@@ -7697,7 +7697,7 @@
             <w:pPr>
               <w:spacing w:after="20" w:before="0"/>
             </w:pPr>
-            <w:hyperlink w:history="1" r:id="rId65sho8yipw88rfsv2nvj1">
+            <w:hyperlink w:history="1" r:id="rIdkhbhvjjq66c1atbelmh1w">
               <w:r>
                 <w:rPr>
                   <w:rFonts w:ascii="Arial" w:cs="Arial" w:eastAsia="Arial" w:hAnsi="Arial"/>
@@ -7730,7 +7730,7 @@
               <w:spacing w:after="10" w:before="0"/>
               <w:ind w:left="120"/>
             </w:pPr>
-            <w:hyperlink w:history="1" r:id="rIda5c-22a8nqtcmylkijrc3">
+            <w:hyperlink w:history="1" r:id="rId6ostqseha0czba3h5j_jm">
               <w:r>
                 <w:rPr>
                   <w:rFonts w:ascii="Arial" w:cs="Arial" w:eastAsia="Arial" w:hAnsi="Arial"/>
@@ -7775,7 +7775,7 @@
             <w:pPr>
               <w:spacing w:after="20" w:before="0"/>
             </w:pPr>
-            <w:hyperlink w:history="1" r:id="rIdq7jbq_4oehnlud8hux9jt">
+            <w:hyperlink w:history="1" r:id="rIdoxegjib62bljlstdatntr">
               <w:r>
                 <w:rPr>
                   <w:rFonts w:ascii="Arial" w:cs="Arial" w:eastAsia="Arial" w:hAnsi="Arial"/>
@@ -7808,7 +7808,7 @@
               <w:spacing w:after="10" w:before="0"/>
               <w:ind w:left="120"/>
             </w:pPr>
-            <w:hyperlink w:history="1" r:id="rIdgltcqceffmagy61bl6d5e">
+            <w:hyperlink w:history="1" r:id="rIduyndfho_67beo0w0quu8e">
               <w:r>
                 <w:rPr>
                   <w:rFonts w:ascii="Arial" w:cs="Arial" w:eastAsia="Arial" w:hAnsi="Arial"/>
@@ -9295,7 +9295,7 @@
             <w:pPr>
               <w:spacing w:after="20" w:before="0"/>
             </w:pPr>
-            <w:hyperlink w:history="1" r:id="rId9vhtznlfhnpbhdgowmyeh">
+            <w:hyperlink w:history="1" r:id="rIdq7wv3w6r8l7szy5ts7-uu">
               <w:r>
                 <w:rPr>
                   <w:rFonts w:ascii="Arial" w:cs="Arial" w:eastAsia="Arial" w:hAnsi="Arial"/>
@@ -9328,7 +9328,7 @@
               <w:spacing w:after="10" w:before="0"/>
               <w:ind w:left="120"/>
             </w:pPr>
-            <w:hyperlink w:history="1" r:id="rIdlivlqvcjf83l67fqs2lvf">
+            <w:hyperlink w:history="1" r:id="rId89z1xb2n773y1_bx6sdyv">
               <w:r>
                 <w:rPr>
                   <w:rFonts w:ascii="Arial" w:cs="Arial" w:eastAsia="Arial" w:hAnsi="Arial"/>
@@ -9373,7 +9373,7 @@
             <w:pPr>
               <w:spacing w:after="20" w:before="0"/>
             </w:pPr>
-            <w:hyperlink w:history="1" r:id="rIddkd1a-uhrksn3blbigqwi">
+            <w:hyperlink w:history="1" r:id="rIdyfhesngzxeta9uh-wq7zc">
               <w:r>
                 <w:rPr>
                   <w:rFonts w:ascii="Arial" w:cs="Arial" w:eastAsia="Arial" w:hAnsi="Arial"/>
@@ -9406,7 +9406,7 @@
               <w:spacing w:after="10" w:before="0"/>
               <w:ind w:left="120"/>
             </w:pPr>
-            <w:hyperlink w:history="1" r:id="rId1ass9vc3qmzpefhpypecc">
+            <w:hyperlink w:history="1" r:id="rIdwu8_hl2lzs43a95vpbb3n">
               <w:r>
                 <w:rPr>
                   <w:rFonts w:ascii="Arial" w:cs="Arial" w:eastAsia="Arial" w:hAnsi="Arial"/>
@@ -9715,7 +9715,7 @@
             <w:pPr>
               <w:spacing w:after="20" w:before="0"/>
             </w:pPr>
-            <w:hyperlink w:history="1" r:id="rIdn86dnakzpglkp_dpbnjut">
+            <w:hyperlink w:history="1" r:id="rIdhu08kx_4dfjebxnetq1cr">
               <w:r>
                 <w:rPr>
                   <w:rFonts w:ascii="Arial" w:cs="Arial" w:eastAsia="Arial" w:hAnsi="Arial"/>
@@ -9748,7 +9748,7 @@
               <w:spacing w:after="10" w:before="0"/>
               <w:ind w:left="120"/>
             </w:pPr>
-            <w:hyperlink w:history="1" r:id="rId8plrdccneebbvbvfn2brn">
+            <w:hyperlink w:history="1" r:id="rIdtjni4ednu26pxtaaubiki">
               <w:r>
                 <w:rPr>
                   <w:rFonts w:ascii="Arial" w:cs="Arial" w:eastAsia="Arial" w:hAnsi="Arial"/>
@@ -9793,7 +9793,7 @@
             <w:pPr>
               <w:spacing w:after="20" w:before="0"/>
             </w:pPr>
-            <w:hyperlink w:history="1" r:id="rIdyu3pwshewkud5qynpu2mk">
+            <w:hyperlink w:history="1" r:id="rIdg151zyzbgh-alhrhvcsga">
               <w:r>
                 <w:rPr>
                   <w:rFonts w:ascii="Arial" w:cs="Arial" w:eastAsia="Arial" w:hAnsi="Arial"/>
@@ -9826,7 +9826,7 @@
               <w:spacing w:after="10" w:before="0"/>
               <w:ind w:left="120"/>
             </w:pPr>
-            <w:hyperlink w:history="1" r:id="rIdxbpdwy3utzece6za--qcy">
+            <w:hyperlink w:history="1" r:id="rIdwjnetxik3o9ubwbqo1iu9">
               <w:r>
                 <w:rPr>
                   <w:rFonts w:ascii="Arial" w:cs="Arial" w:eastAsia="Arial" w:hAnsi="Arial"/>
@@ -10325,7 +10325,7 @@
             <w:pPr>
               <w:spacing w:after="20" w:before="0"/>
             </w:pPr>
-            <w:hyperlink w:history="1" r:id="rIdukgqigfgyzq4sa5rsatsy">
+            <w:hyperlink w:history="1" r:id="rIdhnl3ogdd7tzy7tetm01vc">
               <w:r>
                 <w:rPr>
                   <w:rFonts w:ascii="Arial" w:cs="Arial" w:eastAsia="Arial" w:hAnsi="Arial"/>
@@ -10358,7 +10358,7 @@
               <w:spacing w:after="10" w:before="0"/>
               <w:ind w:left="120"/>
             </w:pPr>
-            <w:hyperlink w:history="1" r:id="rId43ckrigorho-dtcnemyzf">
+            <w:hyperlink w:history="1" r:id="rIdpr1n4su_iomf5jsd-_hh-">
               <w:r>
                 <w:rPr>
                   <w:rFonts w:ascii="Arial" w:cs="Arial" w:eastAsia="Arial" w:hAnsi="Arial"/>
@@ -10403,7 +10403,7 @@
             <w:pPr>
               <w:spacing w:after="20" w:before="0"/>
             </w:pPr>
-            <w:hyperlink w:history="1" r:id="rIdhw67zabebnpxzsxhirdbl">
+            <w:hyperlink w:history="1" r:id="rId2nmtmp7rohy2blpjomgzr">
               <w:r>
                 <w:rPr>
                   <w:rFonts w:ascii="Arial" w:cs="Arial" w:eastAsia="Arial" w:hAnsi="Arial"/>
@@ -10436,7 +10436,7 @@
               <w:spacing w:after="10" w:before="0"/>
               <w:ind w:left="120"/>
             </w:pPr>
-            <w:hyperlink w:history="1" r:id="rIdgxqrp_oyb9agpy4ojyudy">
+            <w:hyperlink w:history="1" r:id="rIdpk8m9lemieczrdqka5qga">
               <w:r>
                 <w:rPr>
                   <w:rFonts w:ascii="Arial" w:cs="Arial" w:eastAsia="Arial" w:hAnsi="Arial"/>
@@ -10802,7 +10802,7 @@
             <w:pPr>
               <w:spacing w:after="20" w:before="0"/>
             </w:pPr>
-            <w:hyperlink w:history="1" r:id="rIdtj1h16_awsyhnhbtwekz8">
+            <w:hyperlink w:history="1" r:id="rIdgtw-rtatbrofsubdxw1ni">
               <w:r>
                 <w:rPr>
                   <w:rFonts w:ascii="Arial" w:cs="Arial" w:eastAsia="Arial" w:hAnsi="Arial"/>
@@ -10835,7 +10835,7 @@
               <w:spacing w:after="10" w:before="0"/>
               <w:ind w:left="120"/>
             </w:pPr>
-            <w:hyperlink w:history="1" r:id="rIduhifnfteygw6urssq-hnp">
+            <w:hyperlink w:history="1" r:id="rId3vp_fwp9kkkneirupiy8u">
               <w:r>
                 <w:rPr>
                   <w:rFonts w:ascii="Arial" w:cs="Arial" w:eastAsia="Arial" w:hAnsi="Arial"/>
@@ -10880,7 +10880,7 @@
             <w:pPr>
               <w:spacing w:after="20" w:before="0"/>
             </w:pPr>
-            <w:hyperlink w:history="1" r:id="rIdufkjklw6rqgb0tmafluef">
+            <w:hyperlink w:history="1" r:id="rIdoeb6y8tyftdu3xzi3xo4k">
               <w:r>
                 <w:rPr>
                   <w:rFonts w:ascii="Arial" w:cs="Arial" w:eastAsia="Arial" w:hAnsi="Arial"/>
@@ -10913,7 +10913,7 @@
               <w:spacing w:after="10" w:before="0"/>
               <w:ind w:left="120"/>
             </w:pPr>
-            <w:hyperlink w:history="1" r:id="rIdpxppee6w2mjmr8c1jb6wp">
+            <w:hyperlink w:history="1" r:id="rIdu9hsbalp_hyu3rinysqh6">
               <w:r>
                 <w:rPr>
                   <w:rFonts w:ascii="Arial" w:cs="Arial" w:eastAsia="Arial" w:hAnsi="Arial"/>
@@ -11279,7 +11279,7 @@
             <w:pPr>
               <w:spacing w:after="20" w:before="0"/>
             </w:pPr>
-            <w:hyperlink w:history="1" r:id="rIdxxtzdyjfekorq3xiwmp62">
+            <w:hyperlink w:history="1" r:id="rIdbrqtd3nifplqwhp-t4civ">
               <w:r>
                 <w:rPr>
                   <w:rFonts w:ascii="Arial" w:cs="Arial" w:eastAsia="Arial" w:hAnsi="Arial"/>
@@ -11312,7 +11312,7 @@
               <w:spacing w:after="10" w:before="0"/>
               <w:ind w:left="120"/>
             </w:pPr>
-            <w:hyperlink w:history="1" r:id="rIdosr2kdqcw9ft2dasfqkmu">
+            <w:hyperlink w:history="1" r:id="rIda9rqapogaygoaszi5arhl">
               <w:r>
                 <w:rPr>
                   <w:rFonts w:ascii="Arial" w:cs="Arial" w:eastAsia="Arial" w:hAnsi="Arial"/>
@@ -11357,7 +11357,7 @@
             <w:pPr>
               <w:spacing w:after="20" w:before="0"/>
             </w:pPr>
-            <w:hyperlink w:history="1" r:id="rIdb3k4wwxip1mf5osgfdonx">
+            <w:hyperlink w:history="1" r:id="rId0al3ee3ryfmzk2c4d8z9d">
               <w:r>
                 <w:rPr>
                   <w:rFonts w:ascii="Arial" w:cs="Arial" w:eastAsia="Arial" w:hAnsi="Arial"/>
@@ -11390,7 +11390,7 @@
               <w:spacing w:after="10" w:before="0"/>
               <w:ind w:left="120"/>
             </w:pPr>
-            <w:hyperlink w:history="1" r:id="rIdysrty0ttpon8amkjczuth">
+            <w:hyperlink w:history="1" r:id="rIddyatug9alxvbg2ofskl1p">
               <w:r>
                 <w:rPr>
                   <w:rFonts w:ascii="Arial" w:cs="Arial" w:eastAsia="Arial" w:hAnsi="Arial"/>
@@ -13352,7 +13352,7 @@
             <w:pPr>
               <w:spacing w:after="20" w:before="0"/>
             </w:pPr>
-            <w:hyperlink w:history="1" r:id="rIdbyw6lm-dgdn_zfrbsyujg">
+            <w:hyperlink w:history="1" r:id="rIdleizeybscp2s3l9rnr7ka">
               <w:r>
                 <w:rPr>
                   <w:rFonts w:ascii="Arial" w:cs="Arial" w:eastAsia="Arial" w:hAnsi="Arial"/>
@@ -13385,7 +13385,7 @@
               <w:spacing w:after="10" w:before="0"/>
               <w:ind w:left="120"/>
             </w:pPr>
-            <w:hyperlink w:history="1" r:id="rId7wxcxtn3ggm5hctfkivhd">
+            <w:hyperlink w:history="1" r:id="rIdavr8-fp02bbyqt4m0fkmt">
               <w:r>
                 <w:rPr>
                   <w:rFonts w:ascii="Arial" w:cs="Arial" w:eastAsia="Arial" w:hAnsi="Arial"/>
@@ -13430,7 +13430,7 @@
             <w:pPr>
               <w:spacing w:after="20" w:before="0"/>
             </w:pPr>
-            <w:hyperlink w:history="1" r:id="rIdq1eslob5qhiv8geabi0el">
+            <w:hyperlink w:history="1" r:id="rIdin0lwk4pipierq7jwjzmd">
               <w:r>
                 <w:rPr>
                   <w:rFonts w:ascii="Arial" w:cs="Arial" w:eastAsia="Arial" w:hAnsi="Arial"/>
@@ -13463,7 +13463,7 @@
               <w:spacing w:after="10" w:before="0"/>
               <w:ind w:left="120"/>
             </w:pPr>
-            <w:hyperlink w:history="1" r:id="rIdsngcegvm9pl9ltkrnmncd">
+            <w:hyperlink w:history="1" r:id="rIdrp8hxookrl5z1ezmhgvo7">
               <w:r>
                 <w:rPr>
                   <w:rFonts w:ascii="Arial" w:cs="Arial" w:eastAsia="Arial" w:hAnsi="Arial"/>
@@ -13658,7 +13658,7 @@
             <w:pPr>
               <w:spacing w:after="20" w:before="0"/>
             </w:pPr>
-            <w:hyperlink w:history="1" r:id="rIdl1qtra2olxr3fkzqlucsp">
+            <w:hyperlink w:history="1" r:id="rIdhgzzreb-kww8lftb546uz">
               <w:r>
                 <w:rPr>
                   <w:rFonts w:ascii="Arial" w:cs="Arial" w:eastAsia="Arial" w:hAnsi="Arial"/>
@@ -13691,7 +13691,7 @@
               <w:spacing w:after="10" w:before="0"/>
               <w:ind w:left="120"/>
             </w:pPr>
-            <w:hyperlink w:history="1" r:id="rIdbwlkmhperciwat7rtdoqr">
+            <w:hyperlink w:history="1" r:id="rId8mcqyphnyjavq5_jv4owy">
               <w:r>
                 <w:rPr>
                   <w:rFonts w:ascii="Arial" w:cs="Arial" w:eastAsia="Arial" w:hAnsi="Arial"/>
@@ -13736,7 +13736,7 @@
             <w:pPr>
               <w:spacing w:after="20" w:before="0"/>
             </w:pPr>
-            <w:hyperlink w:history="1" r:id="rIdxzakmezhmhsq-ruv3icu5">
+            <w:hyperlink w:history="1" r:id="rIdyncjqzu5r3z0qy0kd3hlq">
               <w:r>
                 <w:rPr>
                   <w:rFonts w:ascii="Arial" w:cs="Arial" w:eastAsia="Arial" w:hAnsi="Arial"/>
@@ -13769,7 +13769,7 @@
               <w:spacing w:after="10" w:before="0"/>
               <w:ind w:left="120"/>
             </w:pPr>
-            <w:hyperlink w:history="1" r:id="rIdqmw-g9vsjdi4nnhvaisik">
+            <w:hyperlink w:history="1" r:id="rId2b7wonejzcvtn-yrcw2v7">
               <w:r>
                 <w:rPr>
                   <w:rFonts w:ascii="Arial" w:cs="Arial" w:eastAsia="Arial" w:hAnsi="Arial"/>
@@ -13964,7 +13964,7 @@
             <w:pPr>
               <w:spacing w:after="20" w:before="0"/>
             </w:pPr>
-            <w:hyperlink w:history="1" r:id="rIdxtxgevbkz2us_9uhlxb4f">
+            <w:hyperlink w:history="1" r:id="rIdhwjq8nsdbz_hvforzaw8p">
               <w:r>
                 <w:rPr>
                   <w:rFonts w:ascii="Arial" w:cs="Arial" w:eastAsia="Arial" w:hAnsi="Arial"/>
@@ -13997,7 +13997,7 @@
               <w:spacing w:after="10" w:before="0"/>
               <w:ind w:left="120"/>
             </w:pPr>
-            <w:hyperlink w:history="1" r:id="rIdpraknug5gfqtkgypetosb">
+            <w:hyperlink w:history="1" r:id="rIdnigm6obmwk3foptaw-viw">
               <w:r>
                 <w:rPr>
                   <w:rFonts w:ascii="Arial" w:cs="Arial" w:eastAsia="Arial" w:hAnsi="Arial"/>
@@ -14042,7 +14042,7 @@
             <w:pPr>
               <w:spacing w:after="20" w:before="0"/>
             </w:pPr>
-            <w:hyperlink w:history="1" r:id="rIdlpnr8prv5vyp7ph9mkpey">
+            <w:hyperlink w:history="1" r:id="rIdb5igctow9l7f-nnqfer1z">
               <w:r>
                 <w:rPr>
                   <w:rFonts w:ascii="Arial" w:cs="Arial" w:eastAsia="Arial" w:hAnsi="Arial"/>
@@ -14075,7 +14075,7 @@
               <w:spacing w:after="10" w:before="0"/>
               <w:ind w:left="120"/>
             </w:pPr>
-            <w:hyperlink w:history="1" r:id="rIdjdnja13wcepflzaxr1vyt">
+            <w:hyperlink w:history="1" r:id="rIdg-ok_8lalovwzzizdtkj0">
               <w:r>
                 <w:rPr>
                   <w:rFonts w:ascii="Arial" w:cs="Arial" w:eastAsia="Arial" w:hAnsi="Arial"/>
@@ -14270,7 +14270,7 @@
             <w:pPr>
               <w:spacing w:after="20" w:before="0"/>
             </w:pPr>
-            <w:hyperlink w:history="1" r:id="rId2bofrutugi47_njm-_fak">
+            <w:hyperlink w:history="1" r:id="rIdh6j5wd-06zdxheodoakls">
               <w:r>
                 <w:rPr>
                   <w:rFonts w:ascii="Arial" w:cs="Arial" w:eastAsia="Arial" w:hAnsi="Arial"/>
@@ -14303,7 +14303,7 @@
               <w:spacing w:after="10" w:before="0"/>
               <w:ind w:left="120"/>
             </w:pPr>
-            <w:hyperlink w:history="1" r:id="rIds-wkemvuvg39r18s1kjkv">
+            <w:hyperlink w:history="1" r:id="rIdbg1tryd-1gnt6fa77vani">
               <w:r>
                 <w:rPr>
                   <w:rFonts w:ascii="Arial" w:cs="Arial" w:eastAsia="Arial" w:hAnsi="Arial"/>
@@ -14348,7 +14348,7 @@
             <w:pPr>
               <w:spacing w:after="20" w:before="0"/>
             </w:pPr>
-            <w:hyperlink w:history="1" r:id="rId7m-zvdctrw_q3hwiedonw">
+            <w:hyperlink w:history="1" r:id="rIdfzjxpmp5wev6b_anxzd8z">
               <w:r>
                 <w:rPr>
                   <w:rFonts w:ascii="Arial" w:cs="Arial" w:eastAsia="Arial" w:hAnsi="Arial"/>
@@ -14381,7 +14381,7 @@
               <w:spacing w:after="10" w:before="0"/>
               <w:ind w:left="120"/>
             </w:pPr>
-            <w:hyperlink w:history="1" r:id="rId2kgyzp6s1kvcqdkf9wpny">
+            <w:hyperlink w:history="1" r:id="rId99y6duf7oh2uzgilsm0u9">
               <w:r>
                 <w:rPr>
                   <w:rFonts w:ascii="Arial" w:cs="Arial" w:eastAsia="Arial" w:hAnsi="Arial"/>
@@ -14576,7 +14576,7 @@
             <w:pPr>
               <w:spacing w:after="20" w:before="0"/>
             </w:pPr>
-            <w:hyperlink w:history="1" r:id="rIdkewczda4tzzmxsektuhbh">
+            <w:hyperlink w:history="1" r:id="rIdtdc3c2iczclmpzmkaoixx">
               <w:r>
                 <w:rPr>
                   <w:rFonts w:ascii="Arial" w:cs="Arial" w:eastAsia="Arial" w:hAnsi="Arial"/>
@@ -14609,7 +14609,7 @@
               <w:spacing w:after="10" w:before="0"/>
               <w:ind w:left="120"/>
             </w:pPr>
-            <w:hyperlink w:history="1" r:id="rIdnufz4-kfqhtqjr7lb6df7">
+            <w:hyperlink w:history="1" r:id="rIdmvj65bbgnpejarbhcf3tw">
               <w:r>
                 <w:rPr>
                   <w:rFonts w:ascii="Arial" w:cs="Arial" w:eastAsia="Arial" w:hAnsi="Arial"/>
@@ -14654,7 +14654,7 @@
             <w:pPr>
               <w:spacing w:after="20" w:before="0"/>
             </w:pPr>
-            <w:hyperlink w:history="1" r:id="rIdjsid492zjzbhsc0amammm">
+            <w:hyperlink w:history="1" r:id="rIdg_gglww5v0t4kuggjsgbe">
               <w:r>
                 <w:rPr>
                   <w:rFonts w:ascii="Arial" w:cs="Arial" w:eastAsia="Arial" w:hAnsi="Arial"/>
@@ -14687,7 +14687,7 @@
               <w:spacing w:after="10" w:before="0"/>
               <w:ind w:left="120"/>
             </w:pPr>
-            <w:hyperlink w:history="1" r:id="rIdfvol6saya_j4npkilj8rp">
+            <w:hyperlink w:history="1" r:id="rIdfkciibgo03zshfiamlkqs">
               <w:r>
                 <w:rPr>
                   <w:rFonts w:ascii="Arial" w:cs="Arial" w:eastAsia="Arial" w:hAnsi="Arial"/>
@@ -16174,7 +16174,7 @@
             <w:pPr>
               <w:spacing w:after="20" w:before="0"/>
             </w:pPr>
-            <w:hyperlink w:history="1" r:id="rId8s1eq3h03studyf0l533s">
+            <w:hyperlink w:history="1" r:id="rIdjouftzmjlhbd48fik622t">
               <w:r>
                 <w:rPr>
                   <w:rFonts w:ascii="Arial" w:cs="Arial" w:eastAsia="Arial" w:hAnsi="Arial"/>
@@ -16207,7 +16207,7 @@
               <w:spacing w:after="10" w:before="0"/>
               <w:ind w:left="120"/>
             </w:pPr>
-            <w:hyperlink w:history="1" r:id="rIdtt5qixhmm8x1vwclqmqwu">
+            <w:hyperlink w:history="1" r:id="rIds-9k8ndizx9hf9fg7zd8e">
               <w:r>
                 <w:rPr>
                   <w:rFonts w:ascii="Arial" w:cs="Arial" w:eastAsia="Arial" w:hAnsi="Arial"/>
@@ -16252,7 +16252,7 @@
             <w:pPr>
               <w:spacing w:after="20" w:before="0"/>
             </w:pPr>
-            <w:hyperlink w:history="1" r:id="rId7hz7tyyofsgishmvzqo4j">
+            <w:hyperlink w:history="1" r:id="rIdb5hodmqhivy_mhsjrgjlu">
               <w:r>
                 <w:rPr>
                   <w:rFonts w:ascii="Arial" w:cs="Arial" w:eastAsia="Arial" w:hAnsi="Arial"/>
@@ -16285,7 +16285,7 @@
               <w:spacing w:after="10" w:before="0"/>
               <w:ind w:left="120"/>
             </w:pPr>
-            <w:hyperlink w:history="1" r:id="rIdpcxz_2c_i_lmicqn3pfrm">
+            <w:hyperlink w:history="1" r:id="rIdxblkyu4khj4qjzrppzbio">
               <w:r>
                 <w:rPr>
                   <w:rFonts w:ascii="Arial" w:cs="Arial" w:eastAsia="Arial" w:hAnsi="Arial"/>
@@ -16480,7 +16480,7 @@
             <w:pPr>
               <w:spacing w:after="20" w:before="0"/>
             </w:pPr>
-            <w:hyperlink w:history="1" r:id="rIdh2gnoep-xevnlxywdhonu">
+            <w:hyperlink w:history="1" r:id="rIdkbkd4-zykt_naftrq9wxf">
               <w:r>
                 <w:rPr>
                   <w:rFonts w:ascii="Arial" w:cs="Arial" w:eastAsia="Arial" w:hAnsi="Arial"/>
@@ -16513,7 +16513,7 @@
               <w:spacing w:after="10" w:before="0"/>
               <w:ind w:left="120"/>
             </w:pPr>
-            <w:hyperlink w:history="1" r:id="rIdssofig6r4d22wskdwl9tv">
+            <w:hyperlink w:history="1" r:id="rIdzwcfedjevycb8wnny1_cz">
               <w:r>
                 <w:rPr>
                   <w:rFonts w:ascii="Arial" w:cs="Arial" w:eastAsia="Arial" w:hAnsi="Arial"/>
@@ -16558,7 +16558,7 @@
             <w:pPr>
               <w:spacing w:after="20" w:before="0"/>
             </w:pPr>
-            <w:hyperlink w:history="1" r:id="rIdiumsrv5q3fagojmmmqnul">
+            <w:hyperlink w:history="1" r:id="rIdmslzlz3l8uluttninz8fl">
               <w:r>
                 <w:rPr>
                   <w:rFonts w:ascii="Arial" w:cs="Arial" w:eastAsia="Arial" w:hAnsi="Arial"/>
@@ -16591,7 +16591,7 @@
               <w:spacing w:after="10" w:before="0"/>
               <w:ind w:left="120"/>
             </w:pPr>
-            <w:hyperlink w:history="1" r:id="rIdhhnr82-3d9v4icswp51ho">
+            <w:hyperlink w:history="1" r:id="rIdbtdxofxvdnp2mmma8hr4r">
               <w:r>
                 <w:rPr>
                   <w:rFonts w:ascii="Arial" w:cs="Arial" w:eastAsia="Arial" w:hAnsi="Arial"/>
@@ -16786,7 +16786,7 @@
             <w:pPr>
               <w:spacing w:after="20" w:before="0"/>
             </w:pPr>
-            <w:hyperlink w:history="1" r:id="rId9elz9j85-s4poqqnu_wra">
+            <w:hyperlink w:history="1" r:id="rId3us0zggzyezo1yymdet5l">
               <w:r>
                 <w:rPr>
                   <w:rFonts w:ascii="Arial" w:cs="Arial" w:eastAsia="Arial" w:hAnsi="Arial"/>
@@ -16819,7 +16819,7 @@
               <w:spacing w:after="10" w:before="0"/>
               <w:ind w:left="120"/>
             </w:pPr>
-            <w:hyperlink w:history="1" r:id="rIdxis9-iclr6d2l2ygljeeh">
+            <w:hyperlink w:history="1" r:id="rIdoozc69dznmwq5u6ga41in">
               <w:r>
                 <w:rPr>
                   <w:rFonts w:ascii="Arial" w:cs="Arial" w:eastAsia="Arial" w:hAnsi="Arial"/>
@@ -16864,7 +16864,7 @@
             <w:pPr>
               <w:spacing w:after="20" w:before="0"/>
             </w:pPr>
-            <w:hyperlink w:history="1" r:id="rIdh4klk6iur72bphs-oza2v">
+            <w:hyperlink w:history="1" r:id="rIduescjqrhx5bxbd7rfizzb">
               <w:r>
                 <w:rPr>
                   <w:rFonts w:ascii="Arial" w:cs="Arial" w:eastAsia="Arial" w:hAnsi="Arial"/>
@@ -16897,7 +16897,7 @@
               <w:spacing w:after="10" w:before="0"/>
               <w:ind w:left="120"/>
             </w:pPr>
-            <w:hyperlink w:history="1" r:id="rIdgtaqtxyz2b2sjcpdwl41u">
+            <w:hyperlink w:history="1" r:id="rIdu3byivo8kfl7e-srlodi2">
               <w:r>
                 <w:rPr>
                   <w:rFonts w:ascii="Arial" w:cs="Arial" w:eastAsia="Arial" w:hAnsi="Arial"/>
@@ -17092,7 +17092,7 @@
             <w:pPr>
               <w:spacing w:after="20" w:before="0"/>
             </w:pPr>
-            <w:hyperlink w:history="1" r:id="rIdaje3up3n500ubsxt6jdlg">
+            <w:hyperlink w:history="1" r:id="rIdzibe_kvnd7bb_fhzw5rr_">
               <w:r>
                 <w:rPr>
                   <w:rFonts w:ascii="Arial" w:cs="Arial" w:eastAsia="Arial" w:hAnsi="Arial"/>
@@ -17125,7 +17125,7 @@
               <w:spacing w:after="10" w:before="0"/>
               <w:ind w:left="120"/>
             </w:pPr>
-            <w:hyperlink w:history="1" r:id="rId9fosdc6yznp20edsbgru4">
+            <w:hyperlink w:history="1" r:id="rIdgvq6ul9rrtfvkf0lit_gq">
               <w:r>
                 <w:rPr>
                   <w:rFonts w:ascii="Arial" w:cs="Arial" w:eastAsia="Arial" w:hAnsi="Arial"/>
@@ -17170,7 +17170,7 @@
             <w:pPr>
               <w:spacing w:after="20" w:before="0"/>
             </w:pPr>
-            <w:hyperlink w:history="1" r:id="rIdkjonhmdasf6dfjnhgwkv6">
+            <w:hyperlink w:history="1" r:id="rIdpwyzrtcsgngatw8_5rjuv">
               <w:r>
                 <w:rPr>
                   <w:rFonts w:ascii="Arial" w:cs="Arial" w:eastAsia="Arial" w:hAnsi="Arial"/>
@@ -17203,7 +17203,7 @@
               <w:spacing w:after="10" w:before="0"/>
               <w:ind w:left="120"/>
             </w:pPr>
-            <w:hyperlink w:history="1" r:id="rIdasnfjdpdypknsjve-j5v5">
+            <w:hyperlink w:history="1" r:id="rId4j1qhy9x2h5kbk4dhimfa">
               <w:r>
                 <w:rPr>
                   <w:rFonts w:ascii="Arial" w:cs="Arial" w:eastAsia="Arial" w:hAnsi="Arial"/>
@@ -17398,7 +17398,7 @@
             <w:pPr>
               <w:spacing w:after="20" w:before="0"/>
             </w:pPr>
-            <w:hyperlink w:history="1" r:id="rIdjlcaycs7pczcqviii5ntq">
+            <w:hyperlink w:history="1" r:id="rIdn-3tx73nbwks4qyf8mkci">
               <w:r>
                 <w:rPr>
                   <w:rFonts w:ascii="Arial" w:cs="Arial" w:eastAsia="Arial" w:hAnsi="Arial"/>
@@ -17431,7 +17431,7 @@
               <w:spacing w:after="10" w:before="0"/>
               <w:ind w:left="120"/>
             </w:pPr>
-            <w:hyperlink w:history="1" r:id="rIdxyhzn3igfaereml1uequ2">
+            <w:hyperlink w:history="1" r:id="rIdmoizphilgu_pi09brv9lx">
               <w:r>
                 <w:rPr>
                   <w:rFonts w:ascii="Arial" w:cs="Arial" w:eastAsia="Arial" w:hAnsi="Arial"/>
@@ -17476,7 +17476,7 @@
             <w:pPr>
               <w:spacing w:after="20" w:before="0"/>
             </w:pPr>
-            <w:hyperlink w:history="1" r:id="rIdknlloligmniy9rrqurgp-">
+            <w:hyperlink w:history="1" r:id="rId85vsuqj6ns39rwy96fe8b">
               <w:r>
                 <w:rPr>
                   <w:rFonts w:ascii="Arial" w:cs="Arial" w:eastAsia="Arial" w:hAnsi="Arial"/>
@@ -17509,7 +17509,7 @@
               <w:spacing w:after="10" w:before="0"/>
               <w:ind w:left="120"/>
             </w:pPr>
-            <w:hyperlink w:history="1" r:id="rIdqo7h31nwwb6pnhzlbszyy">
+            <w:hyperlink w:history="1" r:id="rIdvdqyc6x-gxbdhq1b1twsk">
               <w:r>
                 <w:rPr>
                   <w:rFonts w:ascii="Arial" w:cs="Arial" w:eastAsia="Arial" w:hAnsi="Arial"/>
@@ -19129,7 +19129,7 @@
             <w:pPr>
               <w:spacing w:after="20" w:before="0"/>
             </w:pPr>
-            <w:hyperlink w:history="1" r:id="rIdynhyzknga4ebjsdy7smru">
+            <w:hyperlink w:history="1" r:id="rId61cto6t5lf7lpgmqsausm">
               <w:r>
                 <w:rPr>
                   <w:rFonts w:ascii="Arial" w:cs="Arial" w:eastAsia="Arial" w:hAnsi="Arial"/>
@@ -19162,7 +19162,7 @@
               <w:spacing w:after="10" w:before="0"/>
               <w:ind w:left="120"/>
             </w:pPr>
-            <w:hyperlink w:history="1" r:id="rId_k_po_ostlw-wwzpdkiau">
+            <w:hyperlink w:history="1" r:id="rIdzmgzjsglzttxckcdsvgjz">
               <w:r>
                 <w:rPr>
                   <w:rFonts w:ascii="Arial" w:cs="Arial" w:eastAsia="Arial" w:hAnsi="Arial"/>
@@ -19207,7 +19207,7 @@
             <w:pPr>
               <w:spacing w:after="20" w:before="0"/>
             </w:pPr>
-            <w:hyperlink w:history="1" r:id="rId28he9fnlie9lfgmiygcfn">
+            <w:hyperlink w:history="1" r:id="rIdzly53cc-ly2engmgggwjq">
               <w:r>
                 <w:rPr>
                   <w:rFonts w:ascii="Arial" w:cs="Arial" w:eastAsia="Arial" w:hAnsi="Arial"/>
@@ -19240,7 +19240,7 @@
               <w:spacing w:after="10" w:before="0"/>
               <w:ind w:left="120"/>
             </w:pPr>
-            <w:hyperlink w:history="1" r:id="rId0kbl8fsvlx7uoejwwrvb4">
+            <w:hyperlink w:history="1" r:id="rIduxvibqu1opmbgjczzewll">
               <w:r>
                 <w:rPr>
                   <w:rFonts w:ascii="Arial" w:cs="Arial" w:eastAsia="Arial" w:hAnsi="Arial"/>
@@ -19511,7 +19511,7 @@
             <w:pPr>
               <w:spacing w:after="20" w:before="0"/>
             </w:pPr>
-            <w:hyperlink w:history="1" r:id="rIdsqv1peduf3akvsonjd9sm">
+            <w:hyperlink w:history="1" r:id="rId6onk33pfafxmnib8leynb">
               <w:r>
                 <w:rPr>
                   <w:rFonts w:ascii="Arial" w:cs="Arial" w:eastAsia="Arial" w:hAnsi="Arial"/>
@@ -19544,7 +19544,7 @@
               <w:spacing w:after="10" w:before="0"/>
               <w:ind w:left="120"/>
             </w:pPr>
-            <w:hyperlink w:history="1" r:id="rIdfyr-enrlbrhmy9tin7n8a">
+            <w:hyperlink w:history="1" r:id="rIdc8-0kmn-gmpc9hdh4pns6">
               <w:r>
                 <w:rPr>
                   <w:rFonts w:ascii="Arial" w:cs="Arial" w:eastAsia="Arial" w:hAnsi="Arial"/>
@@ -19589,7 +19589,7 @@
             <w:pPr>
               <w:spacing w:after="20" w:before="0"/>
             </w:pPr>
-            <w:hyperlink w:history="1" r:id="rIdt6ga-q956eiqmly4na9mp">
+            <w:hyperlink w:history="1" r:id="rIdr4bwycood_-bnzlkkkn2t">
               <w:r>
                 <w:rPr>
                   <w:rFonts w:ascii="Arial" w:cs="Arial" w:eastAsia="Arial" w:hAnsi="Arial"/>
@@ -19622,7 +19622,7 @@
               <w:spacing w:after="10" w:before="0"/>
               <w:ind w:left="120"/>
             </w:pPr>
-            <w:hyperlink w:history="1" r:id="rId8mmlhktu8vvk4urks8ezk">
+            <w:hyperlink w:history="1" r:id="rIdesefv21ww8fzes49bm5th">
               <w:r>
                 <w:rPr>
                   <w:rFonts w:ascii="Arial" w:cs="Arial" w:eastAsia="Arial" w:hAnsi="Arial"/>
@@ -20140,7 +20140,7 @@
             <w:pPr>
               <w:spacing w:after="20" w:before="0"/>
             </w:pPr>
-            <w:hyperlink w:history="1" r:id="rIdx4xtfxh8gpcp7mfw2jsji">
+            <w:hyperlink w:history="1" r:id="rId2klfpvekqdsopgbjit4rb">
               <w:r>
                 <w:rPr>
                   <w:rFonts w:ascii="Arial" w:cs="Arial" w:eastAsia="Arial" w:hAnsi="Arial"/>
@@ -20173,7 +20173,7 @@
               <w:spacing w:after="10" w:before="0"/>
               <w:ind w:left="120"/>
             </w:pPr>
-            <w:hyperlink w:history="1" r:id="rIdg6ukpayanbihgyatb7-rt">
+            <w:hyperlink w:history="1" r:id="rIdp3whvmxvvhfan9sgfpd3g">
               <w:r>
                 <w:rPr>
                   <w:rFonts w:ascii="Arial" w:cs="Arial" w:eastAsia="Arial" w:hAnsi="Arial"/>
@@ -20218,7 +20218,7 @@
             <w:pPr>
               <w:spacing w:after="20" w:before="0"/>
             </w:pPr>
-            <w:hyperlink w:history="1" r:id="rId5io_qcipgw5w-qa3fskt0">
+            <w:hyperlink w:history="1" r:id="rIdnzri7trbvr3bzqd4rrmud">
               <w:r>
                 <w:rPr>
                   <w:rFonts w:ascii="Arial" w:cs="Arial" w:eastAsia="Arial" w:hAnsi="Arial"/>
@@ -20251,7 +20251,7 @@
               <w:spacing w:after="10" w:before="0"/>
               <w:ind w:left="120"/>
             </w:pPr>
-            <w:hyperlink w:history="1" r:id="rIdbcj6noemofv2bzgfwp6vn">
+            <w:hyperlink w:history="1" r:id="rIdfn3lrqcffj7beg31vk67k">
               <w:r>
                 <w:rPr>
                   <w:rFonts w:ascii="Arial" w:cs="Arial" w:eastAsia="Arial" w:hAnsi="Arial"/>
@@ -20788,7 +20788,7 @@
             <w:pPr>
               <w:spacing w:after="20" w:before="0"/>
             </w:pPr>
-            <w:hyperlink w:history="1" r:id="rIdn2fjbqjx8mmu1yzxykwaa">
+            <w:hyperlink w:history="1" r:id="rIdrr-vl_xkle2ldwoguiywv">
               <w:r>
                 <w:rPr>
                   <w:rFonts w:ascii="Arial" w:cs="Arial" w:eastAsia="Arial" w:hAnsi="Arial"/>
@@ -20821,7 +20821,7 @@
               <w:spacing w:after="10" w:before="0"/>
               <w:ind w:left="120"/>
             </w:pPr>
-            <w:hyperlink w:history="1" r:id="rId-dncm9sahcrzadnw4unmn">
+            <w:hyperlink w:history="1" r:id="rId-8asnogw6wddrwd3_pnpw">
               <w:r>
                 <w:rPr>
                   <w:rFonts w:ascii="Arial" w:cs="Arial" w:eastAsia="Arial" w:hAnsi="Arial"/>
@@ -20866,7 +20866,7 @@
             <w:pPr>
               <w:spacing w:after="20" w:before="0"/>
             </w:pPr>
-            <w:hyperlink w:history="1" r:id="rId_dqyyzpkr0jp8v1tfy8a7">
+            <w:hyperlink w:history="1" r:id="rIdnml8gcnkmtbxt1qfvmdm5">
               <w:r>
                 <w:rPr>
                   <w:rFonts w:ascii="Arial" w:cs="Arial" w:eastAsia="Arial" w:hAnsi="Arial"/>
@@ -20899,7 +20899,7 @@
               <w:spacing w:after="10" w:before="0"/>
               <w:ind w:left="120"/>
             </w:pPr>
-            <w:hyperlink w:history="1" r:id="rId7psklufdmcf2e9no-k1py">
+            <w:hyperlink w:history="1" r:id="rIdgrw7yvqsnzpxdluympmsh">
               <w:r>
                 <w:rPr>
                   <w:rFonts w:ascii="Arial" w:cs="Arial" w:eastAsia="Arial" w:hAnsi="Arial"/>
@@ -21151,7 +21151,7 @@
             <w:pPr>
               <w:spacing w:after="20" w:before="0"/>
             </w:pPr>
-            <w:hyperlink w:history="1" r:id="rIdfzlz8ocro9sxub5q3dyfh">
+            <w:hyperlink w:history="1" r:id="rId0tbw7czajkey6dnlyur5k">
               <w:r>
                 <w:rPr>
                   <w:rFonts w:ascii="Arial" w:cs="Arial" w:eastAsia="Arial" w:hAnsi="Arial"/>
@@ -21184,7 +21184,7 @@
               <w:spacing w:after="10" w:before="0"/>
               <w:ind w:left="120"/>
             </w:pPr>
-            <w:hyperlink w:history="1" r:id="rIdiiheqnis0dzgvrursamav">
+            <w:hyperlink w:history="1" r:id="rIdtd9rb387mju_yaocuurzm">
               <w:r>
                 <w:rPr>
                   <w:rFonts w:ascii="Arial" w:cs="Arial" w:eastAsia="Arial" w:hAnsi="Arial"/>
@@ -21229,7 +21229,7 @@
             <w:pPr>
               <w:spacing w:after="20" w:before="0"/>
             </w:pPr>
-            <w:hyperlink w:history="1" r:id="rIdpvsibbestk-ms5f000rnv">
+            <w:hyperlink w:history="1" r:id="rId7bytzdtb99ghrhlt0kxbx">
               <w:r>
                 <w:rPr>
                   <w:rFonts w:ascii="Arial" w:cs="Arial" w:eastAsia="Arial" w:hAnsi="Arial"/>
@@ -21262,7 +21262,7 @@
               <w:spacing w:after="10" w:before="0"/>
               <w:ind w:left="120"/>
             </w:pPr>
-            <w:hyperlink w:history="1" r:id="rId7_sqnbf1q7povbiajmw9d">
+            <w:hyperlink w:history="1" r:id="rId8vd52tf4ljq0fngtp_kfh">
               <w:r>
                 <w:rPr>
                   <w:rFonts w:ascii="Arial" w:cs="Arial" w:eastAsia="Arial" w:hAnsi="Arial"/>
@@ -22863,7 +22863,7 @@
             <w:pPr>
               <w:spacing w:after="20" w:before="0"/>
             </w:pPr>
-            <w:hyperlink w:history="1" r:id="rId3ss-i6ifdnwxfan9wuddu">
+            <w:hyperlink w:history="1" r:id="rIdzn0accyelbmugjz5l8tei">
               <w:r>
                 <w:rPr>
                   <w:rFonts w:ascii="Arial" w:cs="Arial" w:eastAsia="Arial" w:hAnsi="Arial"/>
@@ -22896,7 +22896,7 @@
               <w:spacing w:after="10" w:before="0"/>
               <w:ind w:left="120"/>
             </w:pPr>
-            <w:hyperlink w:history="1" r:id="rIdtstlcran-nbe7niftkkjt">
+            <w:hyperlink w:history="1" r:id="rId5qnbutrwjej6poji70bw8">
               <w:r>
                 <w:rPr>
                   <w:rFonts w:ascii="Arial" w:cs="Arial" w:eastAsia="Arial" w:hAnsi="Arial"/>
@@ -22941,7 +22941,7 @@
             <w:pPr>
               <w:spacing w:after="20" w:before="0"/>
             </w:pPr>
-            <w:hyperlink w:history="1" r:id="rIdpwva0b4cjwo9nvxl4mqvy">
+            <w:hyperlink w:history="1" r:id="rIdz29ijf-dqkgvvhheug9hx">
               <w:r>
                 <w:rPr>
                   <w:rFonts w:ascii="Arial" w:cs="Arial" w:eastAsia="Arial" w:hAnsi="Arial"/>
@@ -22974,7 +22974,7 @@
               <w:spacing w:after="10" w:before="0"/>
               <w:ind w:left="120"/>
             </w:pPr>
-            <w:hyperlink w:history="1" r:id="rIdyoej7ufe2uoaszgpkrtnx">
+            <w:hyperlink w:history="1" r:id="rIdgaidigjihmzcsnsem9c09">
               <w:r>
                 <w:rPr>
                   <w:rFonts w:ascii="Arial" w:cs="Arial" w:eastAsia="Arial" w:hAnsi="Arial"/>
@@ -23169,7 +23169,7 @@
             <w:pPr>
               <w:spacing w:after="20" w:before="0"/>
             </w:pPr>
-            <w:hyperlink w:history="1" r:id="rIdblnkg8ulircymsqszn2u0">
+            <w:hyperlink w:history="1" r:id="rIdvdmfsx4m0_atrbcfch13k">
               <w:r>
                 <w:rPr>
                   <w:rFonts w:ascii="Arial" w:cs="Arial" w:eastAsia="Arial" w:hAnsi="Arial"/>
@@ -23202,7 +23202,7 @@
               <w:spacing w:after="10" w:before="0"/>
               <w:ind w:left="120"/>
             </w:pPr>
-            <w:hyperlink w:history="1" r:id="rIduefdxo1hoxzfzjqrmb2yt">
+            <w:hyperlink w:history="1" r:id="rIdbxycx7bgc9tpzuhd1bwsd">
               <w:r>
                 <w:rPr>
                   <w:rFonts w:ascii="Arial" w:cs="Arial" w:eastAsia="Arial" w:hAnsi="Arial"/>
@@ -23247,7 +23247,7 @@
             <w:pPr>
               <w:spacing w:after="20" w:before="0"/>
             </w:pPr>
-            <w:hyperlink w:history="1" r:id="rId6mlfhdu_j3sggr8parkv5">
+            <w:hyperlink w:history="1" r:id="rIdcz8l0ixmc968abrveo6te">
               <w:r>
                 <w:rPr>
                   <w:rFonts w:ascii="Arial" w:cs="Arial" w:eastAsia="Arial" w:hAnsi="Arial"/>
@@ -23280,7 +23280,7 @@
               <w:spacing w:after="10" w:before="0"/>
               <w:ind w:left="120"/>
             </w:pPr>
-            <w:hyperlink w:history="1" r:id="rIdeud8udgts3e1vf9chhocn">
+            <w:hyperlink w:history="1" r:id="rIdzu8lxucr0z1tque8teyhe">
               <w:r>
                 <w:rPr>
                   <w:rFonts w:ascii="Arial" w:cs="Arial" w:eastAsia="Arial" w:hAnsi="Arial"/>
@@ -23475,7 +23475,7 @@
             <w:pPr>
               <w:spacing w:after="20" w:before="0"/>
             </w:pPr>
-            <w:hyperlink w:history="1" r:id="rId9_r6skmdtleyb1wnadfyv">
+            <w:hyperlink w:history="1" r:id="rIdmezapt61y8ajnsu2jgaxj">
               <w:r>
                 <w:rPr>
                   <w:rFonts w:ascii="Arial" w:cs="Arial" w:eastAsia="Arial" w:hAnsi="Arial"/>
@@ -23508,7 +23508,7 @@
               <w:spacing w:after="10" w:before="0"/>
               <w:ind w:left="120"/>
             </w:pPr>
-            <w:hyperlink w:history="1" r:id="rId8emueycniqutuo2_zluhl">
+            <w:hyperlink w:history="1" r:id="rId0ar0vzzqleoerti6vubzy">
               <w:r>
                 <w:rPr>
                   <w:rFonts w:ascii="Arial" w:cs="Arial" w:eastAsia="Arial" w:hAnsi="Arial"/>
@@ -23553,7 +23553,7 @@
             <w:pPr>
               <w:spacing w:after="20" w:before="0"/>
             </w:pPr>
-            <w:hyperlink w:history="1" r:id="rIdcul-fg4sxwonsshts7mvt">
+            <w:hyperlink w:history="1" r:id="rIdvth3oqqlsmplup2qkktdr">
               <w:r>
                 <w:rPr>
                   <w:rFonts w:ascii="Arial" w:cs="Arial" w:eastAsia="Arial" w:hAnsi="Arial"/>
@@ -23586,7 +23586,7 @@
               <w:spacing w:after="10" w:before="0"/>
               <w:ind w:left="120"/>
             </w:pPr>
-            <w:hyperlink w:history="1" r:id="rIdhv2dsxjlvras_21jetwrh">
+            <w:hyperlink w:history="1" r:id="rIdc2tzfj7r4ikpjswxow_2f">
               <w:r>
                 <w:rPr>
                   <w:rFonts w:ascii="Arial" w:cs="Arial" w:eastAsia="Arial" w:hAnsi="Arial"/>
@@ -23781,7 +23781,7 @@
             <w:pPr>
               <w:spacing w:after="20" w:before="0"/>
             </w:pPr>
-            <w:hyperlink w:history="1" r:id="rIdrgo-n76ag9herhaajv2of">
+            <w:hyperlink w:history="1" r:id="rIdams5jawx5-x5biv6owaql">
               <w:r>
                 <w:rPr>
                   <w:rFonts w:ascii="Arial" w:cs="Arial" w:eastAsia="Arial" w:hAnsi="Arial"/>
@@ -23814,7 +23814,7 @@
               <w:spacing w:after="10" w:before="0"/>
               <w:ind w:left="120"/>
             </w:pPr>
-            <w:hyperlink w:history="1" r:id="rIdgqifswtbjvc5ekedt74rj">
+            <w:hyperlink w:history="1" r:id="rIdrk0tdzffjl3hwpgfcnq4h">
               <w:r>
                 <w:rPr>
                   <w:rFonts w:ascii="Arial" w:cs="Arial" w:eastAsia="Arial" w:hAnsi="Arial"/>
@@ -23859,7 +23859,7 @@
             <w:pPr>
               <w:spacing w:after="20" w:before="0"/>
             </w:pPr>
-            <w:hyperlink w:history="1" r:id="rIdphqsndlzjgj0kgvb0z_g5">
+            <w:hyperlink w:history="1" r:id="rIdwq9iwgakafz7dfb7hl8h7">
               <w:r>
                 <w:rPr>
                   <w:rFonts w:ascii="Arial" w:cs="Arial" w:eastAsia="Arial" w:hAnsi="Arial"/>
@@ -23892,7 +23892,7 @@
               <w:spacing w:after="10" w:before="0"/>
               <w:ind w:left="120"/>
             </w:pPr>
-            <w:hyperlink w:history="1" r:id="rIdfuyzd9ckgewzgy2frlt3s">
+            <w:hyperlink w:history="1" r:id="rIdbku7e8qjakbntokhy_wht">
               <w:r>
                 <w:rPr>
                   <w:rFonts w:ascii="Arial" w:cs="Arial" w:eastAsia="Arial" w:hAnsi="Arial"/>
@@ -24087,7 +24087,7 @@
             <w:pPr>
               <w:spacing w:after="20" w:before="0"/>
             </w:pPr>
-            <w:hyperlink w:history="1" r:id="rIdeyfzw9ourgeem6funszi2">
+            <w:hyperlink w:history="1" r:id="rIdwzjnrq7rrca1m4wzx2osw">
               <w:r>
                 <w:rPr>
                   <w:rFonts w:ascii="Arial" w:cs="Arial" w:eastAsia="Arial" w:hAnsi="Arial"/>
@@ -24120,7 +24120,7 @@
               <w:spacing w:after="10" w:before="0"/>
               <w:ind w:left="120"/>
             </w:pPr>
-            <w:hyperlink w:history="1" r:id="rIdkishul874yhkfqxfeqh7f">
+            <w:hyperlink w:history="1" r:id="rId3kbvkpn1xweotcbfvugba">
               <w:r>
                 <w:rPr>
                   <w:rFonts w:ascii="Arial" w:cs="Arial" w:eastAsia="Arial" w:hAnsi="Arial"/>
@@ -24165,7 +24165,7 @@
             <w:pPr>
               <w:spacing w:after="20" w:before="0"/>
             </w:pPr>
-            <w:hyperlink w:history="1" r:id="rIdn5qb3wqppsvzoi8ng8esq">
+            <w:hyperlink w:history="1" r:id="rIdrl_ldwppp_o657hhcgsky">
               <w:r>
                 <w:rPr>
                   <w:rFonts w:ascii="Arial" w:cs="Arial" w:eastAsia="Arial" w:hAnsi="Arial"/>
@@ -24198,7 +24198,7 @@
               <w:spacing w:after="10" w:before="0"/>
               <w:ind w:left="120"/>
             </w:pPr>
-            <w:hyperlink w:history="1" r:id="rIdajlsjc06pj_-5mr1jays0">
+            <w:hyperlink w:history="1" r:id="rId6birzegcj7fndk6e_vykl">
               <w:r>
                 <w:rPr>
                   <w:rFonts w:ascii="Arial" w:cs="Arial" w:eastAsia="Arial" w:hAnsi="Arial"/>

--- a/data/outputs/v2/Physics/SS3.1_Radioactivity_and_Stability_of_Isotopes/Physics_Radioactivity_and_Stability_of_Isotopes_CBE_LessonSequence.docx
+++ b/data/outputs/v2/Physics/SS3.1_Radioactivity_and_Stability_of_Isotopes/Physics_Radioactivity_and_Stability_of_Isotopes_CBE_LessonSequence.docx
@@ -3537,7 +3537,7 @@
             <w:pPr>
               <w:spacing w:after="20" w:before="0"/>
             </w:pPr>
-            <w:hyperlink w:history="1" r:id="rIdpunifdp2gkee4ou6hmw-r">
+            <w:hyperlink w:history="1" r:id="rIdtjvvisc88wpa21v5wgo4k">
               <w:r>
                 <w:rPr>
                   <w:rFonts w:ascii="Arial" w:cs="Arial" w:eastAsia="Arial" w:hAnsi="Arial"/>
@@ -3570,7 +3570,7 @@
               <w:spacing w:after="10" w:before="0"/>
               <w:ind w:left="120"/>
             </w:pPr>
-            <w:hyperlink w:history="1" r:id="rIdsdhmwydna7hqx9pyodn1q">
+            <w:hyperlink w:history="1" r:id="rIdhyuwmrvlmm8knupacgxk9">
               <w:r>
                 <w:rPr>
                   <w:rFonts w:ascii="Arial" w:cs="Arial" w:eastAsia="Arial" w:hAnsi="Arial"/>
@@ -3615,7 +3615,7 @@
             <w:pPr>
               <w:spacing w:after="20" w:before="0"/>
             </w:pPr>
-            <w:hyperlink w:history="1" r:id="rIdyy1g9bbtvpqomd2hmgj4v">
+            <w:hyperlink w:history="1" r:id="rIda4dzgp_irpi5fl_0shabz">
               <w:r>
                 <w:rPr>
                   <w:rFonts w:ascii="Arial" w:cs="Arial" w:eastAsia="Arial" w:hAnsi="Arial"/>
@@ -3648,7 +3648,7 @@
               <w:spacing w:after="10" w:before="0"/>
               <w:ind w:left="120"/>
             </w:pPr>
-            <w:hyperlink w:history="1" r:id="rIdyygyhptm3qole0fl0lqvw">
+            <w:hyperlink w:history="1" r:id="rId0shrsbxaar9ewi8tq8jwr">
               <w:r>
                 <w:rPr>
                   <w:rFonts w:ascii="Arial" w:cs="Arial" w:eastAsia="Arial" w:hAnsi="Arial"/>
@@ -3843,7 +3843,7 @@
             <w:pPr>
               <w:spacing w:after="20" w:before="0"/>
             </w:pPr>
-            <w:hyperlink w:history="1" r:id="rIdyvy8mpp4haqquvhwxcwvi">
+            <w:hyperlink w:history="1" r:id="rId_av2uxkgxkajgzaxvdq-0">
               <w:r>
                 <w:rPr>
                   <w:rFonts w:ascii="Arial" w:cs="Arial" w:eastAsia="Arial" w:hAnsi="Arial"/>
@@ -3876,7 +3876,7 @@
               <w:spacing w:after="10" w:before="0"/>
               <w:ind w:left="120"/>
             </w:pPr>
-            <w:hyperlink w:history="1" r:id="rIdc6-2qitghsbg3alovpye1">
+            <w:hyperlink w:history="1" r:id="rIdhsbbdjlei7uuaax_agyt4">
               <w:r>
                 <w:rPr>
                   <w:rFonts w:ascii="Arial" w:cs="Arial" w:eastAsia="Arial" w:hAnsi="Arial"/>
@@ -3921,7 +3921,7 @@
             <w:pPr>
               <w:spacing w:after="20" w:before="0"/>
             </w:pPr>
-            <w:hyperlink w:history="1" r:id="rIdoxdk-fipeg6t6qyew03k2">
+            <w:hyperlink w:history="1" r:id="rIdkzm9cni8gdt9vkailxh5o">
               <w:r>
                 <w:rPr>
                   <w:rFonts w:ascii="Arial" w:cs="Arial" w:eastAsia="Arial" w:hAnsi="Arial"/>
@@ -3954,7 +3954,7 @@
               <w:spacing w:after="10" w:before="0"/>
               <w:ind w:left="120"/>
             </w:pPr>
-            <w:hyperlink w:history="1" r:id="rIdn3yg0pwwyliqr67fa_akl">
+            <w:hyperlink w:history="1" r:id="rIdqduhxnoovzr4xca-7ppft">
               <w:r>
                 <w:rPr>
                   <w:rFonts w:ascii="Arial" w:cs="Arial" w:eastAsia="Arial" w:hAnsi="Arial"/>
@@ -4149,7 +4149,7 @@
             <w:pPr>
               <w:spacing w:after="20" w:before="0"/>
             </w:pPr>
-            <w:hyperlink w:history="1" r:id="rIdducwx6eqg7jbvkiyigna5">
+            <w:hyperlink w:history="1" r:id="rId8lqeajnbese62rwans_b6">
               <w:r>
                 <w:rPr>
                   <w:rFonts w:ascii="Arial" w:cs="Arial" w:eastAsia="Arial" w:hAnsi="Arial"/>
@@ -4182,7 +4182,7 @@
               <w:spacing w:after="10" w:before="0"/>
               <w:ind w:left="120"/>
             </w:pPr>
-            <w:hyperlink w:history="1" r:id="rIdzf44r9h7tmd2xjb1qp65h">
+            <w:hyperlink w:history="1" r:id="rIdmdj_ugttuh5ltumbzxr6l">
               <w:r>
                 <w:rPr>
                   <w:rFonts w:ascii="Arial" w:cs="Arial" w:eastAsia="Arial" w:hAnsi="Arial"/>
@@ -4227,7 +4227,7 @@
             <w:pPr>
               <w:spacing w:after="20" w:before="0"/>
             </w:pPr>
-            <w:hyperlink w:history="1" r:id="rIddvgouituyqvqsldfx75u4">
+            <w:hyperlink w:history="1" r:id="rId3lv7gone5h4kvy99wx7s0">
               <w:r>
                 <w:rPr>
                   <w:rFonts w:ascii="Arial" w:cs="Arial" w:eastAsia="Arial" w:hAnsi="Arial"/>
@@ -4260,7 +4260,7 @@
               <w:spacing w:after="10" w:before="0"/>
               <w:ind w:left="120"/>
             </w:pPr>
-            <w:hyperlink w:history="1" r:id="rIdzk5eitdy9efe82epkgw1l">
+            <w:hyperlink w:history="1" r:id="rIdfii6rzz8jbt6bqc4s1hgy">
               <w:r>
                 <w:rPr>
                   <w:rFonts w:ascii="Arial" w:cs="Arial" w:eastAsia="Arial" w:hAnsi="Arial"/>
@@ -4455,7 +4455,7 @@
             <w:pPr>
               <w:spacing w:after="20" w:before="0"/>
             </w:pPr>
-            <w:hyperlink w:history="1" r:id="rIdjcdraulntnchfm8ghj9wz">
+            <w:hyperlink w:history="1" r:id="rId-djgvjkjw0zled2f0dec3">
               <w:r>
                 <w:rPr>
                   <w:rFonts w:ascii="Arial" w:cs="Arial" w:eastAsia="Arial" w:hAnsi="Arial"/>
@@ -4488,7 +4488,7 @@
               <w:spacing w:after="10" w:before="0"/>
               <w:ind w:left="120"/>
             </w:pPr>
-            <w:hyperlink w:history="1" r:id="rIdknl0ezhixrglvepvxbz3p">
+            <w:hyperlink w:history="1" r:id="rIdihm1durkyvhrc-x7dat1p">
               <w:r>
                 <w:rPr>
                   <w:rFonts w:ascii="Arial" w:cs="Arial" w:eastAsia="Arial" w:hAnsi="Arial"/>
@@ -4533,7 +4533,7 @@
             <w:pPr>
               <w:spacing w:after="20" w:before="0"/>
             </w:pPr>
-            <w:hyperlink w:history="1" r:id="rIdcmzynngpbqn3wgpnmkqkw">
+            <w:hyperlink w:history="1" r:id="rId8n9x43ljx71kfbb2m0v2s">
               <w:r>
                 <w:rPr>
                   <w:rFonts w:ascii="Arial" w:cs="Arial" w:eastAsia="Arial" w:hAnsi="Arial"/>
@@ -4566,7 +4566,7 @@
               <w:spacing w:after="10" w:before="0"/>
               <w:ind w:left="120"/>
             </w:pPr>
-            <w:hyperlink w:history="1" r:id="rIdq5gtkpayhtrqhqxzyfla-">
+            <w:hyperlink w:history="1" r:id="rIdwc_vjipmqmh44dosxh-qw">
               <w:r>
                 <w:rPr>
                   <w:rFonts w:ascii="Arial" w:cs="Arial" w:eastAsia="Arial" w:hAnsi="Arial"/>
@@ -4761,7 +4761,7 @@
             <w:pPr>
               <w:spacing w:after="20" w:before="0"/>
             </w:pPr>
-            <w:hyperlink w:history="1" r:id="rIdgi7kywekly4tlr5bpahjx">
+            <w:hyperlink w:history="1" r:id="rIduyu9govb9mrhcxrt9mex5">
               <w:r>
                 <w:rPr>
                   <w:rFonts w:ascii="Arial" w:cs="Arial" w:eastAsia="Arial" w:hAnsi="Arial"/>
@@ -4794,7 +4794,7 @@
               <w:spacing w:after="10" w:before="0"/>
               <w:ind w:left="120"/>
             </w:pPr>
-            <w:hyperlink w:history="1" r:id="rIdz6_6xrhspgfl_pbutvb6s">
+            <w:hyperlink w:history="1" r:id="rIdyrojg3mzxc_fegyycousy">
               <w:r>
                 <w:rPr>
                   <w:rFonts w:ascii="Arial" w:cs="Arial" w:eastAsia="Arial" w:hAnsi="Arial"/>
@@ -4839,7 +4839,7 @@
             <w:pPr>
               <w:spacing w:after="20" w:before="0"/>
             </w:pPr>
-            <w:hyperlink w:history="1" r:id="rIdstfo5i4rmadldnwt4na6y">
+            <w:hyperlink w:history="1" r:id="rIdwwcsc-n_dfxmxooh_ry4l">
               <w:r>
                 <w:rPr>
                   <w:rFonts w:ascii="Arial" w:cs="Arial" w:eastAsia="Arial" w:hAnsi="Arial"/>
@@ -4872,7 +4872,7 @@
               <w:spacing w:after="10" w:before="0"/>
               <w:ind w:left="120"/>
             </w:pPr>
-            <w:hyperlink w:history="1" r:id="rIdlmpw06jc5-j7xfizg4imk">
+            <w:hyperlink w:history="1" r:id="rId6-1tpnh5h3pbwarjp_6ws">
               <w:r>
                 <w:rPr>
                   <w:rFonts w:ascii="Arial" w:cs="Arial" w:eastAsia="Arial" w:hAnsi="Arial"/>
@@ -6473,7 +6473,7 @@
             <w:pPr>
               <w:spacing w:after="20" w:before="0"/>
             </w:pPr>
-            <w:hyperlink w:history="1" r:id="rIdoyygwg38iwoukgcq1_su8">
+            <w:hyperlink w:history="1" r:id="rIdxnbs97kf7pvwcceqxjtfn">
               <w:r>
                 <w:rPr>
                   <w:rFonts w:ascii="Arial" w:cs="Arial" w:eastAsia="Arial" w:hAnsi="Arial"/>
@@ -6506,7 +6506,7 @@
               <w:spacing w:after="10" w:before="0"/>
               <w:ind w:left="120"/>
             </w:pPr>
-            <w:hyperlink w:history="1" r:id="rIdypqlxylmg5ffduonai5vt">
+            <w:hyperlink w:history="1" r:id="rId5fv0rwyvo5u6y1pc7u-za">
               <w:r>
                 <w:rPr>
                   <w:rFonts w:ascii="Arial" w:cs="Arial" w:eastAsia="Arial" w:hAnsi="Arial"/>
@@ -6551,7 +6551,7 @@
             <w:pPr>
               <w:spacing w:after="20" w:before="0"/>
             </w:pPr>
-            <w:hyperlink w:history="1" r:id="rIdsnqklbuxnctzaajvdkbqx">
+            <w:hyperlink w:history="1" r:id="rIddcvpisjcaxqjcw8mepr0l">
               <w:r>
                 <w:rPr>
                   <w:rFonts w:ascii="Arial" w:cs="Arial" w:eastAsia="Arial" w:hAnsi="Arial"/>
@@ -6584,7 +6584,7 @@
               <w:spacing w:after="10" w:before="0"/>
               <w:ind w:left="120"/>
             </w:pPr>
-            <w:hyperlink w:history="1" r:id="rIdwg_ja5k52l8aso2kdtzbo">
+            <w:hyperlink w:history="1" r:id="rIdenfgii5emw-6fhrocchdx">
               <w:r>
                 <w:rPr>
                   <w:rFonts w:ascii="Arial" w:cs="Arial" w:eastAsia="Arial" w:hAnsi="Arial"/>
@@ -6779,7 +6779,7 @@
             <w:pPr>
               <w:spacing w:after="20" w:before="0"/>
             </w:pPr>
-            <w:hyperlink w:history="1" r:id="rIdsqoyjw0zun32ikqtovalu">
+            <w:hyperlink w:history="1" r:id="rIdzpvo6ehxiinfjmgvblkes">
               <w:r>
                 <w:rPr>
                   <w:rFonts w:ascii="Arial" w:cs="Arial" w:eastAsia="Arial" w:hAnsi="Arial"/>
@@ -6812,7 +6812,7 @@
               <w:spacing w:after="10" w:before="0"/>
               <w:ind w:left="120"/>
             </w:pPr>
-            <w:hyperlink w:history="1" r:id="rIdm5j8wjjv2byxqsp5ezhfq">
+            <w:hyperlink w:history="1" r:id="rIdl1-q2agdnz4i-p7szglwh">
               <w:r>
                 <w:rPr>
                   <w:rFonts w:ascii="Arial" w:cs="Arial" w:eastAsia="Arial" w:hAnsi="Arial"/>
@@ -6857,7 +6857,7 @@
             <w:pPr>
               <w:spacing w:after="20" w:before="0"/>
             </w:pPr>
-            <w:hyperlink w:history="1" r:id="rIddxsnh_xaceqgrzlegfkxh">
+            <w:hyperlink w:history="1" r:id="rIdgy7keuymzwlht08a9x_zz">
               <w:r>
                 <w:rPr>
                   <w:rFonts w:ascii="Arial" w:cs="Arial" w:eastAsia="Arial" w:hAnsi="Arial"/>
@@ -6890,7 +6890,7 @@
               <w:spacing w:after="10" w:before="0"/>
               <w:ind w:left="120"/>
             </w:pPr>
-            <w:hyperlink w:history="1" r:id="rIdyznh63ylsgj1znnfl3fcg">
+            <w:hyperlink w:history="1" r:id="rIdvi1zzvmtvzo4zfxknvbt7">
               <w:r>
                 <w:rPr>
                   <w:rFonts w:ascii="Arial" w:cs="Arial" w:eastAsia="Arial" w:hAnsi="Arial"/>
@@ -7085,7 +7085,7 @@
             <w:pPr>
               <w:spacing w:after="20" w:before="0"/>
             </w:pPr>
-            <w:hyperlink w:history="1" r:id="rIdmj6xmrwqgd_vdahfgymvg">
+            <w:hyperlink w:history="1" r:id="rIdtylkyupnjmaf8zajujmok">
               <w:r>
                 <w:rPr>
                   <w:rFonts w:ascii="Arial" w:cs="Arial" w:eastAsia="Arial" w:hAnsi="Arial"/>
@@ -7118,7 +7118,7 @@
               <w:spacing w:after="10" w:before="0"/>
               <w:ind w:left="120"/>
             </w:pPr>
-            <w:hyperlink w:history="1" r:id="rIdtkpqhpqnnxoj8jivokol2">
+            <w:hyperlink w:history="1" r:id="rIdmcq00ncvr8lnb85adxavz">
               <w:r>
                 <w:rPr>
                   <w:rFonts w:ascii="Arial" w:cs="Arial" w:eastAsia="Arial" w:hAnsi="Arial"/>
@@ -7163,7 +7163,7 @@
             <w:pPr>
               <w:spacing w:after="20" w:before="0"/>
             </w:pPr>
-            <w:hyperlink w:history="1" r:id="rIdycfc4mzuhenuvthe0wliy">
+            <w:hyperlink w:history="1" r:id="rIdggqyrmdchsxtgemllatjd">
               <w:r>
                 <w:rPr>
                   <w:rFonts w:ascii="Arial" w:cs="Arial" w:eastAsia="Arial" w:hAnsi="Arial"/>
@@ -7196,7 +7196,7 @@
               <w:spacing w:after="10" w:before="0"/>
               <w:ind w:left="120"/>
             </w:pPr>
-            <w:hyperlink w:history="1" r:id="rId_u621hhdbiu8refyxjlpu">
+            <w:hyperlink w:history="1" r:id="rIdox-baelu6bs5biivuuxxu">
               <w:r>
                 <w:rPr>
                   <w:rFonts w:ascii="Arial" w:cs="Arial" w:eastAsia="Arial" w:hAnsi="Arial"/>
@@ -7391,7 +7391,7 @@
             <w:pPr>
               <w:spacing w:after="20" w:before="0"/>
             </w:pPr>
-            <w:hyperlink w:history="1" r:id="rIdshcaz5vf1fyju0gefvkhr">
+            <w:hyperlink w:history="1" r:id="rIdhvhfkxopsfamse_gabpds">
               <w:r>
                 <w:rPr>
                   <w:rFonts w:ascii="Arial" w:cs="Arial" w:eastAsia="Arial" w:hAnsi="Arial"/>
@@ -7424,7 +7424,7 @@
               <w:spacing w:after="10" w:before="0"/>
               <w:ind w:left="120"/>
             </w:pPr>
-            <w:hyperlink w:history="1" r:id="rIdw-tw96k5vb8easzx9jrt2">
+            <w:hyperlink w:history="1" r:id="rId0mpwketw8dfs8wviug_b4">
               <w:r>
                 <w:rPr>
                   <w:rFonts w:ascii="Arial" w:cs="Arial" w:eastAsia="Arial" w:hAnsi="Arial"/>
@@ -7469,7 +7469,7 @@
             <w:pPr>
               <w:spacing w:after="20" w:before="0"/>
             </w:pPr>
-            <w:hyperlink w:history="1" r:id="rIdcg0us5p-rnsd70umfru_j">
+            <w:hyperlink w:history="1" r:id="rIdzu5_jdaeots3hxq6uvi1a">
               <w:r>
                 <w:rPr>
                   <w:rFonts w:ascii="Arial" w:cs="Arial" w:eastAsia="Arial" w:hAnsi="Arial"/>
@@ -7502,7 +7502,7 @@
               <w:spacing w:after="10" w:before="0"/>
               <w:ind w:left="120"/>
             </w:pPr>
-            <w:hyperlink w:history="1" r:id="rIdszamtvfjwfjubdovsaj9h">
+            <w:hyperlink w:history="1" r:id="rIdd8rf5smjmk57l_jwdi9el">
               <w:r>
                 <w:rPr>
                   <w:rFonts w:ascii="Arial" w:cs="Arial" w:eastAsia="Arial" w:hAnsi="Arial"/>
@@ -7697,7 +7697,7 @@
             <w:pPr>
               <w:spacing w:after="20" w:before="0"/>
             </w:pPr>
-            <w:hyperlink w:history="1" r:id="rIdkhbhvjjq66c1atbelmh1w">
+            <w:hyperlink w:history="1" r:id="rIdjxttfmyswfndzg7eder2t">
               <w:r>
                 <w:rPr>
                   <w:rFonts w:ascii="Arial" w:cs="Arial" w:eastAsia="Arial" w:hAnsi="Arial"/>
@@ -7730,7 +7730,7 @@
               <w:spacing w:after="10" w:before="0"/>
               <w:ind w:left="120"/>
             </w:pPr>
-            <w:hyperlink w:history="1" r:id="rId6ostqseha0czba3h5j_jm">
+            <w:hyperlink w:history="1" r:id="rId7thphsbvqz5pab_7fkmru">
               <w:r>
                 <w:rPr>
                   <w:rFonts w:ascii="Arial" w:cs="Arial" w:eastAsia="Arial" w:hAnsi="Arial"/>
@@ -7775,7 +7775,7 @@
             <w:pPr>
               <w:spacing w:after="20" w:before="0"/>
             </w:pPr>
-            <w:hyperlink w:history="1" r:id="rIdoxegjib62bljlstdatntr">
+            <w:hyperlink w:history="1" r:id="rIdw6cenq8j-ch6qqmwkddna">
               <w:r>
                 <w:rPr>
                   <w:rFonts w:ascii="Arial" w:cs="Arial" w:eastAsia="Arial" w:hAnsi="Arial"/>
@@ -7808,7 +7808,7 @@
               <w:spacing w:after="10" w:before="0"/>
               <w:ind w:left="120"/>
             </w:pPr>
-            <w:hyperlink w:history="1" r:id="rIduyndfho_67beo0w0quu8e">
+            <w:hyperlink w:history="1" r:id="rIdrldy_du1jic_auxgwrien">
               <w:r>
                 <w:rPr>
                   <w:rFonts w:ascii="Arial" w:cs="Arial" w:eastAsia="Arial" w:hAnsi="Arial"/>
@@ -9295,7 +9295,7 @@
             <w:pPr>
               <w:spacing w:after="20" w:before="0"/>
             </w:pPr>
-            <w:hyperlink w:history="1" r:id="rIdq7wv3w6r8l7szy5ts7-uu">
+            <w:hyperlink w:history="1" r:id="rIdabvr9er0ggidxshq6r7ij">
               <w:r>
                 <w:rPr>
                   <w:rFonts w:ascii="Arial" w:cs="Arial" w:eastAsia="Arial" w:hAnsi="Arial"/>
@@ -9328,7 +9328,7 @@
               <w:spacing w:after="10" w:before="0"/>
               <w:ind w:left="120"/>
             </w:pPr>
-            <w:hyperlink w:history="1" r:id="rId89z1xb2n773y1_bx6sdyv">
+            <w:hyperlink w:history="1" r:id="rIdphotvp6g_dhbs3t4jyfoi">
               <w:r>
                 <w:rPr>
                   <w:rFonts w:ascii="Arial" w:cs="Arial" w:eastAsia="Arial" w:hAnsi="Arial"/>
@@ -9373,7 +9373,7 @@
             <w:pPr>
               <w:spacing w:after="20" w:before="0"/>
             </w:pPr>
-            <w:hyperlink w:history="1" r:id="rIdyfhesngzxeta9uh-wq7zc">
+            <w:hyperlink w:history="1" r:id="rId16-ntqlcswdtdpuvzhh5e">
               <w:r>
                 <w:rPr>
                   <w:rFonts w:ascii="Arial" w:cs="Arial" w:eastAsia="Arial" w:hAnsi="Arial"/>
@@ -9406,7 +9406,7 @@
               <w:spacing w:after="10" w:before="0"/>
               <w:ind w:left="120"/>
             </w:pPr>
-            <w:hyperlink w:history="1" r:id="rIdwu8_hl2lzs43a95vpbb3n">
+            <w:hyperlink w:history="1" r:id="rIdpdip4vqktzvmprgwny6zp">
               <w:r>
                 <w:rPr>
                   <w:rFonts w:ascii="Arial" w:cs="Arial" w:eastAsia="Arial" w:hAnsi="Arial"/>
@@ -9715,7 +9715,7 @@
             <w:pPr>
               <w:spacing w:after="20" w:before="0"/>
             </w:pPr>
-            <w:hyperlink w:history="1" r:id="rIdhu08kx_4dfjebxnetq1cr">
+            <w:hyperlink w:history="1" r:id="rIdi0r8zz833m8zelvgemm-g">
               <w:r>
                 <w:rPr>
                   <w:rFonts w:ascii="Arial" w:cs="Arial" w:eastAsia="Arial" w:hAnsi="Arial"/>
@@ -9748,7 +9748,7 @@
               <w:spacing w:after="10" w:before="0"/>
               <w:ind w:left="120"/>
             </w:pPr>
-            <w:hyperlink w:history="1" r:id="rIdtjni4ednu26pxtaaubiki">
+            <w:hyperlink w:history="1" r:id="rIdjhwrf4tns01csewlni2bo">
               <w:r>
                 <w:rPr>
                   <w:rFonts w:ascii="Arial" w:cs="Arial" w:eastAsia="Arial" w:hAnsi="Arial"/>
@@ -9793,7 +9793,7 @@
             <w:pPr>
               <w:spacing w:after="20" w:before="0"/>
             </w:pPr>
-            <w:hyperlink w:history="1" r:id="rIdg151zyzbgh-alhrhvcsga">
+            <w:hyperlink w:history="1" r:id="rIdvcznnya6hpaf2hhykfviq">
               <w:r>
                 <w:rPr>
                   <w:rFonts w:ascii="Arial" w:cs="Arial" w:eastAsia="Arial" w:hAnsi="Arial"/>
@@ -9826,7 +9826,7 @@
               <w:spacing w:after="10" w:before="0"/>
               <w:ind w:left="120"/>
             </w:pPr>
-            <w:hyperlink w:history="1" r:id="rIdwjnetxik3o9ubwbqo1iu9">
+            <w:hyperlink w:history="1" r:id="rIdfeljzmylmw-2cpad7inwc">
               <w:r>
                 <w:rPr>
                   <w:rFonts w:ascii="Arial" w:cs="Arial" w:eastAsia="Arial" w:hAnsi="Arial"/>
@@ -10325,7 +10325,7 @@
             <w:pPr>
               <w:spacing w:after="20" w:before="0"/>
             </w:pPr>
-            <w:hyperlink w:history="1" r:id="rIdhnl3ogdd7tzy7tetm01vc">
+            <w:hyperlink w:history="1" r:id="rIdttqjpovrmtwkc0xxwy8li">
               <w:r>
                 <w:rPr>
                   <w:rFonts w:ascii="Arial" w:cs="Arial" w:eastAsia="Arial" w:hAnsi="Arial"/>
@@ -10358,7 +10358,7 @@
               <w:spacing w:after="10" w:before="0"/>
               <w:ind w:left="120"/>
             </w:pPr>
-            <w:hyperlink w:history="1" r:id="rIdpr1n4su_iomf5jsd-_hh-">
+            <w:hyperlink w:history="1" r:id="rIdhss1-k0mxhevmpcf3dagy">
               <w:r>
                 <w:rPr>
                   <w:rFonts w:ascii="Arial" w:cs="Arial" w:eastAsia="Arial" w:hAnsi="Arial"/>
@@ -10403,7 +10403,7 @@
             <w:pPr>
               <w:spacing w:after="20" w:before="0"/>
             </w:pPr>
-            <w:hyperlink w:history="1" r:id="rId2nmtmp7rohy2blpjomgzr">
+            <w:hyperlink w:history="1" r:id="rId6-nwz5qratamujsnqqh9k">
               <w:r>
                 <w:rPr>
                   <w:rFonts w:ascii="Arial" w:cs="Arial" w:eastAsia="Arial" w:hAnsi="Arial"/>
@@ -10436,7 +10436,7 @@
               <w:spacing w:after="10" w:before="0"/>
               <w:ind w:left="120"/>
             </w:pPr>
-            <w:hyperlink w:history="1" r:id="rIdpk8m9lemieczrdqka5qga">
+            <w:hyperlink w:history="1" r:id="rIdbdfgb3cybuhsk9mnyfifv">
               <w:r>
                 <w:rPr>
                   <w:rFonts w:ascii="Arial" w:cs="Arial" w:eastAsia="Arial" w:hAnsi="Arial"/>
@@ -10802,7 +10802,7 @@
             <w:pPr>
               <w:spacing w:after="20" w:before="0"/>
             </w:pPr>
-            <w:hyperlink w:history="1" r:id="rIdgtw-rtatbrofsubdxw1ni">
+            <w:hyperlink w:history="1" r:id="rIdzrqvrrzs0truq1qiu1l9f">
               <w:r>
                 <w:rPr>
                   <w:rFonts w:ascii="Arial" w:cs="Arial" w:eastAsia="Arial" w:hAnsi="Arial"/>
@@ -10835,7 +10835,7 @@
               <w:spacing w:after="10" w:before="0"/>
               <w:ind w:left="120"/>
             </w:pPr>
-            <w:hyperlink w:history="1" r:id="rId3vp_fwp9kkkneirupiy8u">
+            <w:hyperlink w:history="1" r:id="rId_y-0ns6gt36dri22vkb6a">
               <w:r>
                 <w:rPr>
                   <w:rFonts w:ascii="Arial" w:cs="Arial" w:eastAsia="Arial" w:hAnsi="Arial"/>
@@ -10880,7 +10880,7 @@
             <w:pPr>
               <w:spacing w:after="20" w:before="0"/>
             </w:pPr>
-            <w:hyperlink w:history="1" r:id="rIdoeb6y8tyftdu3xzi3xo4k">
+            <w:hyperlink w:history="1" r:id="rIdmwoxew9on-mb6sw2hwubv">
               <w:r>
                 <w:rPr>
                   <w:rFonts w:ascii="Arial" w:cs="Arial" w:eastAsia="Arial" w:hAnsi="Arial"/>
@@ -10913,7 +10913,7 @@
               <w:spacing w:after="10" w:before="0"/>
               <w:ind w:left="120"/>
             </w:pPr>
-            <w:hyperlink w:history="1" r:id="rIdu9hsbalp_hyu3rinysqh6">
+            <w:hyperlink w:history="1" r:id="rIda-2zguv0tqpa4xmfxripa">
               <w:r>
                 <w:rPr>
                   <w:rFonts w:ascii="Arial" w:cs="Arial" w:eastAsia="Arial" w:hAnsi="Arial"/>
@@ -11279,7 +11279,7 @@
             <w:pPr>
               <w:spacing w:after="20" w:before="0"/>
             </w:pPr>
-            <w:hyperlink w:history="1" r:id="rIdbrqtd3nifplqwhp-t4civ">
+            <w:hyperlink w:history="1" r:id="rId79cvoxqqwo4ilqx81e80h">
               <w:r>
                 <w:rPr>
                   <w:rFonts w:ascii="Arial" w:cs="Arial" w:eastAsia="Arial" w:hAnsi="Arial"/>
@@ -11312,7 +11312,7 @@
               <w:spacing w:after="10" w:before="0"/>
               <w:ind w:left="120"/>
             </w:pPr>
-            <w:hyperlink w:history="1" r:id="rIda9rqapogaygoaszi5arhl">
+            <w:hyperlink w:history="1" r:id="rIdwekeku9qeypxuy38xs-lx">
               <w:r>
                 <w:rPr>
                   <w:rFonts w:ascii="Arial" w:cs="Arial" w:eastAsia="Arial" w:hAnsi="Arial"/>
@@ -11357,7 +11357,7 @@
             <w:pPr>
               <w:spacing w:after="20" w:before="0"/>
             </w:pPr>
-            <w:hyperlink w:history="1" r:id="rId0al3ee3ryfmzk2c4d8z9d">
+            <w:hyperlink w:history="1" r:id="rId1w2bmjuoyzeirjocrmhqj">
               <w:r>
                 <w:rPr>
                   <w:rFonts w:ascii="Arial" w:cs="Arial" w:eastAsia="Arial" w:hAnsi="Arial"/>
@@ -11390,7 +11390,7 @@
               <w:spacing w:after="10" w:before="0"/>
               <w:ind w:left="120"/>
             </w:pPr>
-            <w:hyperlink w:history="1" r:id="rIddyatug9alxvbg2ofskl1p">
+            <w:hyperlink w:history="1" r:id="rIdnqgu1dxomhkv4v4k_h_ph">
               <w:r>
                 <w:rPr>
                   <w:rFonts w:ascii="Arial" w:cs="Arial" w:eastAsia="Arial" w:hAnsi="Arial"/>
@@ -13352,7 +13352,7 @@
             <w:pPr>
               <w:spacing w:after="20" w:before="0"/>
             </w:pPr>
-            <w:hyperlink w:history="1" r:id="rIdleizeybscp2s3l9rnr7ka">
+            <w:hyperlink w:history="1" r:id="rIdskuwedwhtuth3vqel2uvc">
               <w:r>
                 <w:rPr>
                   <w:rFonts w:ascii="Arial" w:cs="Arial" w:eastAsia="Arial" w:hAnsi="Arial"/>
@@ -13385,7 +13385,7 @@
               <w:spacing w:after="10" w:before="0"/>
               <w:ind w:left="120"/>
             </w:pPr>
-            <w:hyperlink w:history="1" r:id="rIdavr8-fp02bbyqt4m0fkmt">
+            <w:hyperlink w:history="1" r:id="rIdyvx5h-xrtoljt_q65r-ig">
               <w:r>
                 <w:rPr>
                   <w:rFonts w:ascii="Arial" w:cs="Arial" w:eastAsia="Arial" w:hAnsi="Arial"/>
@@ -13430,7 +13430,7 @@
             <w:pPr>
               <w:spacing w:after="20" w:before="0"/>
             </w:pPr>
-            <w:hyperlink w:history="1" r:id="rIdin0lwk4pipierq7jwjzmd">
+            <w:hyperlink w:history="1" r:id="rIdy_9ac8aq_wlirbc5u690n">
               <w:r>
                 <w:rPr>
                   <w:rFonts w:ascii="Arial" w:cs="Arial" w:eastAsia="Arial" w:hAnsi="Arial"/>
@@ -13463,7 +13463,7 @@
               <w:spacing w:after="10" w:before="0"/>
               <w:ind w:left="120"/>
             </w:pPr>
-            <w:hyperlink w:history="1" r:id="rIdrp8hxookrl5z1ezmhgvo7">
+            <w:hyperlink w:history="1" r:id="rIdtspkem1wskfq7nnbolxe7">
               <w:r>
                 <w:rPr>
                   <w:rFonts w:ascii="Arial" w:cs="Arial" w:eastAsia="Arial" w:hAnsi="Arial"/>
@@ -13658,7 +13658,7 @@
             <w:pPr>
               <w:spacing w:after="20" w:before="0"/>
             </w:pPr>
-            <w:hyperlink w:history="1" r:id="rIdhgzzreb-kww8lftb546uz">
+            <w:hyperlink w:history="1" r:id="rId-b1biwkjakcxhv4_ud3np">
               <w:r>
                 <w:rPr>
                   <w:rFonts w:ascii="Arial" w:cs="Arial" w:eastAsia="Arial" w:hAnsi="Arial"/>
@@ -13691,7 +13691,7 @@
               <w:spacing w:after="10" w:before="0"/>
               <w:ind w:left="120"/>
             </w:pPr>
-            <w:hyperlink w:history="1" r:id="rId8mcqyphnyjavq5_jv4owy">
+            <w:hyperlink w:history="1" r:id="rId3d91_qxjy7sn1wvhm67sl">
               <w:r>
                 <w:rPr>
                   <w:rFonts w:ascii="Arial" w:cs="Arial" w:eastAsia="Arial" w:hAnsi="Arial"/>
@@ -13736,7 +13736,7 @@
             <w:pPr>
               <w:spacing w:after="20" w:before="0"/>
             </w:pPr>
-            <w:hyperlink w:history="1" r:id="rIdyncjqzu5r3z0qy0kd3hlq">
+            <w:hyperlink w:history="1" r:id="rId95e5fnec0d-4yk0j90bit">
               <w:r>
                 <w:rPr>
                   <w:rFonts w:ascii="Arial" w:cs="Arial" w:eastAsia="Arial" w:hAnsi="Arial"/>
@@ -13769,7 +13769,7 @@
               <w:spacing w:after="10" w:before="0"/>
               <w:ind w:left="120"/>
             </w:pPr>
-            <w:hyperlink w:history="1" r:id="rId2b7wonejzcvtn-yrcw2v7">
+            <w:hyperlink w:history="1" r:id="rId_xvtvqczmhkdb4qwb7_oj">
               <w:r>
                 <w:rPr>
                   <w:rFonts w:ascii="Arial" w:cs="Arial" w:eastAsia="Arial" w:hAnsi="Arial"/>
@@ -13964,7 +13964,7 @@
             <w:pPr>
               <w:spacing w:after="20" w:before="0"/>
             </w:pPr>
-            <w:hyperlink w:history="1" r:id="rIdhwjq8nsdbz_hvforzaw8p">
+            <w:hyperlink w:history="1" r:id="rIdfwvaqlgpi0gjuuqt524w5">
               <w:r>
                 <w:rPr>
                   <w:rFonts w:ascii="Arial" w:cs="Arial" w:eastAsia="Arial" w:hAnsi="Arial"/>
@@ -13997,7 +13997,7 @@
               <w:spacing w:after="10" w:before="0"/>
               <w:ind w:left="120"/>
             </w:pPr>
-            <w:hyperlink w:history="1" r:id="rIdnigm6obmwk3foptaw-viw">
+            <w:hyperlink w:history="1" r:id="rIdze9hwxsmofq_xyclebzjb">
               <w:r>
                 <w:rPr>
                   <w:rFonts w:ascii="Arial" w:cs="Arial" w:eastAsia="Arial" w:hAnsi="Arial"/>
@@ -14042,7 +14042,7 @@
             <w:pPr>
               <w:spacing w:after="20" w:before="0"/>
             </w:pPr>
-            <w:hyperlink w:history="1" r:id="rIdb5igctow9l7f-nnqfer1z">
+            <w:hyperlink w:history="1" r:id="rIdela2s6oiqlehp7r6pnipz">
               <w:r>
                 <w:rPr>
                   <w:rFonts w:ascii="Arial" w:cs="Arial" w:eastAsia="Arial" w:hAnsi="Arial"/>
@@ -14075,7 +14075,7 @@
               <w:spacing w:after="10" w:before="0"/>
               <w:ind w:left="120"/>
             </w:pPr>
-            <w:hyperlink w:history="1" r:id="rIdg-ok_8lalovwzzizdtkj0">
+            <w:hyperlink w:history="1" r:id="rIdj4ma_zcikhito6gmwbsio">
               <w:r>
                 <w:rPr>
                   <w:rFonts w:ascii="Arial" w:cs="Arial" w:eastAsia="Arial" w:hAnsi="Arial"/>
@@ -14270,7 +14270,7 @@
             <w:pPr>
               <w:spacing w:after="20" w:before="0"/>
             </w:pPr>
-            <w:hyperlink w:history="1" r:id="rIdh6j5wd-06zdxheodoakls">
+            <w:hyperlink w:history="1" r:id="rIdyphjhzowikrx5r5arye9y">
               <w:r>
                 <w:rPr>
                   <w:rFonts w:ascii="Arial" w:cs="Arial" w:eastAsia="Arial" w:hAnsi="Arial"/>
@@ -14303,7 +14303,7 @@
               <w:spacing w:after="10" w:before="0"/>
               <w:ind w:left="120"/>
             </w:pPr>
-            <w:hyperlink w:history="1" r:id="rIdbg1tryd-1gnt6fa77vani">
+            <w:hyperlink w:history="1" r:id="rIdjbzjscnda4nz_et_c9n-k">
               <w:r>
                 <w:rPr>
                   <w:rFonts w:ascii="Arial" w:cs="Arial" w:eastAsia="Arial" w:hAnsi="Arial"/>
@@ -14348,7 +14348,7 @@
             <w:pPr>
               <w:spacing w:after="20" w:before="0"/>
             </w:pPr>
-            <w:hyperlink w:history="1" r:id="rIdfzjxpmp5wev6b_anxzd8z">
+            <w:hyperlink w:history="1" r:id="rIdol6_wckirmn8blw53aptv">
               <w:r>
                 <w:rPr>
                   <w:rFonts w:ascii="Arial" w:cs="Arial" w:eastAsia="Arial" w:hAnsi="Arial"/>
@@ -14381,7 +14381,7 @@
               <w:spacing w:after="10" w:before="0"/>
               <w:ind w:left="120"/>
             </w:pPr>
-            <w:hyperlink w:history="1" r:id="rId99y6duf7oh2uzgilsm0u9">
+            <w:hyperlink w:history="1" r:id="rIdntswdnz5kl9gajespkphj">
               <w:r>
                 <w:rPr>
                   <w:rFonts w:ascii="Arial" w:cs="Arial" w:eastAsia="Arial" w:hAnsi="Arial"/>
@@ -14576,7 +14576,7 @@
             <w:pPr>
               <w:spacing w:after="20" w:before="0"/>
             </w:pPr>
-            <w:hyperlink w:history="1" r:id="rIdtdc3c2iczclmpzmkaoixx">
+            <w:hyperlink w:history="1" r:id="rIdox4ewx5egred8fg7l40cb">
               <w:r>
                 <w:rPr>
                   <w:rFonts w:ascii="Arial" w:cs="Arial" w:eastAsia="Arial" w:hAnsi="Arial"/>
@@ -14609,7 +14609,7 @@
               <w:spacing w:after="10" w:before="0"/>
               <w:ind w:left="120"/>
             </w:pPr>
-            <w:hyperlink w:history="1" r:id="rIdmvj65bbgnpejarbhcf3tw">
+            <w:hyperlink w:history="1" r:id="rIdcnw_k_tge5fcexzql6px-">
               <w:r>
                 <w:rPr>
                   <w:rFonts w:ascii="Arial" w:cs="Arial" w:eastAsia="Arial" w:hAnsi="Arial"/>
@@ -14654,7 +14654,7 @@
             <w:pPr>
               <w:spacing w:after="20" w:before="0"/>
             </w:pPr>
-            <w:hyperlink w:history="1" r:id="rIdg_gglww5v0t4kuggjsgbe">
+            <w:hyperlink w:history="1" r:id="rIdi5-ok5j7da3lw4mjhsnub">
               <w:r>
                 <w:rPr>
                   <w:rFonts w:ascii="Arial" w:cs="Arial" w:eastAsia="Arial" w:hAnsi="Arial"/>
@@ -14687,7 +14687,7 @@
               <w:spacing w:after="10" w:before="0"/>
               <w:ind w:left="120"/>
             </w:pPr>
-            <w:hyperlink w:history="1" r:id="rIdfkciibgo03zshfiamlkqs">
+            <w:hyperlink w:history="1" r:id="rId31gdmfa_ov3uqbyp5lrxy">
               <w:r>
                 <w:rPr>
                   <w:rFonts w:ascii="Arial" w:cs="Arial" w:eastAsia="Arial" w:hAnsi="Arial"/>
@@ -16174,7 +16174,7 @@
             <w:pPr>
               <w:spacing w:after="20" w:before="0"/>
             </w:pPr>
-            <w:hyperlink w:history="1" r:id="rIdjouftzmjlhbd48fik622t">
+            <w:hyperlink w:history="1" r:id="rIdy78nzmeclfqgb3ixi3jig">
               <w:r>
                 <w:rPr>
                   <w:rFonts w:ascii="Arial" w:cs="Arial" w:eastAsia="Arial" w:hAnsi="Arial"/>
@@ -16207,7 +16207,7 @@
               <w:spacing w:after="10" w:before="0"/>
               <w:ind w:left="120"/>
             </w:pPr>
-            <w:hyperlink w:history="1" r:id="rIds-9k8ndizx9hf9fg7zd8e">
+            <w:hyperlink w:history="1" r:id="rIdd1qngmvh8k0hh7v4jsue9">
               <w:r>
                 <w:rPr>
                   <w:rFonts w:ascii="Arial" w:cs="Arial" w:eastAsia="Arial" w:hAnsi="Arial"/>
@@ -16252,7 +16252,7 @@
             <w:pPr>
               <w:spacing w:after="20" w:before="0"/>
             </w:pPr>
-            <w:hyperlink w:history="1" r:id="rIdb5hodmqhivy_mhsjrgjlu">
+            <w:hyperlink w:history="1" r:id="rIdxris3cszzrrx2psgyl6ac">
               <w:r>
                 <w:rPr>
                   <w:rFonts w:ascii="Arial" w:cs="Arial" w:eastAsia="Arial" w:hAnsi="Arial"/>
@@ -16285,7 +16285,7 @@
               <w:spacing w:after="10" w:before="0"/>
               <w:ind w:left="120"/>
             </w:pPr>
-            <w:hyperlink w:history="1" r:id="rIdxblkyu4khj4qjzrppzbio">
+            <w:hyperlink w:history="1" r:id="rId1gdsntt00w9lrxdlcd7kw">
               <w:r>
                 <w:rPr>
                   <w:rFonts w:ascii="Arial" w:cs="Arial" w:eastAsia="Arial" w:hAnsi="Arial"/>
@@ -16480,7 +16480,7 @@
             <w:pPr>
               <w:spacing w:after="20" w:before="0"/>
             </w:pPr>
-            <w:hyperlink w:history="1" r:id="rIdkbkd4-zykt_naftrq9wxf">
+            <w:hyperlink w:history="1" r:id="rIdl1c5zr1owtq_duov6y8ei">
               <w:r>
                 <w:rPr>
                   <w:rFonts w:ascii="Arial" w:cs="Arial" w:eastAsia="Arial" w:hAnsi="Arial"/>
@@ -16513,7 +16513,7 @@
               <w:spacing w:after="10" w:before="0"/>
               <w:ind w:left="120"/>
             </w:pPr>
-            <w:hyperlink w:history="1" r:id="rIdzwcfedjevycb8wnny1_cz">
+            <w:hyperlink w:history="1" r:id="rIdlrmy6jum1qyyy_se37y5f">
               <w:r>
                 <w:rPr>
                   <w:rFonts w:ascii="Arial" w:cs="Arial" w:eastAsia="Arial" w:hAnsi="Arial"/>
@@ -16558,7 +16558,7 @@
             <w:pPr>
               <w:spacing w:after="20" w:before="0"/>
             </w:pPr>
-            <w:hyperlink w:history="1" r:id="rIdmslzlz3l8uluttninz8fl">
+            <w:hyperlink w:history="1" r:id="rIdaajqk9ul1xdvxlck7a0ec">
               <w:r>
                 <w:rPr>
                   <w:rFonts w:ascii="Arial" w:cs="Arial" w:eastAsia="Arial" w:hAnsi="Arial"/>
@@ -16591,7 +16591,7 @@
               <w:spacing w:after="10" w:before="0"/>
               <w:ind w:left="120"/>
             </w:pPr>
-            <w:hyperlink w:history="1" r:id="rIdbtdxofxvdnp2mmma8hr4r">
+            <w:hyperlink w:history="1" r:id="rIdfjyjogyq0bozqolfshfjy">
               <w:r>
                 <w:rPr>
                   <w:rFonts w:ascii="Arial" w:cs="Arial" w:eastAsia="Arial" w:hAnsi="Arial"/>
@@ -16786,7 +16786,7 @@
             <w:pPr>
               <w:spacing w:after="20" w:before="0"/>
             </w:pPr>
-            <w:hyperlink w:history="1" r:id="rId3us0zggzyezo1yymdet5l">
+            <w:hyperlink w:history="1" r:id="rIdhdegvgjbmnyfw5rbl-m3t">
               <w:r>
                 <w:rPr>
                   <w:rFonts w:ascii="Arial" w:cs="Arial" w:eastAsia="Arial" w:hAnsi="Arial"/>
@@ -16819,7 +16819,7 @@
               <w:spacing w:after="10" w:before="0"/>
               <w:ind w:left="120"/>
             </w:pPr>
-            <w:hyperlink w:history="1" r:id="rIdoozc69dznmwq5u6ga41in">
+            <w:hyperlink w:history="1" r:id="rIdybqtfibggfzv4zd4w8h9z">
               <w:r>
                 <w:rPr>
                   <w:rFonts w:ascii="Arial" w:cs="Arial" w:eastAsia="Arial" w:hAnsi="Arial"/>
@@ -16864,7 +16864,7 @@
             <w:pPr>
               <w:spacing w:after="20" w:before="0"/>
             </w:pPr>
-            <w:hyperlink w:history="1" r:id="rIduescjqrhx5bxbd7rfizzb">
+            <w:hyperlink w:history="1" r:id="rIdbqgh1tqmvfsf5tjjrsy9z">
               <w:r>
                 <w:rPr>
                   <w:rFonts w:ascii="Arial" w:cs="Arial" w:eastAsia="Arial" w:hAnsi="Arial"/>
@@ -16897,7 +16897,7 @@
               <w:spacing w:after="10" w:before="0"/>
               <w:ind w:left="120"/>
             </w:pPr>
-            <w:hyperlink w:history="1" r:id="rIdu3byivo8kfl7e-srlodi2">
+            <w:hyperlink w:history="1" r:id="rIdkjz150nnzxjrhnssncirh">
               <w:r>
                 <w:rPr>
                   <w:rFonts w:ascii="Arial" w:cs="Arial" w:eastAsia="Arial" w:hAnsi="Arial"/>
@@ -17092,7 +17092,7 @@
             <w:pPr>
               <w:spacing w:after="20" w:before="0"/>
             </w:pPr>
-            <w:hyperlink w:history="1" r:id="rIdzibe_kvnd7bb_fhzw5rr_">
+            <w:hyperlink w:history="1" r:id="rIdnug47aowxfb-devf9_czp">
               <w:r>
                 <w:rPr>
                   <w:rFonts w:ascii="Arial" w:cs="Arial" w:eastAsia="Arial" w:hAnsi="Arial"/>
@@ -17125,7 +17125,7 @@
               <w:spacing w:after="10" w:before="0"/>
               <w:ind w:left="120"/>
             </w:pPr>
-            <w:hyperlink w:history="1" r:id="rIdgvq6ul9rrtfvkf0lit_gq">
+            <w:hyperlink w:history="1" r:id="rIdssaux3qrqjwullsulz6sd">
               <w:r>
                 <w:rPr>
                   <w:rFonts w:ascii="Arial" w:cs="Arial" w:eastAsia="Arial" w:hAnsi="Arial"/>
@@ -17170,7 +17170,7 @@
             <w:pPr>
               <w:spacing w:after="20" w:before="0"/>
             </w:pPr>
-            <w:hyperlink w:history="1" r:id="rIdpwyzrtcsgngatw8_5rjuv">
+            <w:hyperlink w:history="1" r:id="rIdhjlh1j3ssylhw3iumgee2">
               <w:r>
                 <w:rPr>
                   <w:rFonts w:ascii="Arial" w:cs="Arial" w:eastAsia="Arial" w:hAnsi="Arial"/>
@@ -17203,7 +17203,7 @@
               <w:spacing w:after="10" w:before="0"/>
               <w:ind w:left="120"/>
             </w:pPr>
-            <w:hyperlink w:history="1" r:id="rId4j1qhy9x2h5kbk4dhimfa">
+            <w:hyperlink w:history="1" r:id="rIduj35xestg38reqwzt_b-6">
               <w:r>
                 <w:rPr>
                   <w:rFonts w:ascii="Arial" w:cs="Arial" w:eastAsia="Arial" w:hAnsi="Arial"/>
@@ -17398,7 +17398,7 @@
             <w:pPr>
               <w:spacing w:after="20" w:before="0"/>
             </w:pPr>
-            <w:hyperlink w:history="1" r:id="rIdn-3tx73nbwks4qyf8mkci">
+            <w:hyperlink w:history="1" r:id="rIdyclyifcwqnwepfbib6i4k">
               <w:r>
                 <w:rPr>
                   <w:rFonts w:ascii="Arial" w:cs="Arial" w:eastAsia="Arial" w:hAnsi="Arial"/>
@@ -17431,7 +17431,7 @@
               <w:spacing w:after="10" w:before="0"/>
               <w:ind w:left="120"/>
             </w:pPr>
-            <w:hyperlink w:history="1" r:id="rIdmoizphilgu_pi09brv9lx">
+            <w:hyperlink w:history="1" r:id="rIdbgvzqu4crlxlv2lerkbeg">
               <w:r>
                 <w:rPr>
                   <w:rFonts w:ascii="Arial" w:cs="Arial" w:eastAsia="Arial" w:hAnsi="Arial"/>
@@ -17476,7 +17476,7 @@
             <w:pPr>
               <w:spacing w:after="20" w:before="0"/>
             </w:pPr>
-            <w:hyperlink w:history="1" r:id="rId85vsuqj6ns39rwy96fe8b">
+            <w:hyperlink w:history="1" r:id="rIdtsfo3wnimzwyst8oawav4">
               <w:r>
                 <w:rPr>
                   <w:rFonts w:ascii="Arial" w:cs="Arial" w:eastAsia="Arial" w:hAnsi="Arial"/>
@@ -17509,7 +17509,7 @@
               <w:spacing w:after="10" w:before="0"/>
               <w:ind w:left="120"/>
             </w:pPr>
-            <w:hyperlink w:history="1" r:id="rIdvdqyc6x-gxbdhq1b1twsk">
+            <w:hyperlink w:history="1" r:id="rIdvew3ja_nabc5-9gfkl-k6">
               <w:r>
                 <w:rPr>
                   <w:rFonts w:ascii="Arial" w:cs="Arial" w:eastAsia="Arial" w:hAnsi="Arial"/>
@@ -19129,7 +19129,7 @@
             <w:pPr>
               <w:spacing w:after="20" w:before="0"/>
             </w:pPr>
-            <w:hyperlink w:history="1" r:id="rId61cto6t5lf7lpgmqsausm">
+            <w:hyperlink w:history="1" r:id="rId9uvrxcyhcl3cu-i6n9wyq">
               <w:r>
                 <w:rPr>
                   <w:rFonts w:ascii="Arial" w:cs="Arial" w:eastAsia="Arial" w:hAnsi="Arial"/>
@@ -19162,7 +19162,7 @@
               <w:spacing w:after="10" w:before="0"/>
               <w:ind w:left="120"/>
             </w:pPr>
-            <w:hyperlink w:history="1" r:id="rIdzmgzjsglzttxckcdsvgjz">
+            <w:hyperlink w:history="1" r:id="rIduyxanchyfis1kt1zhmkt9">
               <w:r>
                 <w:rPr>
                   <w:rFonts w:ascii="Arial" w:cs="Arial" w:eastAsia="Arial" w:hAnsi="Arial"/>
@@ -19207,7 +19207,7 @@
             <w:pPr>
               <w:spacing w:after="20" w:before="0"/>
             </w:pPr>
-            <w:hyperlink w:history="1" r:id="rIdzly53cc-ly2engmgggwjq">
+            <w:hyperlink w:history="1" r:id="rId9vp6exohqb0dkiopp5nes">
               <w:r>
                 <w:rPr>
                   <w:rFonts w:ascii="Arial" w:cs="Arial" w:eastAsia="Arial" w:hAnsi="Arial"/>
@@ -19240,7 +19240,7 @@
               <w:spacing w:after="10" w:before="0"/>
               <w:ind w:left="120"/>
             </w:pPr>
-            <w:hyperlink w:history="1" r:id="rIduxvibqu1opmbgjczzewll">
+            <w:hyperlink w:history="1" r:id="rId0gmqop-_jfe7l4leqf51h">
               <w:r>
                 <w:rPr>
                   <w:rFonts w:ascii="Arial" w:cs="Arial" w:eastAsia="Arial" w:hAnsi="Arial"/>
@@ -19511,7 +19511,7 @@
             <w:pPr>
               <w:spacing w:after="20" w:before="0"/>
             </w:pPr>
-            <w:hyperlink w:history="1" r:id="rId6onk33pfafxmnib8leynb">
+            <w:hyperlink w:history="1" r:id="rId2cqpmyulxlvh9j8fvcqcu">
               <w:r>
                 <w:rPr>
                   <w:rFonts w:ascii="Arial" w:cs="Arial" w:eastAsia="Arial" w:hAnsi="Arial"/>
@@ -19544,7 +19544,7 @@
               <w:spacing w:after="10" w:before="0"/>
               <w:ind w:left="120"/>
             </w:pPr>
-            <w:hyperlink w:history="1" r:id="rIdc8-0kmn-gmpc9hdh4pns6">
+            <w:hyperlink w:history="1" r:id="rIdbss7dw4iunvwyqrq_rpt_">
               <w:r>
                 <w:rPr>
                   <w:rFonts w:ascii="Arial" w:cs="Arial" w:eastAsia="Arial" w:hAnsi="Arial"/>
@@ -19589,7 +19589,7 @@
             <w:pPr>
               <w:spacing w:after="20" w:before="0"/>
             </w:pPr>
-            <w:hyperlink w:history="1" r:id="rIdr4bwycood_-bnzlkkkn2t">
+            <w:hyperlink w:history="1" r:id="rIdvchmlqvv9nlv-bkkzmfpp">
               <w:r>
                 <w:rPr>
                   <w:rFonts w:ascii="Arial" w:cs="Arial" w:eastAsia="Arial" w:hAnsi="Arial"/>
@@ -19622,7 +19622,7 @@
               <w:spacing w:after="10" w:before="0"/>
               <w:ind w:left="120"/>
             </w:pPr>
-            <w:hyperlink w:history="1" r:id="rIdesefv21ww8fzes49bm5th">
+            <w:hyperlink w:history="1" r:id="rIda5a6tqfnsnkmjwri1gv6a">
               <w:r>
                 <w:rPr>
                   <w:rFonts w:ascii="Arial" w:cs="Arial" w:eastAsia="Arial" w:hAnsi="Arial"/>
@@ -20140,7 +20140,7 @@
             <w:pPr>
               <w:spacing w:after="20" w:before="0"/>
             </w:pPr>
-            <w:hyperlink w:history="1" r:id="rId2klfpvekqdsopgbjit4rb">
+            <w:hyperlink w:history="1" r:id="rIdzskodnblqjp3oi5nlfbuk">
               <w:r>
                 <w:rPr>
                   <w:rFonts w:ascii="Arial" w:cs="Arial" w:eastAsia="Arial" w:hAnsi="Arial"/>
@@ -20173,7 +20173,7 @@
               <w:spacing w:after="10" w:before="0"/>
               <w:ind w:left="120"/>
             </w:pPr>
-            <w:hyperlink w:history="1" r:id="rIdp3whvmxvvhfan9sgfpd3g">
+            <w:hyperlink w:history="1" r:id="rIdtzg5qlmszdlhqn4y7ipew">
               <w:r>
                 <w:rPr>
                   <w:rFonts w:ascii="Arial" w:cs="Arial" w:eastAsia="Arial" w:hAnsi="Arial"/>
@@ -20218,7 +20218,7 @@
             <w:pPr>
               <w:spacing w:after="20" w:before="0"/>
             </w:pPr>
-            <w:hyperlink w:history="1" r:id="rIdnzri7trbvr3bzqd4rrmud">
+            <w:hyperlink w:history="1" r:id="rIdccwxgmvvcrnnvtmymlm0j">
               <w:r>
                 <w:rPr>
                   <w:rFonts w:ascii="Arial" w:cs="Arial" w:eastAsia="Arial" w:hAnsi="Arial"/>
@@ -20251,7 +20251,7 @@
               <w:spacing w:after="10" w:before="0"/>
               <w:ind w:left="120"/>
             </w:pPr>
-            <w:hyperlink w:history="1" r:id="rIdfn3lrqcffj7beg31vk67k">
+            <w:hyperlink w:history="1" r:id="rIdzyclpkxrum1_x3wknoml2">
               <w:r>
                 <w:rPr>
                   <w:rFonts w:ascii="Arial" w:cs="Arial" w:eastAsia="Arial" w:hAnsi="Arial"/>
@@ -20788,7 +20788,7 @@
             <w:pPr>
               <w:spacing w:after="20" w:before="0"/>
             </w:pPr>
-            <w:hyperlink w:history="1" r:id="rIdrr-vl_xkle2ldwoguiywv">
+            <w:hyperlink w:history="1" r:id="rIdopagppm2gbhcjcwajqks9">
               <w:r>
                 <w:rPr>
                   <w:rFonts w:ascii="Arial" w:cs="Arial" w:eastAsia="Arial" w:hAnsi="Arial"/>
@@ -20821,7 +20821,7 @@
               <w:spacing w:after="10" w:before="0"/>
               <w:ind w:left="120"/>
             </w:pPr>
-            <w:hyperlink w:history="1" r:id="rId-8asnogw6wddrwd3_pnpw">
+            <w:hyperlink w:history="1" r:id="rIdp-8kqozs63mtlao_7phh9">
               <w:r>
                 <w:rPr>
                   <w:rFonts w:ascii="Arial" w:cs="Arial" w:eastAsia="Arial" w:hAnsi="Arial"/>
@@ -20866,7 +20866,7 @@
             <w:pPr>
               <w:spacing w:after="20" w:before="0"/>
             </w:pPr>
-            <w:hyperlink w:history="1" r:id="rIdnml8gcnkmtbxt1qfvmdm5">
+            <w:hyperlink w:history="1" r:id="rIdtkuqqd0ilbwg8k8lsytdd">
               <w:r>
                 <w:rPr>
                   <w:rFonts w:ascii="Arial" w:cs="Arial" w:eastAsia="Arial" w:hAnsi="Arial"/>
@@ -20899,7 +20899,7 @@
               <w:spacing w:after="10" w:before="0"/>
               <w:ind w:left="120"/>
             </w:pPr>
-            <w:hyperlink w:history="1" r:id="rIdgrw7yvqsnzpxdluympmsh">
+            <w:hyperlink w:history="1" r:id="rIdatiqrzpr_9ynrv1zxx-md">
               <w:r>
                 <w:rPr>
                   <w:rFonts w:ascii="Arial" w:cs="Arial" w:eastAsia="Arial" w:hAnsi="Arial"/>
@@ -21151,7 +21151,7 @@
             <w:pPr>
               <w:spacing w:after="20" w:before="0"/>
             </w:pPr>
-            <w:hyperlink w:history="1" r:id="rId0tbw7czajkey6dnlyur5k">
+            <w:hyperlink w:history="1" r:id="rIdnqid09yic9phy12pe0lha">
               <w:r>
                 <w:rPr>
                   <w:rFonts w:ascii="Arial" w:cs="Arial" w:eastAsia="Arial" w:hAnsi="Arial"/>
@@ -21184,7 +21184,7 @@
               <w:spacing w:after="10" w:before="0"/>
               <w:ind w:left="120"/>
             </w:pPr>
-            <w:hyperlink w:history="1" r:id="rIdtd9rb387mju_yaocuurzm">
+            <w:hyperlink w:history="1" r:id="rIdujeduwk6og1sz3kr5jsax">
               <w:r>
                 <w:rPr>
                   <w:rFonts w:ascii="Arial" w:cs="Arial" w:eastAsia="Arial" w:hAnsi="Arial"/>
@@ -21229,7 +21229,7 @@
             <w:pPr>
               <w:spacing w:after="20" w:before="0"/>
             </w:pPr>
-            <w:hyperlink w:history="1" r:id="rId7bytzdtb99ghrhlt0kxbx">
+            <w:hyperlink w:history="1" r:id="rIdxq_q0kemqdoh0uohfkppt">
               <w:r>
                 <w:rPr>
                   <w:rFonts w:ascii="Arial" w:cs="Arial" w:eastAsia="Arial" w:hAnsi="Arial"/>
@@ -21262,7 +21262,7 @@
               <w:spacing w:after="10" w:before="0"/>
               <w:ind w:left="120"/>
             </w:pPr>
-            <w:hyperlink w:history="1" r:id="rId8vd52tf4ljq0fngtp_kfh">
+            <w:hyperlink w:history="1" r:id="rId-i9sp9gjicxb7njmu0yak">
               <w:r>
                 <w:rPr>
                   <w:rFonts w:ascii="Arial" w:cs="Arial" w:eastAsia="Arial" w:hAnsi="Arial"/>
@@ -22863,7 +22863,7 @@
             <w:pPr>
               <w:spacing w:after="20" w:before="0"/>
             </w:pPr>
-            <w:hyperlink w:history="1" r:id="rIdzn0accyelbmugjz5l8tei">
+            <w:hyperlink w:history="1" r:id="rId3n4x1h-ur1nnce8_xmldr">
               <w:r>
                 <w:rPr>
                   <w:rFonts w:ascii="Arial" w:cs="Arial" w:eastAsia="Arial" w:hAnsi="Arial"/>
@@ -22896,7 +22896,7 @@
               <w:spacing w:after="10" w:before="0"/>
               <w:ind w:left="120"/>
             </w:pPr>
-            <w:hyperlink w:history="1" r:id="rId5qnbutrwjej6poji70bw8">
+            <w:hyperlink w:history="1" r:id="rIddzzcwudjmjlekqfa3gcp1">
               <w:r>
                 <w:rPr>
                   <w:rFonts w:ascii="Arial" w:cs="Arial" w:eastAsia="Arial" w:hAnsi="Arial"/>
@@ -22941,7 +22941,7 @@
             <w:pPr>
               <w:spacing w:after="20" w:before="0"/>
             </w:pPr>
-            <w:hyperlink w:history="1" r:id="rIdz29ijf-dqkgvvhheug9hx">
+            <w:hyperlink w:history="1" r:id="rIdrrizidxkyxbce8sotxdx7">
               <w:r>
                 <w:rPr>
                   <w:rFonts w:ascii="Arial" w:cs="Arial" w:eastAsia="Arial" w:hAnsi="Arial"/>
@@ -22974,7 +22974,7 @@
               <w:spacing w:after="10" w:before="0"/>
               <w:ind w:left="120"/>
             </w:pPr>
-            <w:hyperlink w:history="1" r:id="rIdgaidigjihmzcsnsem9c09">
+            <w:hyperlink w:history="1" r:id="rId-po6loukx13j4avk_tmve">
               <w:r>
                 <w:rPr>
                   <w:rFonts w:ascii="Arial" w:cs="Arial" w:eastAsia="Arial" w:hAnsi="Arial"/>
@@ -23169,7 +23169,7 @@
             <w:pPr>
               <w:spacing w:after="20" w:before="0"/>
             </w:pPr>
-            <w:hyperlink w:history="1" r:id="rIdvdmfsx4m0_atrbcfch13k">
+            <w:hyperlink w:history="1" r:id="rIdpo1nywh-f6ocuv33t_c5s">
               <w:r>
                 <w:rPr>
                   <w:rFonts w:ascii="Arial" w:cs="Arial" w:eastAsia="Arial" w:hAnsi="Arial"/>
@@ -23202,7 +23202,7 @@
               <w:spacing w:after="10" w:before="0"/>
               <w:ind w:left="120"/>
             </w:pPr>
-            <w:hyperlink w:history="1" r:id="rIdbxycx7bgc9tpzuhd1bwsd">
+            <w:hyperlink w:history="1" r:id="rId2wky28c3sjo1uxccphrgq">
               <w:r>
                 <w:rPr>
                   <w:rFonts w:ascii="Arial" w:cs="Arial" w:eastAsia="Arial" w:hAnsi="Arial"/>
@@ -23247,7 +23247,7 @@
             <w:pPr>
               <w:spacing w:after="20" w:before="0"/>
             </w:pPr>
-            <w:hyperlink w:history="1" r:id="rIdcz8l0ixmc968abrveo6te">
+            <w:hyperlink w:history="1" r:id="rIdvtgxydofbbek73wnbfkbl">
               <w:r>
                 <w:rPr>
                   <w:rFonts w:ascii="Arial" w:cs="Arial" w:eastAsia="Arial" w:hAnsi="Arial"/>
@@ -23280,7 +23280,7 @@
               <w:spacing w:after="10" w:before="0"/>
               <w:ind w:left="120"/>
             </w:pPr>
-            <w:hyperlink w:history="1" r:id="rIdzu8lxucr0z1tque8teyhe">
+            <w:hyperlink w:history="1" r:id="rIdecf6hy5h7dglpkvs4-h4z">
               <w:r>
                 <w:rPr>
                   <w:rFonts w:ascii="Arial" w:cs="Arial" w:eastAsia="Arial" w:hAnsi="Arial"/>
@@ -23475,7 +23475,7 @@
             <w:pPr>
               <w:spacing w:after="20" w:before="0"/>
             </w:pPr>
-            <w:hyperlink w:history="1" r:id="rIdmezapt61y8ajnsu2jgaxj">
+            <w:hyperlink w:history="1" r:id="rId39pjavgn3wbfbafrwcgol">
               <w:r>
                 <w:rPr>
                   <w:rFonts w:ascii="Arial" w:cs="Arial" w:eastAsia="Arial" w:hAnsi="Arial"/>
@@ -23508,7 +23508,7 @@
               <w:spacing w:after="10" w:before="0"/>
               <w:ind w:left="120"/>
             </w:pPr>
-            <w:hyperlink w:history="1" r:id="rId0ar0vzzqleoerti6vubzy">
+            <w:hyperlink w:history="1" r:id="rIdb2sw2ozwaosaqgziva-fk">
               <w:r>
                 <w:rPr>
                   <w:rFonts w:ascii="Arial" w:cs="Arial" w:eastAsia="Arial" w:hAnsi="Arial"/>
@@ -23553,7 +23553,7 @@
             <w:pPr>
               <w:spacing w:after="20" w:before="0"/>
             </w:pPr>
-            <w:hyperlink w:history="1" r:id="rIdvth3oqqlsmplup2qkktdr">
+            <w:hyperlink w:history="1" r:id="rIdtxnreyju5dbuqd_ske4vj">
               <w:r>
                 <w:rPr>
                   <w:rFonts w:ascii="Arial" w:cs="Arial" w:eastAsia="Arial" w:hAnsi="Arial"/>
@@ -23586,7 +23586,7 @@
               <w:spacing w:after="10" w:before="0"/>
               <w:ind w:left="120"/>
             </w:pPr>
-            <w:hyperlink w:history="1" r:id="rIdc2tzfj7r4ikpjswxow_2f">
+            <w:hyperlink w:history="1" r:id="rIda19e6fdon2rmyre66fwqh">
               <w:r>
                 <w:rPr>
                   <w:rFonts w:ascii="Arial" w:cs="Arial" w:eastAsia="Arial" w:hAnsi="Arial"/>
@@ -23781,7 +23781,7 @@
             <w:pPr>
               <w:spacing w:after="20" w:before="0"/>
             </w:pPr>
-            <w:hyperlink w:history="1" r:id="rIdams5jawx5-x5biv6owaql">
+            <w:hyperlink w:history="1" r:id="rIdeuzxkaxa9wx7rkgovdtq9">
               <w:r>
                 <w:rPr>
                   <w:rFonts w:ascii="Arial" w:cs="Arial" w:eastAsia="Arial" w:hAnsi="Arial"/>
@@ -23814,7 +23814,7 @@
               <w:spacing w:after="10" w:before="0"/>
               <w:ind w:left="120"/>
             </w:pPr>
-            <w:hyperlink w:history="1" r:id="rIdrk0tdzffjl3hwpgfcnq4h">
+            <w:hyperlink w:history="1" r:id="rIdg03qmgzcw_w5dytuxxwzz">
               <w:r>
                 <w:rPr>
                   <w:rFonts w:ascii="Arial" w:cs="Arial" w:eastAsia="Arial" w:hAnsi="Arial"/>
@@ -23859,7 +23859,7 @@
             <w:pPr>
               <w:spacing w:after="20" w:before="0"/>
             </w:pPr>
-            <w:hyperlink w:history="1" r:id="rIdwq9iwgakafz7dfb7hl8h7">
+            <w:hyperlink w:history="1" r:id="rIdx1d1oxodcncaigqpch2-h">
               <w:r>
                 <w:rPr>
                   <w:rFonts w:ascii="Arial" w:cs="Arial" w:eastAsia="Arial" w:hAnsi="Arial"/>
@@ -23892,7 +23892,7 @@
               <w:spacing w:after="10" w:before="0"/>
               <w:ind w:left="120"/>
             </w:pPr>
-            <w:hyperlink w:history="1" r:id="rIdbku7e8qjakbntokhy_wht">
+            <w:hyperlink w:history="1" r:id="rIdrufvhpta-fnij5-ryakvf">
               <w:r>
                 <w:rPr>
                   <w:rFonts w:ascii="Arial" w:cs="Arial" w:eastAsia="Arial" w:hAnsi="Arial"/>
@@ -24087,7 +24087,7 @@
             <w:pPr>
               <w:spacing w:after="20" w:before="0"/>
             </w:pPr>
-            <w:hyperlink w:history="1" r:id="rIdwzjnrq7rrca1m4wzx2osw">
+            <w:hyperlink w:history="1" r:id="rIdjuyvq7lqm_0dsnkhsrkxj">
               <w:r>
                 <w:rPr>
                   <w:rFonts w:ascii="Arial" w:cs="Arial" w:eastAsia="Arial" w:hAnsi="Arial"/>
@@ -24120,7 +24120,7 @@
               <w:spacing w:after="10" w:before="0"/>
               <w:ind w:left="120"/>
             </w:pPr>
-            <w:hyperlink w:history="1" r:id="rId3kbvkpn1xweotcbfvugba">
+            <w:hyperlink w:history="1" r:id="rIdhwed0nc7ouxhhl19aenks">
               <w:r>
                 <w:rPr>
                   <w:rFonts w:ascii="Arial" w:cs="Arial" w:eastAsia="Arial" w:hAnsi="Arial"/>
@@ -24165,7 +24165,7 @@
             <w:pPr>
               <w:spacing w:after="20" w:before="0"/>
             </w:pPr>
-            <w:hyperlink w:history="1" r:id="rIdrl_ldwppp_o657hhcgsky">
+            <w:hyperlink w:history="1" r:id="rIdmiecfj6rwygbg553dzgmb">
               <w:r>
                 <w:rPr>
                   <w:rFonts w:ascii="Arial" w:cs="Arial" w:eastAsia="Arial" w:hAnsi="Arial"/>
@@ -24198,7 +24198,7 @@
               <w:spacing w:after="10" w:before="0"/>
               <w:ind w:left="120"/>
             </w:pPr>
-            <w:hyperlink w:history="1" r:id="rId6birzegcj7fndk6e_vykl">
+            <w:hyperlink w:history="1" r:id="rId7fxuoyiewjjsw6mz_mo5-">
               <w:r>
                 <w:rPr>
                   <w:rFonts w:ascii="Arial" w:cs="Arial" w:eastAsia="Arial" w:hAnsi="Arial"/>

--- a/data/outputs/v2/Physics/SS3.1_Radioactivity_and_Stability_of_Isotopes/Physics_Radioactivity_and_Stability_of_Isotopes_CBE_LessonSequence.docx
+++ b/data/outputs/v2/Physics/SS3.1_Radioactivity_and_Stability_of_Isotopes/Physics_Radioactivity_and_Stability_of_Isotopes_CBE_LessonSequence.docx
@@ -3537,7 +3537,7 @@
             <w:pPr>
               <w:spacing w:after="20" w:before="0"/>
             </w:pPr>
-            <w:hyperlink w:history="1" r:id="rIdtjvvisc88wpa21v5wgo4k">
+            <w:hyperlink w:history="1" r:id="rIdbukpoo3vbxxxyzxta96-c">
               <w:r>
                 <w:rPr>
                   <w:rFonts w:ascii="Arial" w:cs="Arial" w:eastAsia="Arial" w:hAnsi="Arial"/>
@@ -3570,7 +3570,7 @@
               <w:spacing w:after="10" w:before="0"/>
               <w:ind w:left="120"/>
             </w:pPr>
-            <w:hyperlink w:history="1" r:id="rIdhyuwmrvlmm8knupacgxk9">
+            <w:hyperlink w:history="1" r:id="rIdkaqjsy-eudpntyd3ciato">
               <w:r>
                 <w:rPr>
                   <w:rFonts w:ascii="Arial" w:cs="Arial" w:eastAsia="Arial" w:hAnsi="Arial"/>
@@ -3615,7 +3615,7 @@
             <w:pPr>
               <w:spacing w:after="20" w:before="0"/>
             </w:pPr>
-            <w:hyperlink w:history="1" r:id="rIda4dzgp_irpi5fl_0shabz">
+            <w:hyperlink w:history="1" r:id="rIdkz-2wfdeqkwj7csszaeli">
               <w:r>
                 <w:rPr>
                   <w:rFonts w:ascii="Arial" w:cs="Arial" w:eastAsia="Arial" w:hAnsi="Arial"/>
@@ -3648,7 +3648,7 @@
               <w:spacing w:after="10" w:before="0"/>
               <w:ind w:left="120"/>
             </w:pPr>
-            <w:hyperlink w:history="1" r:id="rId0shrsbxaar9ewi8tq8jwr">
+            <w:hyperlink w:history="1" r:id="rIdztiinxrcyvigxpvzcnfwj">
               <w:r>
                 <w:rPr>
                   <w:rFonts w:ascii="Arial" w:cs="Arial" w:eastAsia="Arial" w:hAnsi="Arial"/>
@@ -3843,7 +3843,7 @@
             <w:pPr>
               <w:spacing w:after="20" w:before="0"/>
             </w:pPr>
-            <w:hyperlink w:history="1" r:id="rId_av2uxkgxkajgzaxvdq-0">
+            <w:hyperlink w:history="1" r:id="rId3fqva-pv_offwha2htntw">
               <w:r>
                 <w:rPr>
                   <w:rFonts w:ascii="Arial" w:cs="Arial" w:eastAsia="Arial" w:hAnsi="Arial"/>
@@ -3876,7 +3876,7 @@
               <w:spacing w:after="10" w:before="0"/>
               <w:ind w:left="120"/>
             </w:pPr>
-            <w:hyperlink w:history="1" r:id="rIdhsbbdjlei7uuaax_agyt4">
+            <w:hyperlink w:history="1" r:id="rIdo9whdt5lay2nno9chnsjf">
               <w:r>
                 <w:rPr>
                   <w:rFonts w:ascii="Arial" w:cs="Arial" w:eastAsia="Arial" w:hAnsi="Arial"/>
@@ -3921,7 +3921,7 @@
             <w:pPr>
               <w:spacing w:after="20" w:before="0"/>
             </w:pPr>
-            <w:hyperlink w:history="1" r:id="rIdkzm9cni8gdt9vkailxh5o">
+            <w:hyperlink w:history="1" r:id="rIdf_x7j44tj22r_effeh1z3">
               <w:r>
                 <w:rPr>
                   <w:rFonts w:ascii="Arial" w:cs="Arial" w:eastAsia="Arial" w:hAnsi="Arial"/>
@@ -3954,7 +3954,7 @@
               <w:spacing w:after="10" w:before="0"/>
               <w:ind w:left="120"/>
             </w:pPr>
-            <w:hyperlink w:history="1" r:id="rIdqduhxnoovzr4xca-7ppft">
+            <w:hyperlink w:history="1" r:id="rIdmk-ews0vpw8csedxqqdny">
               <w:r>
                 <w:rPr>
                   <w:rFonts w:ascii="Arial" w:cs="Arial" w:eastAsia="Arial" w:hAnsi="Arial"/>
@@ -4149,7 +4149,7 @@
             <w:pPr>
               <w:spacing w:after="20" w:before="0"/>
             </w:pPr>
-            <w:hyperlink w:history="1" r:id="rId8lqeajnbese62rwans_b6">
+            <w:hyperlink w:history="1" r:id="rId_72vjsgy5kcf7tvcnr22i">
               <w:r>
                 <w:rPr>
                   <w:rFonts w:ascii="Arial" w:cs="Arial" w:eastAsia="Arial" w:hAnsi="Arial"/>
@@ -4182,7 +4182,7 @@
               <w:spacing w:after="10" w:before="0"/>
               <w:ind w:left="120"/>
             </w:pPr>
-            <w:hyperlink w:history="1" r:id="rIdmdj_ugttuh5ltumbzxr6l">
+            <w:hyperlink w:history="1" r:id="rIdhwufru6uvcwnmnb-zky9t">
               <w:r>
                 <w:rPr>
                   <w:rFonts w:ascii="Arial" w:cs="Arial" w:eastAsia="Arial" w:hAnsi="Arial"/>
@@ -4227,7 +4227,7 @@
             <w:pPr>
               <w:spacing w:after="20" w:before="0"/>
             </w:pPr>
-            <w:hyperlink w:history="1" r:id="rId3lv7gone5h4kvy99wx7s0">
+            <w:hyperlink w:history="1" r:id="rIdqpmhaqootexudzap8giug">
               <w:r>
                 <w:rPr>
                   <w:rFonts w:ascii="Arial" w:cs="Arial" w:eastAsia="Arial" w:hAnsi="Arial"/>
@@ -4260,7 +4260,7 @@
               <w:spacing w:after="10" w:before="0"/>
               <w:ind w:left="120"/>
             </w:pPr>
-            <w:hyperlink w:history="1" r:id="rIdfii6rzz8jbt6bqc4s1hgy">
+            <w:hyperlink w:history="1" r:id="rIdab0a6ziavlqoxv2ro5kvc">
               <w:r>
                 <w:rPr>
                   <w:rFonts w:ascii="Arial" w:cs="Arial" w:eastAsia="Arial" w:hAnsi="Arial"/>
@@ -4455,7 +4455,7 @@
             <w:pPr>
               <w:spacing w:after="20" w:before="0"/>
             </w:pPr>
-            <w:hyperlink w:history="1" r:id="rId-djgvjkjw0zled2f0dec3">
+            <w:hyperlink w:history="1" r:id="rIditi-gnew80fqo8ctk7udw">
               <w:r>
                 <w:rPr>
                   <w:rFonts w:ascii="Arial" w:cs="Arial" w:eastAsia="Arial" w:hAnsi="Arial"/>
@@ -4488,7 +4488,7 @@
               <w:spacing w:after="10" w:before="0"/>
               <w:ind w:left="120"/>
             </w:pPr>
-            <w:hyperlink w:history="1" r:id="rIdihm1durkyvhrc-x7dat1p">
+            <w:hyperlink w:history="1" r:id="rIdshva2sarl_orzsegkzfj0">
               <w:r>
                 <w:rPr>
                   <w:rFonts w:ascii="Arial" w:cs="Arial" w:eastAsia="Arial" w:hAnsi="Arial"/>
@@ -4533,7 +4533,7 @@
             <w:pPr>
               <w:spacing w:after="20" w:before="0"/>
             </w:pPr>
-            <w:hyperlink w:history="1" r:id="rId8n9x43ljx71kfbb2m0v2s">
+            <w:hyperlink w:history="1" r:id="rIdexeguaeh-xmtaoeb5h6fr">
               <w:r>
                 <w:rPr>
                   <w:rFonts w:ascii="Arial" w:cs="Arial" w:eastAsia="Arial" w:hAnsi="Arial"/>
@@ -4566,7 +4566,7 @@
               <w:spacing w:after="10" w:before="0"/>
               <w:ind w:left="120"/>
             </w:pPr>
-            <w:hyperlink w:history="1" r:id="rIdwc_vjipmqmh44dosxh-qw">
+            <w:hyperlink w:history="1" r:id="rIdyqvdczw1eg5f5gsgriys2">
               <w:r>
                 <w:rPr>
                   <w:rFonts w:ascii="Arial" w:cs="Arial" w:eastAsia="Arial" w:hAnsi="Arial"/>
@@ -4761,7 +4761,7 @@
             <w:pPr>
               <w:spacing w:after="20" w:before="0"/>
             </w:pPr>
-            <w:hyperlink w:history="1" r:id="rIduyu9govb9mrhcxrt9mex5">
+            <w:hyperlink w:history="1" r:id="rIdjrimg2fxooxvkd9oaeuu9">
               <w:r>
                 <w:rPr>
                   <w:rFonts w:ascii="Arial" w:cs="Arial" w:eastAsia="Arial" w:hAnsi="Arial"/>
@@ -4794,7 +4794,7 @@
               <w:spacing w:after="10" w:before="0"/>
               <w:ind w:left="120"/>
             </w:pPr>
-            <w:hyperlink w:history="1" r:id="rIdyrojg3mzxc_fegyycousy">
+            <w:hyperlink w:history="1" r:id="rId5h8kj6k3ha4vr8xevm_um">
               <w:r>
                 <w:rPr>
                   <w:rFonts w:ascii="Arial" w:cs="Arial" w:eastAsia="Arial" w:hAnsi="Arial"/>
@@ -4839,7 +4839,7 @@
             <w:pPr>
               <w:spacing w:after="20" w:before="0"/>
             </w:pPr>
-            <w:hyperlink w:history="1" r:id="rIdwwcsc-n_dfxmxooh_ry4l">
+            <w:hyperlink w:history="1" r:id="rIdyfdo8a7accm4trkcrrfef">
               <w:r>
                 <w:rPr>
                   <w:rFonts w:ascii="Arial" w:cs="Arial" w:eastAsia="Arial" w:hAnsi="Arial"/>
@@ -4872,7 +4872,7 @@
               <w:spacing w:after="10" w:before="0"/>
               <w:ind w:left="120"/>
             </w:pPr>
-            <w:hyperlink w:history="1" r:id="rId6-1tpnh5h3pbwarjp_6ws">
+            <w:hyperlink w:history="1" r:id="rIdbeqkoz6nsjjqbpwujivwh">
               <w:r>
                 <w:rPr>
                   <w:rFonts w:ascii="Arial" w:cs="Arial" w:eastAsia="Arial" w:hAnsi="Arial"/>
@@ -6473,7 +6473,7 @@
             <w:pPr>
               <w:spacing w:after="20" w:before="0"/>
             </w:pPr>
-            <w:hyperlink w:history="1" r:id="rIdxnbs97kf7pvwcceqxjtfn">
+            <w:hyperlink w:history="1" r:id="rId5lehgyvis2y0_obkfdtnb">
               <w:r>
                 <w:rPr>
                   <w:rFonts w:ascii="Arial" w:cs="Arial" w:eastAsia="Arial" w:hAnsi="Arial"/>
@@ -6506,7 +6506,7 @@
               <w:spacing w:after="10" w:before="0"/>
               <w:ind w:left="120"/>
             </w:pPr>
-            <w:hyperlink w:history="1" r:id="rId5fv0rwyvo5u6y1pc7u-za">
+            <w:hyperlink w:history="1" r:id="rId7cvkp-ypaghkkcntzpvkw">
               <w:r>
                 <w:rPr>
                   <w:rFonts w:ascii="Arial" w:cs="Arial" w:eastAsia="Arial" w:hAnsi="Arial"/>
@@ -6551,7 +6551,7 @@
             <w:pPr>
               <w:spacing w:after="20" w:before="0"/>
             </w:pPr>
-            <w:hyperlink w:history="1" r:id="rIddcvpisjcaxqjcw8mepr0l">
+            <w:hyperlink w:history="1" r:id="rIdl4wuwc8oxwszgaobi-8un">
               <w:r>
                 <w:rPr>
                   <w:rFonts w:ascii="Arial" w:cs="Arial" w:eastAsia="Arial" w:hAnsi="Arial"/>
@@ -6584,7 +6584,7 @@
               <w:spacing w:after="10" w:before="0"/>
               <w:ind w:left="120"/>
             </w:pPr>
-            <w:hyperlink w:history="1" r:id="rIdenfgii5emw-6fhrocchdx">
+            <w:hyperlink w:history="1" r:id="rIdv-e1_v1joypqlocdzyxmd">
               <w:r>
                 <w:rPr>
                   <w:rFonts w:ascii="Arial" w:cs="Arial" w:eastAsia="Arial" w:hAnsi="Arial"/>
@@ -6779,7 +6779,7 @@
             <w:pPr>
               <w:spacing w:after="20" w:before="0"/>
             </w:pPr>
-            <w:hyperlink w:history="1" r:id="rIdzpvo6ehxiinfjmgvblkes">
+            <w:hyperlink w:history="1" r:id="rId7vwq_sxbm4mwyur6u-qrr">
               <w:r>
                 <w:rPr>
                   <w:rFonts w:ascii="Arial" w:cs="Arial" w:eastAsia="Arial" w:hAnsi="Arial"/>
@@ -6812,7 +6812,7 @@
               <w:spacing w:after="10" w:before="0"/>
               <w:ind w:left="120"/>
             </w:pPr>
-            <w:hyperlink w:history="1" r:id="rIdl1-q2agdnz4i-p7szglwh">
+            <w:hyperlink w:history="1" r:id="rIdlfolkwsv4s_oe9p6xmxu2">
               <w:r>
                 <w:rPr>
                   <w:rFonts w:ascii="Arial" w:cs="Arial" w:eastAsia="Arial" w:hAnsi="Arial"/>
@@ -6857,7 +6857,7 @@
             <w:pPr>
               <w:spacing w:after="20" w:before="0"/>
             </w:pPr>
-            <w:hyperlink w:history="1" r:id="rIdgy7keuymzwlht08a9x_zz">
+            <w:hyperlink w:history="1" r:id="rIds2idw76hqbou7bmk5iwoi">
               <w:r>
                 <w:rPr>
                   <w:rFonts w:ascii="Arial" w:cs="Arial" w:eastAsia="Arial" w:hAnsi="Arial"/>
@@ -6890,7 +6890,7 @@
               <w:spacing w:after="10" w:before="0"/>
               <w:ind w:left="120"/>
             </w:pPr>
-            <w:hyperlink w:history="1" r:id="rIdvi1zzvmtvzo4zfxknvbt7">
+            <w:hyperlink w:history="1" r:id="rIdpthmjycsvpasge8sgmlrm">
               <w:r>
                 <w:rPr>
                   <w:rFonts w:ascii="Arial" w:cs="Arial" w:eastAsia="Arial" w:hAnsi="Arial"/>
@@ -7085,7 +7085,7 @@
             <w:pPr>
               <w:spacing w:after="20" w:before="0"/>
             </w:pPr>
-            <w:hyperlink w:history="1" r:id="rIdtylkyupnjmaf8zajujmok">
+            <w:hyperlink w:history="1" r:id="rIddl-4bq_dsypv2ccabjb41">
               <w:r>
                 <w:rPr>
                   <w:rFonts w:ascii="Arial" w:cs="Arial" w:eastAsia="Arial" w:hAnsi="Arial"/>
@@ -7118,7 +7118,7 @@
               <w:spacing w:after="10" w:before="0"/>
               <w:ind w:left="120"/>
             </w:pPr>
-            <w:hyperlink w:history="1" r:id="rIdmcq00ncvr8lnb85adxavz">
+            <w:hyperlink w:history="1" r:id="rIdfgag8yokaa9u76pvwycy1">
               <w:r>
                 <w:rPr>
                   <w:rFonts w:ascii="Arial" w:cs="Arial" w:eastAsia="Arial" w:hAnsi="Arial"/>
@@ -7163,7 +7163,7 @@
             <w:pPr>
               <w:spacing w:after="20" w:before="0"/>
             </w:pPr>
-            <w:hyperlink w:history="1" r:id="rIdggqyrmdchsxtgemllatjd">
+            <w:hyperlink w:history="1" r:id="rIdsn3ocugttdnpyvvqhbyg2">
               <w:r>
                 <w:rPr>
                   <w:rFonts w:ascii="Arial" w:cs="Arial" w:eastAsia="Arial" w:hAnsi="Arial"/>
@@ -7196,7 +7196,7 @@
               <w:spacing w:after="10" w:before="0"/>
               <w:ind w:left="120"/>
             </w:pPr>
-            <w:hyperlink w:history="1" r:id="rIdox-baelu6bs5biivuuxxu">
+            <w:hyperlink w:history="1" r:id="rId9up5cfp7nqgo1wbs0seef">
               <w:r>
                 <w:rPr>
                   <w:rFonts w:ascii="Arial" w:cs="Arial" w:eastAsia="Arial" w:hAnsi="Arial"/>
@@ -7391,7 +7391,7 @@
             <w:pPr>
               <w:spacing w:after="20" w:before="0"/>
             </w:pPr>
-            <w:hyperlink w:history="1" r:id="rIdhvhfkxopsfamse_gabpds">
+            <w:hyperlink w:history="1" r:id="rIdz1evtzjox29b8wudbqiqm">
               <w:r>
                 <w:rPr>
                   <w:rFonts w:ascii="Arial" w:cs="Arial" w:eastAsia="Arial" w:hAnsi="Arial"/>
@@ -7424,7 +7424,7 @@
               <w:spacing w:after="10" w:before="0"/>
               <w:ind w:left="120"/>
             </w:pPr>
-            <w:hyperlink w:history="1" r:id="rId0mpwketw8dfs8wviug_b4">
+            <w:hyperlink w:history="1" r:id="rIdxk8tun5h5c5jmm86uifhi">
               <w:r>
                 <w:rPr>
                   <w:rFonts w:ascii="Arial" w:cs="Arial" w:eastAsia="Arial" w:hAnsi="Arial"/>
@@ -7469,7 +7469,7 @@
             <w:pPr>
               <w:spacing w:after="20" w:before="0"/>
             </w:pPr>
-            <w:hyperlink w:history="1" r:id="rIdzu5_jdaeots3hxq6uvi1a">
+            <w:hyperlink w:history="1" r:id="rIdebz7etmcdshwu8y7mgaxw">
               <w:r>
                 <w:rPr>
                   <w:rFonts w:ascii="Arial" w:cs="Arial" w:eastAsia="Arial" w:hAnsi="Arial"/>
@@ -7502,7 +7502,7 @@
               <w:spacing w:after="10" w:before="0"/>
               <w:ind w:left="120"/>
             </w:pPr>
-            <w:hyperlink w:history="1" r:id="rIdd8rf5smjmk57l_jwdi9el">
+            <w:hyperlink w:history="1" r:id="rIdac_y7hqk41_ipre_tejvy">
               <w:r>
                 <w:rPr>
                   <w:rFonts w:ascii="Arial" w:cs="Arial" w:eastAsia="Arial" w:hAnsi="Arial"/>
@@ -7697,7 +7697,7 @@
             <w:pPr>
               <w:spacing w:after="20" w:before="0"/>
             </w:pPr>
-            <w:hyperlink w:history="1" r:id="rIdjxttfmyswfndzg7eder2t">
+            <w:hyperlink w:history="1" r:id="rIdoazzzfutzqj18kq7ihwj9">
               <w:r>
                 <w:rPr>
                   <w:rFonts w:ascii="Arial" w:cs="Arial" w:eastAsia="Arial" w:hAnsi="Arial"/>
@@ -7730,7 +7730,7 @@
               <w:spacing w:after="10" w:before="0"/>
               <w:ind w:left="120"/>
             </w:pPr>
-            <w:hyperlink w:history="1" r:id="rId7thphsbvqz5pab_7fkmru">
+            <w:hyperlink w:history="1" r:id="rId1qpltsnacestcrgvo7hpw">
               <w:r>
                 <w:rPr>
                   <w:rFonts w:ascii="Arial" w:cs="Arial" w:eastAsia="Arial" w:hAnsi="Arial"/>
@@ -7775,7 +7775,7 @@
             <w:pPr>
               <w:spacing w:after="20" w:before="0"/>
             </w:pPr>
-            <w:hyperlink w:history="1" r:id="rIdw6cenq8j-ch6qqmwkddna">
+            <w:hyperlink w:history="1" r:id="rId562mvfxfzbft1ibx_s7l9">
               <w:r>
                 <w:rPr>
                   <w:rFonts w:ascii="Arial" w:cs="Arial" w:eastAsia="Arial" w:hAnsi="Arial"/>
@@ -7808,7 +7808,7 @@
               <w:spacing w:after="10" w:before="0"/>
               <w:ind w:left="120"/>
             </w:pPr>
-            <w:hyperlink w:history="1" r:id="rIdrldy_du1jic_auxgwrien">
+            <w:hyperlink w:history="1" r:id="rIdbxyzdhmwyz7oclf-atspe">
               <w:r>
                 <w:rPr>
                   <w:rFonts w:ascii="Arial" w:cs="Arial" w:eastAsia="Arial" w:hAnsi="Arial"/>
@@ -9295,7 +9295,7 @@
             <w:pPr>
               <w:spacing w:after="20" w:before="0"/>
             </w:pPr>
-            <w:hyperlink w:history="1" r:id="rIdabvr9er0ggidxshq6r7ij">
+            <w:hyperlink w:history="1" r:id="rId-hwsi0kilpo0ayt7_pklk">
               <w:r>
                 <w:rPr>
                   <w:rFonts w:ascii="Arial" w:cs="Arial" w:eastAsia="Arial" w:hAnsi="Arial"/>
@@ -9328,7 +9328,7 @@
               <w:spacing w:after="10" w:before="0"/>
               <w:ind w:left="120"/>
             </w:pPr>
-            <w:hyperlink w:history="1" r:id="rIdphotvp6g_dhbs3t4jyfoi">
+            <w:hyperlink w:history="1" r:id="rIdu0uolxn4od5rwjdg4f9cw">
               <w:r>
                 <w:rPr>
                   <w:rFonts w:ascii="Arial" w:cs="Arial" w:eastAsia="Arial" w:hAnsi="Arial"/>
@@ -9373,7 +9373,7 @@
             <w:pPr>
               <w:spacing w:after="20" w:before="0"/>
             </w:pPr>
-            <w:hyperlink w:history="1" r:id="rId16-ntqlcswdtdpuvzhh5e">
+            <w:hyperlink w:history="1" r:id="rIdks-03fya7jiqwmuliy3wg">
               <w:r>
                 <w:rPr>
                   <w:rFonts w:ascii="Arial" w:cs="Arial" w:eastAsia="Arial" w:hAnsi="Arial"/>
@@ -9406,7 +9406,7 @@
               <w:spacing w:after="10" w:before="0"/>
               <w:ind w:left="120"/>
             </w:pPr>
-            <w:hyperlink w:history="1" r:id="rIdpdip4vqktzvmprgwny6zp">
+            <w:hyperlink w:history="1" r:id="rIdu9diqnlkpudg0jdhimedw">
               <w:r>
                 <w:rPr>
                   <w:rFonts w:ascii="Arial" w:cs="Arial" w:eastAsia="Arial" w:hAnsi="Arial"/>
@@ -9715,7 +9715,7 @@
             <w:pPr>
               <w:spacing w:after="20" w:before="0"/>
             </w:pPr>
-            <w:hyperlink w:history="1" r:id="rIdi0r8zz833m8zelvgemm-g">
+            <w:hyperlink w:history="1" r:id="rIdvjojquehwaoo7ipuy1tg_">
               <w:r>
                 <w:rPr>
                   <w:rFonts w:ascii="Arial" w:cs="Arial" w:eastAsia="Arial" w:hAnsi="Arial"/>
@@ -9748,7 +9748,7 @@
               <w:spacing w:after="10" w:before="0"/>
               <w:ind w:left="120"/>
             </w:pPr>
-            <w:hyperlink w:history="1" r:id="rIdjhwrf4tns01csewlni2bo">
+            <w:hyperlink w:history="1" r:id="rIdr_1oite8tjcbfkzjtkret">
               <w:r>
                 <w:rPr>
                   <w:rFonts w:ascii="Arial" w:cs="Arial" w:eastAsia="Arial" w:hAnsi="Arial"/>
@@ -9793,7 +9793,7 @@
             <w:pPr>
               <w:spacing w:after="20" w:before="0"/>
             </w:pPr>
-            <w:hyperlink w:history="1" r:id="rIdvcznnya6hpaf2hhykfviq">
+            <w:hyperlink w:history="1" r:id="rIdxkzwnwgx7tlp9cd4aop-_">
               <w:r>
                 <w:rPr>
                   <w:rFonts w:ascii="Arial" w:cs="Arial" w:eastAsia="Arial" w:hAnsi="Arial"/>
@@ -9826,7 +9826,7 @@
               <w:spacing w:after="10" w:before="0"/>
               <w:ind w:left="120"/>
             </w:pPr>
-            <w:hyperlink w:history="1" r:id="rIdfeljzmylmw-2cpad7inwc">
+            <w:hyperlink w:history="1" r:id="rIdgkbhpfdg94a-rtsi2hpvj">
               <w:r>
                 <w:rPr>
                   <w:rFonts w:ascii="Arial" w:cs="Arial" w:eastAsia="Arial" w:hAnsi="Arial"/>
@@ -10325,7 +10325,7 @@
             <w:pPr>
               <w:spacing w:after="20" w:before="0"/>
             </w:pPr>
-            <w:hyperlink w:history="1" r:id="rIdttqjpovrmtwkc0xxwy8li">
+            <w:hyperlink w:history="1" r:id="rIdos8oveplqa9-h-rdbsw8y">
               <w:r>
                 <w:rPr>
                   <w:rFonts w:ascii="Arial" w:cs="Arial" w:eastAsia="Arial" w:hAnsi="Arial"/>
@@ -10358,7 +10358,7 @@
               <w:spacing w:after="10" w:before="0"/>
               <w:ind w:left="120"/>
             </w:pPr>
-            <w:hyperlink w:history="1" r:id="rIdhss1-k0mxhevmpcf3dagy">
+            <w:hyperlink w:history="1" r:id="rId4kxdrqplpdnozuxk4c0qa">
               <w:r>
                 <w:rPr>
                   <w:rFonts w:ascii="Arial" w:cs="Arial" w:eastAsia="Arial" w:hAnsi="Arial"/>
@@ -10403,7 +10403,7 @@
             <w:pPr>
               <w:spacing w:after="20" w:before="0"/>
             </w:pPr>
-            <w:hyperlink w:history="1" r:id="rId6-nwz5qratamujsnqqh9k">
+            <w:hyperlink w:history="1" r:id="rIdmxk75yl3jry0xod_qdc-e">
               <w:r>
                 <w:rPr>
                   <w:rFonts w:ascii="Arial" w:cs="Arial" w:eastAsia="Arial" w:hAnsi="Arial"/>
@@ -10436,7 +10436,7 @@
               <w:spacing w:after="10" w:before="0"/>
               <w:ind w:left="120"/>
             </w:pPr>
-            <w:hyperlink w:history="1" r:id="rIdbdfgb3cybuhsk9mnyfifv">
+            <w:hyperlink w:history="1" r:id="rIduy0sq4_o-sgtin4lbwrk5">
               <w:r>
                 <w:rPr>
                   <w:rFonts w:ascii="Arial" w:cs="Arial" w:eastAsia="Arial" w:hAnsi="Arial"/>
@@ -10802,7 +10802,7 @@
             <w:pPr>
               <w:spacing w:after="20" w:before="0"/>
             </w:pPr>
-            <w:hyperlink w:history="1" r:id="rIdzrqvrrzs0truq1qiu1l9f">
+            <w:hyperlink w:history="1" r:id="rIdfpxfd6u3mt_4v7f6yfp6l">
               <w:r>
                 <w:rPr>
                   <w:rFonts w:ascii="Arial" w:cs="Arial" w:eastAsia="Arial" w:hAnsi="Arial"/>
@@ -10835,7 +10835,7 @@
               <w:spacing w:after="10" w:before="0"/>
               <w:ind w:left="120"/>
             </w:pPr>
-            <w:hyperlink w:history="1" r:id="rId_y-0ns6gt36dri22vkb6a">
+            <w:hyperlink w:history="1" r:id="rIdths8yr_g0cyuf9k_eslq2">
               <w:r>
                 <w:rPr>
                   <w:rFonts w:ascii="Arial" w:cs="Arial" w:eastAsia="Arial" w:hAnsi="Arial"/>
@@ -10880,7 +10880,7 @@
             <w:pPr>
               <w:spacing w:after="20" w:before="0"/>
             </w:pPr>
-            <w:hyperlink w:history="1" r:id="rIdmwoxew9on-mb6sw2hwubv">
+            <w:hyperlink w:history="1" r:id="rIdj2jgoybehyxmqndmuz0a6">
               <w:r>
                 <w:rPr>
                   <w:rFonts w:ascii="Arial" w:cs="Arial" w:eastAsia="Arial" w:hAnsi="Arial"/>
@@ -10913,7 +10913,7 @@
               <w:spacing w:after="10" w:before="0"/>
               <w:ind w:left="120"/>
             </w:pPr>
-            <w:hyperlink w:history="1" r:id="rIda-2zguv0tqpa4xmfxripa">
+            <w:hyperlink w:history="1" r:id="rIdu5znngauc9a3k83edhcda">
               <w:r>
                 <w:rPr>
                   <w:rFonts w:ascii="Arial" w:cs="Arial" w:eastAsia="Arial" w:hAnsi="Arial"/>
@@ -11279,7 +11279,7 @@
             <w:pPr>
               <w:spacing w:after="20" w:before="0"/>
             </w:pPr>
-            <w:hyperlink w:history="1" r:id="rId79cvoxqqwo4ilqx81e80h">
+            <w:hyperlink w:history="1" r:id="rIdbdntkcnuicgek9qlbjrqu">
               <w:r>
                 <w:rPr>
                   <w:rFonts w:ascii="Arial" w:cs="Arial" w:eastAsia="Arial" w:hAnsi="Arial"/>
@@ -11312,7 +11312,7 @@
               <w:spacing w:after="10" w:before="0"/>
               <w:ind w:left="120"/>
             </w:pPr>
-            <w:hyperlink w:history="1" r:id="rIdwekeku9qeypxuy38xs-lx">
+            <w:hyperlink w:history="1" r:id="rIdpymfiz5il8yd1y53cmzox">
               <w:r>
                 <w:rPr>
                   <w:rFonts w:ascii="Arial" w:cs="Arial" w:eastAsia="Arial" w:hAnsi="Arial"/>
@@ -11357,7 +11357,7 @@
             <w:pPr>
               <w:spacing w:after="20" w:before="0"/>
             </w:pPr>
-            <w:hyperlink w:history="1" r:id="rId1w2bmjuoyzeirjocrmhqj">
+            <w:hyperlink w:history="1" r:id="rIdfx0-b949cb2bg-yxvuikt">
               <w:r>
                 <w:rPr>
                   <w:rFonts w:ascii="Arial" w:cs="Arial" w:eastAsia="Arial" w:hAnsi="Arial"/>
@@ -11390,7 +11390,7 @@
               <w:spacing w:after="10" w:before="0"/>
               <w:ind w:left="120"/>
             </w:pPr>
-            <w:hyperlink w:history="1" r:id="rIdnqgu1dxomhkv4v4k_h_ph">
+            <w:hyperlink w:history="1" r:id="rIdeiyymdvqpc6gnkja013xd">
               <w:r>
                 <w:rPr>
                   <w:rFonts w:ascii="Arial" w:cs="Arial" w:eastAsia="Arial" w:hAnsi="Arial"/>
@@ -13352,7 +13352,7 @@
             <w:pPr>
               <w:spacing w:after="20" w:before="0"/>
             </w:pPr>
-            <w:hyperlink w:history="1" r:id="rIdskuwedwhtuth3vqel2uvc">
+            <w:hyperlink w:history="1" r:id="rIdruztsd00etrm2j1gwosli">
               <w:r>
                 <w:rPr>
                   <w:rFonts w:ascii="Arial" w:cs="Arial" w:eastAsia="Arial" w:hAnsi="Arial"/>
@@ -13385,7 +13385,7 @@
               <w:spacing w:after="10" w:before="0"/>
               <w:ind w:left="120"/>
             </w:pPr>
-            <w:hyperlink w:history="1" r:id="rIdyvx5h-xrtoljt_q65r-ig">
+            <w:hyperlink w:history="1" r:id="rIdsl464tmhf2-xfacsrfivi">
               <w:r>
                 <w:rPr>
                   <w:rFonts w:ascii="Arial" w:cs="Arial" w:eastAsia="Arial" w:hAnsi="Arial"/>
@@ -13430,7 +13430,7 @@
             <w:pPr>
               <w:spacing w:after="20" w:before="0"/>
             </w:pPr>
-            <w:hyperlink w:history="1" r:id="rIdy_9ac8aq_wlirbc5u690n">
+            <w:hyperlink w:history="1" r:id="rIdsaf3vfgnugkoungecxcux">
               <w:r>
                 <w:rPr>
                   <w:rFonts w:ascii="Arial" w:cs="Arial" w:eastAsia="Arial" w:hAnsi="Arial"/>
@@ -13463,7 +13463,7 @@
               <w:spacing w:after="10" w:before="0"/>
               <w:ind w:left="120"/>
             </w:pPr>
-            <w:hyperlink w:history="1" r:id="rIdtspkem1wskfq7nnbolxe7">
+            <w:hyperlink w:history="1" r:id="rIdtxrejbearmcpah1vngggh">
               <w:r>
                 <w:rPr>
                   <w:rFonts w:ascii="Arial" w:cs="Arial" w:eastAsia="Arial" w:hAnsi="Arial"/>
@@ -13658,7 +13658,7 @@
             <w:pPr>
               <w:spacing w:after="20" w:before="0"/>
             </w:pPr>
-            <w:hyperlink w:history="1" r:id="rId-b1biwkjakcxhv4_ud3np">
+            <w:hyperlink w:history="1" r:id="rIdvkhsn7vnqscznjwqk-9dw">
               <w:r>
                 <w:rPr>
                   <w:rFonts w:ascii="Arial" w:cs="Arial" w:eastAsia="Arial" w:hAnsi="Arial"/>
@@ -13691,7 +13691,7 @@
               <w:spacing w:after="10" w:before="0"/>
               <w:ind w:left="120"/>
             </w:pPr>
-            <w:hyperlink w:history="1" r:id="rId3d91_qxjy7sn1wvhm67sl">
+            <w:hyperlink w:history="1" r:id="rIdlpe083rul__jfdtlycnba">
               <w:r>
                 <w:rPr>
                   <w:rFonts w:ascii="Arial" w:cs="Arial" w:eastAsia="Arial" w:hAnsi="Arial"/>
@@ -13736,7 +13736,7 @@
             <w:pPr>
               <w:spacing w:after="20" w:before="0"/>
             </w:pPr>
-            <w:hyperlink w:history="1" r:id="rId95e5fnec0d-4yk0j90bit">
+            <w:hyperlink w:history="1" r:id="rId3kn7diodudbqgq9isveak">
               <w:r>
                 <w:rPr>
                   <w:rFonts w:ascii="Arial" w:cs="Arial" w:eastAsia="Arial" w:hAnsi="Arial"/>
@@ -13769,7 +13769,7 @@
               <w:spacing w:after="10" w:before="0"/>
               <w:ind w:left="120"/>
             </w:pPr>
-            <w:hyperlink w:history="1" r:id="rId_xvtvqczmhkdb4qwb7_oj">
+            <w:hyperlink w:history="1" r:id="rIdlim44uopr8rhc1izm5_vj">
               <w:r>
                 <w:rPr>
                   <w:rFonts w:ascii="Arial" w:cs="Arial" w:eastAsia="Arial" w:hAnsi="Arial"/>
@@ -13964,7 +13964,7 @@
             <w:pPr>
               <w:spacing w:after="20" w:before="0"/>
             </w:pPr>
-            <w:hyperlink w:history="1" r:id="rIdfwvaqlgpi0gjuuqt524w5">
+            <w:hyperlink w:history="1" r:id="rIdgilqe0xxisjh6rk9do5mi">
               <w:r>
                 <w:rPr>
                   <w:rFonts w:ascii="Arial" w:cs="Arial" w:eastAsia="Arial" w:hAnsi="Arial"/>
@@ -13997,7 +13997,7 @@
               <w:spacing w:after="10" w:before="0"/>
               <w:ind w:left="120"/>
             </w:pPr>
-            <w:hyperlink w:history="1" r:id="rIdze9hwxsmofq_xyclebzjb">
+            <w:hyperlink w:history="1" r:id="rIdtebj0kqvwlmgx7iq5pfnx">
               <w:r>
                 <w:rPr>
                   <w:rFonts w:ascii="Arial" w:cs="Arial" w:eastAsia="Arial" w:hAnsi="Arial"/>
@@ -14042,7 +14042,7 @@
             <w:pPr>
               <w:spacing w:after="20" w:before="0"/>
             </w:pPr>
-            <w:hyperlink w:history="1" r:id="rIdela2s6oiqlehp7r6pnipz">
+            <w:hyperlink w:history="1" r:id="rId7jg8l3_qis9hbhv9u6fof">
               <w:r>
                 <w:rPr>
                   <w:rFonts w:ascii="Arial" w:cs="Arial" w:eastAsia="Arial" w:hAnsi="Arial"/>
@@ -14075,7 +14075,7 @@
               <w:spacing w:after="10" w:before="0"/>
               <w:ind w:left="120"/>
             </w:pPr>
-            <w:hyperlink w:history="1" r:id="rIdj4ma_zcikhito6gmwbsio">
+            <w:hyperlink w:history="1" r:id="rIde2r-vhn084fghm3jljguf">
               <w:r>
                 <w:rPr>
                   <w:rFonts w:ascii="Arial" w:cs="Arial" w:eastAsia="Arial" w:hAnsi="Arial"/>
@@ -14270,7 +14270,7 @@
             <w:pPr>
               <w:spacing w:after="20" w:before="0"/>
             </w:pPr>
-            <w:hyperlink w:history="1" r:id="rIdyphjhzowikrx5r5arye9y">
+            <w:hyperlink w:history="1" r:id="rIdlb2bzo_yx_d5gs9mz0fzg">
               <w:r>
                 <w:rPr>
                   <w:rFonts w:ascii="Arial" w:cs="Arial" w:eastAsia="Arial" w:hAnsi="Arial"/>
@@ -14303,7 +14303,7 @@
               <w:spacing w:after="10" w:before="0"/>
               <w:ind w:left="120"/>
             </w:pPr>
-            <w:hyperlink w:history="1" r:id="rIdjbzjscnda4nz_et_c9n-k">
+            <w:hyperlink w:history="1" r:id="rIdxm0fqy7foenkxnkfwhdeo">
               <w:r>
                 <w:rPr>
                   <w:rFonts w:ascii="Arial" w:cs="Arial" w:eastAsia="Arial" w:hAnsi="Arial"/>
@@ -14348,7 +14348,7 @@
             <w:pPr>
               <w:spacing w:after="20" w:before="0"/>
             </w:pPr>
-            <w:hyperlink w:history="1" r:id="rIdol6_wckirmn8blw53aptv">
+            <w:hyperlink w:history="1" r:id="rIdnnrjpfqnzsapl77et0v-g">
               <w:r>
                 <w:rPr>
                   <w:rFonts w:ascii="Arial" w:cs="Arial" w:eastAsia="Arial" w:hAnsi="Arial"/>
@@ -14381,7 +14381,7 @@
               <w:spacing w:after="10" w:before="0"/>
               <w:ind w:left="120"/>
             </w:pPr>
-            <w:hyperlink w:history="1" r:id="rIdntswdnz5kl9gajespkphj">
+            <w:hyperlink w:history="1" r:id="rIdqv_legwlspjxhzt7jlo7m">
               <w:r>
                 <w:rPr>
                   <w:rFonts w:ascii="Arial" w:cs="Arial" w:eastAsia="Arial" w:hAnsi="Arial"/>
@@ -14576,7 +14576,7 @@
             <w:pPr>
               <w:spacing w:after="20" w:before="0"/>
             </w:pPr>
-            <w:hyperlink w:history="1" r:id="rIdox4ewx5egred8fg7l40cb">
+            <w:hyperlink w:history="1" r:id="rIds1nj_hiskmp1s2mhcrd2j">
               <w:r>
                 <w:rPr>
                   <w:rFonts w:ascii="Arial" w:cs="Arial" w:eastAsia="Arial" w:hAnsi="Arial"/>
@@ -14609,7 +14609,7 @@
               <w:spacing w:after="10" w:before="0"/>
               <w:ind w:left="120"/>
             </w:pPr>
-            <w:hyperlink w:history="1" r:id="rIdcnw_k_tge5fcexzql6px-">
+            <w:hyperlink w:history="1" r:id="rIdazfq1arjqsko4h-ch7ayd">
               <w:r>
                 <w:rPr>
                   <w:rFonts w:ascii="Arial" w:cs="Arial" w:eastAsia="Arial" w:hAnsi="Arial"/>
@@ -14654,7 +14654,7 @@
             <w:pPr>
               <w:spacing w:after="20" w:before="0"/>
             </w:pPr>
-            <w:hyperlink w:history="1" r:id="rIdi5-ok5j7da3lw4mjhsnub">
+            <w:hyperlink w:history="1" r:id="rId538qfvvamwta7mxswb_87">
               <w:r>
                 <w:rPr>
                   <w:rFonts w:ascii="Arial" w:cs="Arial" w:eastAsia="Arial" w:hAnsi="Arial"/>
@@ -14687,7 +14687,7 @@
               <w:spacing w:after="10" w:before="0"/>
               <w:ind w:left="120"/>
             </w:pPr>
-            <w:hyperlink w:history="1" r:id="rId31gdmfa_ov3uqbyp5lrxy">
+            <w:hyperlink w:history="1" r:id="rIdwtximomri70vw-yhi17hs">
               <w:r>
                 <w:rPr>
                   <w:rFonts w:ascii="Arial" w:cs="Arial" w:eastAsia="Arial" w:hAnsi="Arial"/>
@@ -16174,7 +16174,7 @@
             <w:pPr>
               <w:spacing w:after="20" w:before="0"/>
             </w:pPr>
-            <w:hyperlink w:history="1" r:id="rIdy78nzmeclfqgb3ixi3jig">
+            <w:hyperlink w:history="1" r:id="rIdxonrx3wuauw9llqwnkic4">
               <w:r>
                 <w:rPr>
                   <w:rFonts w:ascii="Arial" w:cs="Arial" w:eastAsia="Arial" w:hAnsi="Arial"/>
@@ -16207,7 +16207,7 @@
               <w:spacing w:after="10" w:before="0"/>
               <w:ind w:left="120"/>
             </w:pPr>
-            <w:hyperlink w:history="1" r:id="rIdd1qngmvh8k0hh7v4jsue9">
+            <w:hyperlink w:history="1" r:id="rIdiuujilg3pvbfzljd6mssa">
               <w:r>
                 <w:rPr>
                   <w:rFonts w:ascii="Arial" w:cs="Arial" w:eastAsia="Arial" w:hAnsi="Arial"/>
@@ -16252,7 +16252,7 @@
             <w:pPr>
               <w:spacing w:after="20" w:before="0"/>
             </w:pPr>
-            <w:hyperlink w:history="1" r:id="rIdxris3cszzrrx2psgyl6ac">
+            <w:hyperlink w:history="1" r:id="rIdcijdkcxe_9j9wlgufgd73">
               <w:r>
                 <w:rPr>
                   <w:rFonts w:ascii="Arial" w:cs="Arial" w:eastAsia="Arial" w:hAnsi="Arial"/>
@@ -16285,7 +16285,7 @@
               <w:spacing w:after="10" w:before="0"/>
               <w:ind w:left="120"/>
             </w:pPr>
-            <w:hyperlink w:history="1" r:id="rId1gdsntt00w9lrxdlcd7kw">
+            <w:hyperlink w:history="1" r:id="rIdpbetr7sekv3y-p3hjqlmx">
               <w:r>
                 <w:rPr>
                   <w:rFonts w:ascii="Arial" w:cs="Arial" w:eastAsia="Arial" w:hAnsi="Arial"/>
@@ -16480,7 +16480,7 @@
             <w:pPr>
               <w:spacing w:after="20" w:before="0"/>
             </w:pPr>
-            <w:hyperlink w:history="1" r:id="rIdl1c5zr1owtq_duov6y8ei">
+            <w:hyperlink w:history="1" r:id="rId0q0lyw4wvtcz3z64tn4bs">
               <w:r>
                 <w:rPr>
                   <w:rFonts w:ascii="Arial" w:cs="Arial" w:eastAsia="Arial" w:hAnsi="Arial"/>
@@ -16513,7 +16513,7 @@
               <w:spacing w:after="10" w:before="0"/>
               <w:ind w:left="120"/>
             </w:pPr>
-            <w:hyperlink w:history="1" r:id="rIdlrmy6jum1qyyy_se37y5f">
+            <w:hyperlink w:history="1" r:id="rIdeejbcj9lexcro0ensj6qe">
               <w:r>
                 <w:rPr>
                   <w:rFonts w:ascii="Arial" w:cs="Arial" w:eastAsia="Arial" w:hAnsi="Arial"/>
@@ -16558,7 +16558,7 @@
             <w:pPr>
               <w:spacing w:after="20" w:before="0"/>
             </w:pPr>
-            <w:hyperlink w:history="1" r:id="rIdaajqk9ul1xdvxlck7a0ec">
+            <w:hyperlink w:history="1" r:id="rIdzcm9gxpxzq1j_hhfnnwvm">
               <w:r>
                 <w:rPr>
                   <w:rFonts w:ascii="Arial" w:cs="Arial" w:eastAsia="Arial" w:hAnsi="Arial"/>
@@ -16591,7 +16591,7 @@
               <w:spacing w:after="10" w:before="0"/>
               <w:ind w:left="120"/>
             </w:pPr>
-            <w:hyperlink w:history="1" r:id="rIdfjyjogyq0bozqolfshfjy">
+            <w:hyperlink w:history="1" r:id="rIdx3mvyvz4hqxky_ztghd_i">
               <w:r>
                 <w:rPr>
                   <w:rFonts w:ascii="Arial" w:cs="Arial" w:eastAsia="Arial" w:hAnsi="Arial"/>
@@ -16786,7 +16786,7 @@
             <w:pPr>
               <w:spacing w:after="20" w:before="0"/>
             </w:pPr>
-            <w:hyperlink w:history="1" r:id="rIdhdegvgjbmnyfw5rbl-m3t">
+            <w:hyperlink w:history="1" r:id="rIdpxnxveflvnwvmzkwgnxxt">
               <w:r>
                 <w:rPr>
                   <w:rFonts w:ascii="Arial" w:cs="Arial" w:eastAsia="Arial" w:hAnsi="Arial"/>
@@ -16819,7 +16819,7 @@
               <w:spacing w:after="10" w:before="0"/>
               <w:ind w:left="120"/>
             </w:pPr>
-            <w:hyperlink w:history="1" r:id="rIdybqtfibggfzv4zd4w8h9z">
+            <w:hyperlink w:history="1" r:id="rIdm7avib8mw0eyfdzsacf6t">
               <w:r>
                 <w:rPr>
                   <w:rFonts w:ascii="Arial" w:cs="Arial" w:eastAsia="Arial" w:hAnsi="Arial"/>
@@ -16864,7 +16864,7 @@
             <w:pPr>
               <w:spacing w:after="20" w:before="0"/>
             </w:pPr>
-            <w:hyperlink w:history="1" r:id="rIdbqgh1tqmvfsf5tjjrsy9z">
+            <w:hyperlink w:history="1" r:id="rIdenddiqnynch3m3-xn7t0x">
               <w:r>
                 <w:rPr>
                   <w:rFonts w:ascii="Arial" w:cs="Arial" w:eastAsia="Arial" w:hAnsi="Arial"/>
@@ -16897,7 +16897,7 @@
               <w:spacing w:after="10" w:before="0"/>
               <w:ind w:left="120"/>
             </w:pPr>
-            <w:hyperlink w:history="1" r:id="rIdkjz150nnzxjrhnssncirh">
+            <w:hyperlink w:history="1" r:id="rIdcut3xgdk0o6oymz-4d5rg">
               <w:r>
                 <w:rPr>
                   <w:rFonts w:ascii="Arial" w:cs="Arial" w:eastAsia="Arial" w:hAnsi="Arial"/>
@@ -17092,7 +17092,7 @@
             <w:pPr>
               <w:spacing w:after="20" w:before="0"/>
             </w:pPr>
-            <w:hyperlink w:history="1" r:id="rIdnug47aowxfb-devf9_czp">
+            <w:hyperlink w:history="1" r:id="rId7x8ig3jvyfqaji4tvfvve">
               <w:r>
                 <w:rPr>
                   <w:rFonts w:ascii="Arial" w:cs="Arial" w:eastAsia="Arial" w:hAnsi="Arial"/>
@@ -17125,7 +17125,7 @@
               <w:spacing w:after="10" w:before="0"/>
               <w:ind w:left="120"/>
             </w:pPr>
-            <w:hyperlink w:history="1" r:id="rIdssaux3qrqjwullsulz6sd">
+            <w:hyperlink w:history="1" r:id="rIdsazubr2fifprf5yzyni5r">
               <w:r>
                 <w:rPr>
                   <w:rFonts w:ascii="Arial" w:cs="Arial" w:eastAsia="Arial" w:hAnsi="Arial"/>
@@ -17170,7 +17170,7 @@
             <w:pPr>
               <w:spacing w:after="20" w:before="0"/>
             </w:pPr>
-            <w:hyperlink w:history="1" r:id="rIdhjlh1j3ssylhw3iumgee2">
+            <w:hyperlink w:history="1" r:id="rIdgmknjanhv2g7jsq-mg-3o">
               <w:r>
                 <w:rPr>
                   <w:rFonts w:ascii="Arial" w:cs="Arial" w:eastAsia="Arial" w:hAnsi="Arial"/>
@@ -17203,7 +17203,7 @@
               <w:spacing w:after="10" w:before="0"/>
               <w:ind w:left="120"/>
             </w:pPr>
-            <w:hyperlink w:history="1" r:id="rIduj35xestg38reqwzt_b-6">
+            <w:hyperlink w:history="1" r:id="rIdg8ub-k7ad2li1dhkkkylf">
               <w:r>
                 <w:rPr>
                   <w:rFonts w:ascii="Arial" w:cs="Arial" w:eastAsia="Arial" w:hAnsi="Arial"/>
@@ -17398,7 +17398,7 @@
             <w:pPr>
               <w:spacing w:after="20" w:before="0"/>
             </w:pPr>
-            <w:hyperlink w:history="1" r:id="rIdyclyifcwqnwepfbib6i4k">
+            <w:hyperlink w:history="1" r:id="rIdnv4nbftg1f6sea9bgfavf">
               <w:r>
                 <w:rPr>
                   <w:rFonts w:ascii="Arial" w:cs="Arial" w:eastAsia="Arial" w:hAnsi="Arial"/>
@@ -17431,7 +17431,7 @@
               <w:spacing w:after="10" w:before="0"/>
               <w:ind w:left="120"/>
             </w:pPr>
-            <w:hyperlink w:history="1" r:id="rIdbgvzqu4crlxlv2lerkbeg">
+            <w:hyperlink w:history="1" r:id="rIds_he3cupblslz4ndxfrvf">
               <w:r>
                 <w:rPr>
                   <w:rFonts w:ascii="Arial" w:cs="Arial" w:eastAsia="Arial" w:hAnsi="Arial"/>
@@ -17476,7 +17476,7 @@
             <w:pPr>
               <w:spacing w:after="20" w:before="0"/>
             </w:pPr>
-            <w:hyperlink w:history="1" r:id="rIdtsfo3wnimzwyst8oawav4">
+            <w:hyperlink w:history="1" r:id="rIde8azgg-pbcvgxct51kplj">
               <w:r>
                 <w:rPr>
                   <w:rFonts w:ascii="Arial" w:cs="Arial" w:eastAsia="Arial" w:hAnsi="Arial"/>
@@ -17509,7 +17509,7 @@
               <w:spacing w:after="10" w:before="0"/>
               <w:ind w:left="120"/>
             </w:pPr>
-            <w:hyperlink w:history="1" r:id="rIdvew3ja_nabc5-9gfkl-k6">
+            <w:hyperlink w:history="1" r:id="rId6aviiy4dczolroamoqdkc">
               <w:r>
                 <w:rPr>
                   <w:rFonts w:ascii="Arial" w:cs="Arial" w:eastAsia="Arial" w:hAnsi="Arial"/>
@@ -19129,7 +19129,7 @@
             <w:pPr>
               <w:spacing w:after="20" w:before="0"/>
             </w:pPr>
-            <w:hyperlink w:history="1" r:id="rId9uvrxcyhcl3cu-i6n9wyq">
+            <w:hyperlink w:history="1" r:id="rIdmniaxisnpmshnk8rf8m9j">
               <w:r>
                 <w:rPr>
                   <w:rFonts w:ascii="Arial" w:cs="Arial" w:eastAsia="Arial" w:hAnsi="Arial"/>
@@ -19162,7 +19162,7 @@
               <w:spacing w:after="10" w:before="0"/>
               <w:ind w:left="120"/>
             </w:pPr>
-            <w:hyperlink w:history="1" r:id="rIduyxanchyfis1kt1zhmkt9">
+            <w:hyperlink w:history="1" r:id="rIdp2c13wh2zoeytxl_xvndi">
               <w:r>
                 <w:rPr>
                   <w:rFonts w:ascii="Arial" w:cs="Arial" w:eastAsia="Arial" w:hAnsi="Arial"/>
@@ -19207,7 +19207,7 @@
             <w:pPr>
               <w:spacing w:after="20" w:before="0"/>
             </w:pPr>
-            <w:hyperlink w:history="1" r:id="rId9vp6exohqb0dkiopp5nes">
+            <w:hyperlink w:history="1" r:id="rIdqjk7layooq-_y7_nroij0">
               <w:r>
                 <w:rPr>
                   <w:rFonts w:ascii="Arial" w:cs="Arial" w:eastAsia="Arial" w:hAnsi="Arial"/>
@@ -19240,7 +19240,7 @@
               <w:spacing w:after="10" w:before="0"/>
               <w:ind w:left="120"/>
             </w:pPr>
-            <w:hyperlink w:history="1" r:id="rId0gmqop-_jfe7l4leqf51h">
+            <w:hyperlink w:history="1" r:id="rIdw1prrcify4mavgrl-sry-">
               <w:r>
                 <w:rPr>
                   <w:rFonts w:ascii="Arial" w:cs="Arial" w:eastAsia="Arial" w:hAnsi="Arial"/>
@@ -19511,7 +19511,7 @@
             <w:pPr>
               <w:spacing w:after="20" w:before="0"/>
             </w:pPr>
-            <w:hyperlink w:history="1" r:id="rId2cqpmyulxlvh9j8fvcqcu">
+            <w:hyperlink w:history="1" r:id="rIda6mrqtkqtl1pwwj60jx0l">
               <w:r>
                 <w:rPr>
                   <w:rFonts w:ascii="Arial" w:cs="Arial" w:eastAsia="Arial" w:hAnsi="Arial"/>
@@ -19544,7 +19544,7 @@
               <w:spacing w:after="10" w:before="0"/>
               <w:ind w:left="120"/>
             </w:pPr>
-            <w:hyperlink w:history="1" r:id="rIdbss7dw4iunvwyqrq_rpt_">
+            <w:hyperlink w:history="1" r:id="rIdb1jgzs7trbvzjl5r8nn9d">
               <w:r>
                 <w:rPr>
                   <w:rFonts w:ascii="Arial" w:cs="Arial" w:eastAsia="Arial" w:hAnsi="Arial"/>
@@ -19589,7 +19589,7 @@
             <w:pPr>
               <w:spacing w:after="20" w:before="0"/>
             </w:pPr>
-            <w:hyperlink w:history="1" r:id="rIdvchmlqvv9nlv-bkkzmfpp">
+            <w:hyperlink w:history="1" r:id="rIdwl20w86w82jaq0fbq8vye">
               <w:r>
                 <w:rPr>
                   <w:rFonts w:ascii="Arial" w:cs="Arial" w:eastAsia="Arial" w:hAnsi="Arial"/>
@@ -19622,7 +19622,7 @@
               <w:spacing w:after="10" w:before="0"/>
               <w:ind w:left="120"/>
             </w:pPr>
-            <w:hyperlink w:history="1" r:id="rIda5a6tqfnsnkmjwri1gv6a">
+            <w:hyperlink w:history="1" r:id="rIdwui_ruw0ipy2nbptqbk-o">
               <w:r>
                 <w:rPr>
                   <w:rFonts w:ascii="Arial" w:cs="Arial" w:eastAsia="Arial" w:hAnsi="Arial"/>
@@ -20140,7 +20140,7 @@
             <w:pPr>
               <w:spacing w:after="20" w:before="0"/>
             </w:pPr>
-            <w:hyperlink w:history="1" r:id="rIdzskodnblqjp3oi5nlfbuk">
+            <w:hyperlink w:history="1" r:id="rIdcgi9oe6vzlsilbvlirm06">
               <w:r>
                 <w:rPr>
                   <w:rFonts w:ascii="Arial" w:cs="Arial" w:eastAsia="Arial" w:hAnsi="Arial"/>
@@ -20173,7 +20173,7 @@
               <w:spacing w:after="10" w:before="0"/>
               <w:ind w:left="120"/>
             </w:pPr>
-            <w:hyperlink w:history="1" r:id="rIdtzg5qlmszdlhqn4y7ipew">
+            <w:hyperlink w:history="1" r:id="rIdnv20okymnpfxg78amn7eq">
               <w:r>
                 <w:rPr>
                   <w:rFonts w:ascii="Arial" w:cs="Arial" w:eastAsia="Arial" w:hAnsi="Arial"/>
@@ -20218,7 +20218,7 @@
             <w:pPr>
               <w:spacing w:after="20" w:before="0"/>
             </w:pPr>
-            <w:hyperlink w:history="1" r:id="rIdccwxgmvvcrnnvtmymlm0j">
+            <w:hyperlink w:history="1" r:id="rIdp-4nfo2tmieqgorp5nefz">
               <w:r>
                 <w:rPr>
                   <w:rFonts w:ascii="Arial" w:cs="Arial" w:eastAsia="Arial" w:hAnsi="Arial"/>
@@ -20251,7 +20251,7 @@
               <w:spacing w:after="10" w:before="0"/>
               <w:ind w:left="120"/>
             </w:pPr>
-            <w:hyperlink w:history="1" r:id="rIdzyclpkxrum1_x3wknoml2">
+            <w:hyperlink w:history="1" r:id="rIdzm0eb7vpway0fmd9_26wu">
               <w:r>
                 <w:rPr>
                   <w:rFonts w:ascii="Arial" w:cs="Arial" w:eastAsia="Arial" w:hAnsi="Arial"/>
@@ -20788,7 +20788,7 @@
             <w:pPr>
               <w:spacing w:after="20" w:before="0"/>
             </w:pPr>
-            <w:hyperlink w:history="1" r:id="rIdopagppm2gbhcjcwajqks9">
+            <w:hyperlink w:history="1" r:id="rId_fsrhmvcqjrcfmsj7cd8o">
               <w:r>
                 <w:rPr>
                   <w:rFonts w:ascii="Arial" w:cs="Arial" w:eastAsia="Arial" w:hAnsi="Arial"/>
@@ -20821,7 +20821,7 @@
               <w:spacing w:after="10" w:before="0"/>
               <w:ind w:left="120"/>
             </w:pPr>
-            <w:hyperlink w:history="1" r:id="rIdp-8kqozs63mtlao_7phh9">
+            <w:hyperlink w:history="1" r:id="rIdrrcojdwsf2gbpwmvbixvm">
               <w:r>
                 <w:rPr>
                   <w:rFonts w:ascii="Arial" w:cs="Arial" w:eastAsia="Arial" w:hAnsi="Arial"/>
@@ -20866,7 +20866,7 @@
             <w:pPr>
               <w:spacing w:after="20" w:before="0"/>
             </w:pPr>
-            <w:hyperlink w:history="1" r:id="rIdtkuqqd0ilbwg8k8lsytdd">
+            <w:hyperlink w:history="1" r:id="rIdd-wufxt2fy2dqpgma11v7">
               <w:r>
                 <w:rPr>
                   <w:rFonts w:ascii="Arial" w:cs="Arial" w:eastAsia="Arial" w:hAnsi="Arial"/>
@@ -20899,7 +20899,7 @@
               <w:spacing w:after="10" w:before="0"/>
               <w:ind w:left="120"/>
             </w:pPr>
-            <w:hyperlink w:history="1" r:id="rIdatiqrzpr_9ynrv1zxx-md">
+            <w:hyperlink w:history="1" r:id="rIdedk-ipbo8padnlrmosuxu">
               <w:r>
                 <w:rPr>
                   <w:rFonts w:ascii="Arial" w:cs="Arial" w:eastAsia="Arial" w:hAnsi="Arial"/>
@@ -21151,7 +21151,7 @@
             <w:pPr>
               <w:spacing w:after="20" w:before="0"/>
             </w:pPr>
-            <w:hyperlink w:history="1" r:id="rIdnqid09yic9phy12pe0lha">
+            <w:hyperlink w:history="1" r:id="rIdcv9coikc-huylbvxfapjo">
               <w:r>
                 <w:rPr>
                   <w:rFonts w:ascii="Arial" w:cs="Arial" w:eastAsia="Arial" w:hAnsi="Arial"/>
@@ -21184,7 +21184,7 @@
               <w:spacing w:after="10" w:before="0"/>
               <w:ind w:left="120"/>
             </w:pPr>
-            <w:hyperlink w:history="1" r:id="rIdujeduwk6og1sz3kr5jsax">
+            <w:hyperlink w:history="1" r:id="rIdaa3ayss35umubeu0hmjs3">
               <w:r>
                 <w:rPr>
                   <w:rFonts w:ascii="Arial" w:cs="Arial" w:eastAsia="Arial" w:hAnsi="Arial"/>
@@ -21229,7 +21229,7 @@
             <w:pPr>
               <w:spacing w:after="20" w:before="0"/>
             </w:pPr>
-            <w:hyperlink w:history="1" r:id="rIdxq_q0kemqdoh0uohfkppt">
+            <w:hyperlink w:history="1" r:id="rIdrvlh2gvkmhgn8g-uvxwyv">
               <w:r>
                 <w:rPr>
                   <w:rFonts w:ascii="Arial" w:cs="Arial" w:eastAsia="Arial" w:hAnsi="Arial"/>
@@ -21262,7 +21262,7 @@
               <w:spacing w:after="10" w:before="0"/>
               <w:ind w:left="120"/>
             </w:pPr>
-            <w:hyperlink w:history="1" r:id="rId-i9sp9gjicxb7njmu0yak">
+            <w:hyperlink w:history="1" r:id="rIdzccbzdoyb0k8jega7cucm">
               <w:r>
                 <w:rPr>
                   <w:rFonts w:ascii="Arial" w:cs="Arial" w:eastAsia="Arial" w:hAnsi="Arial"/>
@@ -22863,7 +22863,7 @@
             <w:pPr>
               <w:spacing w:after="20" w:before="0"/>
             </w:pPr>
-            <w:hyperlink w:history="1" r:id="rId3n4x1h-ur1nnce8_xmldr">
+            <w:hyperlink w:history="1" r:id="rIdu_zs6f6q8og8zqv_giq-w">
               <w:r>
                 <w:rPr>
                   <w:rFonts w:ascii="Arial" w:cs="Arial" w:eastAsia="Arial" w:hAnsi="Arial"/>
@@ -22896,7 +22896,7 @@
               <w:spacing w:after="10" w:before="0"/>
               <w:ind w:left="120"/>
             </w:pPr>
-            <w:hyperlink w:history="1" r:id="rIddzzcwudjmjlekqfa3gcp1">
+            <w:hyperlink w:history="1" r:id="rIddg21xrduszjxwdrmd3icf">
               <w:r>
                 <w:rPr>
                   <w:rFonts w:ascii="Arial" w:cs="Arial" w:eastAsia="Arial" w:hAnsi="Arial"/>
@@ -22941,7 +22941,7 @@
             <w:pPr>
               <w:spacing w:after="20" w:before="0"/>
             </w:pPr>
-            <w:hyperlink w:history="1" r:id="rIdrrizidxkyxbce8sotxdx7">
+            <w:hyperlink w:history="1" r:id="rIddnyurwscd96_0herg7goo">
               <w:r>
                 <w:rPr>
                   <w:rFonts w:ascii="Arial" w:cs="Arial" w:eastAsia="Arial" w:hAnsi="Arial"/>
@@ -22974,7 +22974,7 @@
               <w:spacing w:after="10" w:before="0"/>
               <w:ind w:left="120"/>
             </w:pPr>
-            <w:hyperlink w:history="1" r:id="rId-po6loukx13j4avk_tmve">
+            <w:hyperlink w:history="1" r:id="rIdbgxsasktztqbplrymhicb">
               <w:r>
                 <w:rPr>
                   <w:rFonts w:ascii="Arial" w:cs="Arial" w:eastAsia="Arial" w:hAnsi="Arial"/>
@@ -23169,7 +23169,7 @@
             <w:pPr>
               <w:spacing w:after="20" w:before="0"/>
             </w:pPr>
-            <w:hyperlink w:history="1" r:id="rIdpo1nywh-f6ocuv33t_c5s">
+            <w:hyperlink w:history="1" r:id="rIdvtsn8ebzxhzqvja_ltloq">
               <w:r>
                 <w:rPr>
                   <w:rFonts w:ascii="Arial" w:cs="Arial" w:eastAsia="Arial" w:hAnsi="Arial"/>
@@ -23202,7 +23202,7 @@
               <w:spacing w:after="10" w:before="0"/>
               <w:ind w:left="120"/>
             </w:pPr>
-            <w:hyperlink w:history="1" r:id="rId2wky28c3sjo1uxccphrgq">
+            <w:hyperlink w:history="1" r:id="rIdmxk7okin5hghfrmvgpvux">
               <w:r>
                 <w:rPr>
                   <w:rFonts w:ascii="Arial" w:cs="Arial" w:eastAsia="Arial" w:hAnsi="Arial"/>
@@ -23247,7 +23247,7 @@
             <w:pPr>
               <w:spacing w:after="20" w:before="0"/>
             </w:pPr>
-            <w:hyperlink w:history="1" r:id="rIdvtgxydofbbek73wnbfkbl">
+            <w:hyperlink w:history="1" r:id="rIdsfxp0ni9sg5k3znklnnjz">
               <w:r>
                 <w:rPr>
                   <w:rFonts w:ascii="Arial" w:cs="Arial" w:eastAsia="Arial" w:hAnsi="Arial"/>
@@ -23280,7 +23280,7 @@
               <w:spacing w:after="10" w:before="0"/>
               <w:ind w:left="120"/>
             </w:pPr>
-            <w:hyperlink w:history="1" r:id="rIdecf6hy5h7dglpkvs4-h4z">
+            <w:hyperlink w:history="1" r:id="rIdpzn_ezh64shccknw2xq1b">
               <w:r>
                 <w:rPr>
                   <w:rFonts w:ascii="Arial" w:cs="Arial" w:eastAsia="Arial" w:hAnsi="Arial"/>
@@ -23475,7 +23475,7 @@
             <w:pPr>
               <w:spacing w:after="20" w:before="0"/>
             </w:pPr>
-            <w:hyperlink w:history="1" r:id="rId39pjavgn3wbfbafrwcgol">
+            <w:hyperlink w:history="1" r:id="rIddakpcsfevkw4a7xlikwt9">
               <w:r>
                 <w:rPr>
                   <w:rFonts w:ascii="Arial" w:cs="Arial" w:eastAsia="Arial" w:hAnsi="Arial"/>
@@ -23508,7 +23508,7 @@
               <w:spacing w:after="10" w:before="0"/>
               <w:ind w:left="120"/>
             </w:pPr>
-            <w:hyperlink w:history="1" r:id="rIdb2sw2ozwaosaqgziva-fk">
+            <w:hyperlink w:history="1" r:id="rIdsusbp3lgiot8bumhrca48">
               <w:r>
                 <w:rPr>
                   <w:rFonts w:ascii="Arial" w:cs="Arial" w:eastAsia="Arial" w:hAnsi="Arial"/>
@@ -23553,7 +23553,7 @@
             <w:pPr>
               <w:spacing w:after="20" w:before="0"/>
             </w:pPr>
-            <w:hyperlink w:history="1" r:id="rIdtxnreyju5dbuqd_ske4vj">
+            <w:hyperlink w:history="1" r:id="rIdeb9j9mwedxnypn4vdluf_">
               <w:r>
                 <w:rPr>
                   <w:rFonts w:ascii="Arial" w:cs="Arial" w:eastAsia="Arial" w:hAnsi="Arial"/>
@@ -23586,7 +23586,7 @@
               <w:spacing w:after="10" w:before="0"/>
               <w:ind w:left="120"/>
             </w:pPr>
-            <w:hyperlink w:history="1" r:id="rIda19e6fdon2rmyre66fwqh">
+            <w:hyperlink w:history="1" r:id="rIdnmbzyhena6l9fsvkilqau">
               <w:r>
                 <w:rPr>
                   <w:rFonts w:ascii="Arial" w:cs="Arial" w:eastAsia="Arial" w:hAnsi="Arial"/>
@@ -23781,7 +23781,7 @@
             <w:pPr>
               <w:spacing w:after="20" w:before="0"/>
             </w:pPr>
-            <w:hyperlink w:history="1" r:id="rIdeuzxkaxa9wx7rkgovdtq9">
+            <w:hyperlink w:history="1" r:id="rIdpfwjhpbct4tj092qvi8do">
               <w:r>
                 <w:rPr>
                   <w:rFonts w:ascii="Arial" w:cs="Arial" w:eastAsia="Arial" w:hAnsi="Arial"/>
@@ -23814,7 +23814,7 @@
               <w:spacing w:after="10" w:before="0"/>
               <w:ind w:left="120"/>
             </w:pPr>
-            <w:hyperlink w:history="1" r:id="rIdg03qmgzcw_w5dytuxxwzz">
+            <w:hyperlink w:history="1" r:id="rId_cm6valsd59t1v6lveuk4">
               <w:r>
                 <w:rPr>
                   <w:rFonts w:ascii="Arial" w:cs="Arial" w:eastAsia="Arial" w:hAnsi="Arial"/>
@@ -23859,7 +23859,7 @@
             <w:pPr>
               <w:spacing w:after="20" w:before="0"/>
             </w:pPr>
-            <w:hyperlink w:history="1" r:id="rIdx1d1oxodcncaigqpch2-h">
+            <w:hyperlink w:history="1" r:id="rId8a4cq83jqmsfdsiljutkg">
               <w:r>
                 <w:rPr>
                   <w:rFonts w:ascii="Arial" w:cs="Arial" w:eastAsia="Arial" w:hAnsi="Arial"/>
@@ -23892,7 +23892,7 @@
               <w:spacing w:after="10" w:before="0"/>
               <w:ind w:left="120"/>
             </w:pPr>
-            <w:hyperlink w:history="1" r:id="rIdrufvhpta-fnij5-ryakvf">
+            <w:hyperlink w:history="1" r:id="rIdeiaig2fdud-at1xjrhwd-">
               <w:r>
                 <w:rPr>
                   <w:rFonts w:ascii="Arial" w:cs="Arial" w:eastAsia="Arial" w:hAnsi="Arial"/>
@@ -24087,7 +24087,7 @@
             <w:pPr>
               <w:spacing w:after="20" w:before="0"/>
             </w:pPr>
-            <w:hyperlink w:history="1" r:id="rIdjuyvq7lqm_0dsnkhsrkxj">
+            <w:hyperlink w:history="1" r:id="rIdxzth5nitmtmdid0sffgfk">
               <w:r>
                 <w:rPr>
                   <w:rFonts w:ascii="Arial" w:cs="Arial" w:eastAsia="Arial" w:hAnsi="Arial"/>
@@ -24120,7 +24120,7 @@
               <w:spacing w:after="10" w:before="0"/>
               <w:ind w:left="120"/>
             </w:pPr>
-            <w:hyperlink w:history="1" r:id="rIdhwed0nc7ouxhhl19aenks">
+            <w:hyperlink w:history="1" r:id="rIdfbba4txrycbfgdmm90n6t">
               <w:r>
                 <w:rPr>
                   <w:rFonts w:ascii="Arial" w:cs="Arial" w:eastAsia="Arial" w:hAnsi="Arial"/>
@@ -24165,7 +24165,7 @@
             <w:pPr>
               <w:spacing w:after="20" w:before="0"/>
             </w:pPr>
-            <w:hyperlink w:history="1" r:id="rIdmiecfj6rwygbg553dzgmb">
+            <w:hyperlink w:history="1" r:id="rIdibvdqqpqsao-13yvrj1ui">
               <w:r>
                 <w:rPr>
                   <w:rFonts w:ascii="Arial" w:cs="Arial" w:eastAsia="Arial" w:hAnsi="Arial"/>
@@ -24198,7 +24198,7 @@
               <w:spacing w:after="10" w:before="0"/>
               <w:ind w:left="120"/>
             </w:pPr>
-            <w:hyperlink w:history="1" r:id="rId7fxuoyiewjjsw6mz_mo5-">
+            <w:hyperlink w:history="1" r:id="rId-jzloovkn_gpf8lama5ev">
               <w:r>
                 <w:rPr>
                   <w:rFonts w:ascii="Arial" w:cs="Arial" w:eastAsia="Arial" w:hAnsi="Arial"/>
